--- a/DOCUMENTATION.docx
+++ b/DOCUMENTATION.docx
@@ -7,13 +7,21 @@
         <w:pStyle w:val="Title"/>
       </w:pPr>
       <w:r>
-        <w:t>Account Customizer for WooCommerce — Documentation</w:t>
+        <w:t>How to Customize the WooCommerce My Account Page</w:t>
       </w:r>
     </w:p>
     <w:p>
       <w:r>
-        <w:t xml:space="preserve">Customize the WooCommerce </w:t>
-      </w:r>
+        <w:rPr>
+          <w:b/>
+        </w:rPr>
+        <w:t>Account Customizer for WooCommerce</w:t>
+      </w:r>
+      <w:r>
+        <w:t xml:space="preserve"> lets you completely rebuild the WooCommerce</w:t>
+      </w:r>
+    </w:p>
+    <w:p>
       <w:r>
         <w:rPr>
           <w:b/>
@@ -21,1107 +29,68 @@
         <w:t>My Account</w:t>
       </w:r>
       <w:r>
-        <w:t xml:space="preserve"> page: rebuild the navigation, add custom</w:t>
+        <w:t xml:space="preserve"> page — reorder and add menu items, create custom endpoints, links,</w:t>
       </w:r>
     </w:p>
     <w:p>
       <w:r>
-        <w:t>endpoints/links/pages/groups, style the menu live in the Customizer, apply</w:t>
+        <w:t>pages and groups, style everything live in the Customizer, apply one‑click starter</w:t>
       </w:r>
     </w:p>
     <w:p>
       <w:r>
-        <w:t>one‑click starter templates, add banners, a rich dashboard, and more.</w:t>
+        <w:t>templates, add banners, and enrich the dashboard.</w:t>
       </w:r>
     </w:p>
     <w:p>
-      <w:pPr>
-        <w:pStyle w:val="ListBullet"/>
-      </w:pPr>
+      <w:r>
+        <w:t>This guide walks through installation, the admin interface, endpoint setup, the</w:t>
+      </w:r>
+    </w:p>
+    <w:p>
+      <w:r>
+        <w:t>style Customizer, settings, and third‑party compatibility.</w:t>
+      </w:r>
+    </w:p>
+    <w:p>
+      <w:r>
+        <w:br/>
+      </w:r>
+    </w:p>
+    <w:p>
+      <w:pPr>
+        <w:pStyle w:val="Heading1"/>
+      </w:pPr>
+      <w:r>
+        <w:rPr>
+          <w:color w:val="2563EB"/>
+        </w:rPr>
+        <w:t>Installation</w:t>
+      </w:r>
+    </w:p>
+    <w:p>
+      <w:pPr>
+        <w:pStyle w:val="ListNumber"/>
+      </w:pPr>
+      <w:r>
+        <w:t xml:space="preserve">In WordPress admin, go to </w:t>
+      </w:r>
       <w:r>
         <w:rPr>
           <w:b/>
         </w:rPr>
-        <w:t>Requires:</w:t>
-      </w:r>
-      <w:r>
-        <w:t xml:space="preserve"> WordPress + WooCommerce, PHP 7.4+</w:t>
+        <w:t>Plugins → Add New → Upload Plugin</w:t>
+      </w:r>
+      <w:r>
+        <w:t>.</w:t>
       </w:r>
     </w:p>
     <w:p>
       <w:pPr>
-        <w:pStyle w:val="ListBullet"/>
-      </w:pPr>
-      <w:r>
-        <w:rPr>
-          <w:b/>
-        </w:rPr>
-        <w:t>Admin home:</w:t>
-      </w:r>
-      <w:r>
-        <w:t xml:space="preserve"> WP Admin → </w:t>
-      </w:r>
-      <w:r>
-        <w:rPr>
-          <w:b/>
-        </w:rPr>
-        <w:t>My Account</w:t>
-      </w:r>
-      <w:r>
-        <w:t xml:space="preserve"> (top‑level menu, WooCommerce capability)</w:t>
-      </w:r>
-    </w:p>
-    <w:p>
-      <w:pPr>
-        <w:pStyle w:val="ListBullet"/>
-      </w:pPr>
-      <w:r>
-        <w:rPr>
-          <w:b/>
-        </w:rPr>
-        <w:t>Where design lives:</w:t>
-      </w:r>
-      <w:r>
-        <w:t xml:space="preserve"> the </w:t>
-      </w:r>
-      <w:r>
-        <w:rPr>
-          <w:b/>
-        </w:rPr>
-        <w:t>Customizer</w:t>
-      </w:r>
-      <w:r>
-        <w:t xml:space="preserve"> (live preview). Behaviour/content lives in the plugin admin tabs.</w:t>
-      </w:r>
-    </w:p>
-    <w:p>
-      <w:r>
-        <w:br/>
-      </w:r>
-    </w:p>
-    <w:p>
-      <w:pPr>
-        <w:pStyle w:val="Heading1"/>
-      </w:pPr>
-      <w:r>
-        <w:rPr>
-          <w:color w:val="2563EB"/>
-        </w:rPr>
-        <w:t>Table of contents</w:t>
-      </w:r>
-    </w:p>
-    <w:p>
-      <w:pPr>
         <w:pStyle w:val="ListNumber"/>
       </w:pPr>
       <w:r>
-        <w:t>Admin overview</w:t>
-      </w:r>
-    </w:p>
-    <w:p>
-      <w:pPr>
-        <w:pStyle w:val="ListNumber"/>
-      </w:pPr>
-      <w:r>
-        <w:t>Menu Items (builder)</w:t>
-      </w:r>
-    </w:p>
-    <w:p>
-      <w:pPr>
-        <w:pStyle w:val="ListNumber"/>
-      </w:pPr>
-      <w:r>
-        <w:t>Item types: Endpoint, Group, Link, Page</w:t>
-      </w:r>
-    </w:p>
-    <w:p>
-      <w:pPr>
-        <w:pStyle w:val="ListNumber"/>
-      </w:pPr>
-      <w:r>
-        <w:t>Icons</w:t>
-      </w:r>
-    </w:p>
-    <w:p>
-      <w:pPr>
-        <w:pStyle w:val="ListNumber"/>
-      </w:pPr>
-      <w:r>
-        <w:t>Custom content — Classic &amp; Block editor</w:t>
-      </w:r>
-    </w:p>
-    <w:p>
-      <w:pPr>
-        <w:pStyle w:val="ListNumber"/>
-      </w:pPr>
-      <w:r>
-        <w:t>Visibility rules</w:t>
-      </w:r>
-    </w:p>
-    <w:p>
-      <w:pPr>
-        <w:pStyle w:val="ListNumber"/>
-      </w:pPr>
-      <w:r>
-        <w:t>Starter templates</w:t>
-      </w:r>
-    </w:p>
-    <w:p>
-      <w:pPr>
-        <w:pStyle w:val="ListNumber"/>
-      </w:pPr>
-      <w:r>
-        <w:t>Customizer — design options</w:t>
-      </w:r>
-    </w:p>
-    <w:p>
-      <w:pPr>
-        <w:pStyle w:val="ListNumber"/>
-      </w:pPr>
-      <w:r>
-        <w:t>Avatar block</w:t>
-      </w:r>
-    </w:p>
-    <w:p>
-      <w:pPr>
-        <w:pStyle w:val="ListNumber"/>
-      </w:pPr>
-      <w:r>
-        <w:t>Dashboard widgets</w:t>
-      </w:r>
-    </w:p>
-    <w:p>
-      <w:pPr>
-        <w:pStyle w:val="ListNumber"/>
-      </w:pPr>
-      <w:r>
-        <w:t>Banners</w:t>
-      </w:r>
-    </w:p>
-    <w:p>
-      <w:pPr>
-        <w:pStyle w:val="ListNumber"/>
-      </w:pPr>
-      <w:r>
-        <w:t>Settings tab</w:t>
-      </w:r>
-    </w:p>
-    <w:p>
-      <w:pPr>
-        <w:pStyle w:val="ListNumber"/>
-      </w:pPr>
-      <w:r>
-        <w:t>Import / Export</w:t>
-      </w:r>
-    </w:p>
-    <w:p>
-      <w:pPr>
-        <w:pStyle w:val="ListNumber"/>
-      </w:pPr>
-      <w:r>
-        <w:t>Smart tags</w:t>
-      </w:r>
-    </w:p>
-    <w:p>
-      <w:pPr>
-        <w:pStyle w:val="ListNumber"/>
-      </w:pPr>
-      <w:r>
-        <w:t>Shortcode / Widget / Block</w:t>
-      </w:r>
-    </w:p>
-    <w:p>
-      <w:pPr>
-        <w:pStyle w:val="ListNumber"/>
-      </w:pPr>
-      <w:r>
-        <w:t>Developer: build, hooks, templates</w:t>
-      </w:r>
-    </w:p>
-    <w:p>
-      <w:r>
-        <w:br/>
-      </w:r>
-    </w:p>
-    <w:p>
-      <w:pPr>
-        <w:pStyle w:val="Heading1"/>
-      </w:pPr>
-      <w:r>
-        <w:rPr>
-          <w:color w:val="2563EB"/>
-        </w:rPr>
-        <w:t>1. Admin overview</w:t>
-      </w:r>
-    </w:p>
-    <w:p>
-      <w:r>
-        <w:t xml:space="preserve">The plugin adds a top‑level </w:t>
-      </w:r>
-      <w:r>
-        <w:rPr>
-          <w:b/>
-        </w:rPr>
-        <w:t>My Account</w:t>
-      </w:r>
-      <w:r>
-        <w:t xml:space="preserve"> menu with tabs:</w:t>
-      </w:r>
-    </w:p>
-    <w:tbl>
-      <w:tblPr>
-        <w:tblStyle w:val="LightGrid-Accent1"/>
-        <w:tblW w:type="auto" w:w="0"/>
-        <w:jc w:val="left"/>
-        <w:tblLook w:firstColumn="1" w:firstRow="1" w:lastColumn="0" w:lastRow="0" w:noHBand="0" w:noVBand="1" w:val="04A0"/>
-      </w:tblPr>
-      <w:tblGrid>
-        <w:gridCol w:w="4320"/>
-        <w:gridCol w:w="4320"/>
-      </w:tblGrid>
-      <w:tr>
-        <w:tc>
-          <w:tcPr>
-            <w:tcW w:type="dxa" w:w="4320"/>
-          </w:tcPr>
-          <w:p>
-            <w:r>
-              <w:rPr>
-                <w:b/>
-              </w:rPr>
-            </w:r>
-            <w:r>
-              <w:rPr>
-                <w:b/>
-              </w:rPr>
-              <w:t>Tab</w:t>
-            </w:r>
-          </w:p>
-        </w:tc>
-        <w:tc>
-          <w:tcPr>
-            <w:tcW w:type="dxa" w:w="4320"/>
-          </w:tcPr>
-          <w:p>
-            <w:r>
-              <w:rPr>
-                <w:b/>
-              </w:rPr>
-            </w:r>
-            <w:r>
-              <w:rPr>
-                <w:b/>
-              </w:rPr>
-              <w:t>Purpose</w:t>
-            </w:r>
-          </w:p>
-        </w:tc>
-      </w:tr>
-      <w:tr>
-        <w:tc>
-          <w:tcPr>
-            <w:tcW w:type="dxa" w:w="4320"/>
-          </w:tcPr>
-          <w:p>
-            <w:r/>
-            <w:r>
-              <w:rPr>
-                <w:b/>
-              </w:rPr>
-              <w:t>Menu Items</w:t>
-            </w:r>
-          </w:p>
-        </w:tc>
-        <w:tc>
-          <w:tcPr>
-            <w:tcW w:type="dxa" w:w="4320"/>
-          </w:tcPr>
-          <w:p>
-            <w:r/>
-            <w:r>
-              <w:t>Build &amp; order the account menu (endpoints, groups, links, pages).</w:t>
-            </w:r>
-          </w:p>
-        </w:tc>
-      </w:tr>
-      <w:tr>
-        <w:tc>
-          <w:tcPr>
-            <w:tcW w:type="dxa" w:w="4320"/>
-          </w:tcPr>
-          <w:p>
-            <w:r/>
-            <w:r>
-              <w:rPr>
-                <w:b/>
-              </w:rPr>
-              <w:t>Templates</w:t>
-            </w:r>
-          </w:p>
-        </w:tc>
-        <w:tc>
-          <w:tcPr>
-            <w:tcW w:type="dxa" w:w="4320"/>
-          </w:tcPr>
-          <w:p>
-            <w:r/>
-            <w:r>
-              <w:t>One‑click starter designs.</w:t>
-            </w:r>
-          </w:p>
-        </w:tc>
-      </w:tr>
-      <w:tr>
-        <w:tc>
-          <w:tcPr>
-            <w:tcW w:type="dxa" w:w="4320"/>
-          </w:tcPr>
-          <w:p>
-            <w:r/>
-            <w:r>
-              <w:rPr>
-                <w:b/>
-              </w:rPr>
-              <w:t>Settings</w:t>
-            </w:r>
-          </w:p>
-        </w:tc>
-        <w:tc>
-          <w:tcPr>
-            <w:tcW w:type="dxa" w:w="4320"/>
-          </w:tcPr>
-          <w:p>
-            <w:r/>
-            <w:r>
-              <w:t>Behaviour: AJAX nav, default endpoint, redirects, guest message, view tracking, design presets, reset.</w:t>
-            </w:r>
-          </w:p>
-        </w:tc>
-      </w:tr>
-      <w:tr>
-        <w:tc>
-          <w:tcPr>
-            <w:tcW w:type="dxa" w:w="4320"/>
-          </w:tcPr>
-          <w:p>
-            <w:r/>
-            <w:r>
-              <w:rPr>
-                <w:b/>
-              </w:rPr>
-              <w:t>Customizer</w:t>
-            </w:r>
-          </w:p>
-        </w:tc>
-        <w:tc>
-          <w:tcPr>
-            <w:tcW w:type="dxa" w:w="4320"/>
-          </w:tcPr>
-          <w:p>
-            <w:r/>
-            <w:r>
-              <w:t>Opens the WP Customizer focused on the “My Account” panel (all visual styling).</w:t>
-            </w:r>
-          </w:p>
-        </w:tc>
-      </w:tr>
-      <w:tr>
-        <w:tc>
-          <w:tcPr>
-            <w:tcW w:type="dxa" w:w="4320"/>
-          </w:tcPr>
-          <w:p>
-            <w:r/>
-            <w:r>
-              <w:rPr>
-                <w:b/>
-              </w:rPr>
-              <w:t>Banners</w:t>
-            </w:r>
-          </w:p>
-        </w:tc>
-        <w:tc>
-          <w:tcPr>
-            <w:tcW w:type="dxa" w:w="4320"/>
-          </w:tcPr>
-          <w:p>
-            <w:r/>
-            <w:r>
-              <w:t>Reusable widget/image banners to attach to endpoints.</w:t>
-            </w:r>
-          </w:p>
-        </w:tc>
-      </w:tr>
-      <w:tr>
-        <w:tc>
-          <w:tcPr>
-            <w:tcW w:type="dxa" w:w="4320"/>
-          </w:tcPr>
-          <w:p>
-            <w:r/>
-            <w:r>
-              <w:rPr>
-                <w:b/>
-              </w:rPr>
-              <w:t>Import / Export</w:t>
-            </w:r>
-          </w:p>
-        </w:tc>
-        <w:tc>
-          <w:tcPr>
-            <w:tcW w:type="dxa" w:w="4320"/>
-          </w:tcPr>
-          <w:p>
-            <w:r/>
-            <w:r>
-              <w:t>Back up or move the whole configuration as JSON.</w:t>
-            </w:r>
-          </w:p>
-        </w:tc>
-      </w:tr>
-    </w:tbl>
-    <w:p/>
-    <w:p>
-      <w:pPr>
-        <w:pStyle w:val="Heading2"/>
-      </w:pPr>
-      <w:r>
-        <w:rPr>
-          <w:color w:val="2563EB"/>
-        </w:rPr>
-        <w:t>Header bar</w:t>
-      </w:r>
-    </w:p>
-    <w:p>
-      <w:r>
-        <w:t xml:space="preserve">The header has the </w:t>
-      </w:r>
-      <w:r>
-        <w:rPr>
-          <w:b/>
-        </w:rPr>
-        <w:t>tab navigation</w:t>
-      </w:r>
-      <w:r>
-        <w:t xml:space="preserve"> (left) and </w:t>
-      </w:r>
-      <w:r>
-        <w:rPr>
-          <w:b/>
-        </w:rPr>
-        <w:t>context action buttons</w:t>
-      </w:r>
-      <w:r>
-        <w:t xml:space="preserve"> (right), plus two </w:t>
-      </w:r>
-      <w:r>
-        <w:rPr>
-          <w:b/>
-        </w:rPr>
-        <w:t>floating buttons</w:t>
-      </w:r>
-      <w:r>
-        <w:t xml:space="preserve"> pinned to the screen’s right edge.</w:t>
-      </w:r>
-    </w:p>
-    <w:p>
-      <w:r>
-        <w:rPr>
-          <w:b/>
-        </w:rPr>
-        <w:t>Action buttons (top‑right), by tab:</w:t>
-      </w:r>
-    </w:p>
-    <w:tbl>
-      <w:tblPr>
-        <w:tblStyle w:val="LightGrid-Accent1"/>
-        <w:tblW w:type="auto" w:w="0"/>
-        <w:jc w:val="left"/>
-        <w:tblLook w:firstColumn="1" w:firstRow="1" w:lastColumn="0" w:lastRow="0" w:noHBand="0" w:noVBand="1" w:val="04A0"/>
-      </w:tblPr>
-      <w:tblGrid>
-        <w:gridCol w:w="4320"/>
-        <w:gridCol w:w="4320"/>
-      </w:tblGrid>
-      <w:tr>
-        <w:tc>
-          <w:tcPr>
-            <w:tcW w:type="dxa" w:w="4320"/>
-          </w:tcPr>
-          <w:p>
-            <w:r>
-              <w:rPr>
-                <w:b/>
-              </w:rPr>
-            </w:r>
-            <w:r>
-              <w:rPr>
-                <w:b/>
-              </w:rPr>
-              <w:t>Tab</w:t>
-            </w:r>
-          </w:p>
-        </w:tc>
-        <w:tc>
-          <w:tcPr>
-            <w:tcW w:type="dxa" w:w="4320"/>
-          </w:tcPr>
-          <w:p>
-            <w:r>
-              <w:rPr>
-                <w:b/>
-              </w:rPr>
-            </w:r>
-            <w:r>
-              <w:rPr>
-                <w:b/>
-              </w:rPr>
-              <w:t>Buttons</w:t>
-            </w:r>
-          </w:p>
-        </w:tc>
-      </w:tr>
-      <w:tr>
-        <w:tc>
-          <w:tcPr>
-            <w:tcW w:type="dxa" w:w="4320"/>
-          </w:tcPr>
-          <w:p>
-            <w:r/>
-            <w:r>
-              <w:t>Menu Items</w:t>
-            </w:r>
-          </w:p>
-        </w:tc>
-        <w:tc>
-          <w:tcPr>
-            <w:tcW w:type="dxa" w:w="4320"/>
-          </w:tcPr>
-          <w:p>
-            <w:r/>
-            <w:r>
-              <w:rPr>
-                <w:b/>
-              </w:rPr>
-              <w:t>Add endpoint</w:t>
-            </w:r>
-            <w:r>
-              <w:t xml:space="preserve">, </w:t>
-            </w:r>
-            <w:r>
-              <w:rPr>
-                <w:b/>
-              </w:rPr>
-              <w:t>Add group</w:t>
-            </w:r>
-            <w:r>
-              <w:t xml:space="preserve">, </w:t>
-            </w:r>
-            <w:r>
-              <w:rPr>
-                <w:b/>
-              </w:rPr>
-              <w:t>Add link</w:t>
-            </w:r>
-            <w:r>
-              <w:t xml:space="preserve">, </w:t>
-            </w:r>
-            <w:r>
-              <w:rPr>
-                <w:b/>
-              </w:rPr>
-              <w:t>Add page</w:t>
-            </w:r>
-          </w:p>
-        </w:tc>
-      </w:tr>
-      <w:tr>
-        <w:tc>
-          <w:tcPr>
-            <w:tcW w:type="dxa" w:w="4320"/>
-          </w:tcPr>
-          <w:p>
-            <w:r/>
-            <w:r>
-              <w:t>Banners</w:t>
-            </w:r>
-          </w:p>
-        </w:tc>
-        <w:tc>
-          <w:tcPr>
-            <w:tcW w:type="dxa" w:w="4320"/>
-          </w:tcPr>
-          <w:p>
-            <w:r/>
-            <w:r>
-              <w:rPr>
-                <w:b/>
-              </w:rPr>
-              <w:t>Add banner</w:t>
-            </w:r>
-          </w:p>
-        </w:tc>
-      </w:tr>
-    </w:tbl>
-    <w:p/>
-    <w:p>
-      <w:r>
-        <w:rPr>
-          <w:b/>
-        </w:rPr>
-        <w:t>Floating buttons (always visible on the admin page):</w:t>
-      </w:r>
-    </w:p>
-    <w:p>
-      <w:pPr>
-        <w:pStyle w:val="ListBullet"/>
-      </w:pPr>
-      <w:r>
-        <w:rPr>
-          <w:b/>
-        </w:rPr>
-        <w:t>Preview</w:t>
-      </w:r>
-      <w:r>
-        <w:t xml:space="preserve"> — opens the live My Account page in an in‑page overlay (iframe), no navigation away.</w:t>
-      </w:r>
-    </w:p>
-    <w:p>
-      <w:pPr>
-        <w:pStyle w:val="ListBullet"/>
-      </w:pPr>
-      <w:r>
-        <w:rPr>
-          <w:b/>
-        </w:rPr>
-        <w:t>View My Account</w:t>
-      </w:r>
-      <w:r>
-        <w:t xml:space="preserve"> — opens the live My Account page in a new tab.</w:t>
-      </w:r>
-    </w:p>
-    <w:p>
-      <w:r>
-        <w:t xml:space="preserve">There is also a </w:t>
-      </w:r>
-      <w:r>
-        <w:rPr>
-          <w:b/>
-        </w:rPr>
-        <w:t>second “Add banner”</w:t>
-      </w:r>
-      <w:r>
-        <w:t xml:space="preserve"> button directly beneath the banner list, and the </w:t>
-      </w:r>
-      <w:r>
-        <w:rPr>
-          <w:b/>
-        </w:rPr>
-        <w:t>Save changes</w:t>
-      </w:r>
-      <w:r>
-        <w:t xml:space="preserve"> button in each editor footer.</w:t>
-      </w:r>
-    </w:p>
-    <w:p>
-      <w:r>
-        <w:br/>
-      </w:r>
-    </w:p>
-    <w:p>
-      <w:pPr>
-        <w:pStyle w:val="Heading1"/>
-      </w:pPr>
-      <w:r>
-        <w:rPr>
-          <w:color w:val="2563EB"/>
-        </w:rPr>
-        <w:t>2. Menu Items (builder)</w:t>
-      </w:r>
-    </w:p>
-    <w:p>
-      <w:r>
-        <w:t>A two‑pane builder: the ordered list on the left, the selected item’s options on the right.</w:t>
-      </w:r>
-    </w:p>
-    <w:p>
-      <w:r>
-        <w:rPr>
-          <w:b/>
-        </w:rPr>
-        <w:t>Steps</w:t>
-      </w:r>
-    </w:p>
-    <w:p>
-      <w:pPr>
-        <w:pStyle w:val="ListNumber"/>
-      </w:pPr>
-      <w:r>
-        <w:t xml:space="preserve">Go to </w:t>
-      </w:r>
-      <w:r>
-        <w:rPr>
-          <w:b/>
-        </w:rPr>
-        <w:t>My Account → Menu Items</w:t>
-      </w:r>
-      <w:r>
-        <w:t>.</w:t>
-      </w:r>
-    </w:p>
-    <w:p>
-      <w:pPr>
-        <w:pStyle w:val="ListNumber"/>
-      </w:pPr>
-      <w:r>
-        <w:t xml:space="preserve">Click </w:t>
-      </w:r>
-      <w:r>
-        <w:rPr>
-          <w:b/>
-        </w:rPr>
-        <w:t>Add endpoint / Add group / Add link / Add page</w:t>
-      </w:r>
-      <w:r>
-        <w:t xml:space="preserve"> (top‑right) and type a label → </w:t>
-      </w:r>
-      <w:r>
-        <w:rPr>
-          <w:b/>
-        </w:rPr>
-        <w:t>Create</w:t>
-      </w:r>
-      <w:r>
-        <w:t>. New items land at the end.</w:t>
-      </w:r>
-    </w:p>
-    <w:p>
-      <w:pPr>
-        <w:pStyle w:val="ListNumber"/>
-      </w:pPr>
-      <w:r>
-        <w:t>Click a row to edit it in the right pane.</w:t>
-      </w:r>
-    </w:p>
-    <w:p>
-      <w:pPr>
-        <w:pStyle w:val="ListNumber"/>
-      </w:pPr>
-      <w:r>
-        <w:rPr>
-          <w:b/>
-        </w:rPr>
-        <w:t>Drag</w:t>
-      </w:r>
-      <w:r>
-        <w:t xml:space="preserve"> the handle to reorder; drag an item onto a group to nest it (one level).</w:t>
-      </w:r>
-    </w:p>
-    <w:p>
-      <w:pPr>
-        <w:pStyle w:val="ListNumber"/>
-      </w:pPr>
-      <w:r>
-        <w:t xml:space="preserve">Toggle the switch to enable/disable an item; use the copy icon to </w:t>
-      </w:r>
-      <w:r>
-        <w:rPr>
-          <w:b/>
-        </w:rPr>
-        <w:t>duplicate</w:t>
-      </w:r>
-      <w:r>
-        <w:t xml:space="preserve">, the trash icon to </w:t>
-      </w:r>
-      <w:r>
-        <w:rPr>
-          <w:b/>
-        </w:rPr>
-        <w:t>delete</w:t>
-      </w:r>
-      <w:r>
-        <w:t xml:space="preserve"> (default WooCommerce items can be disabled but not deleted).</w:t>
-      </w:r>
-    </w:p>
-    <w:p>
-      <w:pPr>
-        <w:pStyle w:val="ListNumber"/>
-      </w:pPr>
-      <w:r>
-        <w:t xml:space="preserve">Click </w:t>
-      </w:r>
-      <w:r>
-        <w:rPr>
-          <w:b/>
-        </w:rPr>
-        <w:t>Save changes</w:t>
-      </w:r>
-      <w:r>
-        <w:t xml:space="preserve"> (single save for the whole list).</w:t>
-      </w:r>
-    </w:p>
-    <w:p>
-      <w:r>
-        <w:br/>
-      </w:r>
-    </w:p>
-    <w:p>
-      <w:pPr>
-        <w:pStyle w:val="Heading1"/>
-      </w:pPr>
-      <w:r>
-        <w:rPr>
-          <w:color w:val="2563EB"/>
-        </w:rPr>
-        <w:t>3. Item types</w:t>
-      </w:r>
-    </w:p>
-    <w:p>
-      <w:pPr>
-        <w:pStyle w:val="ListBullet"/>
-      </w:pPr>
-      <w:r>
-        <w:rPr>
-          <w:b/>
-        </w:rPr>
-        <w:t>Endpoint</w:t>
-      </w:r>
-      <w:r>
-        <w:t xml:space="preserve"> — a real WooCommerce account endpoint (Dashboard, Orders, …) or your own. Can carry custom content + a banner.</w:t>
-      </w:r>
-    </w:p>
-    <w:p>
-      <w:pPr>
-        <w:pStyle w:val="ListBullet"/>
-      </w:pPr>
-      <w:r>
-        <w:rPr>
-          <w:b/>
-        </w:rPr>
-        <w:t>Group</w:t>
-      </w:r>
-      <w:r>
-        <w:t xml:space="preserve"> — a non‑clickable heading that expands/collapses to reveal child items (drag items into it). Default icon: folder.</w:t>
-      </w:r>
-    </w:p>
-    <w:p>
-      <w:pPr>
-        <w:pStyle w:val="ListBullet"/>
-      </w:pPr>
-      <w:r>
-        <w:rPr>
-          <w:b/>
-        </w:rPr>
-        <w:t>Link</w:t>
-      </w:r>
-      <w:r>
-        <w:t xml:space="preserve"> — points anywhere via a URL. Option: </w:t>
-      </w:r>
-      <w:r>
-        <w:rPr>
-          <w:b/>
-        </w:rPr>
-        <w:t>Open in new tab</w:t>
-      </w:r>
-      <w:r>
-        <w:t>. Default icon: link.</w:t>
-      </w:r>
-    </w:p>
-    <w:p>
-      <w:pPr>
-        <w:pStyle w:val="ListBullet"/>
-      </w:pPr>
-      <w:r>
-        <w:rPr>
-          <w:b/>
-        </w:rPr>
-        <w:t>Page</w:t>
-      </w:r>
-      <w:r>
-        <w:t xml:space="preserve"> — links to an existing WordPress </w:t>
-      </w:r>
-      <w:r>
-        <w:rPr>
-          <w:b/>
-        </w:rPr>
-        <w:t>Page</w:t>
-      </w:r>
-      <w:r>
-        <w:t xml:space="preserve"> (chosen from a dropdown); resolves to that page’s permalink. Option: </w:t>
-      </w:r>
-      <w:r>
-        <w:rPr>
-          <w:b/>
-        </w:rPr>
-        <w:t>Open in new tab</w:t>
-      </w:r>
-      <w:r>
-        <w:t>. Default icon: file.</w:t>
-      </w:r>
-    </w:p>
-    <w:p>
-      <w:r>
-        <w:br/>
-      </w:r>
-    </w:p>
-    <w:p>
-      <w:pPr>
-        <w:pStyle w:val="Heading1"/>
-      </w:pPr>
-      <w:r>
-        <w:rPr>
-          <w:color w:val="2563EB"/>
-        </w:rPr>
-        <w:t>4. Icons</w:t>
-      </w:r>
-    </w:p>
-    <w:p>
-      <w:r>
-        <w:t>Each item shows an icon. In the item’s options:</w:t>
-      </w:r>
-    </w:p>
-    <w:p>
-      <w:pPr>
-        <w:pStyle w:val="ListBullet"/>
-      </w:pPr>
-      <w:r>
-        <w:rPr>
-          <w:b/>
-        </w:rPr>
-        <w:t>Choose icon</w:t>
-      </w:r>
-      <w:r>
-        <w:t xml:space="preserve"> — pick a FontAwesome icon from the searchable dropdown.</w:t>
-      </w:r>
-    </w:p>
-    <w:p>
-      <w:pPr>
-        <w:pStyle w:val="ListBullet"/>
-      </w:pPr>
-      <w:r>
-        <w:rPr>
-          <w:b/>
-        </w:rPr>
-        <w:t>Upload icon</w:t>
-      </w:r>
-      <w:r>
-        <w:t xml:space="preserve"> — upload/select an image from the Media Library (overrides the FA icon).</w:t>
-      </w:r>
-    </w:p>
-    <w:p>
-      <w:r>
-        <w:t>Default WooCommerce endpoints ship with sensible FontAwesome defaults (Dashboard → tachometer, Orders → cart, etc.), and those defaults are pre‑selected in the picker.</w:t>
-      </w:r>
-    </w:p>
-    <w:p>
-      <w:r>
-        <w:br/>
-      </w:r>
-    </w:p>
-    <w:p>
-      <w:pPr>
-        <w:pStyle w:val="Heading1"/>
-      </w:pPr>
-      <w:r>
-        <w:rPr>
-          <w:color w:val="2563EB"/>
-        </w:rPr>
-        <w:t>5. Custom content — Classic &amp; Block editor</w:t>
-      </w:r>
-    </w:p>
-    <w:p>
-      <w:r>
-        <w:t xml:space="preserve">For </w:t>
-      </w:r>
-      <w:r>
-        <w:rPr>
-          <w:b/>
-        </w:rPr>
-        <w:t>Endpoint</w:t>
-      </w:r>
-      <w:r>
-        <w:t xml:space="preserve"> items you can add extra content shown on that endpoint.</w:t>
-      </w:r>
-    </w:p>
-    <w:p>
-      <w:r>
-        <w:rPr>
-          <w:b/>
-        </w:rPr>
-        <w:t>Steps</w:t>
-      </w:r>
-    </w:p>
-    <w:p>
-      <w:pPr>
-        <w:pStyle w:val="ListNumber"/>
-      </w:pPr>
-      <w:r>
-        <w:t xml:space="preserve">Select an endpoint → find </w:t>
-      </w:r>
-      <w:r>
-        <w:rPr>
-          <w:b/>
-        </w:rPr>
-        <w:t>Content editor</w:t>
-      </w:r>
-      <w:r>
-        <w:t>.</w:t>
-      </w:r>
-    </w:p>
-    <w:p>
-      <w:pPr>
-        <w:pStyle w:val="ListNumber"/>
-      </w:pPr>
-      <w:r>
-        <w:t xml:space="preserve">Choose </w:t>
-      </w:r>
-      <w:r>
-        <w:rPr>
-          <w:b/>
-        </w:rPr>
-        <w:t>Classic</w:t>
-      </w:r>
-      <w:r>
-        <w:t xml:space="preserve"> (TinyMCE) or </w:t>
-      </w:r>
-      <w:r>
-        <w:rPr>
-          <w:b/>
-        </w:rPr>
-        <w:t>Block</w:t>
-      </w:r>
-      <w:r>
-        <w:t xml:space="preserve"> (Gutenberg).</w:t>
-      </w:r>
-    </w:p>
-    <w:p>
-      <w:pPr>
-        <w:pStyle w:val="ListBullet"/>
-        <w:ind w:left="720"/>
-      </w:pPr>
-      <w:r>
-        <w:rPr>
-          <w:b/>
-        </w:rPr>
-        <w:t>Classic</w:t>
-      </w:r>
-      <w:r>
-        <w:t xml:space="preserve"> — the familiar visual/text editor with Add Media + smart‑tag button.</w:t>
-      </w:r>
-    </w:p>
-    <w:p>
-      <w:pPr>
-        <w:pStyle w:val="ListBullet"/>
-        <w:ind w:left="720"/>
-      </w:pPr>
-      <w:r>
-        <w:rPr>
-          <w:b/>
-        </w:rPr>
-        <w:t>Block</w:t>
-      </w:r>
-      <w:r>
-        <w:t xml:space="preserve"> — a standalone block editor (paragraphs, headings, images, buttons, columns, embeds, etc.). Block markup is stored and rendered with </w:t>
+        <w:t>Upload the plugin ZIP (</w:t>
       </w:r>
       <w:r>
         <w:rPr>
@@ -1129,10 +98,19 @@
           <w:color w:val="B32D2E"/>
           <w:sz w:val="19"/>
         </w:rPr>
-        <w:t>do_blocks()</w:t>
-      </w:r>
-      <w:r>
-        <w:t xml:space="preserve"> + oEmbed on the front end.</w:t>
+        <w:t>account-customizer-for-woocommerce.zip</w:t>
+      </w:r>
+      <w:r>
+        <w:t xml:space="preserve">) and click </w:t>
+      </w:r>
+      <w:r>
+        <w:rPr>
+          <w:b/>
+        </w:rPr>
+        <w:t>Install Now</w:t>
+      </w:r>
+      <w:r>
+        <w:t>.</w:t>
       </w:r>
     </w:p>
     <w:p>
@@ -1140,8 +118,735 @@
         <w:pStyle w:val="ListNumber"/>
       </w:pPr>
       <w:r>
-        <w:t xml:space="preserve">Set </w:t>
-      </w:r>
+        <w:t xml:space="preserve">Click </w:t>
+      </w:r>
+      <w:r>
+        <w:rPr>
+          <w:b/>
+        </w:rPr>
+        <w:t>Activate</w:t>
+      </w:r>
+      <w:r>
+        <w:t>. WooCommerce must be installed and active.</w:t>
+      </w:r>
+    </w:p>
+    <w:p>
+      <w:pPr>
+        <w:pStyle w:val="ListNumber"/>
+      </w:pPr>
+      <w:r>
+        <w:t xml:space="preserve">A new top‑level </w:t>
+      </w:r>
+      <w:r>
+        <w:rPr>
+          <w:b/>
+        </w:rPr>
+        <w:t>My Account</w:t>
+      </w:r>
+      <w:r>
+        <w:t xml:space="preserve"> menu appears in the admin sidebar. Open it to start.</w:t>
+      </w:r>
+    </w:p>
+    <w:p>
+      <w:pPr>
+        <w:ind w:left="432"/>
+      </w:pPr>
+      <w:r>
+        <w:rPr>
+          <w:i/>
+          <w:color w:val="646970"/>
+        </w:rPr>
+        <w:t>Requires WordPress, WooCommerce 6.0+, and PHP 7.4+.</w:t>
+      </w:r>
+    </w:p>
+    <w:p>
+      <w:r>
+        <w:br/>
+      </w:r>
+    </w:p>
+    <w:p>
+      <w:pPr>
+        <w:pStyle w:val="Heading1"/>
+      </w:pPr>
+      <w:r>
+        <w:rPr>
+          <w:color w:val="2563EB"/>
+        </w:rPr>
+        <w:t>Admin Interface Overview</w:t>
+      </w:r>
+    </w:p>
+    <w:p>
+      <w:r>
+        <w:t xml:space="preserve">The plugin admin (WP Admin → </w:t>
+      </w:r>
+      <w:r>
+        <w:rPr>
+          <w:b/>
+        </w:rPr>
+        <w:t>My Account</w:t>
+      </w:r>
+      <w:r>
+        <w:t>) is organised into a header bar and a</w:t>
+      </w:r>
+    </w:p>
+    <w:p>
+      <w:r>
+        <w:t>working area. It has four regions.</w:t>
+      </w:r>
+    </w:p>
+    <w:p>
+      <w:pPr>
+        <w:pStyle w:val="Heading2"/>
+      </w:pPr>
+      <w:r>
+        <w:rPr>
+          <w:color w:val="2563EB"/>
+        </w:rPr>
+        <w:t>1. Top Section</w:t>
+      </w:r>
+    </w:p>
+    <w:p>
+      <w:r>
+        <w:t>The header bar contains:</w:t>
+      </w:r>
+    </w:p>
+    <w:p>
+      <w:pPr>
+        <w:pStyle w:val="ListBullet"/>
+      </w:pPr>
+      <w:r>
+        <w:rPr>
+          <w:b/>
+        </w:rPr>
+        <w:t>Tab navigation</w:t>
+      </w:r>
+      <w:r>
+        <w:t xml:space="preserve"> — </w:t>
+      </w:r>
+      <w:r>
+        <w:rPr>
+          <w:i/>
+        </w:rPr>
+        <w:t>Menu Items, Templates, Settings, Customizer, Banners, Import / Export</w:t>
+      </w:r>
+      <w:r>
+        <w:t>.</w:t>
+      </w:r>
+    </w:p>
+    <w:p>
+      <w:pPr>
+        <w:pStyle w:val="ListBullet"/>
+      </w:pPr>
+      <w:r>
+        <w:rPr>
+          <w:b/>
+        </w:rPr>
+        <w:t>Action buttons</w:t>
+      </w:r>
+      <w:r>
+        <w:t xml:space="preserve"> (top‑right), which change per tab:</w:t>
+      </w:r>
+    </w:p>
+    <w:p>
+      <w:pPr>
+        <w:pStyle w:val="ListBullet"/>
+        <w:ind w:left="720"/>
+      </w:pPr>
+      <w:r>
+        <w:rPr>
+          <w:i/>
+        </w:rPr>
+        <w:t>Menu Items:</w:t>
+      </w:r>
+      <w:r>
+        <w:t xml:space="preserve"> </w:t>
+      </w:r>
+      <w:r>
+        <w:rPr>
+          <w:b/>
+        </w:rPr>
+        <w:t>Add endpoint</w:t>
+      </w:r>
+      <w:r>
+        <w:t xml:space="preserve">, </w:t>
+      </w:r>
+      <w:r>
+        <w:rPr>
+          <w:b/>
+        </w:rPr>
+        <w:t>Add group</w:t>
+      </w:r>
+      <w:r>
+        <w:t xml:space="preserve">, </w:t>
+      </w:r>
+      <w:r>
+        <w:rPr>
+          <w:b/>
+        </w:rPr>
+        <w:t>Add link</w:t>
+      </w:r>
+      <w:r>
+        <w:t xml:space="preserve">, </w:t>
+      </w:r>
+      <w:r>
+        <w:rPr>
+          <w:b/>
+        </w:rPr>
+        <w:t>Add page</w:t>
+      </w:r>
+      <w:r>
+        <w:t>.</w:t>
+      </w:r>
+    </w:p>
+    <w:p>
+      <w:pPr>
+        <w:pStyle w:val="ListBullet"/>
+        <w:ind w:left="720"/>
+      </w:pPr>
+      <w:r>
+        <w:rPr>
+          <w:i/>
+        </w:rPr>
+        <w:t>Banners:</w:t>
+      </w:r>
+      <w:r>
+        <w:t xml:space="preserve"> </w:t>
+      </w:r>
+      <w:r>
+        <w:rPr>
+          <w:b/>
+        </w:rPr>
+        <w:t>Add banner</w:t>
+      </w:r>
+      <w:r>
+        <w:t>.</w:t>
+      </w:r>
+    </w:p>
+    <w:p>
+      <w:pPr>
+        <w:pStyle w:val="ListBullet"/>
+      </w:pPr>
+      <w:r>
+        <w:rPr>
+          <w:b/>
+        </w:rPr>
+        <w:t>Floating buttons</w:t>
+      </w:r>
+      <w:r>
+        <w:t xml:space="preserve"> (pinned to the right edge, always available):</w:t>
+      </w:r>
+    </w:p>
+    <w:p>
+      <w:pPr>
+        <w:pStyle w:val="ListBullet"/>
+        <w:ind w:left="720"/>
+      </w:pPr>
+      <w:r>
+        <w:rPr>
+          <w:b/>
+        </w:rPr>
+        <w:t>Preview</w:t>
+      </w:r>
+      <w:r>
+        <w:t xml:space="preserve"> — opens the live My Account page in an in‑page overlay.</w:t>
+      </w:r>
+    </w:p>
+    <w:p>
+      <w:pPr>
+        <w:pStyle w:val="ListBullet"/>
+        <w:ind w:left="720"/>
+      </w:pPr>
+      <w:r>
+        <w:rPr>
+          <w:b/>
+        </w:rPr>
+        <w:t>View My Account</w:t>
+      </w:r>
+      <w:r>
+        <w:t xml:space="preserve"> — opens the live page in a new browser tab.</w:t>
+      </w:r>
+    </w:p>
+    <w:p>
+      <w:pPr>
+        <w:pStyle w:val="Heading2"/>
+      </w:pPr>
+      <w:r>
+        <w:rPr>
+          <w:color w:val="2563EB"/>
+        </w:rPr>
+        <w:t>2. Left Panel</w:t>
+      </w:r>
+    </w:p>
+    <w:p>
+      <w:r>
+        <w:t xml:space="preserve">On </w:t>
+      </w:r>
+      <w:r>
+        <w:rPr>
+          <w:b/>
+        </w:rPr>
+        <w:t>Menu Items</w:t>
+      </w:r>
+      <w:r>
+        <w:t xml:space="preserve"> and </w:t>
+      </w:r>
+      <w:r>
+        <w:rPr>
+          <w:b/>
+        </w:rPr>
+        <w:t>Banners</w:t>
+      </w:r>
+      <w:r>
+        <w:t xml:space="preserve">, the left panel is the </w:t>
+      </w:r>
+      <w:r>
+        <w:rPr>
+          <w:b/>
+        </w:rPr>
+        <w:t>ordered list</w:t>
+      </w:r>
+      <w:r>
+        <w:t xml:space="preserve"> of items.</w:t>
+      </w:r>
+    </w:p>
+    <w:p>
+      <w:r>
+        <w:t>Each row shows the icon, label, a type badge, an enable/disable switch, and</w:t>
+      </w:r>
+    </w:p>
+    <w:p>
+      <w:r>
+        <w:t>duplicate/delete controls. Drag the handle to reorder or to nest items into groups.</w:t>
+      </w:r>
+    </w:p>
+    <w:p>
+      <w:pPr>
+        <w:pStyle w:val="Heading2"/>
+      </w:pPr>
+      <w:r>
+        <w:rPr>
+          <w:color w:val="2563EB"/>
+        </w:rPr>
+        <w:t>3. Main Content Area</w:t>
+      </w:r>
+    </w:p>
+    <w:p>
+      <w:r>
+        <w:t xml:space="preserve">Selecting a row opens its </w:t>
+      </w:r>
+      <w:r>
+        <w:rPr>
+          <w:b/>
+        </w:rPr>
+        <w:t>options</w:t>
+      </w:r>
+      <w:r>
+        <w:t xml:space="preserve"> in the main area on the right — labels, icon,</w:t>
+      </w:r>
+    </w:p>
+    <w:p>
+      <w:r>
+        <w:t xml:space="preserve">content, visibility, banners and more (see </w:t>
+      </w:r>
+      <w:r>
+        <w:rPr>
+          <w:i/>
+        </w:rPr>
+        <w:t>Endpoints Customization Options</w:t>
+      </w:r>
+      <w:r>
+        <w:t>).</w:t>
+      </w:r>
+    </w:p>
+    <w:p>
+      <w:pPr>
+        <w:pStyle w:val="Heading2"/>
+      </w:pPr>
+      <w:r>
+        <w:rPr>
+          <w:color w:val="2563EB"/>
+        </w:rPr>
+        <w:t>4. Bottom Section</w:t>
+      </w:r>
+    </w:p>
+    <w:p>
+      <w:r>
+        <w:t xml:space="preserve">Each editor ends with a </w:t>
+      </w:r>
+      <w:r>
+        <w:rPr>
+          <w:b/>
+        </w:rPr>
+        <w:t>Save changes</w:t>
+      </w:r>
+      <w:r>
+        <w:t xml:space="preserve"> action. A </w:t>
+      </w:r>
+      <w:r>
+        <w:rPr>
+          <w:b/>
+        </w:rPr>
+        <w:t>toast</w:t>
+      </w:r>
+      <w:r>
+        <w:t xml:space="preserve"> notification confirms</w:t>
+      </w:r>
+    </w:p>
+    <w:p>
+      <w:r>
+        <w:t xml:space="preserve">the save. On the Settings tab you’ll also find </w:t>
+      </w:r>
+      <w:r>
+        <w:rPr>
+          <w:b/>
+        </w:rPr>
+        <w:t>Design presets</w:t>
+      </w:r>
+      <w:r>
+        <w:t xml:space="preserve"> and </w:t>
+      </w:r>
+      <w:r>
+        <w:rPr>
+          <w:b/>
+        </w:rPr>
+        <w:t>Reset all settings</w:t>
+      </w:r>
+      <w:r>
+        <w:t>.</w:t>
+      </w:r>
+    </w:p>
+    <w:p>
+      <w:r>
+        <w:br/>
+      </w:r>
+    </w:p>
+    <w:p>
+      <w:pPr>
+        <w:pStyle w:val="Heading1"/>
+      </w:pPr>
+      <w:r>
+        <w:rPr>
+          <w:color w:val="2563EB"/>
+        </w:rPr>
+        <w:t>Endpoints Setup and Configuration</w:t>
+      </w:r>
+    </w:p>
+    <w:p>
+      <w:r>
+        <w:t xml:space="preserve">Menu items are managed on the </w:t>
+      </w:r>
+      <w:r>
+        <w:rPr>
+          <w:b/>
+        </w:rPr>
+        <w:t>Menu Items</w:t>
+      </w:r>
+      <w:r>
+        <w:t xml:space="preserve"> tab. There are four item types:</w:t>
+      </w:r>
+    </w:p>
+    <w:p>
+      <w:pPr>
+        <w:pStyle w:val="ListBullet"/>
+      </w:pPr>
+      <w:r>
+        <w:rPr>
+          <w:b/>
+        </w:rPr>
+        <w:t>Endpoint</w:t>
+      </w:r>
+      <w:r>
+        <w:t xml:space="preserve"> — a real My Account endpoint (Dashboard, Orders, …) or a custom one, with optional custom content and a banner.</w:t>
+      </w:r>
+    </w:p>
+    <w:p>
+      <w:pPr>
+        <w:pStyle w:val="ListBullet"/>
+      </w:pPr>
+      <w:r>
+        <w:rPr>
+          <w:b/>
+        </w:rPr>
+        <w:t>Group</w:t>
+      </w:r>
+      <w:r>
+        <w:t xml:space="preserve"> — a collapsible heading that contains child items.</w:t>
+      </w:r>
+    </w:p>
+    <w:p>
+      <w:pPr>
+        <w:pStyle w:val="ListBullet"/>
+      </w:pPr>
+      <w:r>
+        <w:rPr>
+          <w:b/>
+        </w:rPr>
+        <w:t>Link</w:t>
+      </w:r>
+      <w:r>
+        <w:t xml:space="preserve"> — points to any URL.</w:t>
+      </w:r>
+    </w:p>
+    <w:p>
+      <w:pPr>
+        <w:pStyle w:val="ListBullet"/>
+      </w:pPr>
+      <w:r>
+        <w:rPr>
+          <w:b/>
+        </w:rPr>
+        <w:t>Page</w:t>
+      </w:r>
+      <w:r>
+        <w:t xml:space="preserve"> — points to an existing WordPress Page.</w:t>
+      </w:r>
+    </w:p>
+    <w:p>
+      <w:pPr>
+        <w:pStyle w:val="Heading2"/>
+      </w:pPr>
+      <w:r>
+        <w:rPr>
+          <w:color w:val="2563EB"/>
+        </w:rPr>
+        <w:t>Endpoint Controls</w:t>
+      </w:r>
+    </w:p>
+    <w:p>
+      <w:r>
+        <w:t>For each item in the left list:</w:t>
+      </w:r>
+    </w:p>
+    <w:p>
+      <w:pPr>
+        <w:pStyle w:val="ListBullet"/>
+      </w:pPr>
+      <w:r>
+        <w:rPr>
+          <w:b/>
+        </w:rPr>
+        <w:t>Drag handle</w:t>
+      </w:r>
+      <w:r>
+        <w:t xml:space="preserve"> — reorder items, or drag an item onto a group to nest it (one level deep).</w:t>
+      </w:r>
+    </w:p>
+    <w:p>
+      <w:pPr>
+        <w:pStyle w:val="ListBullet"/>
+      </w:pPr>
+      <w:r>
+        <w:rPr>
+          <w:b/>
+        </w:rPr>
+        <w:t>Enable/disable switch</w:t>
+      </w:r>
+      <w:r>
+        <w:t xml:space="preserve"> — show or hide the item without deleting it.</w:t>
+      </w:r>
+    </w:p>
+    <w:p>
+      <w:pPr>
+        <w:pStyle w:val="ListBullet"/>
+      </w:pPr>
+      <w:r>
+        <w:rPr>
+          <w:b/>
+        </w:rPr>
+        <w:t>Duplicate</w:t>
+      </w:r>
+      <w:r>
+        <w:t xml:space="preserve"> — copy an item.</w:t>
+      </w:r>
+    </w:p>
+    <w:p>
+      <w:pPr>
+        <w:pStyle w:val="ListBullet"/>
+      </w:pPr>
+      <w:r>
+        <w:rPr>
+          <w:b/>
+        </w:rPr>
+        <w:t>Delete</w:t>
+      </w:r>
+      <w:r>
+        <w:t xml:space="preserve"> — remove a custom item. </w:t>
+      </w:r>
+      <w:r>
+        <w:rPr>
+          <w:i/>
+        </w:rPr>
+        <w:t>Default WooCommerce items can be disabled but not deleted.</w:t>
+      </w:r>
+    </w:p>
+    <w:p>
+      <w:pPr>
+        <w:pStyle w:val="Heading2"/>
+      </w:pPr>
+      <w:r>
+        <w:rPr>
+          <w:color w:val="2563EB"/>
+        </w:rPr>
+        <w:t>Endpoints Customization Options</w:t>
+      </w:r>
+    </w:p>
+    <w:p>
+      <w:r>
+        <w:t>Selecting an endpoint reveals these options:</w:t>
+      </w:r>
+    </w:p>
+    <w:p>
+      <w:pPr>
+        <w:pStyle w:val="ListBullet"/>
+      </w:pPr>
+      <w:r>
+        <w:rPr>
+          <w:b/>
+        </w:rPr>
+        <w:t>Endpoint label</w:t>
+      </w:r>
+      <w:r>
+        <w:t xml:space="preserve"> — the text shown in the menu.</w:t>
+      </w:r>
+    </w:p>
+    <w:p>
+      <w:pPr>
+        <w:pStyle w:val="ListBullet"/>
+      </w:pPr>
+      <w:r>
+        <w:rPr>
+          <w:b/>
+        </w:rPr>
+        <w:t>Endpoint icon</w:t>
+      </w:r>
+      <w:r>
+        <w:t xml:space="preserve"> — </w:t>
+      </w:r>
+      <w:r>
+        <w:rPr>
+          <w:b/>
+        </w:rPr>
+        <w:t>Choose icon</w:t>
+      </w:r>
+      <w:r>
+        <w:t xml:space="preserve"> (searchable FontAwesome picker) or </w:t>
+      </w:r>
+      <w:r>
+        <w:rPr>
+          <w:b/>
+        </w:rPr>
+        <w:t>Upload icon</w:t>
+      </w:r>
+      <w:r>
+        <w:t xml:space="preserve"> (image from the Media Library).</w:t>
+      </w:r>
+    </w:p>
+    <w:p>
+      <w:pPr>
+        <w:pStyle w:val="ListBullet"/>
+      </w:pPr>
+      <w:r>
+        <w:rPr>
+          <w:b/>
+        </w:rPr>
+        <w:t>CSS class</w:t>
+      </w:r>
+      <w:r>
+        <w:t xml:space="preserve"> — extra class on the menu item.</w:t>
+      </w:r>
+    </w:p>
+    <w:p>
+      <w:pPr>
+        <w:pStyle w:val="ListBullet"/>
+      </w:pPr>
+      <w:r>
+        <w:rPr>
+          <w:b/>
+        </w:rPr>
+        <w:t>User roles</w:t>
+      </w:r>
+      <w:r>
+        <w:t xml:space="preserve"> — restrict the item to selected roles (empty = everyone).</w:t>
+      </w:r>
+    </w:p>
+    <w:p>
+      <w:pPr>
+        <w:pStyle w:val="ListBullet"/>
+      </w:pPr>
+      <w:r>
+        <w:rPr>
+          <w:b/>
+        </w:rPr>
+        <w:t>Show from / Show until</w:t>
+      </w:r>
+      <w:r>
+        <w:t xml:space="preserve"> — date window during which the item appears.</w:t>
+      </w:r>
+    </w:p>
+    <w:p>
+      <w:pPr>
+        <w:pStyle w:val="ListBullet"/>
+      </w:pPr>
+      <w:r>
+        <w:rPr>
+          <w:b/>
+        </w:rPr>
+        <w:t>Purchased product</w:t>
+      </w:r>
+      <w:r>
+        <w:t xml:space="preserve"> — only show to customers who bought a given product ID.</w:t>
+      </w:r>
+    </w:p>
+    <w:p>
+      <w:pPr>
+        <w:pStyle w:val="ListBullet"/>
+      </w:pPr>
+      <w:r>
+        <w:rPr>
+          <w:b/>
+        </w:rPr>
+        <w:t>Content editor</w:t>
+      </w:r>
+      <w:r>
+        <w:t xml:space="preserve"> — </w:t>
+      </w:r>
+      <w:r>
+        <w:rPr>
+          <w:b/>
+        </w:rPr>
+        <w:t>Classic</w:t>
+      </w:r>
+      <w:r>
+        <w:t xml:space="preserve"> (TinyMCE) or </w:t>
+      </w:r>
+      <w:r>
+        <w:rPr>
+          <w:b/>
+        </w:rPr>
+        <w:t>Block</w:t>
+      </w:r>
+      <w:r>
+        <w:t xml:space="preserve"> (Gutenberg) editor for custom content.</w:t>
+      </w:r>
+    </w:p>
+    <w:p>
+      <w:pPr>
+        <w:pStyle w:val="ListBullet"/>
+      </w:pPr>
+      <w:r>
+        <w:rPr>
+          <w:b/>
+        </w:rPr>
+        <w:t>Custom content</w:t>
+      </w:r>
+      <w:r>
+        <w:t xml:space="preserve"> — extra content for this endpoint (supports smart tags and shortcodes; block content is rendered with the block engine).</w:t>
+      </w:r>
+    </w:p>
+    <w:p>
+      <w:pPr>
+        <w:pStyle w:val="ListBullet"/>
+      </w:pPr>
       <w:r>
         <w:rPr>
           <w:b/>
@@ -1149,7 +854,7 @@
         <w:t>Custom content position</w:t>
       </w:r>
       <w:r>
-        <w:t xml:space="preserve">: </w:t>
+        <w:t xml:space="preserve"> — </w:t>
       </w:r>
       <w:r>
         <w:rPr>
@@ -1167,7 +872,7 @@
         <w:t>After</w:t>
       </w:r>
       <w:r>
-        <w:t xml:space="preserve"> the default endpoint content, or </w:t>
+        <w:t xml:space="preserve"> the default content, or </w:t>
       </w:r>
       <w:r>
         <w:rPr>
@@ -1181,11 +886,8 @@
     </w:p>
     <w:p>
       <w:pPr>
-        <w:pStyle w:val="ListNumber"/>
-      </w:pPr>
-      <w:r>
-        <w:t xml:space="preserve">Optionally attach a </w:t>
-      </w:r>
+        <w:pStyle w:val="ListBullet"/>
+      </w:pPr>
       <w:r>
         <w:rPr>
           <w:b/>
@@ -1193,138 +895,132 @@
         <w:t>Banner</w:t>
       </w:r>
       <w:r>
-        <w:t xml:space="preserve"> + position (top/bottom).</w:t>
-      </w:r>
-    </w:p>
-    <w:p>
-      <w:pPr>
-        <w:pStyle w:val="ListNumber"/>
-      </w:pPr>
+        <w:t xml:space="preserve"> + </w:t>
+      </w:r>
       <w:r>
         <w:rPr>
           <w:b/>
         </w:rPr>
-        <w:t>Save changes.</w:t>
+        <w:t>Banner position</w:t>
+      </w:r>
+      <w:r>
+        <w:t xml:space="preserve"> — attach a saved banner at the top or bottom.</w:t>
       </w:r>
     </w:p>
     <w:p>
       <w:pPr>
-        <w:ind w:left="432"/>
-      </w:pPr>
-      <w:r>
-        <w:rPr>
-          <w:i/>
-          <w:color w:val="646970"/>
-        </w:rPr>
-        <w:t>The Block editor only appears when its bundle is built (</w:t>
-      </w:r>
-      <w:r>
-        <w:rPr>
-          <w:rFonts w:ascii="Consolas" w:hAnsi="Consolas"/>
-          <w:i/>
-          <w:color w:val="646970"/>
-          <w:sz w:val="19"/>
-        </w:rPr>
-        <w:t>pnpm build</w:t>
-      </w:r>
-      <w:r>
-        <w:rPr>
-          <w:i/>
-          <w:color w:val="646970"/>
-        </w:rPr>
-        <w:t>). Otherwise the field falls back to Classic automatically.</w:t>
-      </w:r>
-    </w:p>
-    <w:p>
-      <w:r>
-        <w:br/>
-      </w:r>
-    </w:p>
-    <w:p>
-      <w:pPr>
-        <w:pStyle w:val="Heading1"/>
+        <w:pStyle w:val="Heading2"/>
       </w:pPr>
       <w:r>
         <w:rPr>
           <w:color w:val="2563EB"/>
         </w:rPr>
-        <w:t>6. Visibility rules</w:t>
+        <w:t>How to Add a New Endpoint?</w:t>
       </w:r>
     </w:p>
     <w:p>
-      <w:r>
-        <w:t>Per item (right pane):</w:t>
-      </w:r>
-    </w:p>
-    <w:p>
-      <w:pPr>
-        <w:pStyle w:val="ListBullet"/>
-      </w:pPr>
+      <w:pPr>
+        <w:pStyle w:val="ListNumber"/>
+      </w:pPr>
+      <w:r>
+        <w:t xml:space="preserve">On </w:t>
+      </w:r>
       <w:r>
         <w:rPr>
           <w:b/>
         </w:rPr>
-        <w:t>User roles</w:t>
-      </w:r>
-      <w:r>
-        <w:t xml:space="preserve"> — show only to selected roles (empty = everyone). Admins always see everything.</w:t>
-      </w:r>
-    </w:p>
-    <w:p>
-      <w:pPr>
-        <w:pStyle w:val="ListBullet"/>
-      </w:pPr>
+        <w:t>Menu Items</w:t>
+      </w:r>
+      <w:r>
+        <w:t xml:space="preserve">, click </w:t>
+      </w:r>
       <w:r>
         <w:rPr>
           <w:b/>
         </w:rPr>
-        <w:t>Show from / Show until</w:t>
-      </w:r>
-      <w:r>
-        <w:t xml:space="preserve"> — date window during which the item appears.</w:t>
+        <w:t>Add endpoint</w:t>
+      </w:r>
+      <w:r>
+        <w:t xml:space="preserve"> (top‑right).</w:t>
       </w:r>
     </w:p>
     <w:p>
       <w:pPr>
-        <w:pStyle w:val="ListBullet"/>
-      </w:pPr>
+        <w:pStyle w:val="ListNumber"/>
+      </w:pPr>
+      <w:r>
+        <w:t xml:space="preserve">Enter a label and click </w:t>
+      </w:r>
       <w:r>
         <w:rPr>
           <w:b/>
         </w:rPr>
-        <w:t>Purchased product</w:t>
-      </w:r>
-      <w:r>
-        <w:t xml:space="preserve"> — only show to customers who bought a given product ID.</w:t>
+        <w:t>Create</w:t>
+      </w:r>
+      <w:r>
+        <w:t>. The new endpoint is added at the end of the list.</w:t>
       </w:r>
     </w:p>
     <w:p>
-      <w:r>
-        <w:br/>
+      <w:pPr>
+        <w:pStyle w:val="ListNumber"/>
+      </w:pPr>
+      <w:r>
+        <w:t>Select it to set its icon, content, visibility and banner.</w:t>
       </w:r>
     </w:p>
     <w:p>
       <w:pPr>
-        <w:pStyle w:val="Heading1"/>
+        <w:pStyle w:val="ListNumber"/>
+      </w:pPr>
+      <w:r>
+        <w:t xml:space="preserve">Click </w:t>
+      </w:r>
+      <w:r>
+        <w:rPr>
+          <w:b/>
+        </w:rPr>
+        <w:t>Save changes</w:t>
+      </w:r>
+      <w:r>
+        <w:t>.</w:t>
+      </w:r>
+    </w:p>
+    <w:p>
+      <w:pPr>
+        <w:pStyle w:val="Heading2"/>
       </w:pPr>
       <w:r>
         <w:rPr>
           <w:color w:val="2563EB"/>
         </w:rPr>
-        <w:t>7. Starter templates</w:t>
+        <w:t>Add Group</w:t>
       </w:r>
     </w:p>
     <w:p>
-      <w:r>
-        <w:t>Ready‑made designs you can apply in one click.</w:t>
-      </w:r>
-    </w:p>
-    <w:p>
+      <w:pPr>
+        <w:pStyle w:val="ListNumber"/>
+      </w:pPr>
+      <w:r>
+        <w:t xml:space="preserve">Click </w:t>
+      </w:r>
       <w:r>
         <w:rPr>
           <w:b/>
         </w:rPr>
-        <w:t>Steps</w:t>
+        <w:t>Add group</w:t>
+      </w:r>
+      <w:r>
+        <w:t xml:space="preserve">, enter a name, and </w:t>
+      </w:r>
+      <w:r>
+        <w:rPr>
+          <w:b/>
+        </w:rPr>
+        <w:t>Create</w:t>
+      </w:r>
+      <w:r>
+        <w:t>.</w:t>
       </w:r>
     </w:p>
     <w:p>
@@ -1332,7 +1028,188 @@
         <w:pStyle w:val="ListNumber"/>
       </w:pPr>
       <w:r>
-        <w:t xml:space="preserve">Go to </w:t>
+        <w:t>Drag other items onto the group to nest them.</w:t>
+      </w:r>
+    </w:p>
+    <w:p>
+      <w:pPr>
+        <w:pStyle w:val="ListNumber"/>
+      </w:pPr>
+      <w:r>
+        <w:t xml:space="preserve">Groups expand/collapse on the front end (default folder icon). Use </w:t>
+      </w:r>
+      <w:r>
+        <w:rPr>
+          <w:b/>
+        </w:rPr>
+        <w:t>Expand groups by default</w:t>
+      </w:r>
+      <w:r>
+        <w:t xml:space="preserve"> in the Customizer to keep them open.</w:t>
+      </w:r>
+    </w:p>
+    <w:p>
+      <w:pPr>
+        <w:pStyle w:val="Heading2"/>
+      </w:pPr>
+      <w:r>
+        <w:rPr>
+          <w:color w:val="2563EB"/>
+        </w:rPr>
+        <w:t>Add Link</w:t>
+      </w:r>
+    </w:p>
+    <w:p>
+      <w:pPr>
+        <w:pStyle w:val="ListNumber"/>
+      </w:pPr>
+      <w:r>
+        <w:t xml:space="preserve">Click </w:t>
+      </w:r>
+      <w:r>
+        <w:rPr>
+          <w:b/>
+        </w:rPr>
+        <w:t>Add link</w:t>
+      </w:r>
+      <w:r>
+        <w:t xml:space="preserve">, enter a label, and </w:t>
+      </w:r>
+      <w:r>
+        <w:rPr>
+          <w:b/>
+        </w:rPr>
+        <w:t>Create</w:t>
+      </w:r>
+      <w:r>
+        <w:t>.</w:t>
+      </w:r>
+    </w:p>
+    <w:p>
+      <w:pPr>
+        <w:pStyle w:val="ListNumber"/>
+      </w:pPr>
+      <w:r>
+        <w:t xml:space="preserve">Set the </w:t>
+      </w:r>
+      <w:r>
+        <w:rPr>
+          <w:b/>
+        </w:rPr>
+        <w:t>URL</w:t>
+      </w:r>
+      <w:r>
+        <w:t xml:space="preserve"> and optionally </w:t>
+      </w:r>
+      <w:r>
+        <w:rPr>
+          <w:b/>
+        </w:rPr>
+        <w:t>Open in new tab</w:t>
+      </w:r>
+      <w:r>
+        <w:t>.</w:t>
+      </w:r>
+    </w:p>
+    <w:p>
+      <w:pPr>
+        <w:pStyle w:val="Heading2"/>
+      </w:pPr>
+      <w:r>
+        <w:rPr>
+          <w:color w:val="2563EB"/>
+        </w:rPr>
+        <w:t>Add Page</w:t>
+      </w:r>
+    </w:p>
+    <w:p>
+      <w:pPr>
+        <w:pStyle w:val="ListNumber"/>
+      </w:pPr>
+      <w:r>
+        <w:t xml:space="preserve">Click </w:t>
+      </w:r>
+      <w:r>
+        <w:rPr>
+          <w:b/>
+        </w:rPr>
+        <w:t>Add page</w:t>
+      </w:r>
+      <w:r>
+        <w:t xml:space="preserve">, enter a label, and </w:t>
+      </w:r>
+      <w:r>
+        <w:rPr>
+          <w:b/>
+        </w:rPr>
+        <w:t>Create</w:t>
+      </w:r>
+      <w:r>
+        <w:t>.</w:t>
+      </w:r>
+    </w:p>
+    <w:p>
+      <w:pPr>
+        <w:pStyle w:val="ListNumber"/>
+      </w:pPr>
+      <w:r>
+        <w:t xml:space="preserve">Choose an existing WordPress </w:t>
+      </w:r>
+      <w:r>
+        <w:rPr>
+          <w:b/>
+        </w:rPr>
+        <w:t>Page</w:t>
+      </w:r>
+      <w:r>
+        <w:t xml:space="preserve"> from the dropdown (links to that page’s permalink). Optionally </w:t>
+      </w:r>
+      <w:r>
+        <w:rPr>
+          <w:b/>
+        </w:rPr>
+        <w:t>Open in new tab</w:t>
+      </w:r>
+      <w:r>
+        <w:t>.</w:t>
+      </w:r>
+    </w:p>
+    <w:p>
+      <w:r>
+        <w:br/>
+      </w:r>
+    </w:p>
+    <w:p>
+      <w:pPr>
+        <w:pStyle w:val="Heading1"/>
+      </w:pPr>
+      <w:r>
+        <w:rPr>
+          <w:color w:val="2563EB"/>
+        </w:rPr>
+        <w:t>Starter Templates</w:t>
+      </w:r>
+    </w:p>
+    <w:p>
+      <w:r>
+        <w:t xml:space="preserve">Ready‑made designs applied in one click, on the </w:t>
+      </w:r>
+      <w:r>
+        <w:rPr>
+          <w:b/>
+        </w:rPr>
+        <w:t>Templates</w:t>
+      </w:r>
+      <w:r>
+        <w:t xml:space="preserve"> tab.</w:t>
+      </w:r>
+    </w:p>
+    <w:p>
+      <w:pPr>
+        <w:pStyle w:val="ListNumber"/>
+      </w:pPr>
+      <w:r>
+        <w:t xml:space="preserve">Open </w:t>
       </w:r>
       <w:r>
         <w:rPr>
@@ -1349,7 +1226,7 @@
         <w:pStyle w:val="ListNumber"/>
       </w:pPr>
       <w:r>
-        <w:t>Each card shows a live mini‑preview of the real menu + a description.</w:t>
+        <w:t>Each card shows a live mini‑preview of the real menu plus a short description.</w:t>
       </w:r>
     </w:p>
     <w:p>
@@ -1375,27 +1252,12 @@
         <w:t>Applied</w:t>
       </w:r>
       <w:r>
-        <w:t xml:space="preserve"> badge and a disabled </w:t>
-      </w:r>
-      <w:r>
-        <w:rPr>
-          <w:b/>
-        </w:rPr>
-        <w:t>Applied</w:t>
-      </w:r>
-      <w:r>
-        <w:t xml:space="preserve"> button.</w:t>
+        <w:t xml:space="preserve"> badge and a disabled button.</w:t>
       </w:r>
     </w:p>
     <w:p>
       <w:r>
-        <w:rPr>
-          <w:b/>
-        </w:rPr>
-        <w:t>What happens:</w:t>
-      </w:r>
-      <w:r>
-        <w:t xml:space="preserve"> applying </w:t>
+        <w:t xml:space="preserve">Applying a template </w:t>
       </w:r>
       <w:r>
         <w:rPr>
@@ -1404,7 +1266,17 @@
         <w:t>resets all design options to defaults first</w:t>
       </w:r>
       <w:r>
-        <w:t>, then applies the template’s values — so the result is deterministic and matches the preview exactly. You can then fine‑tune anything in the Customizer; your tweaks persist until you apply another template.</w:t>
+        <w:t>, then applies the</w:t>
+      </w:r>
+    </w:p>
+    <w:p>
+      <w:r>
+        <w:t>template’s values, so the result exactly matches the preview. You can fine‑tune</w:t>
+      </w:r>
+    </w:p>
+    <w:p>
+      <w:r>
+        <w:t>anything afterwards in the Customizer; your tweaks persist until you apply another template.</w:t>
       </w:r>
     </w:p>
     <w:p>
@@ -1412,7 +1284,7 @@
         <w:rPr>
           <w:b/>
         </w:rPr>
-        <w:t>Shipped templates:</w:t>
+        <w:t>Included templates:</w:t>
       </w:r>
       <w:r>
         <w:t xml:space="preserve"> Classic Sidebar · Modern Cards · Rounded Pills · Tabbed Top · Minimal · Theme Native.</w:t>
@@ -1431,27 +1303,58 @@
         <w:rPr>
           <w:color w:val="2563EB"/>
         </w:rPr>
-        <w:t>8. Customizer — design options</w:t>
+        <w:t>My Account Page Style Customizer</w:t>
       </w:r>
     </w:p>
     <w:p>
+      <w:r>
+        <w:t>All visual styling is done live in the WordPress Customizer. Open **My Account →</w:t>
+      </w:r>
+    </w:p>
+    <w:p>
+      <w:r>
+        <w:t>Customizer*</w:t>
+      </w:r>
+      <w:r>
+        <w:rPr>
+          <w:i/>
+        </w:rPr>
+        <w:t xml:space="preserve"> (or </w:t>
+      </w:r>
+      <w:r>
+        <w:t>Appearance → Customize → My Account* panel). Changes preview</w:t>
+      </w:r>
+    </w:p>
+    <w:p>
+      <w:r>
+        <w:t xml:space="preserve">instantly. The panel has three sections: </w:t>
+      </w:r>
       <w:r>
         <w:rPr>
           <w:b/>
         </w:rPr>
-        <w:t>My Account → Customizer</w:t>
-      </w:r>
-      <w:r>
-        <w:t xml:space="preserve"> (or Appearance → Customize → </w:t>
+        <w:t>Avatar</w:t>
+      </w:r>
+      <w:r>
+        <w:t xml:space="preserve">, </w:t>
       </w:r>
       <w:r>
         <w:rPr>
-          <w:i/>
+          <w:b/>
         </w:rPr>
-        <w:t>My Account</w:t>
-      </w:r>
-      <w:r>
-        <w:t xml:space="preserve"> panel). All changes preview live. Three sections:</w:t>
+        <w:t>Navigation</w:t>
+      </w:r>
+      <w:r>
+        <w:t xml:space="preserve">, </w:t>
+      </w:r>
+      <w:r>
+        <w:rPr>
+          <w:b/>
+        </w:rPr>
+        <w:t>Layout &amp; Colors</w:t>
+      </w:r>
+      <w:r>
+        <w:t>.</w:t>
       </w:r>
     </w:p>
     <w:p>
@@ -1462,23 +1365,7 @@
         <w:rPr>
           <w:color w:val="2563EB"/>
         </w:rPr>
-        <w:t>Avatar</w:t>
-      </w:r>
-    </w:p>
-    <w:p>
-      <w:r>
-        <w:t>See Avatar block.</w:t>
-      </w:r>
-    </w:p>
-    <w:p>
-      <w:pPr>
-        <w:pStyle w:val="Heading2"/>
-      </w:pPr>
-      <w:r>
-        <w:rPr>
-          <w:color w:val="2563EB"/>
-        </w:rPr>
-        <w:t>Navigation</w:t>
+        <w:t>Layout &amp; Design</w:t>
       </w:r>
     </w:p>
     <w:p>
@@ -1492,7 +1379,7 @@
         <w:t>Menu style</w:t>
       </w:r>
       <w:r>
-        <w:t xml:space="preserve"> — the single control that sets the whole look: </w:t>
+        <w:t xml:space="preserve"> — the single control for the overall look: </w:t>
       </w:r>
       <w:r>
         <w:rPr>
@@ -1501,7 +1388,150 @@
         <w:t>Theme style, Simple, Classic, Modern cards, Minimal, Pills, Tabs</w:t>
       </w:r>
       <w:r>
-        <w:t>. (Internally this maps to a layout + item‑skin combination.)</w:t>
+        <w:t>.</w:t>
+      </w:r>
+    </w:p>
+    <w:p>
+      <w:pPr>
+        <w:pStyle w:val="ListBullet"/>
+      </w:pPr>
+      <w:r>
+        <w:rPr>
+          <w:b/>
+        </w:rPr>
+        <w:t>Menu position</w:t>
+      </w:r>
+      <w:r>
+        <w:t xml:space="preserve"> — </w:t>
+      </w:r>
+      <w:r>
+        <w:rPr>
+          <w:b/>
+        </w:rPr>
+        <w:t>Left</w:t>
+      </w:r>
+      <w:r>
+        <w:t xml:space="preserve">, </w:t>
+      </w:r>
+      <w:r>
+        <w:rPr>
+          <w:b/>
+        </w:rPr>
+        <w:t>Right</w:t>
+      </w:r>
+      <w:r>
+        <w:t xml:space="preserve">, or </w:t>
+      </w:r>
+      <w:r>
+        <w:rPr>
+          <w:b/>
+        </w:rPr>
+        <w:t>Top (horizontal)</w:t>
+      </w:r>
+      <w:r>
+        <w:t>.</w:t>
+      </w:r>
+    </w:p>
+    <w:p>
+      <w:pPr>
+        <w:pStyle w:val="ListBullet"/>
+      </w:pPr>
+      <w:r>
+        <w:rPr>
+          <w:b/>
+        </w:rPr>
+        <w:t>Accent color</w:t>
+      </w:r>
+      <w:r>
+        <w:t xml:space="preserve">, </w:t>
+      </w:r>
+      <w:r>
+        <w:rPr>
+          <w:b/>
+        </w:rPr>
+        <w:t>Text color</w:t>
+      </w:r>
+      <w:r>
+        <w:t xml:space="preserve">, </w:t>
+      </w:r>
+      <w:r>
+        <w:rPr>
+          <w:b/>
+        </w:rPr>
+        <w:t>Active color</w:t>
+      </w:r>
+      <w:r>
+        <w:t xml:space="preserve">, </w:t>
+      </w:r>
+      <w:r>
+        <w:rPr>
+          <w:b/>
+        </w:rPr>
+        <w:t>Menu item background</w:t>
+      </w:r>
+      <w:r>
+        <w:t xml:space="preserve">, </w:t>
+      </w:r>
+      <w:r>
+        <w:rPr>
+          <w:b/>
+        </w:rPr>
+        <w:t>Hover background</w:t>
+      </w:r>
+      <w:r>
+        <w:t>.</w:t>
+      </w:r>
+    </w:p>
+    <w:p>
+      <w:pPr>
+        <w:pStyle w:val="ListBullet"/>
+      </w:pPr>
+      <w:r>
+        <w:rPr>
+          <w:b/>
+        </w:rPr>
+        <w:t>Color scheme</w:t>
+      </w:r>
+      <w:r>
+        <w:t xml:space="preserve"> — </w:t>
+      </w:r>
+      <w:r>
+        <w:rPr>
+          <w:b/>
+        </w:rPr>
+        <w:t>Light</w:t>
+      </w:r>
+      <w:r>
+        <w:t xml:space="preserve"> (default), </w:t>
+      </w:r>
+      <w:r>
+        <w:rPr>
+          <w:b/>
+        </w:rPr>
+        <w:t>Dark</w:t>
+      </w:r>
+      <w:r>
+        <w:t xml:space="preserve">, or </w:t>
+      </w:r>
+      <w:r>
+        <w:rPr>
+          <w:b/>
+        </w:rPr>
+        <w:t>Auto</w:t>
+      </w:r>
+      <w:r>
+        <w:t xml:space="preserve"> (follows the visitor’s OS). Dark is opt‑in so it never clashes with a light theme.</w:t>
+      </w:r>
+    </w:p>
+    <w:p>
+      <w:pPr>
+        <w:pStyle w:val="Heading2"/>
+      </w:pPr>
+      <w:r>
+        <w:rPr>
+          <w:color w:val="2563EB"/>
+        </w:rPr>
+        <w:t>Customizing Navigation Menu</w:t>
       </w:r>
     </w:p>
     <w:p>
@@ -1524,7 +1554,7 @@
         <w:t>Show item counts</w:t>
       </w:r>
       <w:r>
-        <w:t>.</w:t>
+        <w:t xml:space="preserve"> (order/download count badges).</w:t>
       </w:r>
     </w:p>
     <w:p>
@@ -1535,16 +1565,16 @@
         <w:rPr>
           <w:b/>
         </w:rPr>
-        <w:t>Dashboard quick‑link tiles</w:t>
-      </w:r>
-      <w:r>
-        <w:t xml:space="preserve">, </w:t>
+        <w:t>Active indicator</w:t>
+      </w:r>
+      <w:r>
+        <w:t xml:space="preserve"> — </w:t>
       </w:r>
       <w:r>
         <w:rPr>
           <w:b/>
         </w:rPr>
-        <w:t>Dashboard title</w:t>
+        <w:t>Bar</w:t>
       </w:r>
       <w:r>
         <w:t xml:space="preserve">, </w:t>
@@ -1553,24 +1583,69 @@
         <w:rPr>
           <w:b/>
         </w:rPr>
-        <w:t>Dashboard content position</w:t>
-      </w:r>
-      <w:r>
-        <w:t xml:space="preserve"> (Left/Middle/Right).</w:t>
-      </w:r>
-    </w:p>
-    <w:p>
-      <w:pPr>
-        <w:pStyle w:val="ListBullet"/>
-      </w:pPr>
+        <w:t>Underline</w:t>
+      </w:r>
+      <w:r>
+        <w:t xml:space="preserve">, </w:t>
+      </w:r>
       <w:r>
         <w:rPr>
           <w:b/>
         </w:rPr>
-        <w:t>Dashboard stat widgets</w:t>
-      </w:r>
-      <w:r>
-        <w:t xml:space="preserve"> + individual toggles (see Dashboard).</w:t>
+        <w:t>Dot</w:t>
+      </w:r>
+      <w:r>
+        <w:t xml:space="preserve">, or </w:t>
+      </w:r>
+      <w:r>
+        <w:rPr>
+          <w:b/>
+        </w:rPr>
+        <w:t>None</w:t>
+      </w:r>
+      <w:r>
+        <w:t xml:space="preserve"> (how the current item is marked).</w:t>
+      </w:r>
+    </w:p>
+    <w:p>
+      <w:pPr>
+        <w:pStyle w:val="ListBullet"/>
+      </w:pPr>
+      <w:r>
+        <w:rPr>
+          <w:b/>
+        </w:rPr>
+        <w:t>Hover animation</w:t>
+      </w:r>
+      <w:r>
+        <w:t xml:space="preserve"> — </w:t>
+      </w:r>
+      <w:r>
+        <w:rPr>
+          <w:b/>
+        </w:rPr>
+        <w:t>None</w:t>
+      </w:r>
+      <w:r>
+        <w:t xml:space="preserve">, </w:t>
+      </w:r>
+      <w:r>
+        <w:rPr>
+          <w:b/>
+        </w:rPr>
+        <w:t>Slide</w:t>
+      </w:r>
+      <w:r>
+        <w:t xml:space="preserve">, or </w:t>
+      </w:r>
+      <w:r>
+        <w:rPr>
+          <w:b/>
+        </w:rPr>
+        <w:t>Grow</w:t>
+      </w:r>
+      <w:r>
+        <w:t>.</w:t>
       </w:r>
     </w:p>
     <w:p>
@@ -1584,7 +1659,7 @@
         <w:t>Menu search box</w:t>
       </w:r>
       <w:r>
-        <w:t xml:space="preserve"> — filter box above the menu.</w:t>
+        <w:t xml:space="preserve"> — a live filter above the menu.</w:t>
       </w:r>
     </w:p>
     <w:p>
@@ -1623,24 +1698,10 @@
         <w:rPr>
           <w:b/>
         </w:rPr>
-        <w:t>Profile completeness meter</w:t>
-      </w:r>
-      <w:r>
-        <w:t xml:space="preserve"> — progress bar on the dashboard.</w:t>
-      </w:r>
-    </w:p>
-    <w:p>
-      <w:pPr>
-        <w:pStyle w:val="ListBullet"/>
-      </w:pPr>
-      <w:r>
-        <w:rPr>
-          <w:b/>
-        </w:rPr>
         <w:t>Sticky menu</w:t>
       </w:r>
       <w:r>
-        <w:t xml:space="preserve"> — menu sticks on scroll.</w:t>
+        <w:t xml:space="preserve"> — keeps the menu in view on scroll.</w:t>
       </w:r>
     </w:p>
     <w:p>
@@ -1654,44 +1715,7 @@
         <w:t>Confirm before logout</w:t>
       </w:r>
       <w:r>
-        <w:t>.</w:t>
-      </w:r>
-    </w:p>
-    <w:p>
-      <w:pPr>
-        <w:pStyle w:val="ListBullet"/>
-      </w:pPr>
-      <w:r>
-        <w:rPr>
-          <w:b/>
-        </w:rPr>
-        <w:t>Active indicator</w:t>
-      </w:r>
-      <w:r>
-        <w:t xml:space="preserve"> — </w:t>
-      </w:r>
-      <w:r>
-        <w:rPr>
-          <w:b/>
-        </w:rPr>
-        <w:t>Bar / Underline / Dot / None</w:t>
-      </w:r>
-      <w:r>
-        <w:t xml:space="preserve"> (how the current item is marked).</w:t>
-      </w:r>
-    </w:p>
-    <w:p>
-      <w:pPr>
-        <w:pStyle w:val="ListBullet"/>
-      </w:pPr>
-      <w:r>
-        <w:rPr>
-          <w:b/>
-        </w:rPr>
-        <w:t>Hover animation</w:t>
-      </w:r>
-      <w:r>
-        <w:t xml:space="preserve"> — None / Slide / Grow.</w:t>
+        <w:t xml:space="preserve"> — confirm dialog on Log out.</w:t>
       </w:r>
     </w:p>
     <w:p>
@@ -1730,39 +1754,120 @@
         <w:rPr>
           <w:color w:val="2563EB"/>
         </w:rPr>
-        <w:t>Layout &amp; Colors</w:t>
+        <w:t>Customizing Profile Settings</w:t>
       </w:r>
     </w:p>
     <w:p>
-      <w:pPr>
-        <w:pStyle w:val="ListBullet"/>
-      </w:pPr>
+      <w:r>
+        <w:t xml:space="preserve">The </w:t>
+      </w:r>
       <w:r>
         <w:rPr>
           <w:b/>
         </w:rPr>
-        <w:t>Accent / Text / Active</w:t>
-      </w:r>
-      <w:r>
-        <w:t xml:space="preserve"> colors, </w:t>
-      </w:r>
+        <w:t>Avatar</w:t>
+      </w:r>
+      <w:r>
+        <w:t xml:space="preserve"> section adds a customer card above the menu.</w:t>
+      </w:r>
+    </w:p>
+    <w:p>
+      <w:pPr>
+        <w:pStyle w:val="ListBullet"/>
+      </w:pPr>
       <w:r>
         <w:rPr>
           <w:b/>
         </w:rPr>
-        <w:t>Menu item background</w:t>
-      </w:r>
-      <w:r>
-        <w:t xml:space="preserve">, </w:t>
-      </w:r>
+        <w:t>Show avatar</w:t>
+      </w:r>
+      <w:r>
+        <w:t xml:space="preserve"> — enable the block. Its sub‑options appear when enabled:</w:t>
+      </w:r>
+    </w:p>
+    <w:p>
+      <w:pPr>
+        <w:pStyle w:val="ListBullet"/>
+        <w:ind w:left="720"/>
+      </w:pPr>
       <w:r>
         <w:rPr>
           <w:b/>
         </w:rPr>
-        <w:t>Hover background</w:t>
+        <w:t>Custom avatar image</w:t>
+      </w:r>
+      <w:r>
+        <w:t xml:space="preserve"> (overrides the gravatar), </w:t>
+      </w:r>
+      <w:r>
+        <w:rPr>
+          <w:b/>
+        </w:rPr>
+        <w:t>Shape</w:t>
+      </w:r>
+      <w:r>
+        <w:t xml:space="preserve"> (circle/square), </w:t>
+      </w:r>
+      <w:r>
+        <w:rPr>
+          <w:b/>
+        </w:rPr>
+        <w:t>Alignment</w:t>
+      </w:r>
+      <w:r>
+        <w:t xml:space="preserve">, </w:t>
+      </w:r>
+      <w:r>
+        <w:rPr>
+          <w:b/>
+        </w:rPr>
+        <w:t>Size</w:t>
+      </w:r>
+      <w:r>
+        <w:t xml:space="preserve">, </w:t>
+      </w:r>
+      <w:r>
+        <w:rPr>
+          <w:b/>
+        </w:rPr>
+        <w:t>Show display name</w:t>
+      </w:r>
+      <w:r>
+        <w:t xml:space="preserve">, </w:t>
+      </w:r>
+      <w:r>
+        <w:rPr>
+          <w:b/>
+        </w:rPr>
+        <w:t>Show user role</w:t>
       </w:r>
       <w:r>
         <w:t>.</w:t>
+      </w:r>
+    </w:p>
+    <w:p>
+      <w:pPr>
+        <w:pStyle w:val="Heading2"/>
+      </w:pPr>
+      <w:r>
+        <w:rPr>
+          <w:color w:val="2563EB"/>
+        </w:rPr>
+        <w:t>Spacing</w:t>
+      </w:r>
+    </w:p>
+    <w:p>
+      <w:r>
+        <w:t xml:space="preserve">Fine‑tune metrics under </w:t>
+      </w:r>
+      <w:r>
+        <w:rPr>
+          <w:b/>
+        </w:rPr>
+        <w:t>Layout &amp; Colors</w:t>
+      </w:r>
+      <w:r>
+        <w:t>:</w:t>
       </w:r>
     </w:p>
     <w:p>
@@ -1776,17 +1881,27 @@
         <w:t>Corner radius</w:t>
       </w:r>
       <w:r>
-        <w:t xml:space="preserve">, </w:t>
-      </w:r>
+        <w:t xml:space="preserve"> — item rounding.</w:t>
+      </w:r>
+    </w:p>
+    <w:p>
+      <w:pPr>
+        <w:pStyle w:val="ListBullet"/>
+      </w:pPr>
       <w:r>
         <w:rPr>
           <w:b/>
         </w:rPr>
-        <w:t>Item spacing (gap)</w:t>
-      </w:r>
-      <w:r>
-        <w:t xml:space="preserve">, </w:t>
-      </w:r>
+        <w:t>Item spacing</w:t>
+      </w:r>
+      <w:r>
+        <w:t xml:space="preserve"> — gap between items.</w:t>
+      </w:r>
+    </w:p>
+    <w:p>
+      <w:pPr>
+        <w:pStyle w:val="ListBullet"/>
+      </w:pPr>
       <w:r>
         <w:rPr>
           <w:b/>
@@ -1794,8 +1909,13 @@
         <w:t>Item padding</w:t>
       </w:r>
       <w:r>
-        <w:t xml:space="preserve">, </w:t>
-      </w:r>
+        <w:t xml:space="preserve"> — inner padding.</w:t>
+      </w:r>
+    </w:p>
+    <w:p>
+      <w:pPr>
+        <w:pStyle w:val="ListBullet"/>
+      </w:pPr>
       <w:r>
         <w:rPr>
           <w:b/>
@@ -1826,43 +1946,13 @@
     </w:p>
     <w:p>
       <w:pPr>
-        <w:pStyle w:val="ListBullet"/>
+        <w:pStyle w:val="Heading2"/>
       </w:pPr>
       <w:r>
         <w:rPr>
-          <w:b/>
+          <w:color w:val="2563EB"/>
         </w:rPr>
-        <w:t>Color scheme</w:t>
-      </w:r>
-      <w:r>
-        <w:t xml:space="preserve"> — </w:t>
-      </w:r>
-      <w:r>
-        <w:rPr>
-          <w:b/>
-        </w:rPr>
-        <w:t>Light</w:t>
-      </w:r>
-      <w:r>
-        <w:t xml:space="preserve"> (default), </w:t>
-      </w:r>
-      <w:r>
-        <w:rPr>
-          <w:b/>
-        </w:rPr>
-        <w:t>Dark</w:t>
-      </w:r>
-      <w:r>
-        <w:t xml:space="preserve">, or </w:t>
-      </w:r>
-      <w:r>
-        <w:rPr>
-          <w:b/>
-        </w:rPr>
-        <w:t>Auto</w:t>
-      </w:r>
-      <w:r>
-        <w:t xml:space="preserve"> (follows the visitor’s OS). Dark is opt‑in so it never clashes with a light theme.</w:t>
+        <w:t>Customizing Additional CSS</w:t>
       </w:r>
     </w:p>
     <w:p>
@@ -1876,154 +1966,32 @@
         <w:t>Custom CSS</w:t>
       </w:r>
       <w:r>
-        <w:t>.</w:t>
+        <w:t xml:space="preserve"> — a code field in </w:t>
+      </w:r>
+      <w:r>
+        <w:rPr>
+          <w:b/>
+        </w:rPr>
+        <w:t>Layout &amp; Colors</w:t>
+      </w:r>
+      <w:r>
+        <w:t xml:space="preserve"> for your own rules, injected on the account page.</w:t>
       </w:r>
     </w:p>
     <w:p>
-      <w:r>
-        <w:br/>
-      </w:r>
-    </w:p>
-    <w:p>
-      <w:pPr>
-        <w:pStyle w:val="Heading1"/>
+      <w:pPr>
+        <w:pStyle w:val="Heading2"/>
       </w:pPr>
       <w:r>
         <w:rPr>
           <w:color w:val="2563EB"/>
         </w:rPr>
-        <w:t>9. Avatar block</w:t>
+        <w:t>Dashboard Widgets</w:t>
       </w:r>
     </w:p>
     <w:p>
       <w:r>
-        <w:t xml:space="preserve">A customer card shown </w:t>
-      </w:r>
-      <w:r>
-        <w:rPr>
-          <w:b/>
-        </w:rPr>
-        <w:t>above the menu</w:t>
-      </w:r>
-      <w:r>
-        <w:t xml:space="preserve"> in the same column.</w:t>
-      </w:r>
-    </w:p>
-    <w:p>
-      <w:r>
-        <w:rPr>
-          <w:b/>
-        </w:rPr>
-        <w:t>Steps</w:t>
-      </w:r>
-    </w:p>
-    <w:p>
-      <w:pPr>
-        <w:pStyle w:val="ListNumber"/>
-      </w:pPr>
-      <w:r>
-        <w:t xml:space="preserve">Customizer → </w:t>
-      </w:r>
-      <w:r>
-        <w:rPr>
-          <w:b/>
-        </w:rPr>
-        <w:t>Avatar</w:t>
-      </w:r>
-      <w:r>
-        <w:t xml:space="preserve"> → enable </w:t>
-      </w:r>
-      <w:r>
-        <w:rPr>
-          <w:b/>
-        </w:rPr>
-        <w:t>Show avatar</w:t>
-      </w:r>
-      <w:r>
-        <w:t>.</w:t>
-      </w:r>
-    </w:p>
-    <w:p>
-      <w:pPr>
-        <w:pStyle w:val="ListNumber"/>
-      </w:pPr>
-      <w:r>
-        <w:t xml:space="preserve">When enabled, the sub‑options appear: </w:t>
-      </w:r>
-      <w:r>
-        <w:rPr>
-          <w:b/>
-        </w:rPr>
-        <w:t>Custom avatar image</w:t>
-      </w:r>
-      <w:r>
-        <w:t xml:space="preserve"> (overrides the gravatar), </w:t>
-      </w:r>
-      <w:r>
-        <w:rPr>
-          <w:b/>
-        </w:rPr>
-        <w:t>Shape</w:t>
-      </w:r>
-      <w:r>
-        <w:t xml:space="preserve"> (circle/square), </w:t>
-      </w:r>
-      <w:r>
-        <w:rPr>
-          <w:b/>
-        </w:rPr>
-        <w:t>Alignment</w:t>
-      </w:r>
-      <w:r>
-        <w:t xml:space="preserve">, </w:t>
-      </w:r>
-      <w:r>
-        <w:rPr>
-          <w:b/>
-        </w:rPr>
-        <w:t>Size</w:t>
-      </w:r>
-      <w:r>
-        <w:t xml:space="preserve">, </w:t>
-      </w:r>
-      <w:r>
-        <w:rPr>
-          <w:b/>
-        </w:rPr>
-        <w:t>Show display name</w:t>
-      </w:r>
-      <w:r>
-        <w:t xml:space="preserve">, </w:t>
-      </w:r>
-      <w:r>
-        <w:rPr>
-          <w:b/>
-        </w:rPr>
-        <w:t>Show user role</w:t>
-      </w:r>
-      <w:r>
-        <w:t>.</w:t>
-      </w:r>
-    </w:p>
-    <w:p>
-      <w:r>
-        <w:br/>
-      </w:r>
-    </w:p>
-    <w:p>
-      <w:pPr>
-        <w:pStyle w:val="Heading1"/>
-      </w:pPr>
-      <w:r>
-        <w:rPr>
-          <w:color w:val="2563EB"/>
-        </w:rPr>
-        <w:t>10. Dashboard widgets</w:t>
-      </w:r>
-    </w:p>
-    <w:p>
-      <w:r>
-        <w:t>On the Dashboard endpoint you can add:</w:t>
+        <w:t>On the Dashboard endpoint you can add (from the Navigation section):</w:t>
       </w:r>
     </w:p>
     <w:p>
@@ -2059,11 +2027,16 @@
         <w:rPr>
           <w:b/>
         </w:rPr>
-        <w:t>Stat widgets</w:t>
-      </w:r>
-      <w:r>
-        <w:t xml:space="preserve"> (toggle the master </w:t>
-      </w:r>
+        <w:t>Dashboard content position</w:t>
+      </w:r>
+      <w:r>
+        <w:t xml:space="preserve"> — Left / Middle / Right.</w:t>
+      </w:r>
+    </w:p>
+    <w:p>
+      <w:pPr>
+        <w:pStyle w:val="ListBullet"/>
+      </w:pPr>
       <w:r>
         <w:rPr>
           <w:b/>
@@ -2071,7 +2044,7 @@
         <w:t>Dashboard stat widgets</w:t>
       </w:r>
       <w:r>
-        <w:t xml:space="preserve"> + each card): </w:t>
+        <w:t xml:space="preserve"> — a master toggle plus individual cards: </w:t>
       </w:r>
       <w:r>
         <w:rPr>
@@ -2089,7 +2062,7 @@
         <w:t>Orders pie chart</w:t>
       </w:r>
       <w:r>
-        <w:t xml:space="preserve"> (inline SVG donut of orders by status).</w:t>
+        <w:t xml:space="preserve"> (SVG donut).</w:t>
       </w:r>
     </w:p>
     <w:p>
@@ -2117,7 +2090,18 @@
         <w:t>Profile completeness meter</w:t>
       </w:r>
       <w:r>
-        <w:t>.</w:t>
+        <w:t xml:space="preserve"> — a progress bar.</w:t>
+      </w:r>
+    </w:p>
+    <w:p>
+      <w:pPr>
+        <w:pStyle w:val="Heading2"/>
+      </w:pPr>
+      <w:r>
+        <w:rPr>
+          <w:color w:val="2563EB"/>
+        </w:rPr>
+        <w:t>Preview Controls</w:t>
       </w:r>
     </w:p>
     <w:p>
@@ -2128,61 +2112,132 @@
         <w:rPr>
           <w:b/>
         </w:rPr>
-        <w:t>Content position</w:t>
-      </w:r>
-      <w:r>
-        <w:t xml:space="preserve"> — align the dashboard column Left / Middle / Right.</w:t>
+        <w:t>Preview</w:t>
+      </w:r>
+      <w:r>
+        <w:t xml:space="preserve"> (floating button) — an in‑page overlay of the live page.</w:t>
       </w:r>
     </w:p>
     <w:p>
-      <w:r>
-        <w:br/>
+      <w:pPr>
+        <w:pStyle w:val="ListBullet"/>
+      </w:pPr>
+      <w:r>
+        <w:rPr>
+          <w:b/>
+        </w:rPr>
+        <w:t>View My Account</w:t>
+      </w:r>
+      <w:r>
+        <w:t xml:space="preserve"> (floating button) — opens the live page in a new tab.</w:t>
       </w:r>
     </w:p>
     <w:p>
       <w:pPr>
-        <w:pStyle w:val="Heading1"/>
+        <w:pStyle w:val="ListBullet"/>
+      </w:pPr>
+      <w:r>
+        <w:t>The Customizer itself previews all design changes live before you publish.</w:t>
+      </w:r>
+    </w:p>
+    <w:p>
+      <w:pPr>
+        <w:pStyle w:val="Heading2"/>
       </w:pPr>
       <w:r>
         <w:rPr>
           <w:color w:val="2563EB"/>
         </w:rPr>
-        <w:t>11. Banners</w:t>
+        <w:t>Restoring the Settings and Customization</w:t>
       </w:r>
     </w:p>
     <w:p>
-      <w:r>
-        <w:t>Reusable promo blocks attached to endpoints.</w:t>
-      </w:r>
-    </w:p>
-    <w:p>
+      <w:pPr>
+        <w:pStyle w:val="ListBullet"/>
+      </w:pPr>
       <w:r>
         <w:rPr>
           <w:b/>
         </w:rPr>
-        <w:t>Steps</w:t>
+        <w:t>Design presets</w:t>
+      </w:r>
+      <w:r>
+        <w:t xml:space="preserve"> (Settings tab) — save the current design as a named preset and re‑apply it anytime.</w:t>
       </w:r>
     </w:p>
     <w:p>
       <w:pPr>
-        <w:pStyle w:val="ListNumber"/>
+        <w:pStyle w:val="ListBullet"/>
       </w:pPr>
       <w:r>
         <w:rPr>
           <w:b/>
         </w:rPr>
-        <w:t>My Account → Banners → Add banner</w:t>
-      </w:r>
-      <w:r>
-        <w:t xml:space="preserve"> (or the button below the list).</w:t>
+        <w:t>Reset all settings</w:t>
+      </w:r>
+      <w:r>
+        <w:t xml:space="preserve"> (Settings tab) — restore endpoints, design and banners to defaults. </w:t>
+      </w:r>
+      <w:r>
+        <w:rPr>
+          <w:i/>
+        </w:rPr>
+        <w:t>This cannot be undone.</w:t>
       </w:r>
     </w:p>
     <w:p>
+      <w:r>
+        <w:br/>
+      </w:r>
+    </w:p>
+    <w:p>
+      <w:pPr>
+        <w:pStyle w:val="Heading1"/>
+      </w:pPr>
+      <w:r>
+        <w:rPr>
+          <w:color w:val="2563EB"/>
+        </w:rPr>
+        <w:t>Banners</w:t>
+      </w:r>
+    </w:p>
+    <w:p>
+      <w:r>
+        <w:t xml:space="preserve">Reusable promotional blocks attached to endpoints, on the </w:t>
+      </w:r>
+      <w:r>
+        <w:rPr>
+          <w:b/>
+        </w:rPr>
+        <w:t>Banners</w:t>
+      </w:r>
+      <w:r>
+        <w:t xml:space="preserve"> tab.</w:t>
+      </w:r>
+    </w:p>
+    <w:p>
       <w:pPr>
         <w:pStyle w:val="ListNumber"/>
       </w:pPr>
       <w:r>
-        <w:t xml:space="preserve">Pick a </w:t>
+        <w:t xml:space="preserve">Click </w:t>
+      </w:r>
+      <w:r>
+        <w:rPr>
+          <w:b/>
+        </w:rPr>
+        <w:t>Add banner</w:t>
+      </w:r>
+      <w:r>
+        <w:t xml:space="preserve"> (header, or below the list).</w:t>
+      </w:r>
+    </w:p>
+    <w:p>
+      <w:pPr>
+        <w:pStyle w:val="ListNumber"/>
+      </w:pPr>
+      <w:r>
+        <w:t xml:space="preserve">Choose a </w:t>
       </w:r>
       <w:r>
         <w:rPr>
@@ -2191,7 +2246,7 @@
         <w:t>Banner type</w:t>
       </w:r>
       <w:r>
-        <w:t>:</w:t>
+        <w:t xml:space="preserve"> — the form shows only the relevant fields:</w:t>
       </w:r>
     </w:p>
     <w:p>
@@ -2206,7 +2261,7 @@
         <w:t>Widget</w:t>
       </w:r>
       <w:r>
-        <w:t xml:space="preserve"> — icon + title + text + colors + optional item‑count badge + link.</w:t>
+        <w:t xml:space="preserve"> — icon, title, text, colors (hex or rgba), optional item‑count badge, link.</w:t>
       </w:r>
     </w:p>
     <w:p>
@@ -2225,11 +2280,6 @@
       </w:r>
     </w:p>
     <w:p>
-      <w:r>
-        <w:t xml:space="preserve">   (The form shows only the fields relevant to the chosen type.)</w:t>
-      </w:r>
-    </w:p>
-    <w:p>
       <w:pPr>
         <w:pStyle w:val="ListNumber"/>
       </w:pPr>
@@ -2240,7 +2290,16 @@
         <w:t>Banner link</w:t>
       </w:r>
       <w:r>
-        <w:t xml:space="preserve">: None / </w:t>
+        <w:t xml:space="preserve"> — </w:t>
+      </w:r>
+      <w:r>
+        <w:rPr>
+          <w:b/>
+        </w:rPr>
+        <w:t>None</w:t>
+      </w:r>
+      <w:r>
+        <w:t xml:space="preserve">, </w:t>
       </w:r>
       <w:r>
         <w:rPr>
@@ -2249,7 +2308,7 @@
         <w:t>Endpoint</w:t>
       </w:r>
       <w:r>
-        <w:t xml:space="preserve"> (pick one) / </w:t>
+        <w:t xml:space="preserve"> (choose one), or </w:t>
       </w:r>
       <w:r>
         <w:rPr>
@@ -2258,7 +2317,7 @@
         <w:t>External URL</w:t>
       </w:r>
       <w:r>
-        <w:t xml:space="preserve"> (the matching field shows only for that choice).</w:t>
+        <w:t>.</w:t>
       </w:r>
     </w:p>
     <w:p>
@@ -2280,10 +2339,16 @@
         <w:pStyle w:val="ListNumber"/>
       </w:pPr>
       <w:r>
+        <w:t xml:space="preserve">Click </w:t>
+      </w:r>
+      <w:r>
         <w:rPr>
           <w:b/>
         </w:rPr>
-        <w:t>Create / Save banner.</w:t>
+        <w:t>Create / Save banner</w:t>
+      </w:r>
+      <w:r>
+        <w:t>.</w:t>
       </w:r>
     </w:p>
     <w:p>
@@ -2291,8 +2356,568 @@
         <w:pStyle w:val="ListNumber"/>
       </w:pPr>
       <w:r>
-        <w:t xml:space="preserve">Attach it to an endpoint from </w:t>
-      </w:r>
+        <w:t xml:space="preserve">Attach it to an endpoint via the endpoint’s </w:t>
+      </w:r>
+      <w:r>
+        <w:rPr>
+          <w:b/>
+        </w:rPr>
+        <w:t>Banner</w:t>
+      </w:r>
+      <w:r>
+        <w:t xml:space="preserve"> + </w:t>
+      </w:r>
+      <w:r>
+        <w:rPr>
+          <w:b/>
+        </w:rPr>
+        <w:t>Banner position</w:t>
+      </w:r>
+      <w:r>
+        <w:t xml:space="preserve"> options.</w:t>
+      </w:r>
+    </w:p>
+    <w:p>
+      <w:r>
+        <w:br/>
+      </w:r>
+    </w:p>
+    <w:p>
+      <w:pPr>
+        <w:pStyle w:val="Heading1"/>
+      </w:pPr>
+      <w:r>
+        <w:rPr>
+          <w:color w:val="2563EB"/>
+        </w:rPr>
+        <w:t>Settings</w:t>
+      </w:r>
+    </w:p>
+    <w:p>
+      <w:r>
+        <w:t xml:space="preserve">The </w:t>
+      </w:r>
+      <w:r>
+        <w:rPr>
+          <w:b/>
+        </w:rPr>
+        <w:t>Settings</w:t>
+      </w:r>
+      <w:r>
+        <w:t xml:space="preserve"> tab holds behaviour options and maintenance tools.</w:t>
+      </w:r>
+    </w:p>
+    <w:p>
+      <w:pPr>
+        <w:pStyle w:val="Heading2"/>
+      </w:pPr>
+      <w:r>
+        <w:rPr>
+          <w:color w:val="2563EB"/>
+        </w:rPr>
+        <w:t>General Settings</w:t>
+      </w:r>
+    </w:p>
+    <w:p>
+      <w:pPr>
+        <w:pStyle w:val="ListBullet"/>
+      </w:pPr>
+      <w:r>
+        <w:rPr>
+          <w:b/>
+        </w:rPr>
+        <w:t>AJAX navigation</w:t>
+      </w:r>
+      <w:r>
+        <w:t xml:space="preserve"> — load endpoints without reloading the page.</w:t>
+      </w:r>
+    </w:p>
+    <w:p>
+      <w:pPr>
+        <w:pStyle w:val="ListBullet"/>
+      </w:pPr>
+      <w:r>
+        <w:rPr>
+          <w:b/>
+        </w:rPr>
+        <w:t>Default endpoint</w:t>
+      </w:r>
+      <w:r>
+        <w:t xml:space="preserve"> — which endpoint opens first.</w:t>
+      </w:r>
+    </w:p>
+    <w:p>
+      <w:pPr>
+        <w:pStyle w:val="ListBullet"/>
+      </w:pPr>
+      <w:r>
+        <w:rPr>
+          <w:b/>
+        </w:rPr>
+        <w:t>After‑login redirect</w:t>
+      </w:r>
+      <w:r>
+        <w:t xml:space="preserve"> / </w:t>
+      </w:r>
+      <w:r>
+        <w:rPr>
+          <w:b/>
+        </w:rPr>
+        <w:t>After‑logout redirect</w:t>
+      </w:r>
+      <w:r>
+        <w:t>.</w:t>
+      </w:r>
+    </w:p>
+    <w:p>
+      <w:pPr>
+        <w:pStyle w:val="ListBullet"/>
+      </w:pPr>
+      <w:r>
+        <w:rPr>
+          <w:b/>
+        </w:rPr>
+        <w:t>Guest message</w:t>
+      </w:r>
+      <w:r>
+        <w:t xml:space="preserve"> — shown above the login form for logged‑out visitors.</w:t>
+      </w:r>
+    </w:p>
+    <w:p>
+      <w:pPr>
+        <w:pStyle w:val="ListBullet"/>
+      </w:pPr>
+      <w:r>
+        <w:rPr>
+          <w:b/>
+        </w:rPr>
+        <w:t>Track endpoint views</w:t>
+      </w:r>
+      <w:r>
+        <w:t xml:space="preserve"> — count how often each endpoint is viewed.</w:t>
+      </w:r>
+    </w:p>
+    <w:p>
+      <w:pPr>
+        <w:pStyle w:val="Heading2"/>
+      </w:pPr>
+      <w:r>
+        <w:rPr>
+          <w:color w:val="2563EB"/>
+        </w:rPr>
+        <w:t>Import / Export</w:t>
+      </w:r>
+    </w:p>
+    <w:p>
+      <w:r>
+        <w:t xml:space="preserve">On the </w:t>
+      </w:r>
+      <w:r>
+        <w:rPr>
+          <w:b/>
+        </w:rPr>
+        <w:t>Import / Export</w:t>
+      </w:r>
+      <w:r>
+        <w:t xml:space="preserve"> tab:</w:t>
+      </w:r>
+    </w:p>
+    <w:p>
+      <w:pPr>
+        <w:pStyle w:val="ListBullet"/>
+      </w:pPr>
+      <w:r>
+        <w:rPr>
+          <w:b/>
+        </w:rPr>
+        <w:t>Export</w:t>
+      </w:r>
+      <w:r>
+        <w:t xml:space="preserve"> — download all endpoints, design settings and banners as a JSON file.</w:t>
+      </w:r>
+    </w:p>
+    <w:p>
+      <w:pPr>
+        <w:pStyle w:val="ListBullet"/>
+      </w:pPr>
+      <w:r>
+        <w:rPr>
+          <w:b/>
+        </w:rPr>
+        <w:t>Import</w:t>
+      </w:r>
+      <w:r>
+        <w:t xml:space="preserve"> — upload (or paste) a JSON file to restore or clone a configuration.</w:t>
+      </w:r>
+    </w:p>
+    <w:p>
+      <w:pPr>
+        <w:pStyle w:val="Heading2"/>
+      </w:pPr>
+      <w:r>
+        <w:rPr>
+          <w:color w:val="2563EB"/>
+        </w:rPr>
+        <w:t>Developer Options</w:t>
+      </w:r>
+    </w:p>
+    <w:p>
+      <w:r>
+        <w:t xml:space="preserve">Source styles/scripts are compiled with </w:t>
+      </w:r>
+      <w:r>
+        <w:rPr>
+          <w:b/>
+        </w:rPr>
+        <w:t>Gulp</w:t>
+      </w:r>
+      <w:r>
+        <w:t xml:space="preserve"> (SCSS→CSS + JS minify) and</w:t>
+      </w:r>
+    </w:p>
+    <w:p>
+      <w:r>
+        <w:rPr>
+          <w:b/>
+        </w:rPr>
+        <w:t>@wordpress/scripts</w:t>
+      </w:r>
+      <w:r>
+        <w:t xml:space="preserve"> (block editor bundle); package manager is </w:t>
+      </w:r>
+      <w:r>
+        <w:rPr>
+          <w:b/>
+        </w:rPr>
+        <w:t>pnpm</w:t>
+      </w:r>
+      <w:r>
+        <w:t>.</w:t>
+      </w:r>
+    </w:p>
+    <w:p>
+      <w:pPr>
+        <w:spacing w:after="160"/>
+        <w:ind w:left="288"/>
+      </w:pPr>
+      <w:r>
+        <w:rPr>
+          <w:rFonts w:ascii="Consolas" w:hAnsi="Consolas"/>
+          <w:sz w:val="19"/>
+        </w:rPr>
+        <w:t>pnpm install          # install toolchain</w:t>
+        <w:br/>
+        <w:t>pnpm build            # compile SCSS→CSS, minify JS, build block editor bundle</w:t>
+        <w:br/>
+        <w:t>npx gulp watch        # rebuild on change</w:t>
+        <w:br/>
+        <w:t>pnpm zip              # build + package the distributable ZIP</w:t>
+      </w:r>
+    </w:p>
+    <w:p>
+      <w:pPr>
+        <w:pStyle w:val="ListBullet"/>
+      </w:pPr>
+      <w:r>
+        <w:t xml:space="preserve">Edit </w:t>
+      </w:r>
+      <w:r>
+        <w:rPr>
+          <w:rFonts w:ascii="Consolas" w:hAnsi="Consolas"/>
+          <w:color w:val="B32D2E"/>
+          <w:sz w:val="19"/>
+        </w:rPr>
+        <w:t>assets/scss/*.scss</w:t>
+      </w:r>
+      <w:r>
+        <w:t xml:space="preserve"> and </w:t>
+      </w:r>
+      <w:r>
+        <w:rPr>
+          <w:rFonts w:ascii="Consolas" w:hAnsi="Consolas"/>
+          <w:color w:val="B32D2E"/>
+          <w:sz w:val="19"/>
+        </w:rPr>
+        <w:t>assets/js/*.js</w:t>
+      </w:r>
+      <w:r>
+        <w:t xml:space="preserve"> sources — not the compiled </w:t>
+      </w:r>
+      <w:r>
+        <w:rPr>
+          <w:rFonts w:ascii="Consolas" w:hAnsi="Consolas"/>
+          <w:color w:val="B32D2E"/>
+          <w:sz w:val="19"/>
+        </w:rPr>
+        <w:t>assets/css/*.css</w:t>
+      </w:r>
+      <w:r>
+        <w:t>.</w:t>
+      </w:r>
+    </w:p>
+    <w:p>
+      <w:pPr>
+        <w:pStyle w:val="ListBullet"/>
+      </w:pPr>
+      <w:r>
+        <w:t xml:space="preserve">Assets enqueue minified with a filemtime cache‑buster; define </w:t>
+      </w:r>
+      <w:r>
+        <w:rPr>
+          <w:rFonts w:ascii="Consolas" w:hAnsi="Consolas"/>
+          <w:color w:val="B32D2E"/>
+          <w:sz w:val="19"/>
+        </w:rPr>
+        <w:t>SCRIPT_DEBUG</w:t>
+      </w:r>
+      <w:r>
+        <w:t xml:space="preserve"> for unminified.</w:t>
+      </w:r>
+    </w:p>
+    <w:p>
+      <w:pPr>
+        <w:pStyle w:val="ListBullet"/>
+      </w:pPr>
+      <w:r>
+        <w:rPr>
+          <w:b/>
+        </w:rPr>
+        <w:t>Template overrides:</w:t>
+      </w:r>
+      <w:r>
+        <w:t xml:space="preserve"> copy files from </w:t>
+      </w:r>
+      <w:r>
+        <w:rPr>
+          <w:rFonts w:ascii="Consolas" w:hAnsi="Consolas"/>
+          <w:color w:val="B32D2E"/>
+          <w:sz w:val="19"/>
+        </w:rPr>
+        <w:t>templates/</w:t>
+      </w:r>
+      <w:r>
+        <w:t xml:space="preserve"> into </w:t>
+      </w:r>
+      <w:r>
+        <w:rPr>
+          <w:rFonts w:ascii="Consolas" w:hAnsi="Consolas"/>
+          <w:color w:val="B32D2E"/>
+          <w:sz w:val="19"/>
+        </w:rPr>
+        <w:t>yourtheme/account-customizer-for-woocommerce/</w:t>
+      </w:r>
+      <w:r>
+        <w:t>.</w:t>
+      </w:r>
+    </w:p>
+    <w:p>
+      <w:pPr>
+        <w:pStyle w:val="ListBullet"/>
+      </w:pPr>
+      <w:r>
+        <w:rPr>
+          <w:b/>
+        </w:rPr>
+        <w:t>Filters:</w:t>
+      </w:r>
+      <w:r>
+        <w:t xml:space="preserve"> </w:t>
+      </w:r>
+      <w:r>
+        <w:rPr>
+          <w:rFonts w:ascii="Consolas" w:hAnsi="Consolas"/>
+          <w:color w:val="B32D2E"/>
+          <w:sz w:val="19"/>
+        </w:rPr>
+        <w:t>acfw_prebuilt_templates</w:t>
+      </w:r>
+      <w:r>
+        <w:t xml:space="preserve">, </w:t>
+      </w:r>
+      <w:r>
+        <w:rPr>
+          <w:rFonts w:ascii="Consolas" w:hAnsi="Consolas"/>
+          <w:color w:val="B32D2E"/>
+          <w:sz w:val="19"/>
+        </w:rPr>
+        <w:t>acfw_design_option_keys</w:t>
+      </w:r>
+      <w:r>
+        <w:t xml:space="preserve">, </w:t>
+      </w:r>
+      <w:r>
+        <w:rPr>
+          <w:rFonts w:ascii="Consolas" w:hAnsi="Consolas"/>
+          <w:color w:val="B32D2E"/>
+          <w:sz w:val="19"/>
+        </w:rPr>
+        <w:t>acfw_design_option_defaults</w:t>
+      </w:r>
+      <w:r>
+        <w:t xml:space="preserve">, </w:t>
+      </w:r>
+      <w:r>
+        <w:rPr>
+          <w:rFonts w:ascii="Consolas" w:hAnsi="Consolas"/>
+          <w:color w:val="B32D2E"/>
+          <w:sz w:val="19"/>
+        </w:rPr>
+        <w:t>acfw_menu_styles</w:t>
+      </w:r>
+      <w:r>
+        <w:t xml:space="preserve">, </w:t>
+      </w:r>
+      <w:r>
+        <w:rPr>
+          <w:rFonts w:ascii="Consolas" w:hAnsi="Consolas"/>
+          <w:color w:val="B32D2E"/>
+          <w:sz w:val="19"/>
+        </w:rPr>
+        <w:t>acfw_default_type_icon</w:t>
+      </w:r>
+      <w:r>
+        <w:t xml:space="preserve">, </w:t>
+      </w:r>
+      <w:r>
+        <w:rPr>
+          <w:rFonts w:ascii="Consolas" w:hAnsi="Consolas"/>
+          <w:color w:val="B32D2E"/>
+          <w:sz w:val="19"/>
+        </w:rPr>
+        <w:t>acfw_smart_tags</w:t>
+      </w:r>
+      <w:r>
+        <w:t xml:space="preserve">, </w:t>
+      </w:r>
+      <w:r>
+        <w:rPr>
+          <w:rFonts w:ascii="Consolas" w:hAnsi="Consolas"/>
+          <w:color w:val="B32D2E"/>
+          <w:sz w:val="19"/>
+        </w:rPr>
+        <w:t>acfw_item_is_visible</w:t>
+      </w:r>
+      <w:r>
+        <w:t xml:space="preserve">, </w:t>
+      </w:r>
+      <w:r>
+        <w:rPr>
+          <w:rFonts w:ascii="Consolas" w:hAnsi="Consolas"/>
+          <w:color w:val="B32D2E"/>
+          <w:sz w:val="19"/>
+        </w:rPr>
+        <w:t>acfw_item_classes</w:t>
+      </w:r>
+      <w:r>
+        <w:t xml:space="preserve">, </w:t>
+      </w:r>
+      <w:r>
+        <w:rPr>
+          <w:rFonts w:ascii="Consolas" w:hAnsi="Consolas"/>
+          <w:color w:val="B32D2E"/>
+          <w:sz w:val="19"/>
+        </w:rPr>
+        <w:t>acfw_endpoint_content</w:t>
+      </w:r>
+      <w:r>
+        <w:t xml:space="preserve">, </w:t>
+      </w:r>
+      <w:r>
+        <w:rPr>
+          <w:rFonts w:ascii="Consolas" w:hAnsi="Consolas"/>
+          <w:color w:val="B32D2E"/>
+          <w:sz w:val="19"/>
+        </w:rPr>
+        <w:t>acfw_is_account_page</w:t>
+      </w:r>
+      <w:r>
+        <w:t>.</w:t>
+      </w:r>
+    </w:p>
+    <w:p>
+      <w:r>
+        <w:rPr>
+          <w:b/>
+        </w:rPr>
+        <w:t>Embedding the menu elsewhere:</w:t>
+      </w:r>
+    </w:p>
+    <w:p>
+      <w:pPr>
+        <w:pStyle w:val="ListBullet"/>
+      </w:pPr>
+      <w:r>
+        <w:t xml:space="preserve">Shortcode — </w:t>
+      </w:r>
+      <w:r>
+        <w:rPr>
+          <w:rFonts w:ascii="Consolas" w:hAnsi="Consolas"/>
+          <w:color w:val="B32D2E"/>
+          <w:sz w:val="19"/>
+        </w:rPr>
+        <w:t>[acfw_account_menu]</w:t>
+      </w:r>
+    </w:p>
+    <w:p>
+      <w:pPr>
+        <w:pStyle w:val="ListBullet"/>
+      </w:pPr>
+      <w:r>
+        <w:t xml:space="preserve">Block — </w:t>
+      </w:r>
+      <w:r>
+        <w:rPr>
+          <w:b/>
+        </w:rPr>
+        <w:t>Account Menu</w:t>
+      </w:r>
+      <w:r>
+        <w:t xml:space="preserve"> (</w:t>
+      </w:r>
+      <w:r>
+        <w:rPr>
+          <w:rFonts w:ascii="Consolas" w:hAnsi="Consolas"/>
+          <w:color w:val="B32D2E"/>
+          <w:sz w:val="19"/>
+        </w:rPr>
+        <w:t>acfw/account-menu</w:t>
+      </w:r>
+      <w:r>
+        <w:t>)</w:t>
+      </w:r>
+    </w:p>
+    <w:p>
+      <w:pPr>
+        <w:pStyle w:val="ListBullet"/>
+      </w:pPr>
+      <w:r>
+        <w:t xml:space="preserve">Widget — </w:t>
+      </w:r>
+      <w:r>
+        <w:rPr>
+          <w:b/>
+        </w:rPr>
+        <w:t>Account Menu</w:t>
+      </w:r>
+      <w:r>
+        <w:t xml:space="preserve"> classic widget</w:t>
+      </w:r>
+    </w:p>
+    <w:p>
+      <w:pPr>
+        <w:pStyle w:val="Heading2"/>
+      </w:pPr>
+      <w:r>
+        <w:rPr>
+          <w:color w:val="2563EB"/>
+        </w:rPr>
+        <w:t>Save Changes</w:t>
+      </w:r>
+    </w:p>
+    <w:p>
+      <w:pPr>
+        <w:pStyle w:val="ListBullet"/>
+      </w:pPr>
       <w:r>
         <w:rPr>
           <w:b/>
@@ -2300,39 +2925,70 @@
         <w:t>Menu Items</w:t>
       </w:r>
       <w:r>
-        <w:t xml:space="preserve"> → the endpoint’s </w:t>
+        <w:t xml:space="preserve"> — one </w:t>
       </w:r>
       <w:r>
         <w:rPr>
           <w:b/>
         </w:rPr>
-        <w:t>Banner</w:t>
-      </w:r>
-      <w:r>
-        <w:t xml:space="preserve"> + </w:t>
-      </w:r>
+        <w:t>Save changes</w:t>
+      </w:r>
+      <w:r>
+        <w:t xml:space="preserve"> button saves the entire list + order.</w:t>
+      </w:r>
+    </w:p>
+    <w:p>
+      <w:pPr>
+        <w:pStyle w:val="ListBullet"/>
+      </w:pPr>
       <w:r>
         <w:rPr>
           <w:b/>
         </w:rPr>
-        <w:t>Banner position</w:t>
-      </w:r>
-      <w:r>
-        <w:t xml:space="preserve"> fields.</w:t>
-      </w:r>
-    </w:p>
-    <w:p>
-      <w:r>
-        <w:t xml:space="preserve">Colors support hex </w:t>
+        <w:t>Settings</w:t>
+      </w:r>
+      <w:r>
+        <w:t xml:space="preserve"> — </w:t>
       </w:r>
       <w:r>
         <w:rPr>
           <w:b/>
         </w:rPr>
-        <w:t>and</w:t>
-      </w:r>
-      <w:r>
-        <w:t xml:space="preserve"> rgba (alpha) via the round swatch → popover picker.</w:t>
+        <w:t>Save changes</w:t>
+      </w:r>
+      <w:r>
+        <w:t xml:space="preserve"> stores the general options.</w:t>
+      </w:r>
+    </w:p>
+    <w:p>
+      <w:pPr>
+        <w:pStyle w:val="ListBullet"/>
+      </w:pPr>
+      <w:r>
+        <w:rPr>
+          <w:b/>
+        </w:rPr>
+        <w:t>Banners</w:t>
+      </w:r>
+      <w:r>
+        <w:t xml:space="preserve"> — </w:t>
+      </w:r>
+      <w:r>
+        <w:rPr>
+          <w:b/>
+        </w:rPr>
+        <w:t>Create / Save banner</w:t>
+      </w:r>
+      <w:r>
+        <w:t xml:space="preserve"> per banner.</w:t>
+      </w:r>
+    </w:p>
+    <w:p>
+      <w:pPr>
+        <w:pStyle w:val="ListBullet"/>
+      </w:pPr>
+      <w:r>
+        <w:t>All saves confirm with a toast notification.</w:t>
       </w:r>
     </w:p>
     <w:p>
@@ -2348,223 +3004,18 @@
         <w:rPr>
           <w:color w:val="2563EB"/>
         </w:rPr>
-        <w:t>12. Settings tab</w:t>
+        <w:t>Smart Tags</w:t>
       </w:r>
     </w:p>
     <w:p>
       <w:r>
-        <w:rPr>
-          <w:b/>
-        </w:rPr>
-        <w:t>My Account → Settings</w:t>
-      </w:r>
-      <w:r>
-        <w:t>:</w:t>
+        <w:t>Dynamic placeholders usable in custom content, the dashboard title and banners:</w:t>
       </w:r>
     </w:p>
     <w:p>
       <w:pPr>
         <w:pStyle w:val="ListBullet"/>
       </w:pPr>
-      <w:r>
-        <w:rPr>
-          <w:b/>
-        </w:rPr>
-        <w:t>AJAX navigation</w:t>
-      </w:r>
-      <w:r>
-        <w:t xml:space="preserve"> — endpoints load without reloading the page.</w:t>
-      </w:r>
-    </w:p>
-    <w:p>
-      <w:pPr>
-        <w:pStyle w:val="ListBullet"/>
-      </w:pPr>
-      <w:r>
-        <w:rPr>
-          <w:b/>
-        </w:rPr>
-        <w:t>Default endpoint</w:t>
-      </w:r>
-      <w:r>
-        <w:t xml:space="preserve"> — which endpoint opens first.</w:t>
-      </w:r>
-    </w:p>
-    <w:p>
-      <w:pPr>
-        <w:pStyle w:val="ListBullet"/>
-      </w:pPr>
-      <w:r>
-        <w:rPr>
-          <w:b/>
-        </w:rPr>
-        <w:t>After‑login redirect</w:t>
-      </w:r>
-      <w:r>
-        <w:t xml:space="preserve"> / </w:t>
-      </w:r>
-      <w:r>
-        <w:rPr>
-          <w:b/>
-        </w:rPr>
-        <w:t>After‑logout redirect</w:t>
-      </w:r>
-      <w:r>
-        <w:t>.</w:t>
-      </w:r>
-    </w:p>
-    <w:p>
-      <w:pPr>
-        <w:pStyle w:val="ListBullet"/>
-      </w:pPr>
-      <w:r>
-        <w:rPr>
-          <w:b/>
-        </w:rPr>
-        <w:t>Guest message</w:t>
-      </w:r>
-      <w:r>
-        <w:t xml:space="preserve"> — shown above the login form for logged‑out visitors.</w:t>
-      </w:r>
-    </w:p>
-    <w:p>
-      <w:pPr>
-        <w:pStyle w:val="ListBullet"/>
-      </w:pPr>
-      <w:r>
-        <w:rPr>
-          <w:b/>
-        </w:rPr>
-        <w:t>Track endpoint views</w:t>
-      </w:r>
-      <w:r>
-        <w:t xml:space="preserve"> — count how often each endpoint is viewed.</w:t>
-      </w:r>
-    </w:p>
-    <w:p>
-      <w:pPr>
-        <w:pStyle w:val="ListBullet"/>
-      </w:pPr>
-      <w:r>
-        <w:rPr>
-          <w:b/>
-        </w:rPr>
-        <w:t>Design presets</w:t>
-      </w:r>
-      <w:r>
-        <w:t xml:space="preserve"> — save the current design as a named preset and re‑apply it later (your own snapshots; distinct from shipped Templates).</w:t>
-      </w:r>
-    </w:p>
-    <w:p>
-      <w:pPr>
-        <w:pStyle w:val="ListBullet"/>
-      </w:pPr>
-      <w:r>
-        <w:rPr>
-          <w:b/>
-        </w:rPr>
-        <w:t>Reset all settings</w:t>
-      </w:r>
-      <w:r>
-        <w:t xml:space="preserve"> — restore endpoints, design and banners to defaults (cannot be undone).</w:t>
-      </w:r>
-    </w:p>
-    <w:p>
-      <w:r>
-        <w:t xml:space="preserve">Saving shows a </w:t>
-      </w:r>
-      <w:r>
-        <w:rPr>
-          <w:b/>
-        </w:rPr>
-        <w:t>toast</w:t>
-      </w:r>
-      <w:r>
-        <w:t xml:space="preserve"> notification.</w:t>
-      </w:r>
-    </w:p>
-    <w:p>
-      <w:r>
-        <w:br/>
-      </w:r>
-    </w:p>
-    <w:p>
-      <w:pPr>
-        <w:pStyle w:val="Heading1"/>
-      </w:pPr>
-      <w:r>
-        <w:rPr>
-          <w:color w:val="2563EB"/>
-        </w:rPr>
-        <w:t>13. Import / Export</w:t>
-      </w:r>
-    </w:p>
-    <w:p>
-      <w:r>
-        <w:rPr>
-          <w:b/>
-        </w:rPr>
-        <w:t>My Account → Import / Export</w:t>
-      </w:r>
-      <w:r>
-        <w:t>:</w:t>
-      </w:r>
-    </w:p>
-    <w:p>
-      <w:pPr>
-        <w:pStyle w:val="ListBullet"/>
-      </w:pPr>
-      <w:r>
-        <w:rPr>
-          <w:b/>
-        </w:rPr>
-        <w:t>Export</w:t>
-      </w:r>
-      <w:r>
-        <w:t xml:space="preserve"> — download all endpoints, design settings and banners as a JSON file.</w:t>
-      </w:r>
-    </w:p>
-    <w:p>
-      <w:pPr>
-        <w:pStyle w:val="ListBullet"/>
-      </w:pPr>
-      <w:r>
-        <w:rPr>
-          <w:b/>
-        </w:rPr>
-        <w:t>Import</w:t>
-      </w:r>
-      <w:r>
-        <w:t xml:space="preserve"> — upload a JSON file (or paste JSON) to restore/clone a configuration.</w:t>
-      </w:r>
-    </w:p>
-    <w:p>
-      <w:r>
-        <w:t>Use it to move a setup between sites or keep backups.</w:t>
-      </w:r>
-    </w:p>
-    <w:p>
-      <w:r>
-        <w:br/>
-      </w:r>
-    </w:p>
-    <w:p>
-      <w:pPr>
-        <w:pStyle w:val="Heading1"/>
-      </w:pPr>
-      <w:r>
-        <w:rPr>
-          <w:color w:val="2563EB"/>
-        </w:rPr>
-        <w:t>14. Smart tags</w:t>
-      </w:r>
-    </w:p>
-    <w:p>
-      <w:r>
-        <w:t>Dynamic placeholders usable in custom content, the dashboard title and banners:</w:t>
-      </w:r>
-    </w:p>
-    <w:p>
       <w:r>
         <w:rPr>
           <w:rFonts w:ascii="Consolas" w:hAnsi="Consolas"/>
@@ -2574,8 +3025,13 @@
         <w:t>{display_name}</w:t>
       </w:r>
       <w:r>
-        <w:t xml:space="preserve"> </w:t>
-      </w:r>
+        <w:t xml:space="preserve"> — Display name</w:t>
+      </w:r>
+    </w:p>
+    <w:p>
+      <w:pPr>
+        <w:pStyle w:val="ListBullet"/>
+      </w:pPr>
       <w:r>
         <w:rPr>
           <w:rFonts w:ascii="Consolas" w:hAnsi="Consolas"/>
@@ -2585,8 +3041,13 @@
         <w:t>{first_name}</w:t>
       </w:r>
       <w:r>
-        <w:t xml:space="preserve"> </w:t>
-      </w:r>
+        <w:t xml:space="preserve"> — First name</w:t>
+      </w:r>
+    </w:p>
+    <w:p>
+      <w:pPr>
+        <w:pStyle w:val="ListBullet"/>
+      </w:pPr>
       <w:r>
         <w:rPr>
           <w:rFonts w:ascii="Consolas" w:hAnsi="Consolas"/>
@@ -2596,8 +3057,13 @@
         <w:t>{last_name}</w:t>
       </w:r>
       <w:r>
-        <w:t xml:space="preserve"> </w:t>
-      </w:r>
+        <w:t xml:space="preserve"> — Last name</w:t>
+      </w:r>
+    </w:p>
+    <w:p>
+      <w:pPr>
+        <w:pStyle w:val="ListBullet"/>
+      </w:pPr>
       <w:r>
         <w:rPr>
           <w:rFonts w:ascii="Consolas" w:hAnsi="Consolas"/>
@@ -2607,8 +3073,13 @@
         <w:t>{username}</w:t>
       </w:r>
       <w:r>
-        <w:t xml:space="preserve"> </w:t>
-      </w:r>
+        <w:t xml:space="preserve"> — Username</w:t>
+      </w:r>
+    </w:p>
+    <w:p>
+      <w:pPr>
+        <w:pStyle w:val="ListBullet"/>
+      </w:pPr>
       <w:r>
         <w:rPr>
           <w:rFonts w:ascii="Consolas" w:hAnsi="Consolas"/>
@@ -2617,8 +3088,14 @@
         </w:rPr>
         <w:t>{user_email}</w:t>
       </w:r>
+      <w:r>
+        <w:t xml:space="preserve"> — Email address</w:t>
+      </w:r>
     </w:p>
     <w:p>
+      <w:pPr>
+        <w:pStyle w:val="ListBullet"/>
+      </w:pPr>
       <w:r>
         <w:rPr>
           <w:rFonts w:ascii="Consolas" w:hAnsi="Consolas"/>
@@ -2628,8 +3105,13 @@
         <w:t>{site_title}</w:t>
       </w:r>
       <w:r>
-        <w:t xml:space="preserve"> </w:t>
-      </w:r>
+        <w:t xml:space="preserve"> — Site title</w:t>
+      </w:r>
+    </w:p>
+    <w:p>
+      <w:pPr>
+        <w:pStyle w:val="ListBullet"/>
+      </w:pPr>
       <w:r>
         <w:rPr>
           <w:rFonts w:ascii="Consolas" w:hAnsi="Consolas"/>
@@ -2639,8 +3121,13 @@
         <w:t>{order_count}</w:t>
       </w:r>
       <w:r>
-        <w:t xml:space="preserve"> </w:t>
-      </w:r>
+        <w:t xml:space="preserve"> — Order count</w:t>
+      </w:r>
+    </w:p>
+    <w:p>
+      <w:pPr>
+        <w:pStyle w:val="ListBullet"/>
+      </w:pPr>
       <w:r>
         <w:rPr>
           <w:rFonts w:ascii="Consolas" w:hAnsi="Consolas"/>
@@ -2650,8 +3137,13 @@
         <w:t>{download_count}</w:t>
       </w:r>
       <w:r>
-        <w:t xml:space="preserve"> </w:t>
-      </w:r>
+        <w:t xml:space="preserve"> — Download count</w:t>
+      </w:r>
+    </w:p>
+    <w:p>
+      <w:pPr>
+        <w:pStyle w:val="ListBullet"/>
+      </w:pPr>
       <w:r>
         <w:rPr>
           <w:rFonts w:ascii="Consolas" w:hAnsi="Consolas"/>
@@ -2660,8 +3152,14 @@
         </w:rPr>
         <w:t>{last_login}</w:t>
       </w:r>
+      <w:r>
+        <w:t xml:space="preserve"> — Last login date</w:t>
+      </w:r>
     </w:p>
     <w:p>
+      <w:pPr>
+        <w:pStyle w:val="ListBullet"/>
+      </w:pPr>
       <w:r>
         <w:rPr>
           <w:rFonts w:ascii="Consolas" w:hAnsi="Consolas"/>
@@ -2671,17 +3169,19 @@
         <w:t>{points_balance}</w:t>
       </w:r>
       <w:r>
-        <w:t xml:space="preserve"> </w:t>
+        <w:t xml:space="preserve"> — Points balance </w:t>
       </w:r>
       <w:r>
         <w:rPr>
           <w:i/>
         </w:rPr>
-        <w:t>(Points &amp; Rewards)</w:t>
-      </w:r>
-      <w:r>
-        <w:t xml:space="preserve"> </w:t>
-      </w:r>
+        <w:t>(WooCommerce Points &amp; Rewards)</w:t>
+      </w:r>
+    </w:p>
+    <w:p>
+      <w:pPr>
+        <w:pStyle w:val="ListBullet"/>
+      </w:pPr>
       <w:r>
         <w:rPr>
           <w:rFonts w:ascii="Consolas" w:hAnsi="Consolas"/>
@@ -2691,13 +3191,13 @@
         <w:t>{membership_plan}</w:t>
       </w:r>
       <w:r>
-        <w:t xml:space="preserve"> </w:t>
+        <w:t xml:space="preserve"> — Membership plan </w:t>
       </w:r>
       <w:r>
         <w:rPr>
           <w:i/>
         </w:rPr>
-        <w:t>(Memberships)</w:t>
+        <w:t>(WooCommerce Memberships)</w:t>
       </w:r>
     </w:p>
     <w:p>
@@ -2711,7 +3211,16 @@
         <w:t>Add smart tags</w:t>
       </w:r>
       <w:r>
-        <w:t xml:space="preserve"> button next to Add Media.</w:t>
+        <w:t xml:space="preserve"> button beside </w:t>
+      </w:r>
+      <w:r>
+        <w:rPr>
+          <w:b/>
+        </w:rPr>
+        <w:t>Add Media</w:t>
+      </w:r>
+      <w:r>
+        <w:t>.</w:t>
       </w:r>
     </w:p>
     <w:p>
@@ -2727,12 +3236,7 @@
         <w:rPr>
           <w:color w:val="2563EB"/>
         </w:rPr>
-        <w:t>15. Shortcode / Widget / Block</w:t>
-      </w:r>
-    </w:p>
-    <w:p>
-      <w:r>
-        <w:t>The account menu can also be rendered outside the account page — all three reuse the same styling as the main menu:</w:t>
+        <w:t>Compatibility with Third‑Party WooCommerce Plugins</w:t>
       </w:r>
     </w:p>
     <w:p>
@@ -2743,10 +3247,10 @@
         <w:rPr>
           <w:b/>
         </w:rPr>
-        <w:t>Shortcode</w:t>
-      </w:r>
-      <w:r>
-        <w:t xml:space="preserve"> — </w:t>
+        <w:t>WooCommerce Points &amp; Rewards</w:t>
+      </w:r>
+      <w:r>
+        <w:t xml:space="preserve"> — the </w:t>
       </w:r>
       <w:r>
         <w:rPr>
@@ -2754,33 +3258,33 @@
           <w:color w:val="B32D2E"/>
           <w:sz w:val="19"/>
         </w:rPr>
-        <w:t>[acfw_account_menu]</w:t>
-      </w:r>
-      <w:r>
-        <w:t>.</w:t>
-      </w:r>
-    </w:p>
-    <w:p>
-      <w:pPr>
-        <w:pStyle w:val="ListBullet"/>
-      </w:pPr>
+        <w:t>{points_balance}</w:t>
+      </w:r>
+      <w:r>
+        <w:t xml:space="preserve"> smart tag and the </w:t>
+      </w:r>
       <w:r>
         <w:rPr>
           <w:b/>
         </w:rPr>
-        <w:t>Block</w:t>
-      </w:r>
-      <w:r>
-        <w:t xml:space="preserve"> — </w:t>
-      </w:r>
+        <w:t>Reward points</w:t>
+      </w:r>
+      <w:r>
+        <w:t xml:space="preserve"> dashboard stat read the customer’s balance.</w:t>
+      </w:r>
+    </w:p>
+    <w:p>
+      <w:pPr>
+        <w:pStyle w:val="ListBullet"/>
+      </w:pPr>
       <w:r>
         <w:rPr>
           <w:b/>
         </w:rPr>
-        <w:t>Account Menu</w:t>
-      </w:r>
-      <w:r>
-        <w:t xml:space="preserve"> (</w:t>
+        <w:t>WooCommerce Memberships</w:t>
+      </w:r>
+      <w:r>
+        <w:t xml:space="preserve"> — the </w:t>
       </w:r>
       <w:r>
         <w:rPr>
@@ -2788,21 +3292,10 @@
           <w:color w:val="B32D2E"/>
           <w:sz w:val="19"/>
         </w:rPr>
-        <w:t>acfw/account-menu</w:t>
-      </w:r>
-      <w:r>
-        <w:t xml:space="preserve">) in the block inserter (editor script </w:t>
-      </w:r>
-      <w:r>
-        <w:rPr>
-          <w:rFonts w:ascii="Consolas" w:hAnsi="Consolas"/>
-          <w:color w:val="B32D2E"/>
-          <w:sz w:val="19"/>
-        </w:rPr>
-        <w:t>assets/js/block.js</w:t>
-      </w:r>
-      <w:r>
-        <w:t>).</w:t>
+        <w:t>{membership_plan}</w:t>
+      </w:r>
+      <w:r>
+        <w:t xml:space="preserve"> smart tag shows the active plan.</w:t>
       </w:r>
     </w:p>
     <w:p>
@@ -2813,474 +3306,48 @@
         <w:rPr>
           <w:b/>
         </w:rPr>
-        <w:t>Widget</w:t>
-      </w:r>
-      <w:r>
-        <w:t xml:space="preserve"> — the </w:t>
+        <w:t>Themes</w:t>
+      </w:r>
+      <w:r>
+        <w:t xml:space="preserve"> — the menu neutralises common theme interference on list rows; the </w:t>
       </w:r>
       <w:r>
         <w:rPr>
           <w:b/>
         </w:rPr>
-        <w:t>Account Menu</w:t>
-      </w:r>
-      <w:r>
-        <w:t xml:space="preserve"> classic widget (</w:t>
-      </w:r>
-      <w:r>
-        <w:rPr>
-          <w:rFonts w:ascii="Consolas" w:hAnsi="Consolas"/>
-          <w:color w:val="B32D2E"/>
-          <w:sz w:val="19"/>
-        </w:rPr>
-        <w:t>ACFW_Menu_Widget</w:t>
-      </w:r>
-      <w:r>
-        <w:t>).</w:t>
+        <w:t>Theme style</w:t>
+      </w:r>
+      <w:r>
+        <w:t xml:space="preserve"> menu style intentionally inherits the active theme’s look. Block content pulls in core block styles so blocks render correctly on the account page.</w:t>
       </w:r>
     </w:p>
     <w:p>
-      <w:r>
-        <w:br/>
-      </w:r>
-    </w:p>
-    <w:p>
-      <w:pPr>
-        <w:pStyle w:val="Heading1"/>
-      </w:pPr>
-      <w:r>
-        <w:rPr>
-          <w:color w:val="2563EB"/>
-        </w:rPr>
-        <w:t>16. Developer: build, hooks, templates</w:t>
-      </w:r>
-    </w:p>
-    <w:p>
-      <w:pPr>
-        <w:pStyle w:val="Heading2"/>
-      </w:pPr>
-      <w:r>
-        <w:rPr>
-          <w:color w:val="2563EB"/>
-        </w:rPr>
-        <w:t>Build pipeline</w:t>
-      </w:r>
-    </w:p>
-    <w:p>
-      <w:r>
-        <w:t xml:space="preserve">Source of truth is </w:t>
-      </w:r>
+      <w:pPr>
+        <w:pStyle w:val="ListBullet"/>
+      </w:pPr>
       <w:r>
         <w:rPr>
           <w:b/>
         </w:rPr>
-        <w:t>SCSS/JS sources</w:t>
-      </w:r>
-      <w:r>
-        <w:t xml:space="preserve">, compiled with </w:t>
-      </w:r>
-      <w:r>
-        <w:rPr>
-          <w:b/>
-        </w:rPr>
-        <w:t>Gulp</w:t>
-      </w:r>
-      <w:r>
-        <w:t xml:space="preserve"> (SCSS→CSS + JS minify) and </w:t>
-      </w:r>
-      <w:r>
-        <w:rPr>
-          <w:b/>
-        </w:rPr>
-        <w:t>@wordpress/scripts</w:t>
-      </w:r>
-      <w:r>
-        <w:t xml:space="preserve"> (block editor bundle). Package manager: </w:t>
-      </w:r>
-      <w:r>
-        <w:rPr>
-          <w:b/>
-        </w:rPr>
-        <w:t>pnpm</w:t>
-      </w:r>
-      <w:r>
-        <w:t>.</w:t>
+        <w:t>Block editor</w:t>
+      </w:r>
+      <w:r>
+        <w:t xml:space="preserve"> — custom endpoint content can use the standalone Gutenberg editor (core blocks, media, embeds, patterns).</w:t>
       </w:r>
     </w:p>
     <w:p>
-      <w:pPr>
-        <w:spacing w:after="160"/>
-        <w:ind w:left="288"/>
-      </w:pPr>
-      <w:r>
-        <w:rPr>
-          <w:rFonts w:ascii="Consolas" w:hAnsi="Consolas"/>
-          <w:sz w:val="19"/>
-        </w:rPr>
-        <w:t>pnpm install          # install toolchain</w:t>
+      <w:r>
         <w:br/>
-        <w:t>pnpm build            # gulp (scss→css, *.min.js) + block editor bundle</w:t>
-        <w:br/>
-        <w:t>npx gulp watch        # rebuild on change</w:t>
-        <w:br/>
-        <w:t>pnpm zip              # build + package dist/account-customizer-for-woocommerce.zip</w:t>
       </w:r>
     </w:p>
     <w:p>
-      <w:pPr>
-        <w:pStyle w:val="ListBullet"/>
-      </w:pPr>
-      <w:r>
-        <w:t xml:space="preserve">Edit </w:t>
-      </w:r>
-      <w:r>
-        <w:rPr>
-          <w:rFonts w:ascii="Consolas" w:hAnsi="Consolas"/>
-          <w:color w:val="B32D2E"/>
-          <w:sz w:val="19"/>
-        </w:rPr>
-        <w:t>assets/scss/*.scss</w:t>
-      </w:r>
-      <w:r>
-        <w:t xml:space="preserve"> and </w:t>
-      </w:r>
-      <w:r>
-        <w:rPr>
-          <w:rFonts w:ascii="Consolas" w:hAnsi="Consolas"/>
-          <w:color w:val="B32D2E"/>
-          <w:sz w:val="19"/>
-        </w:rPr>
-        <w:t>assets/js/*.js</w:t>
-      </w:r>
-      <w:r>
-        <w:t xml:space="preserve"> (sources) — </w:t>
-      </w:r>
-      <w:r>
-        <w:rPr>
-          <w:b/>
-        </w:rPr>
-        <w:t>not</w:t>
-      </w:r>
-      <w:r>
-        <w:t xml:space="preserve"> the compiled </w:t>
-      </w:r>
-      <w:r>
-        <w:rPr>
-          <w:rFonts w:ascii="Consolas" w:hAnsi="Consolas"/>
-          <w:color w:val="B32D2E"/>
-          <w:sz w:val="19"/>
-        </w:rPr>
-        <w:t>assets/css/*.css</w:t>
-      </w:r>
-      <w:r>
-        <w:t>.</w:t>
+      <w:r>
+        <w:t>*Front‑end behaviours (group toggle, search filter, pin, collapsible rail, logout</w:t>
       </w:r>
     </w:p>
     <w:p>
-      <w:pPr>
-        <w:pStyle w:val="ListBullet"/>
-      </w:pPr>
-      <w:r>
-        <w:t xml:space="preserve">Design tokens live in </w:t>
-      </w:r>
-      <w:r>
-        <w:rPr>
-          <w:rFonts w:ascii="Consolas" w:hAnsi="Consolas"/>
-          <w:color w:val="B32D2E"/>
-          <w:sz w:val="19"/>
-        </w:rPr>
-        <w:t>assets/scss/_variables.scss</w:t>
-      </w:r>
-      <w:r>
-        <w:t>.</w:t>
-      </w:r>
-    </w:p>
-    <w:p>
-      <w:pPr>
-        <w:pStyle w:val="ListBullet"/>
-      </w:pPr>
-      <w:r>
-        <w:t xml:space="preserve">Assets are enqueued minified with a filemtime cache‑buster; define </w:t>
-      </w:r>
-      <w:r>
-        <w:rPr>
-          <w:rFonts w:ascii="Consolas" w:hAnsi="Consolas"/>
-          <w:color w:val="B32D2E"/>
-          <w:sz w:val="19"/>
-        </w:rPr>
-        <w:t>SCRIPT_DEBUG</w:t>
-      </w:r>
-      <w:r>
-        <w:t xml:space="preserve"> to load unminified sources.</w:t>
-      </w:r>
-    </w:p>
-    <w:p>
-      <w:pPr>
-        <w:pStyle w:val="Heading2"/>
-      </w:pPr>
-      <w:r>
-        <w:rPr>
-          <w:color w:val="2563EB"/>
-        </w:rPr>
-        <w:t>Template overrides</w:t>
-      </w:r>
-    </w:p>
-    <w:p>
-      <w:r>
-        <w:t xml:space="preserve">Copy any file from </w:t>
-      </w:r>
-      <w:r>
-        <w:rPr>
-          <w:rFonts w:ascii="Consolas" w:hAnsi="Consolas"/>
-          <w:color w:val="B32D2E"/>
-          <w:sz w:val="19"/>
-        </w:rPr>
-        <w:t>templates/</w:t>
-      </w:r>
-      <w:r>
-        <w:t xml:space="preserve"> into</w:t>
-      </w:r>
-    </w:p>
-    <w:p>
-      <w:r>
-        <w:rPr>
-          <w:rFonts w:ascii="Consolas" w:hAnsi="Consolas"/>
-          <w:color w:val="B32D2E"/>
-          <w:sz w:val="19"/>
-        </w:rPr>
-        <w:t>yourtheme/account-customizer-for-woocommerce/{template}.php</w:t>
-      </w:r>
-      <w:r>
-        <w:t xml:space="preserve"> to override:</w:t>
-      </w:r>
-    </w:p>
-    <w:p>
-      <w:r>
-        <w:rPr>
-          <w:rFonts w:ascii="Consolas" w:hAnsi="Consolas"/>
-          <w:color w:val="B32D2E"/>
-          <w:sz w:val="19"/>
-        </w:rPr>
-        <w:t>myaccount-menu.php</w:t>
-      </w:r>
-      <w:r>
-        <w:t xml:space="preserve">, </w:t>
-      </w:r>
-      <w:r>
-        <w:rPr>
-          <w:rFonts w:ascii="Consolas" w:hAnsi="Consolas"/>
-          <w:color w:val="B32D2E"/>
-          <w:sz w:val="19"/>
-        </w:rPr>
-        <w:t>myaccount-menu-item.php</w:t>
-      </w:r>
-      <w:r>
-        <w:t xml:space="preserve">, </w:t>
-      </w:r>
-      <w:r>
-        <w:rPr>
-          <w:rFonts w:ascii="Consolas" w:hAnsi="Consolas"/>
-          <w:color w:val="B32D2E"/>
-          <w:sz w:val="19"/>
-        </w:rPr>
-        <w:t>myaccount-avatar.php</w:t>
-      </w:r>
-      <w:r>
-        <w:t>.</w:t>
-      </w:r>
-    </w:p>
-    <w:p>
-      <w:pPr>
-        <w:pStyle w:val="Heading2"/>
-      </w:pPr>
-      <w:r>
-        <w:rPr>
-          <w:color w:val="2563EB"/>
-        </w:rPr>
-        <w:t>Useful filters</w:t>
-      </w:r>
-    </w:p>
-    <w:p>
-      <w:pPr>
-        <w:pStyle w:val="ListBullet"/>
-      </w:pPr>
-      <w:r>
-        <w:rPr>
-          <w:rFonts w:ascii="Consolas" w:hAnsi="Consolas"/>
-          <w:color w:val="B32D2E"/>
-          <w:sz w:val="19"/>
-        </w:rPr>
-        <w:t>acfw_prebuilt_templates</w:t>
-      </w:r>
-      <w:r>
-        <w:t xml:space="preserve"> — add/modify starter templates.</w:t>
-      </w:r>
-    </w:p>
-    <w:p>
-      <w:pPr>
-        <w:pStyle w:val="ListBullet"/>
-      </w:pPr>
-      <w:r>
-        <w:rPr>
-          <w:rFonts w:ascii="Consolas" w:hAnsi="Consolas"/>
-          <w:color w:val="B32D2E"/>
-          <w:sz w:val="19"/>
-        </w:rPr>
-        <w:t>acfw_design_option_keys</w:t>
-      </w:r>
-      <w:r>
-        <w:t xml:space="preserve"> / </w:t>
-      </w:r>
-      <w:r>
-        <w:rPr>
-          <w:rFonts w:ascii="Consolas" w:hAnsi="Consolas"/>
-          <w:color w:val="B32D2E"/>
-          <w:sz w:val="19"/>
-        </w:rPr>
-        <w:t>acfw_design_option_defaults</w:t>
-      </w:r>
-      <w:r>
-        <w:t xml:space="preserve"> — extend the design option set.</w:t>
-      </w:r>
-    </w:p>
-    <w:p>
-      <w:pPr>
-        <w:pStyle w:val="ListBullet"/>
-      </w:pPr>
-      <w:r>
-        <w:rPr>
-          <w:rFonts w:ascii="Consolas" w:hAnsi="Consolas"/>
-          <w:color w:val="B32D2E"/>
-          <w:sz w:val="19"/>
-        </w:rPr>
-        <w:t>acfw_menu_styles</w:t>
-      </w:r>
-      <w:r>
-        <w:t xml:space="preserve"> — add a Menu style choice.</w:t>
-      </w:r>
-    </w:p>
-    <w:p>
-      <w:pPr>
-        <w:pStyle w:val="ListBullet"/>
-      </w:pPr>
-      <w:r>
-        <w:rPr>
-          <w:rFonts w:ascii="Consolas" w:hAnsi="Consolas"/>
-          <w:color w:val="B32D2E"/>
-          <w:sz w:val="19"/>
-        </w:rPr>
-        <w:t>acfw_default_type_icon</w:t>
-      </w:r>
-      <w:r>
-        <w:t xml:space="preserve"> — change default icons per item type.</w:t>
-      </w:r>
-    </w:p>
-    <w:p>
-      <w:pPr>
-        <w:pStyle w:val="ListBullet"/>
-      </w:pPr>
-      <w:r>
-        <w:rPr>
-          <w:rFonts w:ascii="Consolas" w:hAnsi="Consolas"/>
-          <w:color w:val="B32D2E"/>
-          <w:sz w:val="19"/>
-        </w:rPr>
-        <w:t>acfw_smart_tags</w:t>
-      </w:r>
-      <w:r>
-        <w:t xml:space="preserve"> / </w:t>
-      </w:r>
-      <w:r>
-        <w:rPr>
-          <w:rFonts w:ascii="Consolas" w:hAnsi="Consolas"/>
-          <w:color w:val="B32D2E"/>
-          <w:sz w:val="19"/>
-        </w:rPr>
-        <w:t>acfw_apply_smart_tags</w:t>
-      </w:r>
-      <w:r>
-        <w:t xml:space="preserve"> — register custom smart tags.</w:t>
-      </w:r>
-    </w:p>
-    <w:p>
-      <w:pPr>
-        <w:pStyle w:val="ListBullet"/>
-      </w:pPr>
-      <w:r>
-        <w:rPr>
-          <w:rFonts w:ascii="Consolas" w:hAnsi="Consolas"/>
-          <w:color w:val="B32D2E"/>
-          <w:sz w:val="19"/>
-        </w:rPr>
-        <w:t>acfw_get_items</w:t>
-      </w:r>
-      <w:r>
-        <w:t xml:space="preserve">, </w:t>
-      </w:r>
-      <w:r>
-        <w:rPr>
-          <w:rFonts w:ascii="Consolas" w:hAnsi="Consolas"/>
-          <w:color w:val="B32D2E"/>
-          <w:sz w:val="19"/>
-        </w:rPr>
-        <w:t>acfw_item_is_visible</w:t>
-      </w:r>
-      <w:r>
-        <w:t xml:space="preserve">, </w:t>
-      </w:r>
-      <w:r>
-        <w:rPr>
-          <w:rFonts w:ascii="Consolas" w:hAnsi="Consolas"/>
-          <w:color w:val="B32D2E"/>
-          <w:sz w:val="19"/>
-        </w:rPr>
-        <w:t>acfw_item_classes</w:t>
-      </w:r>
-      <w:r>
-        <w:t xml:space="preserve">, </w:t>
-      </w:r>
-      <w:r>
-        <w:rPr>
-          <w:rFonts w:ascii="Consolas" w:hAnsi="Consolas"/>
-          <w:color w:val="B32D2E"/>
-          <w:sz w:val="19"/>
-        </w:rPr>
-        <w:t>acfw_endpoint_content</w:t>
-      </w:r>
-      <w:r>
-        <w:t xml:space="preserve">, </w:t>
-      </w:r>
-      <w:r>
-        <w:rPr>
-          <w:rFonts w:ascii="Consolas" w:hAnsi="Consolas"/>
-          <w:color w:val="B32D2E"/>
-          <w:sz w:val="19"/>
-        </w:rPr>
-        <w:t>acfw_is_account_page</w:t>
-      </w:r>
-      <w:r>
-        <w:t>.</w:t>
-      </w:r>
-    </w:p>
-    <w:p>
-      <w:r>
-        <w:br/>
-      </w:r>
-    </w:p>
-    <w:p>
-      <w:pPr>
-        <w:pStyle w:val="Heading1"/>
-      </w:pPr>
-      <w:r>
-        <w:rPr>
-          <w:color w:val="2563EB"/>
-        </w:rPr>
-        <w:t>17. Front‑end behaviours (JavaScript)</w:t>
-      </w:r>
-    </w:p>
-    <w:p>
-      <w:r>
-        <w:t xml:space="preserve">Handled by </w:t>
+      <w:r>
+        <w:t xml:space="preserve">confirm, mobile drawer, AJAX) are handled in </w:t>
       </w:r>
       <w:r>
         <w:rPr>
@@ -3291,2766 +3358,23 @@
         <w:t>assets/js/frontend.js</w:t>
       </w:r>
       <w:r>
-        <w:t>:</w:t>
+        <w:t>. For a full</w:t>
       </w:r>
     </w:p>
     <w:p>
-      <w:pPr>
-        <w:pStyle w:val="ListBullet"/>
-      </w:pPr>
-      <w:r>
-        <w:rPr>
-          <w:b/>
-        </w:rPr>
-        <w:t>Group expand/collapse</w:t>
-      </w:r>
-      <w:r>
-        <w:t xml:space="preserve"> — click a group title to open; click again (or click outside, in Tabs layout) to close.</w:t>
-      </w:r>
-    </w:p>
-    <w:p>
-      <w:pPr>
-        <w:pStyle w:val="ListBullet"/>
-      </w:pPr>
-      <w:r>
-        <w:rPr>
-          <w:b/>
-        </w:rPr>
-        <w:t>Menu search filter</w:t>
-      </w:r>
-      <w:r>
-        <w:t xml:space="preserve"> — live‑filters items as you type (when the search box is enabled).</w:t>
-      </w:r>
-    </w:p>
-    <w:p>
-      <w:pPr>
-        <w:pStyle w:val="ListBullet"/>
-      </w:pPr>
-      <w:r>
-        <w:rPr>
-          <w:b/>
-        </w:rPr>
-        <w:t>Pin favourites</w:t>
-      </w:r>
-      <w:r>
-        <w:t xml:space="preserve"> — star an item to pin it to the top (stored per browser).</w:t>
-      </w:r>
-    </w:p>
-    <w:p>
-      <w:pPr>
-        <w:pStyle w:val="ListBullet"/>
-      </w:pPr>
-      <w:r>
-        <w:rPr>
-          <w:b/>
-        </w:rPr>
-        <w:t>Collapsible icon rail</w:t>
-      </w:r>
-      <w:r>
-        <w:t xml:space="preserve"> — toggle the menu between full and icons‑only.</w:t>
-      </w:r>
-    </w:p>
-    <w:p>
-      <w:pPr>
-        <w:pStyle w:val="ListBullet"/>
-      </w:pPr>
-      <w:r>
-        <w:rPr>
-          <w:b/>
-        </w:rPr>
-        <w:t>Confirm before logout</w:t>
-      </w:r>
-      <w:r>
-        <w:t xml:space="preserve"> — optional confirm dialog on the Log out item.</w:t>
-      </w:r>
-    </w:p>
-    <w:p>
-      <w:pPr>
-        <w:pStyle w:val="ListBullet"/>
-      </w:pPr>
-      <w:r>
-        <w:rPr>
-          <w:b/>
-        </w:rPr>
-        <w:t>Mobile nav drawer</w:t>
-      </w:r>
-      <w:r>
-        <w:t xml:space="preserve"> — on small screens the menu collapses to an “Account menu” button that opens a drawer.</w:t>
-      </w:r>
-    </w:p>
-    <w:p>
-      <w:pPr>
-        <w:pStyle w:val="ListBullet"/>
-      </w:pPr>
-      <w:r>
-        <w:rPr>
-          <w:b/>
-        </w:rPr>
-        <w:t>AJAX navigation</w:t>
-      </w:r>
-      <w:r>
-        <w:t xml:space="preserve"> — endpoint clicks swap the content area without a full reload.</w:t>
-      </w:r>
-    </w:p>
-    <w:p>
-      <w:r>
-        <w:br/>
-      </w:r>
-    </w:p>
-    <w:p>
-      <w:pPr>
-        <w:pStyle w:val="Heading1"/>
-      </w:pPr>
-      <w:r>
-        <w:rPr>
-          <w:color w:val="2563EB"/>
-        </w:rPr>
-        <w:t>18. Complete options reference</w:t>
-      </w:r>
-    </w:p>
-    <w:p>
-      <w:r>
-        <w:t xml:space="preserve">All options are stored as WordPress options. </w:t>
-      </w:r>
-      <w:r>
-        <w:rPr>
-          <w:b/>
-        </w:rPr>
-        <w:t>Design</w:t>
-      </w:r>
-      <w:r>
-        <w:t xml:space="preserve"> options are edited in the </w:t>
-      </w:r>
-      <w:r>
-        <w:rPr>
-          <w:b/>
-        </w:rPr>
-        <w:t>Customizer</w:t>
-      </w:r>
-      <w:r>
-        <w:t xml:space="preserve">; </w:t>
-      </w:r>
-      <w:r>
-        <w:rPr>
-          <w:b/>
-        </w:rPr>
-        <w:t>behaviour</w:t>
-      </w:r>
-      <w:r>
-        <w:t xml:space="preserve"> options in the </w:t>
-      </w:r>
-      <w:r>
-        <w:rPr>
-          <w:b/>
-        </w:rPr>
-        <w:t>Settings</w:t>
-      </w:r>
-      <w:r>
-        <w:t xml:space="preserve"> tab; </w:t>
-      </w:r>
-      <w:r>
-        <w:rPr>
-          <w:b/>
-        </w:rPr>
-        <w:t>content</w:t>
-      </w:r>
-      <w:r>
-        <w:t xml:space="preserve"> in </w:t>
-      </w:r>
-      <w:r>
-        <w:rPr>
-          <w:b/>
-        </w:rPr>
-        <w:t>Menu Items / Banners</w:t>
-      </w:r>
-      <w:r>
-        <w:t>.</w:t>
-      </w:r>
-    </w:p>
-    <w:p>
-      <w:pPr>
-        <w:pStyle w:val="Heading2"/>
-      </w:pPr>
-      <w:r>
-        <w:rPr>
-          <w:color w:val="2563EB"/>
-        </w:rPr>
-        <w:t>Design (Customizer)</w:t>
-      </w:r>
-    </w:p>
-    <w:tbl>
-      <w:tblPr>
-        <w:tblStyle w:val="LightGrid-Accent1"/>
-        <w:tblW w:type="auto" w:w="0"/>
-        <w:jc w:val="left"/>
-        <w:tblLook w:firstColumn="1" w:firstRow="1" w:lastColumn="0" w:lastRow="0" w:noHBand="0" w:noVBand="1" w:val="04A0"/>
-      </w:tblPr>
-      <w:tblGrid>
-        <w:gridCol w:w="2880"/>
-        <w:gridCol w:w="2880"/>
-        <w:gridCol w:w="2880"/>
-      </w:tblGrid>
-      <w:tr>
-        <w:tc>
-          <w:tcPr>
-            <w:tcW w:type="dxa" w:w="2880"/>
-          </w:tcPr>
-          <w:p>
-            <w:r>
-              <w:rPr>
-                <w:b/>
-              </w:rPr>
-            </w:r>
-            <w:r>
-              <w:rPr>
-                <w:b/>
-              </w:rPr>
-              <w:t>Option</w:t>
-            </w:r>
-          </w:p>
-        </w:tc>
-        <w:tc>
-          <w:tcPr>
-            <w:tcW w:type="dxa" w:w="2880"/>
-          </w:tcPr>
-          <w:p>
-            <w:r>
-              <w:rPr>
-                <w:b/>
-              </w:rPr>
-            </w:r>
-            <w:r>
-              <w:rPr>
-                <w:b/>
-              </w:rPr>
-              <w:t>Default</w:t>
-            </w:r>
-          </w:p>
-        </w:tc>
-        <w:tc>
-          <w:tcPr>
-            <w:tcW w:type="dxa" w:w="2880"/>
-          </w:tcPr>
-          <w:p>
-            <w:r>
-              <w:rPr>
-                <w:b/>
-              </w:rPr>
-            </w:r>
-            <w:r>
-              <w:rPr>
-                <w:b/>
-              </w:rPr>
-              <w:t>Notes</w:t>
-            </w:r>
-          </w:p>
-        </w:tc>
-      </w:tr>
-      <w:tr>
-        <w:tc>
-          <w:tcPr>
-            <w:tcW w:type="dxa" w:w="2880"/>
-          </w:tcPr>
-          <w:p>
-            <w:r/>
-            <w:r>
-              <w:rPr>
-                <w:rFonts w:ascii="Consolas" w:hAnsi="Consolas"/>
-                <w:color w:val="B32D2E"/>
-                <w:sz w:val="19"/>
-              </w:rPr>
-              <w:t>acfw_menu_position</w:t>
-            </w:r>
-          </w:p>
-        </w:tc>
-        <w:tc>
-          <w:tcPr>
-            <w:tcW w:type="dxa" w:w="2880"/>
-          </w:tcPr>
-          <w:p>
-            <w:r/>
-            <w:r>
-              <w:rPr>
-                <w:rFonts w:ascii="Consolas" w:hAnsi="Consolas"/>
-                <w:color w:val="B32D2E"/>
-                <w:sz w:val="19"/>
-              </w:rPr>
-              <w:t>vertical-left</w:t>
-            </w:r>
-          </w:p>
-        </w:tc>
-        <w:tc>
-          <w:tcPr>
-            <w:tcW w:type="dxa" w:w="2880"/>
-          </w:tcPr>
-          <w:p>
-            <w:r/>
-            <w:r>
-              <w:t>left / right / horizontal</w:t>
-            </w:r>
-          </w:p>
-        </w:tc>
-      </w:tr>
-      <w:tr>
-        <w:tc>
-          <w:tcPr>
-            <w:tcW w:type="dxa" w:w="2880"/>
-          </w:tcPr>
-          <w:p>
-            <w:r/>
-            <w:r>
-              <w:rPr>
-                <w:rFonts w:ascii="Consolas" w:hAnsi="Consolas"/>
-                <w:color w:val="B32D2E"/>
-                <w:sz w:val="19"/>
-              </w:rPr>
-              <w:t>acfw_menu_style</w:t>
-            </w:r>
-          </w:p>
-        </w:tc>
-        <w:tc>
-          <w:tcPr>
-            <w:tcW w:type="dxa" w:w="2880"/>
-          </w:tcPr>
-          <w:p>
-            <w:r/>
-            <w:r>
-              <w:rPr>
-                <w:rFonts w:ascii="Consolas" w:hAnsi="Consolas"/>
-                <w:color w:val="B32D2E"/>
-                <w:sz w:val="19"/>
-              </w:rPr>
-              <w:t>simple</w:t>
-            </w:r>
-          </w:p>
-        </w:tc>
-        <w:tc>
-          <w:tcPr>
-            <w:tcW w:type="dxa" w:w="2880"/>
-          </w:tcPr>
-          <w:p>
-            <w:r/>
-            <w:r>
-              <w:t>theme, simple, classic, modern, minimal, pill, tabs</w:t>
-            </w:r>
-          </w:p>
-        </w:tc>
-      </w:tr>
-      <w:tr>
-        <w:tc>
-          <w:tcPr>
-            <w:tcW w:type="dxa" w:w="2880"/>
-          </w:tcPr>
-          <w:p>
-            <w:r/>
-            <w:r>
-              <w:rPr>
-                <w:rFonts w:ascii="Consolas" w:hAnsi="Consolas"/>
-                <w:color w:val="B32D2E"/>
-                <w:sz w:val="19"/>
-              </w:rPr>
-              <w:t>acfw_accent_color</w:t>
-            </w:r>
-          </w:p>
-        </w:tc>
-        <w:tc>
-          <w:tcPr>
-            <w:tcW w:type="dxa" w:w="2880"/>
-          </w:tcPr>
-          <w:p>
-            <w:r/>
-            <w:r>
-              <w:rPr>
-                <w:rFonts w:ascii="Consolas" w:hAnsi="Consolas"/>
-                <w:color w:val="B32D2E"/>
-                <w:sz w:val="19"/>
-              </w:rPr>
-              <w:t>#2563eb</w:t>
-            </w:r>
-          </w:p>
-        </w:tc>
-        <w:tc>
-          <w:tcPr>
-            <w:tcW w:type="dxa" w:w="2880"/>
-          </w:tcPr>
-          <w:p>
-            <w:r/>
-          </w:p>
-        </w:tc>
-      </w:tr>
-      <w:tr>
-        <w:tc>
-          <w:tcPr>
-            <w:tcW w:type="dxa" w:w="2880"/>
-          </w:tcPr>
-          <w:p>
-            <w:r/>
-            <w:r>
-              <w:rPr>
-                <w:rFonts w:ascii="Consolas" w:hAnsi="Consolas"/>
-                <w:color w:val="B32D2E"/>
-                <w:sz w:val="19"/>
-              </w:rPr>
-              <w:t>acfw_text_color</w:t>
-            </w:r>
-          </w:p>
-        </w:tc>
-        <w:tc>
-          <w:tcPr>
-            <w:tcW w:type="dxa" w:w="2880"/>
-          </w:tcPr>
-          <w:p>
-            <w:r/>
-            <w:r>
-              <w:rPr>
-                <w:rFonts w:ascii="Consolas" w:hAnsi="Consolas"/>
-                <w:color w:val="B32D2E"/>
-                <w:sz w:val="19"/>
-              </w:rPr>
-              <w:t>#383838</w:t>
-            </w:r>
-          </w:p>
-        </w:tc>
-        <w:tc>
-          <w:tcPr>
-            <w:tcW w:type="dxa" w:w="2880"/>
-          </w:tcPr>
-          <w:p>
-            <w:r/>
-          </w:p>
-        </w:tc>
-      </w:tr>
-      <w:tr>
-        <w:tc>
-          <w:tcPr>
-            <w:tcW w:type="dxa" w:w="2880"/>
-          </w:tcPr>
-          <w:p>
-            <w:r/>
-            <w:r>
-              <w:rPr>
-                <w:rFonts w:ascii="Consolas" w:hAnsi="Consolas"/>
-                <w:color w:val="B32D2E"/>
-                <w:sz w:val="19"/>
-              </w:rPr>
-              <w:t>acfw_active_color</w:t>
-            </w:r>
-          </w:p>
-        </w:tc>
-        <w:tc>
-          <w:tcPr>
-            <w:tcW w:type="dxa" w:w="2880"/>
-          </w:tcPr>
-          <w:p>
-            <w:r/>
-            <w:r>
-              <w:rPr>
-                <w:i/>
-              </w:rPr>
-              <w:t>(empty)</w:t>
-            </w:r>
-          </w:p>
-        </w:tc>
-        <w:tc>
-          <w:tcPr>
-            <w:tcW w:type="dxa" w:w="2880"/>
-          </w:tcPr>
-          <w:p>
-            <w:r/>
-            <w:r>
-              <w:t>falls back to accent</w:t>
-            </w:r>
-          </w:p>
-        </w:tc>
-      </w:tr>
-      <w:tr>
-        <w:tc>
-          <w:tcPr>
-            <w:tcW w:type="dxa" w:w="2880"/>
-          </w:tcPr>
-          <w:p>
-            <w:r/>
-            <w:r>
-              <w:rPr>
-                <w:rFonts w:ascii="Consolas" w:hAnsi="Consolas"/>
-                <w:color w:val="B32D2E"/>
-                <w:sz w:val="19"/>
-              </w:rPr>
-              <w:t>acfw_menu_bg</w:t>
-            </w:r>
-            <w:r>
-              <w:t xml:space="preserve"> / </w:t>
-            </w:r>
-            <w:r>
-              <w:rPr>
-                <w:rFonts w:ascii="Consolas" w:hAnsi="Consolas"/>
-                <w:color w:val="B32D2E"/>
-                <w:sz w:val="19"/>
-              </w:rPr>
-              <w:t>acfw_hover_bg</w:t>
-            </w:r>
-          </w:p>
-        </w:tc>
-        <w:tc>
-          <w:tcPr>
-            <w:tcW w:type="dxa" w:w="2880"/>
-          </w:tcPr>
-          <w:p>
-            <w:r/>
-            <w:r>
-              <w:rPr>
-                <w:i/>
-              </w:rPr>
-              <w:t>(empty)</w:t>
-            </w:r>
-          </w:p>
-        </w:tc>
-        <w:tc>
-          <w:tcPr>
-            <w:tcW w:type="dxa" w:w="2880"/>
-          </w:tcPr>
-          <w:p>
-            <w:r/>
-            <w:r>
-              <w:t>item + hover background</w:t>
-            </w:r>
-          </w:p>
-        </w:tc>
-      </w:tr>
-      <w:tr>
-        <w:tc>
-          <w:tcPr>
-            <w:tcW w:type="dxa" w:w="2880"/>
-          </w:tcPr>
-          <w:p>
-            <w:r/>
-            <w:r>
-              <w:rPr>
-                <w:rFonts w:ascii="Consolas" w:hAnsi="Consolas"/>
-                <w:color w:val="B32D2E"/>
-                <w:sz w:val="19"/>
-              </w:rPr>
-              <w:t>acfw_menu_radius</w:t>
-            </w:r>
-          </w:p>
-        </w:tc>
-        <w:tc>
-          <w:tcPr>
-            <w:tcW w:type="dxa" w:w="2880"/>
-          </w:tcPr>
-          <w:p>
-            <w:r/>
-            <w:r>
-              <w:rPr>
-                <w:rFonts w:ascii="Consolas" w:hAnsi="Consolas"/>
-                <w:color w:val="B32D2E"/>
-                <w:sz w:val="19"/>
-              </w:rPr>
-              <w:t>8</w:t>
-            </w:r>
-          </w:p>
-        </w:tc>
-        <w:tc>
-          <w:tcPr>
-            <w:tcW w:type="dxa" w:w="2880"/>
-          </w:tcPr>
-          <w:p>
-            <w:r/>
-            <w:r>
-              <w:t>corner radius (px)</w:t>
-            </w:r>
-          </w:p>
-        </w:tc>
-      </w:tr>
-      <w:tr>
-        <w:tc>
-          <w:tcPr>
-            <w:tcW w:type="dxa" w:w="2880"/>
-          </w:tcPr>
-          <w:p>
-            <w:r/>
-            <w:r>
-              <w:rPr>
-                <w:rFonts w:ascii="Consolas" w:hAnsi="Consolas"/>
-                <w:color w:val="B32D2E"/>
-                <w:sz w:val="19"/>
-              </w:rPr>
-              <w:t>acfw_menu_gap</w:t>
-            </w:r>
-          </w:p>
-        </w:tc>
-        <w:tc>
-          <w:tcPr>
-            <w:tcW w:type="dxa" w:w="2880"/>
-          </w:tcPr>
-          <w:p>
-            <w:r/>
-            <w:r>
-              <w:rPr>
-                <w:rFonts w:ascii="Consolas" w:hAnsi="Consolas"/>
-                <w:color w:val="B32D2E"/>
-                <w:sz w:val="19"/>
-              </w:rPr>
-              <w:t>4</w:t>
-            </w:r>
-          </w:p>
-        </w:tc>
-        <w:tc>
-          <w:tcPr>
-            <w:tcW w:type="dxa" w:w="2880"/>
-          </w:tcPr>
-          <w:p>
-            <w:r/>
-            <w:r>
-              <w:t>spacing between items (px)</w:t>
-            </w:r>
-          </w:p>
-        </w:tc>
-      </w:tr>
-      <w:tr>
-        <w:tc>
-          <w:tcPr>
-            <w:tcW w:type="dxa" w:w="2880"/>
-          </w:tcPr>
-          <w:p>
-            <w:r/>
-            <w:r>
-              <w:rPr>
-                <w:rFonts w:ascii="Consolas" w:hAnsi="Consolas"/>
-                <w:color w:val="B32D2E"/>
-                <w:sz w:val="19"/>
-              </w:rPr>
-              <w:t>acfw_item_padding</w:t>
-            </w:r>
-          </w:p>
-        </w:tc>
-        <w:tc>
-          <w:tcPr>
-            <w:tcW w:type="dxa" w:w="2880"/>
-          </w:tcPr>
-          <w:p>
-            <w:r/>
-            <w:r>
-              <w:rPr>
-                <w:rFonts w:ascii="Consolas" w:hAnsi="Consolas"/>
-                <w:color w:val="B32D2E"/>
-                <w:sz w:val="19"/>
-              </w:rPr>
-              <w:t>11</w:t>
-            </w:r>
-          </w:p>
-        </w:tc>
-        <w:tc>
-          <w:tcPr>
-            <w:tcW w:type="dxa" w:w="2880"/>
-          </w:tcPr>
-          <w:p>
-            <w:r/>
-            <w:r>
-              <w:t>item padding (px)</w:t>
-            </w:r>
-          </w:p>
-        </w:tc>
-      </w:tr>
-      <w:tr>
-        <w:tc>
-          <w:tcPr>
-            <w:tcW w:type="dxa" w:w="2880"/>
-          </w:tcPr>
-          <w:p>
-            <w:r/>
-            <w:r>
-              <w:rPr>
-                <w:rFonts w:ascii="Consolas" w:hAnsi="Consolas"/>
-                <w:color w:val="B32D2E"/>
-                <w:sz w:val="19"/>
-              </w:rPr>
-              <w:t>acfw_font_size</w:t>
-            </w:r>
-          </w:p>
-        </w:tc>
-        <w:tc>
-          <w:tcPr>
-            <w:tcW w:type="dxa" w:w="2880"/>
-          </w:tcPr>
-          <w:p>
-            <w:r/>
-            <w:r>
-              <w:rPr>
-                <w:rFonts w:ascii="Consolas" w:hAnsi="Consolas"/>
-                <w:color w:val="B32D2E"/>
-                <w:sz w:val="19"/>
-              </w:rPr>
-              <w:t>15</w:t>
-            </w:r>
-          </w:p>
-        </w:tc>
-        <w:tc>
-          <w:tcPr>
-            <w:tcW w:type="dxa" w:w="2880"/>
-          </w:tcPr>
-          <w:p>
-            <w:r/>
-            <w:r>
-              <w:t>px</w:t>
-            </w:r>
-          </w:p>
-        </w:tc>
-      </w:tr>
-      <w:tr>
-        <w:tc>
-          <w:tcPr>
-            <w:tcW w:type="dxa" w:w="2880"/>
-          </w:tcPr>
-          <w:p>
-            <w:r/>
-            <w:r>
-              <w:rPr>
-                <w:rFonts w:ascii="Consolas" w:hAnsi="Consolas"/>
-                <w:color w:val="B32D2E"/>
-                <w:sz w:val="19"/>
-              </w:rPr>
-              <w:t>acfw_font_weight</w:t>
-            </w:r>
-          </w:p>
-        </w:tc>
-        <w:tc>
-          <w:tcPr>
-            <w:tcW w:type="dxa" w:w="2880"/>
-          </w:tcPr>
-          <w:p>
-            <w:r/>
-            <w:r>
-              <w:rPr>
-                <w:rFonts w:ascii="Consolas" w:hAnsi="Consolas"/>
-                <w:color w:val="B32D2E"/>
-                <w:sz w:val="19"/>
-              </w:rPr>
-              <w:t>500</w:t>
-            </w:r>
-          </w:p>
-        </w:tc>
-        <w:tc>
-          <w:tcPr>
-            <w:tcW w:type="dxa" w:w="2880"/>
-          </w:tcPr>
-          <w:p>
-            <w:r/>
-            <w:r>
-              <w:t>400 / 500 / 600</w:t>
-            </w:r>
-          </w:p>
-        </w:tc>
-      </w:tr>
-      <w:tr>
-        <w:tc>
-          <w:tcPr>
-            <w:tcW w:type="dxa" w:w="2880"/>
-          </w:tcPr>
-          <w:p>
-            <w:r/>
-            <w:r>
-              <w:rPr>
-                <w:rFonts w:ascii="Consolas" w:hAnsi="Consolas"/>
-                <w:color w:val="B32D2E"/>
-                <w:sz w:val="19"/>
-              </w:rPr>
-              <w:t>acfw_font_family</w:t>
-            </w:r>
-          </w:p>
-        </w:tc>
-        <w:tc>
-          <w:tcPr>
-            <w:tcW w:type="dxa" w:w="2880"/>
-          </w:tcPr>
-          <w:p>
-            <w:r/>
-            <w:r>
-              <w:rPr>
-                <w:rFonts w:ascii="Consolas" w:hAnsi="Consolas"/>
-                <w:color w:val="B32D2E"/>
-                <w:sz w:val="19"/>
-              </w:rPr>
-              <w:t>inherit</w:t>
-            </w:r>
-          </w:p>
-        </w:tc>
-        <w:tc>
-          <w:tcPr>
-            <w:tcW w:type="dxa" w:w="2880"/>
-          </w:tcPr>
-          <w:p>
-            <w:r/>
-            <w:r>
-              <w:t>system / serif / mono / inherit</w:t>
-            </w:r>
-          </w:p>
-        </w:tc>
-      </w:tr>
-      <w:tr>
-        <w:tc>
-          <w:tcPr>
-            <w:tcW w:type="dxa" w:w="2880"/>
-          </w:tcPr>
-          <w:p>
-            <w:r/>
-            <w:r>
-              <w:rPr>
-                <w:rFonts w:ascii="Consolas" w:hAnsi="Consolas"/>
-                <w:color w:val="B32D2E"/>
-                <w:sz w:val="19"/>
-              </w:rPr>
-              <w:t>acfw_color_scheme</w:t>
-            </w:r>
-          </w:p>
-        </w:tc>
-        <w:tc>
-          <w:tcPr>
-            <w:tcW w:type="dxa" w:w="2880"/>
-          </w:tcPr>
-          <w:p>
-            <w:r/>
-            <w:r>
-              <w:rPr>
-                <w:rFonts w:ascii="Consolas" w:hAnsi="Consolas"/>
-                <w:color w:val="B32D2E"/>
-                <w:sz w:val="19"/>
-              </w:rPr>
-              <w:t>light</w:t>
-            </w:r>
-          </w:p>
-        </w:tc>
-        <w:tc>
-          <w:tcPr>
-            <w:tcW w:type="dxa" w:w="2880"/>
-          </w:tcPr>
-          <w:p>
-            <w:r/>
-            <w:r>
-              <w:t>light / dark / auto</w:t>
-            </w:r>
-          </w:p>
-        </w:tc>
-      </w:tr>
-      <w:tr>
-        <w:tc>
-          <w:tcPr>
-            <w:tcW w:type="dxa" w:w="2880"/>
-          </w:tcPr>
-          <w:p>
-            <w:r/>
-            <w:r>
-              <w:rPr>
-                <w:rFonts w:ascii="Consolas" w:hAnsi="Consolas"/>
-                <w:color w:val="B32D2E"/>
-                <w:sz w:val="19"/>
-              </w:rPr>
-              <w:t>acfw_active_indicator</w:t>
-            </w:r>
-          </w:p>
-        </w:tc>
-        <w:tc>
-          <w:tcPr>
-            <w:tcW w:type="dxa" w:w="2880"/>
-          </w:tcPr>
-          <w:p>
-            <w:r/>
-            <w:r>
-              <w:rPr>
-                <w:rFonts w:ascii="Consolas" w:hAnsi="Consolas"/>
-                <w:color w:val="B32D2E"/>
-                <w:sz w:val="19"/>
-              </w:rPr>
-              <w:t>bar</w:t>
-            </w:r>
-          </w:p>
-        </w:tc>
-        <w:tc>
-          <w:tcPr>
-            <w:tcW w:type="dxa" w:w="2880"/>
-          </w:tcPr>
-          <w:p>
-            <w:r/>
-            <w:r>
-              <w:t>bar / underline / dot / none</w:t>
-            </w:r>
-          </w:p>
-        </w:tc>
-      </w:tr>
-      <w:tr>
-        <w:tc>
-          <w:tcPr>
-            <w:tcW w:type="dxa" w:w="2880"/>
-          </w:tcPr>
-          <w:p>
-            <w:r/>
-            <w:r>
-              <w:rPr>
-                <w:rFonts w:ascii="Consolas" w:hAnsi="Consolas"/>
-                <w:color w:val="B32D2E"/>
-                <w:sz w:val="19"/>
-              </w:rPr>
-              <w:t>acfw_hover_anim</w:t>
-            </w:r>
-          </w:p>
-        </w:tc>
-        <w:tc>
-          <w:tcPr>
-            <w:tcW w:type="dxa" w:w="2880"/>
-          </w:tcPr>
-          <w:p>
-            <w:r/>
-            <w:r>
-              <w:rPr>
-                <w:rFonts w:ascii="Consolas" w:hAnsi="Consolas"/>
-                <w:color w:val="B32D2E"/>
-                <w:sz w:val="19"/>
-              </w:rPr>
-              <w:t>none</w:t>
-            </w:r>
-          </w:p>
-        </w:tc>
-        <w:tc>
-          <w:tcPr>
-            <w:tcW w:type="dxa" w:w="2880"/>
-          </w:tcPr>
-          <w:p>
-            <w:r/>
-            <w:r>
-              <w:t>none / slide / grow</w:t>
-            </w:r>
-          </w:p>
-        </w:tc>
-      </w:tr>
-      <w:tr>
-        <w:tc>
-          <w:tcPr>
-            <w:tcW w:type="dxa" w:w="2880"/>
-          </w:tcPr>
-          <w:p>
-            <w:r/>
-            <w:r>
-              <w:rPr>
-                <w:rFonts w:ascii="Consolas" w:hAnsi="Consolas"/>
-                <w:color w:val="B32D2E"/>
-                <w:sz w:val="19"/>
-              </w:rPr>
-              <w:t>acfw_show_icons</w:t>
-            </w:r>
-          </w:p>
-        </w:tc>
-        <w:tc>
-          <w:tcPr>
-            <w:tcW w:type="dxa" w:w="2880"/>
-          </w:tcPr>
-          <w:p>
-            <w:r/>
-            <w:r>
-              <w:rPr>
-                <w:rFonts w:ascii="Consolas" w:hAnsi="Consolas"/>
-                <w:color w:val="B32D2E"/>
-                <w:sz w:val="19"/>
-              </w:rPr>
-              <w:t>yes</w:t>
-            </w:r>
-          </w:p>
-        </w:tc>
-        <w:tc>
-          <w:tcPr>
-            <w:tcW w:type="dxa" w:w="2880"/>
-          </w:tcPr>
-          <w:p>
-            <w:r/>
-          </w:p>
-        </w:tc>
-      </w:tr>
-      <w:tr>
-        <w:tc>
-          <w:tcPr>
-            <w:tcW w:type="dxa" w:w="2880"/>
-          </w:tcPr>
-          <w:p>
-            <w:r/>
-            <w:r>
-              <w:rPr>
-                <w:rFonts w:ascii="Consolas" w:hAnsi="Consolas"/>
-                <w:color w:val="B32D2E"/>
-                <w:sz w:val="19"/>
-              </w:rPr>
-              <w:t>acfw_show_counts</w:t>
-            </w:r>
-          </w:p>
-        </w:tc>
-        <w:tc>
-          <w:tcPr>
-            <w:tcW w:type="dxa" w:w="2880"/>
-          </w:tcPr>
-          <w:p>
-            <w:r/>
-            <w:r>
-              <w:rPr>
-                <w:rFonts w:ascii="Consolas" w:hAnsi="Consolas"/>
-                <w:color w:val="B32D2E"/>
-                <w:sz w:val="19"/>
-              </w:rPr>
-              <w:t>yes</w:t>
-            </w:r>
-          </w:p>
-        </w:tc>
-        <w:tc>
-          <w:tcPr>
-            <w:tcW w:type="dxa" w:w="2880"/>
-          </w:tcPr>
-          <w:p>
-            <w:r/>
-            <w:r>
-              <w:t>endpoint count badges</w:t>
-            </w:r>
-          </w:p>
-        </w:tc>
-      </w:tr>
-      <w:tr>
-        <w:tc>
-          <w:tcPr>
-            <w:tcW w:type="dxa" w:w="2880"/>
-          </w:tcPr>
-          <w:p>
-            <w:r/>
-            <w:r>
-              <w:rPr>
-                <w:rFonts w:ascii="Consolas" w:hAnsi="Consolas"/>
-                <w:color w:val="B32D2E"/>
-                <w:sz w:val="19"/>
-              </w:rPr>
-              <w:t>acfw_group_open</w:t>
-            </w:r>
-          </w:p>
-        </w:tc>
-        <w:tc>
-          <w:tcPr>
-            <w:tcW w:type="dxa" w:w="2880"/>
-          </w:tcPr>
-          <w:p>
-            <w:r/>
-            <w:r>
-              <w:rPr>
-                <w:rFonts w:ascii="Consolas" w:hAnsi="Consolas"/>
-                <w:color w:val="B32D2E"/>
-                <w:sz w:val="19"/>
-              </w:rPr>
-              <w:t>no</w:t>
-            </w:r>
-          </w:p>
-        </w:tc>
-        <w:tc>
-          <w:tcPr>
-            <w:tcW w:type="dxa" w:w="2880"/>
-          </w:tcPr>
-          <w:p>
-            <w:r/>
-            <w:r>
-              <w:t>expand groups by default</w:t>
-            </w:r>
-          </w:p>
-        </w:tc>
-      </w:tr>
-      <w:tr>
-        <w:tc>
-          <w:tcPr>
-            <w:tcW w:type="dxa" w:w="2880"/>
-          </w:tcPr>
-          <w:p>
-            <w:r/>
-            <w:r>
-              <w:rPr>
-                <w:rFonts w:ascii="Consolas" w:hAnsi="Consolas"/>
-                <w:color w:val="B32D2E"/>
-                <w:sz w:val="19"/>
-              </w:rPr>
-              <w:t>acfw_custom_css</w:t>
-            </w:r>
-          </w:p>
-        </w:tc>
-        <w:tc>
-          <w:tcPr>
-            <w:tcW w:type="dxa" w:w="2880"/>
-          </w:tcPr>
-          <w:p>
-            <w:r/>
-            <w:r>
-              <w:rPr>
-                <w:i/>
-              </w:rPr>
-              <w:t>(empty)</w:t>
-            </w:r>
-          </w:p>
-        </w:tc>
-        <w:tc>
-          <w:tcPr>
-            <w:tcW w:type="dxa" w:w="2880"/>
-          </w:tcPr>
-          <w:p>
-            <w:r/>
-          </w:p>
-        </w:tc>
-      </w:tr>
-      <w:tr>
-        <w:tc>
-          <w:tcPr>
-            <w:tcW w:type="dxa" w:w="2880"/>
-          </w:tcPr>
-          <w:p>
-            <w:r/>
-            <w:r>
-              <w:rPr>
-                <w:rFonts w:ascii="Consolas" w:hAnsi="Consolas"/>
-                <w:color w:val="B32D2E"/>
-                <w:sz w:val="19"/>
-              </w:rPr>
-              <w:t>acfw_avatar_enable</w:t>
-            </w:r>
-          </w:p>
-        </w:tc>
-        <w:tc>
-          <w:tcPr>
-            <w:tcW w:type="dxa" w:w="2880"/>
-          </w:tcPr>
-          <w:p>
-            <w:r/>
-            <w:r>
-              <w:rPr>
-                <w:rFonts w:ascii="Consolas" w:hAnsi="Consolas"/>
-                <w:color w:val="B32D2E"/>
-                <w:sz w:val="19"/>
-              </w:rPr>
-              <w:t>no</w:t>
-            </w:r>
-          </w:p>
-        </w:tc>
-        <w:tc>
-          <w:tcPr>
-            <w:tcW w:type="dxa" w:w="2880"/>
-          </w:tcPr>
-          <w:p>
-            <w:r/>
-            <w:r>
-              <w:t xml:space="preserve">+ </w:t>
-            </w:r>
-            <w:r>
-              <w:rPr>
-                <w:rFonts w:ascii="Consolas" w:hAnsi="Consolas"/>
-                <w:color w:val="B32D2E"/>
-                <w:sz w:val="19"/>
-              </w:rPr>
-              <w:t>_image</w:t>
-            </w:r>
-            <w:r>
-              <w:t xml:space="preserve">, </w:t>
-            </w:r>
-            <w:r>
-              <w:rPr>
-                <w:rFonts w:ascii="Consolas" w:hAnsi="Consolas"/>
-                <w:color w:val="B32D2E"/>
-                <w:sz w:val="19"/>
-              </w:rPr>
-              <w:t>_shape</w:t>
-            </w:r>
-            <w:r>
-              <w:t xml:space="preserve">, </w:t>
-            </w:r>
-            <w:r>
-              <w:rPr>
-                <w:rFonts w:ascii="Consolas" w:hAnsi="Consolas"/>
-                <w:color w:val="B32D2E"/>
-                <w:sz w:val="19"/>
-              </w:rPr>
-              <w:t>_align</w:t>
-            </w:r>
-            <w:r>
-              <w:t xml:space="preserve">, </w:t>
-            </w:r>
-            <w:r>
-              <w:rPr>
-                <w:rFonts w:ascii="Consolas" w:hAnsi="Consolas"/>
-                <w:color w:val="B32D2E"/>
-                <w:sz w:val="19"/>
-              </w:rPr>
-              <w:t>_size</w:t>
-            </w:r>
-            <w:r>
-              <w:t xml:space="preserve">, </w:t>
-            </w:r>
-            <w:r>
-              <w:rPr>
-                <w:rFonts w:ascii="Consolas" w:hAnsi="Consolas"/>
-                <w:color w:val="B32D2E"/>
-                <w:sz w:val="19"/>
-              </w:rPr>
-              <w:t>_show_name</w:t>
-            </w:r>
-            <w:r>
-              <w:t xml:space="preserve">, </w:t>
-            </w:r>
-            <w:r>
-              <w:rPr>
-                <w:rFonts w:ascii="Consolas" w:hAnsi="Consolas"/>
-                <w:color w:val="B32D2E"/>
-                <w:sz w:val="19"/>
-              </w:rPr>
-              <w:t>_show_role</w:t>
-            </w:r>
-          </w:p>
-        </w:tc>
-      </w:tr>
-    </w:tbl>
-    <w:p/>
-    <w:p>
-      <w:pPr>
-        <w:pStyle w:val="Heading2"/>
-      </w:pPr>
-      <w:r>
-        <w:rPr>
-          <w:color w:val="2563EB"/>
-        </w:rPr>
-        <w:t>Navigation behaviour / dashboard (Customizer)</w:t>
-      </w:r>
-    </w:p>
-    <w:tbl>
-      <w:tblPr>
-        <w:tblStyle w:val="LightGrid-Accent1"/>
-        <w:tblW w:type="auto" w:w="0"/>
-        <w:jc w:val="left"/>
-        <w:tblLook w:firstColumn="1" w:firstRow="1" w:lastColumn="0" w:lastRow="0" w:noHBand="0" w:noVBand="1" w:val="04A0"/>
-      </w:tblPr>
-      <w:tblGrid>
-        <w:gridCol w:w="2880"/>
-        <w:gridCol w:w="2880"/>
-        <w:gridCol w:w="2880"/>
-      </w:tblGrid>
-      <w:tr>
-        <w:tc>
-          <w:tcPr>
-            <w:tcW w:type="dxa" w:w="2880"/>
-          </w:tcPr>
-          <w:p>
-            <w:r>
-              <w:rPr>
-                <w:b/>
-              </w:rPr>
-            </w:r>
-            <w:r>
-              <w:rPr>
-                <w:b/>
-              </w:rPr>
-              <w:t>Option</w:t>
-            </w:r>
-          </w:p>
-        </w:tc>
-        <w:tc>
-          <w:tcPr>
-            <w:tcW w:type="dxa" w:w="2880"/>
-          </w:tcPr>
-          <w:p>
-            <w:r>
-              <w:rPr>
-                <w:b/>
-              </w:rPr>
-            </w:r>
-            <w:r>
-              <w:rPr>
-                <w:b/>
-              </w:rPr>
-              <w:t>Default</w:t>
-            </w:r>
-          </w:p>
-        </w:tc>
-        <w:tc>
-          <w:tcPr>
-            <w:tcW w:type="dxa" w:w="2880"/>
-          </w:tcPr>
-          <w:p>
-            <w:r>
-              <w:rPr>
-                <w:b/>
-              </w:rPr>
-            </w:r>
-            <w:r>
-              <w:rPr>
-                <w:b/>
-              </w:rPr>
-              <w:t>Notes</w:t>
-            </w:r>
-          </w:p>
-        </w:tc>
-      </w:tr>
-      <w:tr>
-        <w:tc>
-          <w:tcPr>
-            <w:tcW w:type="dxa" w:w="2880"/>
-          </w:tcPr>
-          <w:p>
-            <w:r/>
-            <w:r>
-              <w:rPr>
-                <w:rFonts w:ascii="Consolas" w:hAnsi="Consolas"/>
-                <w:color w:val="B32D2E"/>
-                <w:sz w:val="19"/>
-              </w:rPr>
-              <w:t>acfw_menu_search</w:t>
-            </w:r>
-          </w:p>
-        </w:tc>
-        <w:tc>
-          <w:tcPr>
-            <w:tcW w:type="dxa" w:w="2880"/>
-          </w:tcPr>
-          <w:p>
-            <w:r/>
-            <w:r>
-              <w:rPr>
-                <w:rFonts w:ascii="Consolas" w:hAnsi="Consolas"/>
-                <w:color w:val="B32D2E"/>
-                <w:sz w:val="19"/>
-              </w:rPr>
-              <w:t>no</w:t>
-            </w:r>
-          </w:p>
-        </w:tc>
-        <w:tc>
-          <w:tcPr>
-            <w:tcW w:type="dxa" w:w="2880"/>
-          </w:tcPr>
-          <w:p>
-            <w:r/>
-            <w:r>
-              <w:t>search box</w:t>
-            </w:r>
-          </w:p>
-        </w:tc>
-      </w:tr>
-      <w:tr>
-        <w:tc>
-          <w:tcPr>
-            <w:tcW w:type="dxa" w:w="2880"/>
-          </w:tcPr>
-          <w:p>
-            <w:r/>
-            <w:r>
-              <w:rPr>
-                <w:rFonts w:ascii="Consolas" w:hAnsi="Consolas"/>
-                <w:color w:val="B32D2E"/>
-                <w:sz w:val="19"/>
-              </w:rPr>
-              <w:t>acfw_collapsible</w:t>
-            </w:r>
-          </w:p>
-        </w:tc>
-        <w:tc>
-          <w:tcPr>
-            <w:tcW w:type="dxa" w:w="2880"/>
-          </w:tcPr>
-          <w:p>
-            <w:r/>
-            <w:r>
-              <w:rPr>
-                <w:rFonts w:ascii="Consolas" w:hAnsi="Consolas"/>
-                <w:color w:val="B32D2E"/>
-                <w:sz w:val="19"/>
-              </w:rPr>
-              <w:t>no</w:t>
-            </w:r>
-          </w:p>
-        </w:tc>
-        <w:tc>
-          <w:tcPr>
-            <w:tcW w:type="dxa" w:w="2880"/>
-          </w:tcPr>
-          <w:p>
-            <w:r/>
-            <w:r>
-              <w:t>icon rail toggle</w:t>
-            </w:r>
-          </w:p>
-        </w:tc>
-      </w:tr>
-      <w:tr>
-        <w:tc>
-          <w:tcPr>
-            <w:tcW w:type="dxa" w:w="2880"/>
-          </w:tcPr>
-          <w:p>
-            <w:r/>
-            <w:r>
-              <w:rPr>
-                <w:rFonts w:ascii="Consolas" w:hAnsi="Consolas"/>
-                <w:color w:val="B32D2E"/>
-                <w:sz w:val="19"/>
-              </w:rPr>
-              <w:t>acfw_pin_enable</w:t>
-            </w:r>
-          </w:p>
-        </w:tc>
-        <w:tc>
-          <w:tcPr>
-            <w:tcW w:type="dxa" w:w="2880"/>
-          </w:tcPr>
-          <w:p>
-            <w:r/>
-            <w:r>
-              <w:rPr>
-                <w:rFonts w:ascii="Consolas" w:hAnsi="Consolas"/>
-                <w:color w:val="B32D2E"/>
-                <w:sz w:val="19"/>
-              </w:rPr>
-              <w:t>no</w:t>
-            </w:r>
-          </w:p>
-        </w:tc>
-        <w:tc>
-          <w:tcPr>
-            <w:tcW w:type="dxa" w:w="2880"/>
-          </w:tcPr>
-          <w:p>
-            <w:r/>
-            <w:r>
-              <w:t>pin favourites</w:t>
-            </w:r>
-          </w:p>
-        </w:tc>
-      </w:tr>
-      <w:tr>
-        <w:tc>
-          <w:tcPr>
-            <w:tcW w:type="dxa" w:w="2880"/>
-          </w:tcPr>
-          <w:p>
-            <w:r/>
-            <w:r>
-              <w:rPr>
-                <w:rFonts w:ascii="Consolas" w:hAnsi="Consolas"/>
-                <w:color w:val="B32D2E"/>
-                <w:sz w:val="19"/>
-              </w:rPr>
-              <w:t>acfw_profile_meter</w:t>
-            </w:r>
-          </w:p>
-        </w:tc>
-        <w:tc>
-          <w:tcPr>
-            <w:tcW w:type="dxa" w:w="2880"/>
-          </w:tcPr>
-          <w:p>
-            <w:r/>
-            <w:r>
-              <w:rPr>
-                <w:rFonts w:ascii="Consolas" w:hAnsi="Consolas"/>
-                <w:color w:val="B32D2E"/>
-                <w:sz w:val="19"/>
-              </w:rPr>
-              <w:t>no</w:t>
-            </w:r>
-          </w:p>
-        </w:tc>
-        <w:tc>
-          <w:tcPr>
-            <w:tcW w:type="dxa" w:w="2880"/>
-          </w:tcPr>
-          <w:p>
-            <w:r/>
-            <w:r>
-              <w:t>dashboard progress bar</w:t>
-            </w:r>
-          </w:p>
-        </w:tc>
-      </w:tr>
-      <w:tr>
-        <w:tc>
-          <w:tcPr>
-            <w:tcW w:type="dxa" w:w="2880"/>
-          </w:tcPr>
-          <w:p>
-            <w:r/>
-            <w:r>
-              <w:rPr>
-                <w:rFonts w:ascii="Consolas" w:hAnsi="Consolas"/>
-                <w:color w:val="B32D2E"/>
-                <w:sz w:val="19"/>
-              </w:rPr>
-              <w:t>acfw_sticky_menu</w:t>
-            </w:r>
-          </w:p>
-        </w:tc>
-        <w:tc>
-          <w:tcPr>
-            <w:tcW w:type="dxa" w:w="2880"/>
-          </w:tcPr>
-          <w:p>
-            <w:r/>
-            <w:r>
-              <w:rPr>
-                <w:rFonts w:ascii="Consolas" w:hAnsi="Consolas"/>
-                <w:color w:val="B32D2E"/>
-                <w:sz w:val="19"/>
-              </w:rPr>
-              <w:t>no</w:t>
-            </w:r>
-          </w:p>
-        </w:tc>
-        <w:tc>
-          <w:tcPr>
-            <w:tcW w:type="dxa" w:w="2880"/>
-          </w:tcPr>
-          <w:p>
-            <w:r/>
-          </w:p>
-        </w:tc>
-      </w:tr>
-      <w:tr>
-        <w:tc>
-          <w:tcPr>
-            <w:tcW w:type="dxa" w:w="2880"/>
-          </w:tcPr>
-          <w:p>
-            <w:r/>
-            <w:r>
-              <w:rPr>
-                <w:rFonts w:ascii="Consolas" w:hAnsi="Consolas"/>
-                <w:color w:val="B32D2E"/>
-                <w:sz w:val="19"/>
-              </w:rPr>
-              <w:t>acfw_logout_confirm</w:t>
-            </w:r>
-          </w:p>
-        </w:tc>
-        <w:tc>
-          <w:tcPr>
-            <w:tcW w:type="dxa" w:w="2880"/>
-          </w:tcPr>
-          <w:p>
-            <w:r/>
-            <w:r>
-              <w:rPr>
-                <w:rFonts w:ascii="Consolas" w:hAnsi="Consolas"/>
-                <w:color w:val="B32D2E"/>
-                <w:sz w:val="19"/>
-              </w:rPr>
-              <w:t>no</w:t>
-            </w:r>
-          </w:p>
-        </w:tc>
-        <w:tc>
-          <w:tcPr>
-            <w:tcW w:type="dxa" w:w="2880"/>
-          </w:tcPr>
-          <w:p>
-            <w:r/>
-          </w:p>
-        </w:tc>
-      </w:tr>
-      <w:tr>
-        <w:tc>
-          <w:tcPr>
-            <w:tcW w:type="dxa" w:w="2880"/>
-          </w:tcPr>
-          <w:p>
-            <w:r/>
-            <w:r>
-              <w:rPr>
-                <w:rFonts w:ascii="Consolas" w:hAnsi="Consolas"/>
-                <w:color w:val="B32D2E"/>
-                <w:sz w:val="19"/>
-              </w:rPr>
-              <w:t>acfw_dashboard_tiles</w:t>
-            </w:r>
-          </w:p>
-        </w:tc>
-        <w:tc>
-          <w:tcPr>
-            <w:tcW w:type="dxa" w:w="2880"/>
-          </w:tcPr>
-          <w:p>
-            <w:r/>
-            <w:r>
-              <w:rPr>
-                <w:rFonts w:ascii="Consolas" w:hAnsi="Consolas"/>
-                <w:color w:val="B32D2E"/>
-                <w:sz w:val="19"/>
-              </w:rPr>
-              <w:t>no</w:t>
-            </w:r>
-          </w:p>
-        </w:tc>
-        <w:tc>
-          <w:tcPr>
-            <w:tcW w:type="dxa" w:w="2880"/>
-          </w:tcPr>
-          <w:p>
-            <w:r/>
-            <w:r>
-              <w:t>quick‑link tiles</w:t>
-            </w:r>
-          </w:p>
-        </w:tc>
-      </w:tr>
-      <w:tr>
-        <w:tc>
-          <w:tcPr>
-            <w:tcW w:type="dxa" w:w="2880"/>
-          </w:tcPr>
-          <w:p>
-            <w:r/>
-            <w:r>
-              <w:rPr>
-                <w:rFonts w:ascii="Consolas" w:hAnsi="Consolas"/>
-                <w:color w:val="B32D2E"/>
-                <w:sz w:val="19"/>
-              </w:rPr>
-              <w:t>acfw_dashboard_title</w:t>
-            </w:r>
-          </w:p>
-        </w:tc>
-        <w:tc>
-          <w:tcPr>
-            <w:tcW w:type="dxa" w:w="2880"/>
-          </w:tcPr>
-          <w:p>
-            <w:r/>
-            <w:r>
-              <w:rPr>
-                <w:i/>
-              </w:rPr>
-              <w:t>(empty)</w:t>
-            </w:r>
-          </w:p>
-        </w:tc>
-        <w:tc>
-          <w:tcPr>
-            <w:tcW w:type="dxa" w:w="2880"/>
-          </w:tcPr>
-          <w:p>
-            <w:r/>
-            <w:r>
-              <w:t>supports smart tags</w:t>
-            </w:r>
-          </w:p>
-        </w:tc>
-      </w:tr>
-      <w:tr>
-        <w:tc>
-          <w:tcPr>
-            <w:tcW w:type="dxa" w:w="2880"/>
-          </w:tcPr>
-          <w:p>
-            <w:r/>
-            <w:r>
-              <w:rPr>
-                <w:rFonts w:ascii="Consolas" w:hAnsi="Consolas"/>
-                <w:color w:val="B32D2E"/>
-                <w:sz w:val="19"/>
-              </w:rPr>
-              <w:t>acfw_dashboard_align</w:t>
-            </w:r>
-          </w:p>
-        </w:tc>
-        <w:tc>
-          <w:tcPr>
-            <w:tcW w:type="dxa" w:w="2880"/>
-          </w:tcPr>
-          <w:p>
-            <w:r/>
-            <w:r>
-              <w:rPr>
-                <w:rFonts w:ascii="Consolas" w:hAnsi="Consolas"/>
-                <w:color w:val="B32D2E"/>
-                <w:sz w:val="19"/>
-              </w:rPr>
-              <w:t>left</w:t>
-            </w:r>
-          </w:p>
-        </w:tc>
-        <w:tc>
-          <w:tcPr>
-            <w:tcW w:type="dxa" w:w="2880"/>
-          </w:tcPr>
-          <w:p>
-            <w:r/>
-            <w:r>
-              <w:t>left / center / right</w:t>
-            </w:r>
-          </w:p>
-        </w:tc>
-      </w:tr>
-      <w:tr>
-        <w:tc>
-          <w:tcPr>
-            <w:tcW w:type="dxa" w:w="2880"/>
-          </w:tcPr>
-          <w:p>
-            <w:r/>
-            <w:r>
-              <w:rPr>
-                <w:rFonts w:ascii="Consolas" w:hAnsi="Consolas"/>
-                <w:color w:val="B32D2E"/>
-                <w:sz w:val="19"/>
-              </w:rPr>
-              <w:t>acfw_dashboard_stats</w:t>
-            </w:r>
-          </w:p>
-        </w:tc>
-        <w:tc>
-          <w:tcPr>
-            <w:tcW w:type="dxa" w:w="2880"/>
-          </w:tcPr>
-          <w:p>
-            <w:r/>
-            <w:r>
-              <w:rPr>
-                <w:rFonts w:ascii="Consolas" w:hAnsi="Consolas"/>
-                <w:color w:val="B32D2E"/>
-                <w:sz w:val="19"/>
-              </w:rPr>
-              <w:t>no</w:t>
-            </w:r>
-          </w:p>
-        </w:tc>
-        <w:tc>
-          <w:tcPr>
-            <w:tcW w:type="dxa" w:w="2880"/>
-          </w:tcPr>
-          <w:p>
-            <w:r/>
-            <w:r>
-              <w:t>master toggle</w:t>
-            </w:r>
-          </w:p>
-        </w:tc>
-      </w:tr>
-      <w:tr>
-        <w:tc>
-          <w:tcPr>
-            <w:tcW w:type="dxa" w:w="2880"/>
-          </w:tcPr>
-          <w:p>
-            <w:r/>
-            <w:r>
-              <w:rPr>
-                <w:rFonts w:ascii="Consolas" w:hAnsi="Consolas"/>
-                <w:color w:val="B32D2E"/>
-                <w:sz w:val="19"/>
-              </w:rPr>
-              <w:t>acfw_stat_orders</w:t>
-            </w:r>
-            <w:r>
-              <w:t xml:space="preserve"> / </w:t>
-            </w:r>
-            <w:r>
-              <w:rPr>
-                <w:rFonts w:ascii="Consolas" w:hAnsi="Consolas"/>
-                <w:color w:val="B32D2E"/>
-                <w:sz w:val="19"/>
-              </w:rPr>
-              <w:t>_pending</w:t>
-            </w:r>
-            <w:r>
-              <w:t xml:space="preserve"> / </w:t>
-            </w:r>
-            <w:r>
-              <w:rPr>
-                <w:rFonts w:ascii="Consolas" w:hAnsi="Consolas"/>
-                <w:color w:val="B32D2E"/>
-                <w:sz w:val="19"/>
-              </w:rPr>
-              <w:t>_spent</w:t>
-            </w:r>
-            <w:r>
-              <w:t xml:space="preserve"> / </w:t>
-            </w:r>
-            <w:r>
-              <w:rPr>
-                <w:rFonts w:ascii="Consolas" w:hAnsi="Consolas"/>
-                <w:color w:val="B32D2E"/>
-                <w:sz w:val="19"/>
-              </w:rPr>
-              <w:t>_downloads</w:t>
-            </w:r>
-          </w:p>
-        </w:tc>
-        <w:tc>
-          <w:tcPr>
-            <w:tcW w:type="dxa" w:w="2880"/>
-          </w:tcPr>
-          <w:p>
-            <w:r/>
-            <w:r>
-              <w:rPr>
-                <w:rFonts w:ascii="Consolas" w:hAnsi="Consolas"/>
-                <w:color w:val="B32D2E"/>
-                <w:sz w:val="19"/>
-              </w:rPr>
-              <w:t>yes</w:t>
-            </w:r>
-          </w:p>
-        </w:tc>
-        <w:tc>
-          <w:tcPr>
-            <w:tcW w:type="dxa" w:w="2880"/>
-          </w:tcPr>
-          <w:p>
-            <w:r/>
-            <w:r>
-              <w:t>stat cards</w:t>
-            </w:r>
-          </w:p>
-        </w:tc>
-      </w:tr>
-      <w:tr>
-        <w:tc>
-          <w:tcPr>
-            <w:tcW w:type="dxa" w:w="2880"/>
-          </w:tcPr>
-          <w:p>
-            <w:r/>
-            <w:r>
-              <w:rPr>
-                <w:rFonts w:ascii="Consolas" w:hAnsi="Consolas"/>
-                <w:color w:val="B32D2E"/>
-                <w:sz w:val="19"/>
-              </w:rPr>
-              <w:t>acfw_stat_refunds</w:t>
-            </w:r>
-            <w:r>
-              <w:t xml:space="preserve"> / </w:t>
-            </w:r>
-            <w:r>
-              <w:rPr>
-                <w:rFonts w:ascii="Consolas" w:hAnsi="Consolas"/>
-                <w:color w:val="B32D2E"/>
-                <w:sz w:val="19"/>
-              </w:rPr>
-              <w:t>_points</w:t>
-            </w:r>
-            <w:r>
-              <w:t xml:space="preserve"> / </w:t>
-            </w:r>
-            <w:r>
-              <w:rPr>
-                <w:rFonts w:ascii="Consolas" w:hAnsi="Consolas"/>
-                <w:color w:val="B32D2E"/>
-                <w:sz w:val="19"/>
-              </w:rPr>
-              <w:t>_latest</w:t>
-            </w:r>
-            <w:r>
-              <w:t xml:space="preserve"> / </w:t>
-            </w:r>
-            <w:r>
-              <w:rPr>
-                <w:rFonts w:ascii="Consolas" w:hAnsi="Consolas"/>
-                <w:color w:val="B32D2E"/>
-                <w:sz w:val="19"/>
-              </w:rPr>
-              <w:t>_piechart</w:t>
-            </w:r>
-          </w:p>
-        </w:tc>
-        <w:tc>
-          <w:tcPr>
-            <w:tcW w:type="dxa" w:w="2880"/>
-          </w:tcPr>
-          <w:p>
-            <w:r/>
-            <w:r>
-              <w:rPr>
-                <w:rFonts w:ascii="Consolas" w:hAnsi="Consolas"/>
-                <w:color w:val="B32D2E"/>
-                <w:sz w:val="19"/>
-              </w:rPr>
-              <w:t>no</w:t>
-            </w:r>
-          </w:p>
-        </w:tc>
-        <w:tc>
-          <w:tcPr>
-            <w:tcW w:type="dxa" w:w="2880"/>
-          </w:tcPr>
-          <w:p>
-            <w:r/>
-            <w:r>
-              <w:t>stat cards</w:t>
-            </w:r>
-          </w:p>
-        </w:tc>
-      </w:tr>
-    </w:tbl>
-    <w:p/>
-    <w:p>
-      <w:pPr>
-        <w:pStyle w:val="Heading2"/>
-      </w:pPr>
-      <w:r>
-        <w:rPr>
-          <w:color w:val="2563EB"/>
-        </w:rPr>
-        <w:t>Behaviour (Settings tab)</w:t>
-      </w:r>
-    </w:p>
-    <w:tbl>
-      <w:tblPr>
-        <w:tblStyle w:val="LightGrid-Accent1"/>
-        <w:tblW w:type="auto" w:w="0"/>
-        <w:jc w:val="left"/>
-        <w:tblLook w:firstColumn="1" w:firstRow="1" w:lastColumn="0" w:lastRow="0" w:noHBand="0" w:noVBand="1" w:val="04A0"/>
-      </w:tblPr>
-      <w:tblGrid>
-        <w:gridCol w:w="2880"/>
-        <w:gridCol w:w="2880"/>
-        <w:gridCol w:w="2880"/>
-      </w:tblGrid>
-      <w:tr>
-        <w:tc>
-          <w:tcPr>
-            <w:tcW w:type="dxa" w:w="2880"/>
-          </w:tcPr>
-          <w:p>
-            <w:r>
-              <w:rPr>
-                <w:b/>
-              </w:rPr>
-            </w:r>
-            <w:r>
-              <w:rPr>
-                <w:b/>
-              </w:rPr>
-              <w:t>Option</w:t>
-            </w:r>
-          </w:p>
-        </w:tc>
-        <w:tc>
-          <w:tcPr>
-            <w:tcW w:type="dxa" w:w="2880"/>
-          </w:tcPr>
-          <w:p>
-            <w:r>
-              <w:rPr>
-                <w:b/>
-              </w:rPr>
-            </w:r>
-            <w:r>
-              <w:rPr>
-                <w:b/>
-              </w:rPr>
-              <w:t>Default</w:t>
-            </w:r>
-          </w:p>
-        </w:tc>
-        <w:tc>
-          <w:tcPr>
-            <w:tcW w:type="dxa" w:w="2880"/>
-          </w:tcPr>
-          <w:p>
-            <w:r>
-              <w:rPr>
-                <w:b/>
-              </w:rPr>
-            </w:r>
-            <w:r>
-              <w:rPr>
-                <w:b/>
-              </w:rPr>
-              <w:t>Notes</w:t>
-            </w:r>
-          </w:p>
-        </w:tc>
-      </w:tr>
-      <w:tr>
-        <w:tc>
-          <w:tcPr>
-            <w:tcW w:type="dxa" w:w="2880"/>
-          </w:tcPr>
-          <w:p>
-            <w:r/>
-            <w:r>
-              <w:rPr>
-                <w:rFonts w:ascii="Consolas" w:hAnsi="Consolas"/>
-                <w:color w:val="B32D2E"/>
-                <w:sz w:val="19"/>
-              </w:rPr>
-              <w:t>acfw_ajax_navigation</w:t>
-            </w:r>
-          </w:p>
-        </w:tc>
-        <w:tc>
-          <w:tcPr>
-            <w:tcW w:type="dxa" w:w="2880"/>
-          </w:tcPr>
-          <w:p>
-            <w:r/>
-            <w:r>
-              <w:rPr>
-                <w:rFonts w:ascii="Consolas" w:hAnsi="Consolas"/>
-                <w:color w:val="B32D2E"/>
-                <w:sz w:val="19"/>
-              </w:rPr>
-              <w:t>no</w:t>
-            </w:r>
-          </w:p>
-        </w:tc>
-        <w:tc>
-          <w:tcPr>
-            <w:tcW w:type="dxa" w:w="2880"/>
-          </w:tcPr>
-          <w:p>
-            <w:r/>
-          </w:p>
-        </w:tc>
-      </w:tr>
-      <w:tr>
-        <w:tc>
-          <w:tcPr>
-            <w:tcW w:type="dxa" w:w="2880"/>
-          </w:tcPr>
-          <w:p>
-            <w:r/>
-            <w:r>
-              <w:rPr>
-                <w:rFonts w:ascii="Consolas" w:hAnsi="Consolas"/>
-                <w:color w:val="B32D2E"/>
-                <w:sz w:val="19"/>
-              </w:rPr>
-              <w:t>acfw_default_endpoint</w:t>
-            </w:r>
-          </w:p>
-        </w:tc>
-        <w:tc>
-          <w:tcPr>
-            <w:tcW w:type="dxa" w:w="2880"/>
-          </w:tcPr>
-          <w:p>
-            <w:r/>
-            <w:r>
-              <w:rPr>
-                <w:rFonts w:ascii="Consolas" w:hAnsi="Consolas"/>
-                <w:color w:val="B32D2E"/>
-                <w:sz w:val="19"/>
-              </w:rPr>
-              <w:t>dashboard</w:t>
-            </w:r>
-          </w:p>
-        </w:tc>
-        <w:tc>
-          <w:tcPr>
-            <w:tcW w:type="dxa" w:w="2880"/>
-          </w:tcPr>
-          <w:p>
-            <w:r/>
-          </w:p>
-        </w:tc>
-      </w:tr>
-      <w:tr>
-        <w:tc>
-          <w:tcPr>
-            <w:tcW w:type="dxa" w:w="2880"/>
-          </w:tcPr>
-          <w:p>
-            <w:r/>
-            <w:r>
-              <w:rPr>
-                <w:rFonts w:ascii="Consolas" w:hAnsi="Consolas"/>
-                <w:color w:val="B32D2E"/>
-                <w:sz w:val="19"/>
-              </w:rPr>
-              <w:t>acfw_login_redirect</w:t>
-            </w:r>
-            <w:r>
-              <w:t xml:space="preserve"> / </w:t>
-            </w:r>
-            <w:r>
-              <w:rPr>
-                <w:rFonts w:ascii="Consolas" w:hAnsi="Consolas"/>
-                <w:color w:val="B32D2E"/>
-                <w:sz w:val="19"/>
-              </w:rPr>
-              <w:t>acfw_logout_redirect</w:t>
-            </w:r>
-          </w:p>
-        </w:tc>
-        <w:tc>
-          <w:tcPr>
-            <w:tcW w:type="dxa" w:w="2880"/>
-          </w:tcPr>
-          <w:p>
-            <w:r/>
-            <w:r>
-              <w:rPr>
-                <w:i/>
-              </w:rPr>
-              <w:t>(default)</w:t>
-            </w:r>
-          </w:p>
-        </w:tc>
-        <w:tc>
-          <w:tcPr>
-            <w:tcW w:type="dxa" w:w="2880"/>
-          </w:tcPr>
-          <w:p>
-            <w:r/>
-          </w:p>
-        </w:tc>
-      </w:tr>
-      <w:tr>
-        <w:tc>
-          <w:tcPr>
-            <w:tcW w:type="dxa" w:w="2880"/>
-          </w:tcPr>
-          <w:p>
-            <w:r/>
-            <w:r>
-              <w:rPr>
-                <w:rFonts w:ascii="Consolas" w:hAnsi="Consolas"/>
-                <w:color w:val="B32D2E"/>
-                <w:sz w:val="19"/>
-              </w:rPr>
-              <w:t>acfw_guest_message</w:t>
-            </w:r>
-          </w:p>
-        </w:tc>
-        <w:tc>
-          <w:tcPr>
-            <w:tcW w:type="dxa" w:w="2880"/>
-          </w:tcPr>
-          <w:p>
-            <w:r/>
-            <w:r>
-              <w:rPr>
-                <w:i/>
-              </w:rPr>
-              <w:t>(empty)</w:t>
-            </w:r>
-          </w:p>
-        </w:tc>
-        <w:tc>
-          <w:tcPr>
-            <w:tcW w:type="dxa" w:w="2880"/>
-          </w:tcPr>
-          <w:p>
-            <w:r/>
-            <w:r>
-              <w:t>above login form</w:t>
-            </w:r>
-          </w:p>
-        </w:tc>
-      </w:tr>
-      <w:tr>
-        <w:tc>
-          <w:tcPr>
-            <w:tcW w:type="dxa" w:w="2880"/>
-          </w:tcPr>
-          <w:p>
-            <w:r/>
-            <w:r>
-              <w:rPr>
-                <w:rFonts w:ascii="Consolas" w:hAnsi="Consolas"/>
-                <w:color w:val="B32D2E"/>
-                <w:sz w:val="19"/>
-              </w:rPr>
-              <w:t>acfw_track_views</w:t>
-            </w:r>
-          </w:p>
-        </w:tc>
-        <w:tc>
-          <w:tcPr>
-            <w:tcW w:type="dxa" w:w="2880"/>
-          </w:tcPr>
-          <w:p>
-            <w:r/>
-            <w:r>
-              <w:rPr>
-                <w:rFonts w:ascii="Consolas" w:hAnsi="Consolas"/>
-                <w:color w:val="B32D2E"/>
-                <w:sz w:val="19"/>
-              </w:rPr>
-              <w:t>no</w:t>
-            </w:r>
-          </w:p>
-        </w:tc>
-        <w:tc>
-          <w:tcPr>
-            <w:tcW w:type="dxa" w:w="2880"/>
-          </w:tcPr>
-          <w:p>
-            <w:r/>
-            <w:r>
-              <w:t xml:space="preserve">counts stored in </w:t>
-            </w:r>
-            <w:r>
-              <w:rPr>
-                <w:rFonts w:ascii="Consolas" w:hAnsi="Consolas"/>
-                <w:color w:val="B32D2E"/>
-                <w:sz w:val="19"/>
-              </w:rPr>
-              <w:t>acfw_endpoint_views</w:t>
-            </w:r>
-          </w:p>
-        </w:tc>
-      </w:tr>
-    </w:tbl>
-    <w:p/>
-    <w:p>
-      <w:pPr>
-        <w:pStyle w:val="Heading2"/>
-      </w:pPr>
-      <w:r>
-        <w:rPr>
-          <w:color w:val="2563EB"/>
-        </w:rPr>
-        <w:t>Storage (not user‑facing)</w:t>
-      </w:r>
-    </w:p>
-    <w:p>
+      <w:r>
+        <w:t xml:space="preserve">option‑key reference and contributor notes, see </w:t>
+      </w:r>
       <w:r>
         <w:rPr>
           <w:rFonts w:ascii="Consolas" w:hAnsi="Consolas"/>
           <w:color w:val="B32D2E"/>
           <w:sz w:val="19"/>
         </w:rPr>
-        <w:t>acfw_items_order</w:t>
-      </w:r>
-      <w:r>
-        <w:t xml:space="preserve"> (menu tree), </w:t>
-      </w:r>
-      <w:r>
-        <w:rPr>
-          <w:rFonts w:ascii="Consolas" w:hAnsi="Consolas"/>
-          <w:color w:val="B32D2E"/>
-          <w:sz w:val="19"/>
-        </w:rPr>
-        <w:t>acfw_item_{key}</w:t>
-      </w:r>
-      <w:r>
-        <w:t xml:space="preserve"> (per‑item options), </w:t>
-      </w:r>
-      <w:r>
-        <w:rPr>
-          <w:rFonts w:ascii="Consolas" w:hAnsi="Consolas"/>
-          <w:color w:val="B32D2E"/>
-          <w:sz w:val="19"/>
-        </w:rPr>
-        <w:t>acfw_presets</w:t>
-      </w:r>
-      <w:r>
-        <w:t xml:space="preserve"> (saved presets), </w:t>
-      </w:r>
-      <w:r>
-        <w:rPr>
-          <w:rFonts w:ascii="Consolas" w:hAnsi="Consolas"/>
-          <w:color w:val="B32D2E"/>
-          <w:sz w:val="19"/>
-        </w:rPr>
-        <w:t>acfw_active_template</w:t>
-      </w:r>
-      <w:r>
-        <w:t xml:space="preserve"> (applied template), banner options, </w:t>
-      </w:r>
-      <w:r>
-        <w:rPr>
-          <w:rFonts w:ascii="Consolas" w:hAnsi="Consolas"/>
-          <w:color w:val="B32D2E"/>
-          <w:sz w:val="19"/>
-        </w:rPr>
-        <w:t>acfw_flush_rewrite_rules</w:t>
-      </w:r>
-      <w:r>
-        <w:t>.</w:t>
-      </w:r>
-    </w:p>
-    <w:p>
-      <w:pPr>
-        <w:pStyle w:val="Heading2"/>
-      </w:pPr>
-      <w:r>
-        <w:rPr>
-          <w:color w:val="2563EB"/>
-        </w:rPr>
-        <w:t>Per‑item options (Menu Items)</w:t>
-      </w:r>
-    </w:p>
-    <w:p>
-      <w:r>
-        <w:rPr>
-          <w:rFonts w:ascii="Consolas" w:hAnsi="Consolas"/>
-          <w:color w:val="B32D2E"/>
-          <w:sz w:val="19"/>
-        </w:rPr>
-        <w:t>type</w:t>
-      </w:r>
-      <w:r>
-        <w:t xml:space="preserve"> (endpoint/group/link/page), </w:t>
-      </w:r>
-      <w:r>
-        <w:rPr>
-          <w:rFonts w:ascii="Consolas" w:hAnsi="Consolas"/>
-          <w:color w:val="B32D2E"/>
-          <w:sz w:val="19"/>
-        </w:rPr>
-        <w:t>label</w:t>
-      </w:r>
-      <w:r>
-        <w:t xml:space="preserve">, </w:t>
-      </w:r>
-      <w:r>
-        <w:rPr>
-          <w:rFonts w:ascii="Consolas" w:hAnsi="Consolas"/>
-          <w:color w:val="B32D2E"/>
-          <w:sz w:val="19"/>
-        </w:rPr>
-        <w:t>icon</w:t>
-      </w:r>
-      <w:r>
-        <w:t xml:space="preserve"> / </w:t>
-      </w:r>
-      <w:r>
-        <w:rPr>
-          <w:rFonts w:ascii="Consolas" w:hAnsi="Consolas"/>
-          <w:color w:val="B32D2E"/>
-          <w:sz w:val="19"/>
-        </w:rPr>
-        <w:t>icon_url</w:t>
-      </w:r>
-      <w:r>
-        <w:t xml:space="preserve"> / </w:t>
-      </w:r>
-      <w:r>
-        <w:rPr>
-          <w:rFonts w:ascii="Consolas" w:hAnsi="Consolas"/>
-          <w:color w:val="B32D2E"/>
-          <w:sz w:val="19"/>
-        </w:rPr>
-        <w:t>icon_source</w:t>
-      </w:r>
-      <w:r>
-        <w:t xml:space="preserve">, </w:t>
-      </w:r>
-      <w:r>
-        <w:rPr>
-          <w:rFonts w:ascii="Consolas" w:hAnsi="Consolas"/>
-          <w:color w:val="B32D2E"/>
-          <w:sz w:val="19"/>
-        </w:rPr>
-        <w:t>class</w:t>
-      </w:r>
-      <w:r>
-        <w:t xml:space="preserve">, </w:t>
-      </w:r>
-      <w:r>
-        <w:rPr>
-          <w:rFonts w:ascii="Consolas" w:hAnsi="Consolas"/>
-          <w:color w:val="B32D2E"/>
-          <w:sz w:val="19"/>
-        </w:rPr>
-        <w:t>active</w:t>
-      </w:r>
-      <w:r>
-        <w:t xml:space="preserve">, </w:t>
-      </w:r>
-      <w:r>
-        <w:rPr>
-          <w:rFonts w:ascii="Consolas" w:hAnsi="Consolas"/>
-          <w:color w:val="B32D2E"/>
-          <w:sz w:val="19"/>
-        </w:rPr>
-        <w:t>content</w:t>
-      </w:r>
-      <w:r>
-        <w:t xml:space="preserve">, </w:t>
-      </w:r>
-      <w:r>
-        <w:rPr>
-          <w:rFonts w:ascii="Consolas" w:hAnsi="Consolas"/>
-          <w:color w:val="B32D2E"/>
-          <w:sz w:val="19"/>
-        </w:rPr>
-        <w:t>editor_type</w:t>
-      </w:r>
-      <w:r>
-        <w:t xml:space="preserve"> (classic/block), </w:t>
-      </w:r>
-      <w:r>
-        <w:rPr>
-          <w:rFonts w:ascii="Consolas" w:hAnsi="Consolas"/>
-          <w:color w:val="B32D2E"/>
-          <w:sz w:val="19"/>
-        </w:rPr>
-        <w:t>content_position</w:t>
-      </w:r>
-      <w:r>
-        <w:t xml:space="preserve"> (before/after/override), </w:t>
-      </w:r>
-      <w:r>
-        <w:rPr>
-          <w:rFonts w:ascii="Consolas" w:hAnsi="Consolas"/>
-          <w:color w:val="B32D2E"/>
-          <w:sz w:val="19"/>
-        </w:rPr>
-        <w:t>url</w:t>
-      </w:r>
-      <w:r>
-        <w:t xml:space="preserve">, </w:t>
-      </w:r>
-      <w:r>
-        <w:rPr>
-          <w:rFonts w:ascii="Consolas" w:hAnsi="Consolas"/>
-          <w:color w:val="B32D2E"/>
-          <w:sz w:val="19"/>
-        </w:rPr>
-        <w:t>page_id</w:t>
-      </w:r>
-      <w:r>
-        <w:t xml:space="preserve">, </w:t>
-      </w:r>
-      <w:r>
-        <w:rPr>
-          <w:rFonts w:ascii="Consolas" w:hAnsi="Consolas"/>
-          <w:color w:val="B32D2E"/>
-          <w:sz w:val="19"/>
-        </w:rPr>
-        <w:t>target_blank</w:t>
-      </w:r>
-      <w:r>
-        <w:t xml:space="preserve">, </w:t>
-      </w:r>
-      <w:r>
-        <w:rPr>
-          <w:rFonts w:ascii="Consolas" w:hAnsi="Consolas"/>
-          <w:color w:val="B32D2E"/>
-          <w:sz w:val="19"/>
-        </w:rPr>
-        <w:t>usr_roles</w:t>
-      </w:r>
-      <w:r>
-        <w:t xml:space="preserve">, </w:t>
-      </w:r>
-      <w:r>
-        <w:rPr>
-          <w:rFonts w:ascii="Consolas" w:hAnsi="Consolas"/>
-          <w:color w:val="B32D2E"/>
-          <w:sz w:val="19"/>
-        </w:rPr>
-        <w:t>visibility</w:t>
-      </w:r>
-      <w:r>
-        <w:t xml:space="preserve">, </w:t>
-      </w:r>
-      <w:r>
-        <w:rPr>
-          <w:rFonts w:ascii="Consolas" w:hAnsi="Consolas"/>
-          <w:color w:val="B32D2E"/>
-          <w:sz w:val="19"/>
-        </w:rPr>
-        <w:t>vis_from</w:t>
-      </w:r>
-      <w:r>
-        <w:t xml:space="preserve">, </w:t>
-      </w:r>
-      <w:r>
-        <w:rPr>
-          <w:rFonts w:ascii="Consolas" w:hAnsi="Consolas"/>
-          <w:color w:val="B32D2E"/>
-          <w:sz w:val="19"/>
-        </w:rPr>
-        <w:t>vis_to</w:t>
-      </w:r>
-      <w:r>
-        <w:t xml:space="preserve">, </w:t>
-      </w:r>
-      <w:r>
-        <w:rPr>
-          <w:rFonts w:ascii="Consolas" w:hAnsi="Consolas"/>
-          <w:color w:val="B32D2E"/>
-          <w:sz w:val="19"/>
-        </w:rPr>
-        <w:t>vis_product</w:t>
-      </w:r>
-      <w:r>
-        <w:t xml:space="preserve">, </w:t>
-      </w:r>
-      <w:r>
-        <w:rPr>
-          <w:rFonts w:ascii="Consolas" w:hAnsi="Consolas"/>
-          <w:color w:val="B32D2E"/>
-          <w:sz w:val="19"/>
-        </w:rPr>
-        <w:t>banner_slug</w:t>
-      </w:r>
-      <w:r>
-        <w:t xml:space="preserve">, </w:t>
-      </w:r>
-      <w:r>
-        <w:rPr>
-          <w:rFonts w:ascii="Consolas" w:hAnsi="Consolas"/>
-          <w:color w:val="B32D2E"/>
-          <w:sz w:val="19"/>
-        </w:rPr>
-        <w:t>banner_position</w:t>
-      </w:r>
-      <w:r>
-        <w:t xml:space="preserve">, </w:t>
-      </w:r>
-      <w:r>
-        <w:rPr>
-          <w:rFonts w:ascii="Consolas" w:hAnsi="Consolas"/>
-          <w:color w:val="B32D2E"/>
-          <w:sz w:val="19"/>
-        </w:rPr>
-        <w:t>children</w:t>
-      </w:r>
-      <w:r>
-        <w:t>.</w:t>
-      </w:r>
-    </w:p>
-    <w:p>
-      <w:pPr>
-        <w:pStyle w:val="Heading2"/>
-      </w:pPr>
-      <w:r>
-        <w:rPr>
-          <w:color w:val="2563EB"/>
-        </w:rPr>
-        <w:t>Banner options</w:t>
-      </w:r>
-    </w:p>
-    <w:p>
-      <w:r>
-        <w:rPr>
-          <w:rFonts w:ascii="Consolas" w:hAnsi="Consolas"/>
-          <w:color w:val="B32D2E"/>
-          <w:sz w:val="19"/>
-        </w:rPr>
-        <w:t>type</w:t>
-      </w:r>
-      <w:r>
-        <w:t xml:space="preserve"> (widget/image), </w:t>
-      </w:r>
-      <w:r>
-        <w:rPr>
-          <w:rFonts w:ascii="Consolas" w:hAnsi="Consolas"/>
-          <w:color w:val="B32D2E"/>
-          <w:sz w:val="19"/>
-        </w:rPr>
-        <w:t>title</w:t>
-      </w:r>
-      <w:r>
-        <w:t xml:space="preserve">, </w:t>
-      </w:r>
-      <w:r>
-        <w:rPr>
-          <w:rFonts w:ascii="Consolas" w:hAnsi="Consolas"/>
-          <w:color w:val="B32D2E"/>
-          <w:sz w:val="19"/>
-        </w:rPr>
-        <w:t>content</w:t>
-      </w:r>
-      <w:r>
-        <w:t xml:space="preserve">, </w:t>
-      </w:r>
-      <w:r>
-        <w:rPr>
-          <w:rFonts w:ascii="Consolas" w:hAnsi="Consolas"/>
-          <w:color w:val="B32D2E"/>
-          <w:sz w:val="19"/>
-        </w:rPr>
-        <w:t>image_url</w:t>
-      </w:r>
-      <w:r>
-        <w:t xml:space="preserve">, </w:t>
-      </w:r>
-      <w:r>
-        <w:rPr>
-          <w:rFonts w:ascii="Consolas" w:hAnsi="Consolas"/>
-          <w:color w:val="B32D2E"/>
-          <w:sz w:val="19"/>
-        </w:rPr>
-        <w:t>icon</w:t>
-      </w:r>
-      <w:r>
-        <w:t xml:space="preserve"> / </w:t>
-      </w:r>
-      <w:r>
-        <w:rPr>
-          <w:rFonts w:ascii="Consolas" w:hAnsi="Consolas"/>
-          <w:color w:val="B32D2E"/>
-          <w:sz w:val="19"/>
-        </w:rPr>
-        <w:t>icon_url</w:t>
-      </w:r>
-      <w:r>
-        <w:t xml:space="preserve"> / </w:t>
-      </w:r>
-      <w:r>
-        <w:rPr>
-          <w:rFonts w:ascii="Consolas" w:hAnsi="Consolas"/>
-          <w:color w:val="B32D2E"/>
-          <w:sz w:val="19"/>
-        </w:rPr>
-        <w:t>icon_source</w:t>
-      </w:r>
-      <w:r>
-        <w:t xml:space="preserve">, </w:t>
-      </w:r>
-      <w:r>
-        <w:rPr>
-          <w:rFonts w:ascii="Consolas" w:hAnsi="Consolas"/>
-          <w:color w:val="B32D2E"/>
-          <w:sz w:val="19"/>
-        </w:rPr>
-        <w:t>icon_width</w:t>
-      </w:r>
-      <w:r>
-        <w:t xml:space="preserve">, </w:t>
-      </w:r>
-      <w:r>
-        <w:rPr>
-          <w:rFonts w:ascii="Consolas" w:hAnsi="Consolas"/>
-          <w:color w:val="B32D2E"/>
-          <w:sz w:val="19"/>
-        </w:rPr>
-        <w:t>widget_width</w:t>
-      </w:r>
-      <w:r>
-        <w:t xml:space="preserve">, </w:t>
-      </w:r>
-      <w:r>
-        <w:rPr>
-          <w:rFonts w:ascii="Consolas" w:hAnsi="Consolas"/>
-          <w:color w:val="B32D2E"/>
-          <w:sz w:val="19"/>
-        </w:rPr>
-        <w:t>show_count</w:t>
-      </w:r>
-      <w:r>
-        <w:t xml:space="preserve">, </w:t>
-      </w:r>
-      <w:r>
-        <w:rPr>
-          <w:rFonts w:ascii="Consolas" w:hAnsi="Consolas"/>
-          <w:color w:val="B32D2E"/>
-          <w:sz w:val="19"/>
-        </w:rPr>
-        <w:t>link_type</w:t>
-      </w:r>
-      <w:r>
-        <w:t xml:space="preserve"> (none/endpoint/external), </w:t>
-      </w:r>
-      <w:r>
-        <w:rPr>
-          <w:rFonts w:ascii="Consolas" w:hAnsi="Consolas"/>
-          <w:color w:val="B32D2E"/>
-          <w:sz w:val="19"/>
-        </w:rPr>
-        <w:t>link_endpoint</w:t>
-      </w:r>
-      <w:r>
-        <w:t xml:space="preserve">, </w:t>
-      </w:r>
-      <w:r>
-        <w:rPr>
-          <w:rFonts w:ascii="Consolas" w:hAnsi="Consolas"/>
-          <w:color w:val="B32D2E"/>
-          <w:sz w:val="19"/>
-        </w:rPr>
-        <w:t>link</w:t>
-      </w:r>
-      <w:r>
-        <w:t xml:space="preserve">, </w:t>
-      </w:r>
-      <w:r>
-        <w:rPr>
-          <w:rFonts w:ascii="Consolas" w:hAnsi="Consolas"/>
-          <w:color w:val="B32D2E"/>
-          <w:sz w:val="19"/>
-        </w:rPr>
-        <w:t>roles</w:t>
-      </w:r>
-      <w:r>
-        <w:t xml:space="preserve">, and colours: </w:t>
-      </w:r>
-      <w:r>
-        <w:rPr>
-          <w:rFonts w:ascii="Consolas" w:hAnsi="Consolas"/>
-          <w:color w:val="B32D2E"/>
-          <w:sz w:val="19"/>
-        </w:rPr>
-        <w:t>text_color</w:t>
-      </w:r>
-      <w:r>
-        <w:t xml:space="preserve">, </w:t>
-      </w:r>
-      <w:r>
-        <w:rPr>
-          <w:rFonts w:ascii="Consolas" w:hAnsi="Consolas"/>
-          <w:color w:val="B32D2E"/>
-          <w:sz w:val="19"/>
-        </w:rPr>
-        <w:t>text_hover</w:t>
-      </w:r>
-      <w:r>
-        <w:t xml:space="preserve">, </w:t>
-      </w:r>
-      <w:r>
-        <w:rPr>
-          <w:rFonts w:ascii="Consolas" w:hAnsi="Consolas"/>
-          <w:color w:val="B32D2E"/>
-          <w:sz w:val="19"/>
-        </w:rPr>
-        <w:t>bg_color</w:t>
-      </w:r>
-      <w:r>
-        <w:t xml:space="preserve">, </w:t>
-      </w:r>
-      <w:r>
-        <w:rPr>
-          <w:rFonts w:ascii="Consolas" w:hAnsi="Consolas"/>
-          <w:color w:val="B32D2E"/>
-          <w:sz w:val="19"/>
-        </w:rPr>
-        <w:t>bg_hover</w:t>
-      </w:r>
-      <w:r>
-        <w:t xml:space="preserve">, </w:t>
-      </w:r>
-      <w:r>
-        <w:rPr>
-          <w:rFonts w:ascii="Consolas" w:hAnsi="Consolas"/>
-          <w:color w:val="B32D2E"/>
-          <w:sz w:val="19"/>
-        </w:rPr>
-        <w:t>border_color</w:t>
-      </w:r>
-      <w:r>
-        <w:t xml:space="preserve">, </w:t>
-      </w:r>
-      <w:r>
-        <w:rPr>
-          <w:rFonts w:ascii="Consolas" w:hAnsi="Consolas"/>
-          <w:color w:val="B32D2E"/>
-          <w:sz w:val="19"/>
-        </w:rPr>
-        <w:t>border_hover</w:t>
-      </w:r>
-      <w:r>
-        <w:t>.</w:t>
-      </w:r>
-    </w:p>
-    <w:p>
-      <w:r>
-        <w:br/>
-      </w:r>
-    </w:p>
-    <w:p>
-      <w:r>
-        <w:rPr>
-          <w:i/>
-        </w:rPr>
-        <w:t>For a shorter contributor‑oriented reference, see `CLAUDE.md`.</w:t>
+        <w:t>CLAUDE.md</w:t>
+      </w:r>
+      <w:r>
+        <w:t>.*</w:t>
       </w:r>
     </w:p>
     <w:sectPr>

--- a/DOCUMENTATION.docx
+++ b/DOCUMENTATION.docx
@@ -4,10 +4,10 @@
   <w:body>
     <w:p>
       <w:pPr>
-        <w:pStyle w:val="Title"/>
+        <w:pStyle w:val="Heading1"/>
       </w:pPr>
       <w:r>
-        <w:t>How to Customize the WooCommerce My Account Page</w:t>
+        <w:t>My Account Dashboard Builder</w:t>
       </w:r>
     </w:p>
     <w:p>
@@ -15,13 +15,11 @@
         <w:rPr>
           <w:b/>
         </w:rPr>
-        <w:t>Account Customizer for WooCommerce</w:t>
-      </w:r>
-      <w:r>
-        <w:t xml:space="preserve"> lets you completely rebuild the WooCommerce</w:t>
-      </w:r>
-    </w:p>
-    <w:p>
+        <w:t>My Account Dashboard Builder</w:t>
+      </w:r>
+      <w:r>
+        <w:t xml:space="preserve"> allows your WooCommerce store to turn the plain </w:t>
+      </w:r>
       <w:r>
         <w:rPr>
           <w:b/>
@@ -29,48 +27,118 @@
         <w:t>My Account</w:t>
       </w:r>
       <w:r>
-        <w:t xml:space="preserve"> page — reorder and add menu items, create custom endpoints, links,</w:t>
+        <w:t xml:space="preserve"> page into a branded customer dashboard.</w:t>
       </w:r>
     </w:p>
     <w:p>
       <w:r>
-        <w:t>pages and groups, style everything live in the Customizer, apply one‑click starter</w:t>
-      </w:r>
-    </w:p>
-    <w:p>
-      <w:r>
-        <w:t>templates, add banners, and enrich the dashboard.</w:t>
-      </w:r>
-    </w:p>
-    <w:p>
-      <w:r>
-        <w:t>This guide walks through installation, the admin interface, endpoint setup, the</w:t>
-      </w:r>
-    </w:p>
-    <w:p>
-      <w:r>
-        <w:t>style Customizer, settings, and third‑party compatibility.</w:t>
-      </w:r>
-    </w:p>
-    <w:p>
-      <w:r>
-        <w:br/>
+        <w:rPr>
+          <w:b/>
+        </w:rPr>
+        <w:t>My Account Dashboard Builder</w:t>
+      </w:r>
+      <w:r>
+        <w:t xml:space="preserve"> turns the plain WooCommerce </w:t>
+      </w:r>
+      <w:r>
+        <w:rPr>
+          <w:b/>
+        </w:rPr>
+        <w:t>My Account</w:t>
+      </w:r>
+      <w:r>
+        <w:t xml:space="preserve"> page into a branded customer dashboard. Reorder and add menu items, design the page beside a live preview, add banners and personal offers, and give customers self-service tools — without editing theme templates or writing code.</w:t>
       </w:r>
     </w:p>
     <w:p>
       <w:pPr>
-        <w:pStyle w:val="Heading1"/>
+        <w:keepNext/>
+        <w:spacing w:before="120" w:after="40"/>
+        <w:jc w:val="center"/>
       </w:pPr>
       <w:r>
+        <w:drawing>
+          <wp:inline xmlns:a="http://schemas.openxmlformats.org/drawingml/2006/main" xmlns:pic="http://schemas.openxmlformats.org/drawingml/2006/picture">
+            <wp:extent cx="2703195" cy="3931920"/>
+            <wp:docPr id="1" name="Picture 1"/>
+            <wp:cNvGraphicFramePr>
+              <a:graphicFrameLocks noChangeAspect="1"/>
+            </wp:cNvGraphicFramePr>
+            <a:graphic>
+              <a:graphicData uri="http://schemas.openxmlformats.org/drawingml/2006/picture">
+                <pic:pic>
+                  <pic:nvPicPr>
+                    <pic:cNvPr id="0" name="01-my-account-dashboard.png"/>
+                    <pic:cNvPicPr/>
+                  </pic:nvPicPr>
+                  <pic:blipFill>
+                    <a:blip r:embed="rId9"/>
+                    <a:stretch>
+                      <a:fillRect/>
+                    </a:stretch>
+                  </pic:blipFill>
+                  <pic:spPr>
+                    <a:xfrm>
+                      <a:off x="0" y="0"/>
+                      <a:ext cx="2703195" cy="3931920"/>
+                    </a:xfrm>
+                    <a:prstGeom prst="rect"/>
+                  </pic:spPr>
+                </pic:pic>
+              </a:graphicData>
+            </a:graphic>
+          </wp:inline>
+        </w:drawing>
+      </w:r>
+    </w:p>
+    <w:p>
+      <w:pPr>
+        <w:pStyle w:val="Caption"/>
+        <w:spacing w:after="240"/>
+        <w:jc w:val="center"/>
+      </w:pPr>
+      <w:r>
         <w:rPr>
-          <w:color w:val="2563EB"/>
+          <w:i/>
+          <w:color w:val="555F6D"/>
         </w:rPr>
+        <w:t>A customer’s My Account dashboard: a personal offer, the icon menu with status badges, account numbers, the profile meter, shortcut tiles and order tracking.</w:t>
+      </w:r>
+      <w:r>
+        <w:br/>
+      </w:r>
+      <w:r>
+        <w:rPr>
+          <w:b/>
+          <w:color w:val="555F6D"/>
+          <w:sz w:val="16"/>
+        </w:rPr>
+        <w:t xml:space="preserve">Image: </w:t>
+      </w:r>
+      <w:r>
+        <w:rPr>
+          <w:rFonts w:ascii="Consolas" w:hAnsi="Consolas"/>
+          <w:color w:val="555F6D"/>
+          <w:sz w:val="16"/>
+        </w:rPr>
+        <w:t>submission/docs-media/01-my-account-dashboard.png</w:t>
+      </w:r>
+    </w:p>
+    <w:p>
+      <w:pPr>
+        <w:pStyle w:val="Heading2"/>
+      </w:pPr>
+      <w:r>
         <w:t>Installation</w:t>
       </w:r>
     </w:p>
     <w:p>
       <w:pPr>
         <w:pStyle w:val="ListNumber"/>
+        <w:numPr>
+          <w:ilvl w:val="0"/>
+          <w:numId w:val="10"/>
+        </w:numPr>
       </w:pPr>
       <w:r>
         <w:t xml:space="preserve">In WordPress admin, go to </w:t>
@@ -88,20 +156,23 @@
     <w:p>
       <w:pPr>
         <w:pStyle w:val="ListNumber"/>
+        <w:numPr>
+          <w:ilvl w:val="0"/>
+          <w:numId w:val="10"/>
+        </w:numPr>
       </w:pPr>
       <w:r>
-        <w:t>Upload the plugin ZIP (</w:t>
+        <w:t xml:space="preserve">Upload </w:t>
       </w:r>
       <w:r>
         <w:rPr>
           <w:rFonts w:ascii="Consolas" w:hAnsi="Consolas"/>
-          <w:color w:val="B32D2E"/>
           <w:sz w:val="19"/>
         </w:rPr>
-        <w:t>account-customizer-for-woocommerce.zip</w:t>
-      </w:r>
-      <w:r>
-        <w:t xml:space="preserve">) and click </w:t>
+        <w:t>my-account-dashboard-builder.zip</w:t>
+      </w:r>
+      <w:r>
+        <w:t xml:space="preserve"> and click </w:t>
       </w:r>
       <w:r>
         <w:rPr>
@@ -116,6 +187,10 @@
     <w:p>
       <w:pPr>
         <w:pStyle w:val="ListNumber"/>
+        <w:numPr>
+          <w:ilvl w:val="0"/>
+          <w:numId w:val="10"/>
+        </w:numPr>
       </w:pPr>
       <w:r>
         <w:t xml:space="preserve">Click </w:t>
@@ -133,18 +208,22 @@
     <w:p>
       <w:pPr>
         <w:pStyle w:val="ListNumber"/>
+        <w:numPr>
+          <w:ilvl w:val="0"/>
+          <w:numId w:val="10"/>
+        </w:numPr>
       </w:pPr>
       <w:r>
-        <w:t xml:space="preserve">A new top‑level </w:t>
+        <w:t xml:space="preserve">Open </w:t>
       </w:r>
       <w:r>
         <w:rPr>
           <w:b/>
         </w:rPr>
-        <w:t>My Account</w:t>
-      </w:r>
-      <w:r>
-        <w:t xml:space="preserve"> menu appears in the admin sidebar. Open it to start.</w:t>
+        <w:t>WooCommerce → Account Dashboard</w:t>
+      </w:r>
+      <w:r>
+        <w:t>.</w:t>
       </w:r>
     </w:p>
     <w:p>
@@ -154,44 +233,14 @@
       <w:r>
         <w:rPr>
           <w:i/>
-          <w:color w:val="646970"/>
+          <w:color w:val="555F6D"/>
         </w:rPr>
-        <w:t>Requires WordPress, WooCommerce 6.0+, and PHP 7.4+.</w:t>
+        <w:t>Requires WordPress 6.0+, WooCommerce 6.0+ and PHP 7.4+.</w:t>
       </w:r>
     </w:p>
     <w:p>
       <w:r>
-        <w:br/>
-      </w:r>
-    </w:p>
-    <w:p>
-      <w:pPr>
-        <w:pStyle w:val="Heading1"/>
-      </w:pPr>
-      <w:r>
-        <w:rPr>
-          <w:color w:val="2563EB"/>
-        </w:rPr>
-        <w:t>Admin Interface Overview</w:t>
-      </w:r>
-    </w:p>
-    <w:p>
-      <w:r>
-        <w:t xml:space="preserve">The plugin admin (WP Admin → </w:t>
-      </w:r>
-      <w:r>
-        <w:rPr>
-          <w:b/>
-        </w:rPr>
-        <w:t>My Account</w:t>
-      </w:r>
-      <w:r>
-        <w:t>) is organised into a header bar and a</w:t>
-      </w:r>
-    </w:p>
-    <w:p>
-      <w:r>
-        <w:t>working area. It has four regions.</w:t>
+        <w:t>The default WooCommerce pages are already loaded, so My Account keeps working before you change anything.</w:t>
       </w:r>
     </w:p>
     <w:p>
@@ -199,15 +248,286 @@
         <w:pStyle w:val="Heading2"/>
       </w:pPr>
       <w:r>
-        <w:rPr>
-          <w:color w:val="2563EB"/>
-        </w:rPr>
-        <w:t>1. Top Section</w:t>
+        <w:t>Setup and Configuration</w:t>
       </w:r>
     </w:p>
     <w:p>
-      <w:r>
-        <w:t>The header bar contains:</w:t>
+      <w:pPr>
+        <w:keepNext/>
+        <w:spacing w:before="120" w:after="40"/>
+        <w:jc w:val="center"/>
+      </w:pPr>
+      <w:r>
+        <w:drawing>
+          <wp:inline xmlns:a="http://schemas.openxmlformats.org/drawingml/2006/main" xmlns:pic="http://schemas.openxmlformats.org/drawingml/2006/picture">
+            <wp:extent cx="4466661" cy="3931920"/>
+            <wp:docPr id="2" name="Picture 2"/>
+            <wp:cNvGraphicFramePr>
+              <a:graphicFrameLocks noChangeAspect="1"/>
+            </wp:cNvGraphicFramePr>
+            <a:graphic>
+              <a:graphicData uri="http://schemas.openxmlformats.org/drawingml/2006/picture">
+                <pic:pic>
+                  <pic:nvPicPr>
+                    <pic:cNvPr id="0" name="02-admin-overview.png"/>
+                    <pic:cNvPicPr/>
+                  </pic:nvPicPr>
+                  <pic:blipFill>
+                    <a:blip r:embed="rId10"/>
+                    <a:stretch>
+                      <a:fillRect/>
+                    </a:stretch>
+                  </pic:blipFill>
+                  <pic:spPr>
+                    <a:xfrm>
+                      <a:off x="0" y="0"/>
+                      <a:ext cx="4466661" cy="3931920"/>
+                    </a:xfrm>
+                    <a:prstGeom prst="rect"/>
+                  </pic:spPr>
+                </pic:pic>
+              </a:graphicData>
+            </a:graphic>
+          </wp:inline>
+        </w:drawing>
+      </w:r>
+    </w:p>
+    <w:p>
+      <w:pPr>
+        <w:pStyle w:val="Caption"/>
+        <w:spacing w:after="240"/>
+        <w:jc w:val="center"/>
+      </w:pPr>
+      <w:r>
+        <w:rPr>
+          <w:i/>
+          <w:color w:val="555F6D"/>
+        </w:rPr>
+        <w:t>WooCommerce → Account Dashboard, on the Menu Items tab.</w:t>
+      </w:r>
+      <w:r>
+        <w:br/>
+      </w:r>
+      <w:r>
+        <w:rPr>
+          <w:b/>
+          <w:color w:val="555F6D"/>
+          <w:sz w:val="16"/>
+        </w:rPr>
+        <w:t xml:space="preserve">Image: </w:t>
+      </w:r>
+      <w:r>
+        <w:rPr>
+          <w:rFonts w:ascii="Consolas" w:hAnsi="Consolas"/>
+          <w:color w:val="555F6D"/>
+          <w:sz w:val="16"/>
+        </w:rPr>
+        <w:t>submission/docs-media/02-admin-overview.png</w:t>
+      </w:r>
+    </w:p>
+    <w:p>
+      <w:pPr>
+        <w:pStyle w:val="Heading3"/>
+      </w:pPr>
+      <w:r>
+        <w:t>Getting started</w:t>
+      </w:r>
+    </w:p>
+    <w:p>
+      <w:r>
+        <w:t xml:space="preserve">To set up your store with My Account Dashboard Builder, go to </w:t>
+      </w:r>
+      <w:r>
+        <w:rPr>
+          <w:b/>
+        </w:rPr>
+        <w:t>WooCommerce → Account Dashboard</w:t>
+      </w:r>
+      <w:r>
+        <w:t>. The screen has four parts:</w:t>
+      </w:r>
+    </w:p>
+    <w:p>
+      <w:pPr>
+        <w:pStyle w:val="ListNumber"/>
+        <w:numPr>
+          <w:ilvl w:val="0"/>
+          <w:numId w:val="11"/>
+        </w:numPr>
+      </w:pPr>
+      <w:r>
+        <w:rPr>
+          <w:b/>
+        </w:rPr>
+        <w:t>Top section</w:t>
+      </w:r>
+      <w:r>
+        <w:t xml:space="preserve"> — the tabs (</w:t>
+      </w:r>
+      <w:r>
+        <w:rPr>
+          <w:i/>
+        </w:rPr>
+        <w:t>Menu Items, Design, Banners, Fields, Returns, Insights, Settings</w:t>
+      </w:r>
+      <w:r>
+        <w:t xml:space="preserve">), </w:t>
+      </w:r>
+      <w:r>
+        <w:rPr>
+          <w:b/>
+        </w:rPr>
+        <w:t>How to use</w:t>
+      </w:r>
+      <w:r>
+        <w:t xml:space="preserve"> (a searchable guide to every feature) and </w:t>
+      </w:r>
+      <w:r>
+        <w:rPr>
+          <w:b/>
+        </w:rPr>
+        <w:t>⋯</w:t>
+      </w:r>
+      <w:r>
+        <w:t xml:space="preserve"> (</w:t>
+      </w:r>
+      <w:r>
+        <w:rPr>
+          <w:i/>
+        </w:rPr>
+        <w:t>Preview</w:t>
+      </w:r>
+      <w:r>
+        <w:t xml:space="preserve"> and </w:t>
+      </w:r>
+      <w:r>
+        <w:rPr>
+          <w:i/>
+        </w:rPr>
+        <w:t>View My Account</w:t>
+      </w:r>
+      <w:r>
+        <w:t>).</w:t>
+      </w:r>
+    </w:p>
+    <w:p>
+      <w:pPr>
+        <w:pStyle w:val="ListNumber"/>
+        <w:numPr>
+          <w:ilvl w:val="0"/>
+          <w:numId w:val="11"/>
+        </w:numPr>
+      </w:pPr>
+      <w:r>
+        <w:rPr>
+          <w:b/>
+        </w:rPr>
+        <w:t>Left panel</w:t>
+      </w:r>
+      <w:r>
+        <w:t xml:space="preserve"> — the menu canvas: your account menu drawn the way customers see it.</w:t>
+      </w:r>
+    </w:p>
+    <w:p>
+      <w:pPr>
+        <w:pStyle w:val="ListNumber"/>
+        <w:numPr>
+          <w:ilvl w:val="0"/>
+          <w:numId w:val="11"/>
+        </w:numPr>
+      </w:pPr>
+      <w:r>
+        <w:rPr>
+          <w:b/>
+        </w:rPr>
+        <w:t>Main content area</w:t>
+      </w:r>
+      <w:r>
+        <w:t xml:space="preserve"> — the options of the item you select.</w:t>
+      </w:r>
+    </w:p>
+    <w:p>
+      <w:pPr>
+        <w:pStyle w:val="ListNumber"/>
+        <w:numPr>
+          <w:ilvl w:val="0"/>
+          <w:numId w:val="11"/>
+        </w:numPr>
+      </w:pPr>
+      <w:r>
+        <w:rPr>
+          <w:b/>
+        </w:rPr>
+        <w:t>Bottom section</w:t>
+      </w:r>
+      <w:r>
+        <w:t xml:space="preserve"> — </w:t>
+      </w:r>
+      <w:r>
+        <w:rPr>
+          <w:b/>
+        </w:rPr>
+        <w:t>Save menu</w:t>
+      </w:r>
+      <w:r>
+        <w:t>. The save bar floats in view while there are unsaved changes, and leaving the page asks first.</w:t>
+      </w:r>
+    </w:p>
+    <w:p>
+      <w:pPr>
+        <w:pStyle w:val="Heading3"/>
+      </w:pPr>
+      <w:r>
+        <w:t>Menu Items</w:t>
+      </w:r>
+    </w:p>
+    <w:p>
+      <w:r>
+        <w:t xml:space="preserve">There are four item types: </w:t>
+      </w:r>
+      <w:r>
+        <w:rPr>
+          <w:b/>
+        </w:rPr>
+        <w:t>Endpoint</w:t>
+      </w:r>
+      <w:r>
+        <w:t xml:space="preserve"> (a page inside My Account, built-in or your own), </w:t>
+      </w:r>
+      <w:r>
+        <w:rPr>
+          <w:b/>
+        </w:rPr>
+        <w:t>Group</w:t>
+      </w:r>
+      <w:r>
+        <w:t xml:space="preserve"> (a collapsible heading), </w:t>
+      </w:r>
+      <w:r>
+        <w:rPr>
+          <w:b/>
+        </w:rPr>
+        <w:t>Link</w:t>
+      </w:r>
+      <w:r>
+        <w:t xml:space="preserve"> (any URL) and </w:t>
+      </w:r>
+      <w:r>
+        <w:rPr>
+          <w:b/>
+        </w:rPr>
+        <w:t>Page</w:t>
+      </w:r>
+      <w:r>
+        <w:t xml:space="preserve"> (a WordPress page).</w:t>
+      </w:r>
+    </w:p>
+    <w:p>
+      <w:pPr>
+        <w:pStyle w:val="Heading4"/>
+      </w:pPr>
+      <w:r>
+        <w:t>Endpoint Controls</w:t>
       </w:r>
     </w:p>
     <w:p>
@@ -218,19 +538,19 @@
         <w:rPr>
           <w:b/>
         </w:rPr>
-        <w:t>Tab navigation</w:t>
-      </w:r>
-      <w:r>
-        <w:t xml:space="preserve"> — </w:t>
+        <w:t>Drag</w:t>
+      </w:r>
+      <w:r>
+        <w:t xml:space="preserve"> an item to reorder it, or drop it into a group. </w:t>
       </w:r>
       <w:r>
         <w:rPr>
-          <w:i/>
+          <w:b/>
         </w:rPr>
-        <w:t>Menu Items, Templates, Settings, Customizer, Banners, Import / Export</w:t>
-      </w:r>
-      <w:r>
-        <w:t>.</w:t>
+        <w:t>Alt + arrow keys</w:t>
+      </w:r>
+      <w:r>
+        <w:t xml:space="preserve"> do the same.</w:t>
       </w:r>
     </w:p>
     <w:p>
@@ -238,88 +558,16 @@
         <w:pStyle w:val="ListBullet"/>
       </w:pPr>
       <w:r>
+        <w:t xml:space="preserve">The </w:t>
+      </w:r>
+      <w:r>
         <w:rPr>
           <w:b/>
         </w:rPr>
-        <w:t>Action buttons</w:t>
-      </w:r>
-      <w:r>
-        <w:t xml:space="preserve"> (top‑right), which change per tab:</w:t>
-      </w:r>
-    </w:p>
-    <w:p>
-      <w:pPr>
-        <w:pStyle w:val="ListBullet"/>
-        <w:ind w:left="720"/>
-      </w:pPr>
-      <w:r>
-        <w:rPr>
-          <w:i/>
-        </w:rPr>
-        <w:t>Menu Items:</w:t>
-      </w:r>
-      <w:r>
-        <w:t xml:space="preserve"> </w:t>
-      </w:r>
-      <w:r>
-        <w:rPr>
-          <w:b/>
-        </w:rPr>
-        <w:t>Add endpoint</w:t>
-      </w:r>
-      <w:r>
-        <w:t xml:space="preserve">, </w:t>
-      </w:r>
-      <w:r>
-        <w:rPr>
-          <w:b/>
-        </w:rPr>
-        <w:t>Add group</w:t>
-      </w:r>
-      <w:r>
-        <w:t xml:space="preserve">, </w:t>
-      </w:r>
-      <w:r>
-        <w:rPr>
-          <w:b/>
-        </w:rPr>
-        <w:t>Add link</w:t>
-      </w:r>
-      <w:r>
-        <w:t xml:space="preserve">, </w:t>
-      </w:r>
-      <w:r>
-        <w:rPr>
-          <w:b/>
-        </w:rPr>
-        <w:t>Add page</w:t>
-      </w:r>
-      <w:r>
-        <w:t>.</w:t>
-      </w:r>
-    </w:p>
-    <w:p>
-      <w:pPr>
-        <w:pStyle w:val="ListBullet"/>
-        <w:ind w:left="720"/>
-      </w:pPr>
-      <w:r>
-        <w:rPr>
-          <w:i/>
-        </w:rPr>
-        <w:t>Banners:</w:t>
-      </w:r>
-      <w:r>
-        <w:t xml:space="preserve"> </w:t>
-      </w:r>
-      <w:r>
-        <w:rPr>
-          <w:b/>
-        </w:rPr>
-        <w:t>Add banner</w:t>
-      </w:r>
-      <w:r>
-        <w:t>.</w:t>
+        <w:t>switch</w:t>
+      </w:r>
+      <w:r>
+        <w:t xml:space="preserve"> shows or hides an item without deleting it.</w:t>
       </w:r>
     </w:p>
     <w:p>
@@ -327,43 +575,2417 @@
         <w:pStyle w:val="ListBullet"/>
       </w:pPr>
       <w:r>
+        <w:t xml:space="preserve">Hover an item for </w:t>
+      </w:r>
+      <w:r>
         <w:rPr>
           <w:b/>
         </w:rPr>
-        <w:t>Floating buttons</w:t>
-      </w:r>
-      <w:r>
-        <w:t xml:space="preserve"> (pinned to the right edge, always available):</w:t>
+        <w:t>Duplicate</w:t>
+      </w:r>
+      <w:r>
+        <w:t xml:space="preserve"> and </w:t>
+      </w:r>
+      <w:r>
+        <w:rPr>
+          <w:b/>
+        </w:rPr>
+        <w:t>Delete</w:t>
+      </w:r>
+      <w:r>
+        <w:t>. Built-in items can be switched off but not deleted.</w:t>
       </w:r>
     </w:p>
     <w:p>
       <w:pPr>
         <w:pStyle w:val="ListBullet"/>
-        <w:ind w:left="720"/>
       </w:pPr>
+      <w:r>
+        <w:t xml:space="preserve">A line under an item sums up who sees it, e.g. </w:t>
+      </w:r>
+      <w:r>
+        <w:rPr>
+          <w:i/>
+        </w:rPr>
+        <w:t>Customer · 2+ orders</w:t>
+      </w:r>
+      <w:r>
+        <w:t>.</w:t>
+      </w:r>
+    </w:p>
+    <w:p>
+      <w:pPr>
+        <w:keepNext/>
+        <w:spacing w:before="120" w:after="40"/>
+        <w:jc w:val="center"/>
+      </w:pPr>
+      <w:r>
+        <w:drawing>
+          <wp:inline xmlns:a="http://schemas.openxmlformats.org/drawingml/2006/main" xmlns:pic="http://schemas.openxmlformats.org/drawingml/2006/picture">
+            <wp:extent cx="1737908" cy="3931919"/>
+            <wp:docPr id="3" name="Picture 3"/>
+            <wp:cNvGraphicFramePr>
+              <a:graphicFrameLocks noChangeAspect="1"/>
+            </wp:cNvGraphicFramePr>
+            <a:graphic>
+              <a:graphicData uri="http://schemas.openxmlformats.org/drawingml/2006/picture">
+                <pic:pic>
+                  <pic:nvPicPr>
+                    <pic:cNvPr id="0" name="05-drag-menu-items.gif"/>
+                    <pic:cNvPicPr/>
+                  </pic:nvPicPr>
+                  <pic:blipFill>
+                    <a:blip r:embed="rId11"/>
+                    <a:stretch>
+                      <a:fillRect/>
+                    </a:stretch>
+                  </pic:blipFill>
+                  <pic:spPr>
+                    <a:xfrm>
+                      <a:off x="0" y="0"/>
+                      <a:ext cx="1737908" cy="3931919"/>
+                    </a:xfrm>
+                    <a:prstGeom prst="rect"/>
+                  </pic:spPr>
+                </pic:pic>
+              </a:graphicData>
+            </a:graphic>
+          </wp:inline>
+        </w:drawing>
+      </w:r>
+    </w:p>
+    <w:p>
+      <w:pPr>
+        <w:pStyle w:val="Caption"/>
+        <w:spacing w:after="240"/>
+        <w:jc w:val="center"/>
+      </w:pPr>
+      <w:r>
+        <w:rPr>
+          <w:i/>
+          <w:color w:val="555F6D"/>
+        </w:rPr>
+        <w:t>Drag an item to reorder the menu, or drop it into a group.</w:t>
+      </w:r>
+      <w:r>
+        <w:br/>
+      </w:r>
       <w:r>
         <w:rPr>
           <w:b/>
+          <w:color w:val="555F6D"/>
+          <w:sz w:val="16"/>
         </w:rPr>
-        <w:t>Preview</w:t>
-      </w:r>
-      <w:r>
-        <w:t xml:space="preserve"> — opens the live My Account page in an in‑page overlay.</w:t>
+        <w:t xml:space="preserve">GIF: </w:t>
+      </w:r>
+      <w:r>
+        <w:rPr>
+          <w:rFonts w:ascii="Consolas" w:hAnsi="Consolas"/>
+          <w:color w:val="555F6D"/>
+          <w:sz w:val="16"/>
+        </w:rPr>
+        <w:t>submission/docs-media/05-drag-menu-items.gif</w:t>
+      </w:r>
+    </w:p>
+    <w:p>
+      <w:pPr>
+        <w:pStyle w:val="Heading4"/>
+      </w:pPr>
+      <w:r>
+        <w:t>Endpoint Options</w:t>
+      </w:r>
+    </w:p>
+    <w:p>
+      <w:r>
+        <w:t>Click an item to edit it. Its options are grouped in four tabs:</w:t>
       </w:r>
     </w:p>
     <w:p>
       <w:pPr>
         <w:pStyle w:val="ListBullet"/>
-        <w:ind w:left="720"/>
       </w:pPr>
       <w:r>
         <w:rPr>
           <w:b/>
         </w:rPr>
-        <w:t>View My Account</w:t>
-      </w:r>
-      <w:r>
-        <w:t xml:space="preserve"> — opens the live page in a new browser tab.</w:t>
+        <w:t>General</w:t>
+      </w:r>
+      <w:r>
+        <w:t xml:space="preserve"> — label, address (custom endpoints), badge text and icon (Font Awesome library or your own image).</w:t>
+      </w:r>
+    </w:p>
+    <w:p>
+      <w:pPr>
+        <w:pStyle w:val="ListBullet"/>
+      </w:pPr>
+      <w:r>
+        <w:rPr>
+          <w:b/>
+        </w:rPr>
+        <w:t>Content</w:t>
+      </w:r>
+      <w:r>
+        <w:t xml:space="preserve"> — Classic or Block editor content shown before, after or instead of the default page; smart tags work here. Attach banners at the top or bottom.</w:t>
+      </w:r>
+    </w:p>
+    <w:p>
+      <w:pPr>
+        <w:pStyle w:val="ListBullet"/>
+      </w:pPr>
+      <w:r>
+        <w:rPr>
+          <w:b/>
+        </w:rPr>
+        <w:t>Visibility</w:t>
+      </w:r>
+      <w:r>
+        <w:t xml:space="preserve"> — limit the item by user role, dates, products bought, number of orders, amount spent or days since the last order.</w:t>
+      </w:r>
+    </w:p>
+    <w:p>
+      <w:pPr>
+        <w:pStyle w:val="ListBullet"/>
+      </w:pPr>
+      <w:r>
+        <w:rPr>
+          <w:b/>
+        </w:rPr>
+        <w:t>Advanced</w:t>
+      </w:r>
+      <w:r>
+        <w:t xml:space="preserve"> — an extra CSS class and the item key.</w:t>
+      </w:r>
+    </w:p>
+    <w:p>
+      <w:pPr>
+        <w:keepNext/>
+        <w:spacing w:before="120" w:after="40"/>
+        <w:jc w:val="center"/>
+      </w:pPr>
+      <w:r>
+        <w:drawing>
+          <wp:inline xmlns:a="http://schemas.openxmlformats.org/drawingml/2006/main" xmlns:pic="http://schemas.openxmlformats.org/drawingml/2006/picture">
+            <wp:extent cx="4922806" cy="3931920"/>
+            <wp:docPr id="4" name="Picture 4"/>
+            <wp:cNvGraphicFramePr>
+              <a:graphicFrameLocks noChangeAspect="1"/>
+            </wp:cNvGraphicFramePr>
+            <a:graphic>
+              <a:graphicData uri="http://schemas.openxmlformats.org/drawingml/2006/picture">
+                <pic:pic>
+                  <pic:nvPicPr>
+                    <pic:cNvPr id="0" name="08-item-visibility.png"/>
+                    <pic:cNvPicPr/>
+                  </pic:nvPicPr>
+                  <pic:blipFill>
+                    <a:blip r:embed="rId12"/>
+                    <a:stretch>
+                      <a:fillRect/>
+                    </a:stretch>
+                  </pic:blipFill>
+                  <pic:spPr>
+                    <a:xfrm>
+                      <a:off x="0" y="0"/>
+                      <a:ext cx="4922806" cy="3931920"/>
+                    </a:xfrm>
+                    <a:prstGeom prst="rect"/>
+                  </pic:spPr>
+                </pic:pic>
+              </a:graphicData>
+            </a:graphic>
+          </wp:inline>
+        </w:drawing>
+      </w:r>
+    </w:p>
+    <w:p>
+      <w:pPr>
+        <w:pStyle w:val="Caption"/>
+        <w:spacing w:after="240"/>
+        <w:jc w:val="center"/>
+      </w:pPr>
+      <w:r>
+        <w:rPr>
+          <w:i/>
+          <w:color w:val="555F6D"/>
+        </w:rPr>
+        <w:t>The Visibility tab: the VIP lounge item shows only to customers who have spent $500 or more.</w:t>
+      </w:r>
+      <w:r>
+        <w:br/>
+      </w:r>
+      <w:r>
+        <w:rPr>
+          <w:b/>
+          <w:color w:val="555F6D"/>
+          <w:sz w:val="16"/>
+        </w:rPr>
+        <w:t xml:space="preserve">Image: </w:t>
+      </w:r>
+      <w:r>
+        <w:rPr>
+          <w:rFonts w:ascii="Consolas" w:hAnsi="Consolas"/>
+          <w:color w:val="555F6D"/>
+          <w:sz w:val="16"/>
+        </w:rPr>
+        <w:t>submission/docs-media/08-item-visibility.png</w:t>
+      </w:r>
+    </w:p>
+    <w:p>
+      <w:pPr>
+        <w:pStyle w:val="Heading4"/>
+      </w:pPr>
+      <w:r>
+        <w:t>Add an Endpoint, Group, Link or Page</w:t>
+      </w:r>
+    </w:p>
+    <w:p>
+      <w:pPr>
+        <w:pStyle w:val="ListNumber"/>
+        <w:numPr>
+          <w:ilvl w:val="0"/>
+          <w:numId w:val="12"/>
+        </w:numPr>
+      </w:pPr>
+      <w:r>
+        <w:t xml:space="preserve">Click </w:t>
+      </w:r>
+      <w:r>
+        <w:rPr>
+          <w:b/>
+        </w:rPr>
+        <w:t>Add to menu</w:t>
+      </w:r>
+      <w:r>
+        <w:t xml:space="preserve"> under the menu.</w:t>
+      </w:r>
+    </w:p>
+    <w:p>
+      <w:pPr>
+        <w:pStyle w:val="ListNumber"/>
+        <w:numPr>
+          <w:ilvl w:val="0"/>
+          <w:numId w:val="12"/>
+        </w:numPr>
+      </w:pPr>
+      <w:r>
+        <w:t xml:space="preserve">Pick the type, type a label and click </w:t>
+      </w:r>
+      <w:r>
+        <w:rPr>
+          <w:b/>
+        </w:rPr>
+        <w:t>Add item</w:t>
+      </w:r>
+      <w:r>
+        <w:t>. It is added at the end of the menu.</w:t>
+      </w:r>
+    </w:p>
+    <w:p>
+      <w:pPr>
+        <w:pStyle w:val="ListNumber"/>
+        <w:numPr>
+          <w:ilvl w:val="0"/>
+          <w:numId w:val="12"/>
+        </w:numPr>
+      </w:pPr>
+      <w:r>
+        <w:t>Set its options (a link's URL, a page's WordPress page) and drag it where it belongs.</w:t>
+      </w:r>
+    </w:p>
+    <w:p>
+      <w:pPr>
+        <w:pStyle w:val="ListNumber"/>
+        <w:numPr>
+          <w:ilvl w:val="0"/>
+          <w:numId w:val="12"/>
+        </w:numPr>
+      </w:pPr>
+      <w:r>
+        <w:t xml:space="preserve">Click </w:t>
+      </w:r>
+      <w:r>
+        <w:rPr>
+          <w:b/>
+        </w:rPr>
+        <w:t>Save menu</w:t>
+      </w:r>
+      <w:r>
+        <w:t>.</w:t>
+      </w:r>
+    </w:p>
+    <w:p>
+      <w:pPr>
+        <w:keepNext/>
+        <w:spacing w:before="120" w:after="40"/>
+        <w:jc w:val="center"/>
+      </w:pPr>
+      <w:r>
+        <w:drawing>
+          <wp:inline xmlns:a="http://schemas.openxmlformats.org/drawingml/2006/main" xmlns:pic="http://schemas.openxmlformats.org/drawingml/2006/picture">
+            <wp:extent cx="3657600" cy="3078480"/>
+            <wp:docPr id="5" name="Picture 5"/>
+            <wp:cNvGraphicFramePr>
+              <a:graphicFrameLocks noChangeAspect="1"/>
+            </wp:cNvGraphicFramePr>
+            <a:graphic>
+              <a:graphicData uri="http://schemas.openxmlformats.org/drawingml/2006/picture">
+                <pic:pic>
+                  <pic:nvPicPr>
+                    <pic:cNvPr id="0" name="10-add-to-menu.png"/>
+                    <pic:cNvPicPr/>
+                  </pic:nvPicPr>
+                  <pic:blipFill>
+                    <a:blip r:embed="rId13"/>
+                    <a:stretch>
+                      <a:fillRect/>
+                    </a:stretch>
+                  </pic:blipFill>
+                  <pic:spPr>
+                    <a:xfrm>
+                      <a:off x="0" y="0"/>
+                      <a:ext cx="3657600" cy="3078480"/>
+                    </a:xfrm>
+                    <a:prstGeom prst="rect"/>
+                  </pic:spPr>
+                </pic:pic>
+              </a:graphicData>
+            </a:graphic>
+          </wp:inline>
+        </w:drawing>
+      </w:r>
+    </w:p>
+    <w:p>
+      <w:pPr>
+        <w:pStyle w:val="Caption"/>
+        <w:spacing w:after="240"/>
+        <w:jc w:val="center"/>
+      </w:pPr>
+      <w:r>
+        <w:rPr>
+          <w:i/>
+          <w:color w:val="555F6D"/>
+        </w:rPr>
+        <w:t>Add to menu: pick the type, type a label, Add item.</w:t>
+      </w:r>
+      <w:r>
+        <w:br/>
+      </w:r>
+      <w:r>
+        <w:rPr>
+          <w:b/>
+          <w:color w:val="555F6D"/>
+          <w:sz w:val="16"/>
+        </w:rPr>
+        <w:t xml:space="preserve">Image: </w:t>
+      </w:r>
+      <w:r>
+        <w:rPr>
+          <w:rFonts w:ascii="Consolas" w:hAnsi="Consolas"/>
+          <w:color w:val="555F6D"/>
+          <w:sz w:val="16"/>
+        </w:rPr>
+        <w:t>submission/docs-media/10-add-to-menu.png</w:t>
+      </w:r>
+    </w:p>
+    <w:p>
+      <w:pPr>
+        <w:pStyle w:val="Heading4"/>
+      </w:pPr>
+      <w:r>
+        <w:t>Menus for Customer Groups</w:t>
+      </w:r>
+    </w:p>
+    <w:p>
+      <w:r>
+        <w:t xml:space="preserve">Give wholesale buyers or members a menu of their own: click </w:t>
+      </w:r>
+      <w:r>
+        <w:rPr>
+          <w:b/>
+        </w:rPr>
+        <w:t>Menu for a customer group</w:t>
+      </w:r>
+      <w:r>
+        <w:t>, name it and tick the roles. It starts as a copy of the main menu; take items out, add others and reorder it. Item settings stay shared, and everyone else keeps the main menu.</w:t>
+      </w:r>
+    </w:p>
+    <w:p>
+      <w:pPr>
+        <w:keepNext/>
+        <w:spacing w:before="120" w:after="40"/>
+        <w:jc w:val="center"/>
+      </w:pPr>
+      <w:r>
+        <w:drawing>
+          <wp:inline xmlns:a="http://schemas.openxmlformats.org/drawingml/2006/main" xmlns:pic="http://schemas.openxmlformats.org/drawingml/2006/picture">
+            <wp:extent cx="4294866" cy="3931920"/>
+            <wp:docPr id="6" name="Picture 6"/>
+            <wp:cNvGraphicFramePr>
+              <a:graphicFrameLocks noChangeAspect="1"/>
+            </wp:cNvGraphicFramePr>
+            <a:graphic>
+              <a:graphicData uri="http://schemas.openxmlformats.org/drawingml/2006/picture">
+                <pic:pic>
+                  <pic:nvPicPr>
+                    <pic:cNvPr id="0" name="11-customer-group-menu.png"/>
+                    <pic:cNvPicPr/>
+                  </pic:nvPicPr>
+                  <pic:blipFill>
+                    <a:blip r:embed="rId14"/>
+                    <a:stretch>
+                      <a:fillRect/>
+                    </a:stretch>
+                  </pic:blipFill>
+                  <pic:spPr>
+                    <a:xfrm>
+                      <a:off x="0" y="0"/>
+                      <a:ext cx="4294866" cy="3931920"/>
+                    </a:xfrm>
+                    <a:prstGeom prst="rect"/>
+                  </pic:spPr>
+                </pic:pic>
+              </a:graphicData>
+            </a:graphic>
+          </wp:inline>
+        </w:drawing>
+      </w:r>
+    </w:p>
+    <w:p>
+      <w:pPr>
+        <w:pStyle w:val="Caption"/>
+        <w:spacing w:after="240"/>
+        <w:jc w:val="center"/>
+      </w:pPr>
+      <w:r>
+        <w:rPr>
+          <w:i/>
+          <w:color w:val="555F6D"/>
+        </w:rPr>
+        <w:t>The Wholesale menu: Recently viewed and VIP lounge are taken out.</w:t>
+      </w:r>
+      <w:r>
+        <w:br/>
+      </w:r>
+      <w:r>
+        <w:rPr>
+          <w:b/>
+          <w:color w:val="555F6D"/>
+          <w:sz w:val="16"/>
+        </w:rPr>
+        <w:t xml:space="preserve">Image: </w:t>
+      </w:r>
+      <w:r>
+        <w:rPr>
+          <w:rFonts w:ascii="Consolas" w:hAnsi="Consolas"/>
+          <w:color w:val="555F6D"/>
+          <w:sz w:val="16"/>
+        </w:rPr>
+        <w:t>submission/docs-media/11-customer-group-menu.png</w:t>
+      </w:r>
+    </w:p>
+    <w:p>
+      <w:pPr>
+        <w:pStyle w:val="Heading3"/>
+      </w:pPr>
+      <w:r>
+        <w:t>Design Studio</w:t>
+      </w:r>
+    </w:p>
+    <w:p>
+      <w:r>
+        <w:rPr>
+          <w:b/>
+        </w:rPr>
+        <w:t>Design</w:t>
+      </w:r>
+      <w:r>
+        <w:t xml:space="preserve"> holds every look setting, beside a live preview of the real account page at desktop, tablet and phone widths. Nothing changes on your site until you click </w:t>
+      </w:r>
+      <w:r>
+        <w:rPr>
+          <w:b/>
+        </w:rPr>
+        <w:t>Save design</w:t>
+      </w:r>
+      <w:r>
+        <w:t>.</w:t>
+      </w:r>
+    </w:p>
+    <w:p>
+      <w:pPr>
+        <w:keepNext/>
+        <w:spacing w:before="120" w:after="40"/>
+        <w:jc w:val="center"/>
+      </w:pPr>
+      <w:r>
+        <w:drawing>
+          <wp:inline xmlns:a="http://schemas.openxmlformats.org/drawingml/2006/main" xmlns:pic="http://schemas.openxmlformats.org/drawingml/2006/picture">
+            <wp:extent cx="3579055" cy="3931920"/>
+            <wp:docPr id="7" name="Picture 7"/>
+            <wp:cNvGraphicFramePr>
+              <a:graphicFrameLocks noChangeAspect="1"/>
+            </wp:cNvGraphicFramePr>
+            <a:graphic>
+              <a:graphicData uri="http://schemas.openxmlformats.org/drawingml/2006/picture">
+                <pic:pic>
+                  <pic:nvPicPr>
+                    <pic:cNvPr id="0" name="16-design-studio.png"/>
+                    <pic:cNvPicPr/>
+                  </pic:nvPicPr>
+                  <pic:blipFill>
+                    <a:blip r:embed="rId15"/>
+                    <a:stretch>
+                      <a:fillRect/>
+                    </a:stretch>
+                  </pic:blipFill>
+                  <pic:spPr>
+                    <a:xfrm>
+                      <a:off x="0" y="0"/>
+                      <a:ext cx="3579055" cy="3931920"/>
+                    </a:xfrm>
+                    <a:prstGeom prst="rect"/>
+                  </pic:spPr>
+                </pic:pic>
+              </a:graphicData>
+            </a:graphic>
+          </wp:inline>
+        </w:drawing>
+      </w:r>
+    </w:p>
+    <w:p>
+      <w:pPr>
+        <w:pStyle w:val="Caption"/>
+        <w:spacing w:after="240"/>
+        <w:jc w:val="center"/>
+      </w:pPr>
+      <w:r>
+        <w:rPr>
+          <w:i/>
+          <w:color w:val="555F6D"/>
+        </w:rPr>
+        <w:t>The Design Studio: ready-made looks on top, controls on the left, the live account page on the right.</w:t>
+      </w:r>
+      <w:r>
+        <w:br/>
+      </w:r>
+      <w:r>
+        <w:rPr>
+          <w:b/>
+          <w:color w:val="555F6D"/>
+          <w:sz w:val="16"/>
+        </w:rPr>
+        <w:t xml:space="preserve">Image: </w:t>
+      </w:r>
+      <w:r>
+        <w:rPr>
+          <w:rFonts w:ascii="Consolas" w:hAnsi="Consolas"/>
+          <w:color w:val="555F6D"/>
+          <w:sz w:val="16"/>
+        </w:rPr>
+        <w:t>submission/docs-media/16-design-studio.png</w:t>
+      </w:r>
+    </w:p>
+    <w:p>
+      <w:pPr>
+        <w:pStyle w:val="Heading4"/>
+      </w:pPr>
+      <w:r>
+        <w:t>Ready-made Looks</w:t>
+      </w:r>
+    </w:p>
+    <w:p>
+      <w:r>
+        <w:t xml:space="preserve">Start from </w:t>
+      </w:r>
+      <w:r>
+        <w:rPr>
+          <w:b/>
+        </w:rPr>
+        <w:t>Classic Sidebar, Modern Cards, Rounded Pills, Tabbed Top, Minimal</w:t>
+      </w:r>
+      <w:r>
+        <w:t xml:space="preserve"> or </w:t>
+      </w:r>
+      <w:r>
+        <w:rPr>
+          <w:b/>
+        </w:rPr>
+        <w:t>Theme Native</w:t>
+      </w:r>
+      <w:r>
+        <w:t xml:space="preserve">. Click one to try it in the preview. </w:t>
+      </w:r>
+      <w:r>
+        <w:rPr>
+          <w:b/>
+        </w:rPr>
+        <w:t>Save current as a look</w:t>
+      </w:r>
+      <w:r>
+        <w:t xml:space="preserve"> keeps your own design as one more card.</w:t>
+      </w:r>
+    </w:p>
+    <w:p>
+      <w:pPr>
+        <w:keepNext/>
+        <w:spacing w:before="120" w:after="40"/>
+        <w:jc w:val="center"/>
+      </w:pPr>
+      <w:r>
+        <w:drawing>
+          <wp:inline xmlns:a="http://schemas.openxmlformats.org/drawingml/2006/main" xmlns:pic="http://schemas.openxmlformats.org/drawingml/2006/picture">
+            <wp:extent cx="5771625" cy="3931920"/>
+            <wp:docPr id="8" name="Picture 8"/>
+            <wp:cNvGraphicFramePr>
+              <a:graphicFrameLocks noChangeAspect="1"/>
+            </wp:cNvGraphicFramePr>
+            <a:graphic>
+              <a:graphicData uri="http://schemas.openxmlformats.org/drawingml/2006/picture">
+                <pic:pic>
+                  <pic:nvPicPr>
+                    <pic:cNvPr id="0" name="14-design-looks.gif"/>
+                    <pic:cNvPicPr/>
+                  </pic:nvPicPr>
+                  <pic:blipFill>
+                    <a:blip r:embed="rId16"/>
+                    <a:stretch>
+                      <a:fillRect/>
+                    </a:stretch>
+                  </pic:blipFill>
+                  <pic:spPr>
+                    <a:xfrm>
+                      <a:off x="0" y="0"/>
+                      <a:ext cx="5771625" cy="3931920"/>
+                    </a:xfrm>
+                    <a:prstGeom prst="rect"/>
+                  </pic:spPr>
+                </pic:pic>
+              </a:graphicData>
+            </a:graphic>
+          </wp:inline>
+        </w:drawing>
+      </w:r>
+    </w:p>
+    <w:p>
+      <w:pPr>
+        <w:pStyle w:val="Caption"/>
+        <w:spacing w:after="240"/>
+        <w:jc w:val="center"/>
+      </w:pPr>
+      <w:r>
+        <w:rPr>
+          <w:i/>
+          <w:color w:val="555F6D"/>
+        </w:rPr>
+        <w:t>Click a look to try it in the preview.</w:t>
+      </w:r>
+      <w:r>
+        <w:br/>
+      </w:r>
+      <w:r>
+        <w:rPr>
+          <w:b/>
+          <w:color w:val="555F6D"/>
+          <w:sz w:val="16"/>
+        </w:rPr>
+        <w:t xml:space="preserve">GIF: </w:t>
+      </w:r>
+      <w:r>
+        <w:rPr>
+          <w:rFonts w:ascii="Consolas" w:hAnsi="Consolas"/>
+          <w:color w:val="555F6D"/>
+          <w:sz w:val="16"/>
+        </w:rPr>
+        <w:t>submission/docs-media/14-design-looks.gif</w:t>
+      </w:r>
+    </w:p>
+    <w:p>
+      <w:pPr>
+        <w:pStyle w:val="Heading4"/>
+      </w:pPr>
+      <w:r>
+        <w:t>Design Controls</w:t>
+      </w:r>
+    </w:p>
+    <w:p>
+      <w:pPr>
+        <w:pStyle w:val="ListBullet"/>
+      </w:pPr>
+      <w:r>
+        <w:rPr>
+          <w:b/>
+        </w:rPr>
+        <w:t>Look</w:t>
+      </w:r>
+      <w:r>
+        <w:t xml:space="preserve"> — accent and text colours (with a live WCAG contrast check), light or dark scheme, typeface, size, weight, roundness and density.</w:t>
+      </w:r>
+    </w:p>
+    <w:p>
+      <w:pPr>
+        <w:pStyle w:val="ListBullet"/>
+      </w:pPr>
+      <w:r>
+        <w:rPr>
+          <w:b/>
+        </w:rPr>
+        <w:t>Menu</w:t>
+      </w:r>
+      <w:r>
+        <w:t xml:space="preserve"> — style, placement (left, right or above the content), current-page marker, hover effect, colours, icons, counts, </w:t>
+      </w:r>
+      <w:r>
+        <w:rPr>
+          <w:b/>
+        </w:rPr>
+        <w:t>status badges</w:t>
+      </w:r>
+      <w:r>
+        <w:t xml:space="preserve"> (</w:t>
+      </w:r>
+      <w:r>
+        <w:rPr>
+          <w:i/>
+        </w:rPr>
+        <w:t>1 to pay</w:t>
+      </w:r>
+      <w:r>
+        <w:t xml:space="preserve">, </w:t>
+      </w:r>
+      <w:r>
+        <w:rPr>
+          <w:i/>
+        </w:rPr>
+        <w:t>1 open</w:t>
+      </w:r>
+      <w:r>
+        <w:t>), search box, pinned favourites and a collapsible icon rail.</w:t>
+      </w:r>
+    </w:p>
+    <w:p>
+      <w:pPr>
+        <w:pStyle w:val="ListBullet"/>
+      </w:pPr>
+      <w:r>
+        <w:rPr>
+          <w:b/>
+        </w:rPr>
+        <w:t>Profile card</w:t>
+      </w:r>
+      <w:r>
+        <w:t xml:space="preserve"> — the customer's picture and name above the menu; customers can upload their own picture.</w:t>
+      </w:r>
+    </w:p>
+    <w:p>
+      <w:pPr>
+        <w:pStyle w:val="ListBullet"/>
+      </w:pPr>
+      <w:r>
+        <w:rPr>
+          <w:b/>
+        </w:rPr>
+        <w:t>Dashboard</w:t>
+      </w:r>
+      <w:r>
+        <w:t xml:space="preserve"> — a heading (smart tags work) and </w:t>
+      </w:r>
+      <w:r>
+        <w:rPr>
+          <w:b/>
+        </w:rPr>
+        <w:t>Arrange the dashboard</w:t>
+      </w:r>
+      <w:r>
+        <w:t>: drag the greeting, account numbers, profile meter, shortcut tiles, order tracking and Buy again into any order, or hide them.</w:t>
+      </w:r>
+    </w:p>
+    <w:p>
+      <w:pPr>
+        <w:pStyle w:val="ListBullet"/>
+      </w:pPr>
+      <w:r>
+        <w:rPr>
+          <w:b/>
+        </w:rPr>
+        <w:t>Custom CSS</w:t>
+      </w:r>
+      <w:r>
+        <w:t xml:space="preserve"> — your own rules, loaded on account pages.</w:t>
+      </w:r>
+    </w:p>
+    <w:p>
+      <w:pPr>
+        <w:keepNext/>
+        <w:spacing w:before="120" w:after="40"/>
+        <w:jc w:val="center"/>
+      </w:pPr>
+      <w:r>
+        <w:drawing>
+          <wp:inline xmlns:a="http://schemas.openxmlformats.org/drawingml/2006/main" xmlns:pic="http://schemas.openxmlformats.org/drawingml/2006/picture">
+            <wp:extent cx="3859553" cy="3931920"/>
+            <wp:docPr id="9" name="Picture 9"/>
+            <wp:cNvGraphicFramePr>
+              <a:graphicFrameLocks noChangeAspect="1"/>
+            </wp:cNvGraphicFramePr>
+            <a:graphic>
+              <a:graphicData uri="http://schemas.openxmlformats.org/drawingml/2006/picture">
+                <pic:pic>
+                  <pic:nvPicPr>
+                    <pic:cNvPr id="0" name="18-arrange-dashboard.gif"/>
+                    <pic:cNvPicPr/>
+                  </pic:nvPicPr>
+                  <pic:blipFill>
+                    <a:blip r:embed="rId17"/>
+                    <a:stretch>
+                      <a:fillRect/>
+                    </a:stretch>
+                  </pic:blipFill>
+                  <pic:spPr>
+                    <a:xfrm>
+                      <a:off x="0" y="0"/>
+                      <a:ext cx="3859553" cy="3931920"/>
+                    </a:xfrm>
+                    <a:prstGeom prst="rect"/>
+                  </pic:spPr>
+                </pic:pic>
+              </a:graphicData>
+            </a:graphic>
+          </wp:inline>
+        </w:drawing>
+      </w:r>
+    </w:p>
+    <w:p>
+      <w:pPr>
+        <w:pStyle w:val="Caption"/>
+        <w:spacing w:after="240"/>
+        <w:jc w:val="center"/>
+      </w:pPr>
+      <w:r>
+        <w:rPr>
+          <w:i/>
+          <w:color w:val="555F6D"/>
+        </w:rPr>
+        <w:t>Arrange the dashboard: the preview follows as parts are hidden and moved.</w:t>
+      </w:r>
+      <w:r>
+        <w:br/>
+      </w:r>
+      <w:r>
+        <w:rPr>
+          <w:b/>
+          <w:color w:val="555F6D"/>
+          <w:sz w:val="16"/>
+        </w:rPr>
+        <w:t xml:space="preserve">GIF: </w:t>
+      </w:r>
+      <w:r>
+        <w:rPr>
+          <w:rFonts w:ascii="Consolas" w:hAnsi="Consolas"/>
+          <w:color w:val="555F6D"/>
+          <w:sz w:val="16"/>
+        </w:rPr>
+        <w:t>submission/docs-media/18-arrange-dashboard.gif</w:t>
+      </w:r>
+    </w:p>
+    <w:p>
+      <w:pPr>
+        <w:pStyle w:val="Heading4"/>
+      </w:pPr>
+      <w:r>
+        <w:t>View as a Customer</w:t>
+      </w:r>
+    </w:p>
+    <w:p>
+      <w:r>
+        <w:t xml:space="preserve">Pick a customer in </w:t>
+      </w:r>
+      <w:r>
+        <w:rPr>
+          <w:b/>
+        </w:rPr>
+        <w:t>View as</w:t>
+      </w:r>
+      <w:r>
+        <w:t xml:space="preserve"> to see My Account exactly as they do: their menu, badges, offers and dashboard. A bar lists what is hidden from them, and why. It is read-only: nothing is changed, sent or counted for the customer.</w:t>
+      </w:r>
+    </w:p>
+    <w:p>
+      <w:pPr>
+        <w:keepNext/>
+        <w:spacing w:before="120" w:after="40"/>
+        <w:jc w:val="center"/>
+      </w:pPr>
+      <w:r>
+        <w:drawing>
+          <wp:inline xmlns:a="http://schemas.openxmlformats.org/drawingml/2006/main" xmlns:pic="http://schemas.openxmlformats.org/drawingml/2006/picture">
+            <wp:extent cx="4240142" cy="3931919"/>
+            <wp:docPr id="10" name="Picture 10"/>
+            <wp:cNvGraphicFramePr>
+              <a:graphicFrameLocks noChangeAspect="1"/>
+            </wp:cNvGraphicFramePr>
+            <a:graphic>
+              <a:graphicData uri="http://schemas.openxmlformats.org/drawingml/2006/picture">
+                <pic:pic>
+                  <pic:nvPicPr>
+                    <pic:cNvPr id="0" name="22-view-as-hidden.png"/>
+                    <pic:cNvPicPr/>
+                  </pic:nvPicPr>
+                  <pic:blipFill>
+                    <a:blip r:embed="rId18"/>
+                    <a:stretch>
+                      <a:fillRect/>
+                    </a:stretch>
+                  </pic:blipFill>
+                  <pic:spPr>
+                    <a:xfrm>
+                      <a:off x="0" y="0"/>
+                      <a:ext cx="4240142" cy="3931919"/>
+                    </a:xfrm>
+                    <a:prstGeom prst="rect"/>
+                  </pic:spPr>
+                </pic:pic>
+              </a:graphicData>
+            </a:graphic>
+          </wp:inline>
+        </w:drawing>
+      </w:r>
+    </w:p>
+    <w:p>
+      <w:pPr>
+        <w:pStyle w:val="Caption"/>
+        <w:spacing w:after="240"/>
+        <w:jc w:val="center"/>
+      </w:pPr>
+      <w:r>
+        <w:rPr>
+          <w:i/>
+          <w:color w:val="555F6D"/>
+        </w:rPr>
+        <w:t>The bar lists what this customer does not see, and why.</w:t>
+      </w:r>
+      <w:r>
+        <w:br/>
+      </w:r>
+      <w:r>
+        <w:rPr>
+          <w:b/>
+          <w:color w:val="555F6D"/>
+          <w:sz w:val="16"/>
+        </w:rPr>
+        <w:t xml:space="preserve">Image: </w:t>
+      </w:r>
+      <w:r>
+        <w:rPr>
+          <w:rFonts w:ascii="Consolas" w:hAnsi="Consolas"/>
+          <w:color w:val="555F6D"/>
+          <w:sz w:val="16"/>
+        </w:rPr>
+        <w:t>submission/docs-media/22-view-as-hidden.png</w:t>
+      </w:r>
+    </w:p>
+    <w:p>
+      <w:pPr>
+        <w:pStyle w:val="Heading3"/>
+      </w:pPr>
+      <w:r>
+        <w:t>Banners and Personal Offers</w:t>
+      </w:r>
+    </w:p>
+    <w:p>
+      <w:r>
+        <w:t xml:space="preserve">Banners are reusable blocks shown on any endpoint (set under the item's </w:t>
+      </w:r>
+      <w:r>
+        <w:rPr>
+          <w:b/>
+        </w:rPr>
+        <w:t>Content</w:t>
+      </w:r>
+      <w:r>
+        <w:t xml:space="preserve"> tab).</w:t>
+      </w:r>
+    </w:p>
+    <w:p>
+      <w:pPr>
+        <w:pStyle w:val="ListNumber"/>
+        <w:numPr>
+          <w:ilvl w:val="0"/>
+          <w:numId w:val="13"/>
+        </w:numPr>
+      </w:pPr>
+      <w:r>
+        <w:t xml:space="preserve">On </w:t>
+      </w:r>
+      <w:r>
+        <w:rPr>
+          <w:b/>
+        </w:rPr>
+        <w:t>Banners</w:t>
+      </w:r>
+      <w:r>
+        <w:t xml:space="preserve">, click </w:t>
+      </w:r>
+      <w:r>
+        <w:rPr>
+          <w:b/>
+        </w:rPr>
+        <w:t>Add banner</w:t>
+      </w:r>
+      <w:r>
+        <w:t>.</w:t>
+      </w:r>
+    </w:p>
+    <w:p>
+      <w:pPr>
+        <w:pStyle w:val="ListNumber"/>
+        <w:numPr>
+          <w:ilvl w:val="0"/>
+          <w:numId w:val="13"/>
+        </w:numPr>
+      </w:pPr>
+      <w:r>
+        <w:t xml:space="preserve">Choose </w:t>
+      </w:r>
+      <w:r>
+        <w:rPr>
+          <w:b/>
+        </w:rPr>
+        <w:t>Widget</w:t>
+      </w:r>
+      <w:r>
+        <w:t xml:space="preserve"> (icon, title, text, colours, optional count) or </w:t>
+      </w:r>
+      <w:r>
+        <w:rPr>
+          <w:b/>
+        </w:rPr>
+        <w:t>Image</w:t>
+      </w:r>
+      <w:r>
+        <w:t>.</w:t>
+      </w:r>
+    </w:p>
+    <w:p>
+      <w:pPr>
+        <w:pStyle w:val="ListNumber"/>
+        <w:numPr>
+          <w:ilvl w:val="0"/>
+          <w:numId w:val="13"/>
+        </w:numPr>
+      </w:pPr>
+      <w:r>
+        <w:t xml:space="preserve">Add a </w:t>
+      </w:r>
+      <w:r>
+        <w:rPr>
+          <w:b/>
+        </w:rPr>
+        <w:t>Link</w:t>
+      </w:r>
+      <w:r>
+        <w:t xml:space="preserve"> to an endpoint or any URL, and set </w:t>
+      </w:r>
+      <w:r>
+        <w:rPr>
+          <w:b/>
+        </w:rPr>
+        <w:t>Visibility</w:t>
+      </w:r>
+      <w:r>
+        <w:t xml:space="preserve"> with the same rules as menu items.</w:t>
+      </w:r>
+    </w:p>
+    <w:p>
+      <w:pPr>
+        <w:pStyle w:val="ListNumber"/>
+        <w:numPr>
+          <w:ilvl w:val="0"/>
+          <w:numId w:val="13"/>
+        </w:numPr>
+      </w:pPr>
+      <w:r>
+        <w:t xml:space="preserve">Click </w:t>
+      </w:r>
+      <w:r>
+        <w:rPr>
+          <w:b/>
+        </w:rPr>
+        <w:t>Save banner</w:t>
+      </w:r>
+      <w:r>
+        <w:t>.</w:t>
+      </w:r>
+    </w:p>
+    <w:p>
+      <w:pPr>
+        <w:keepNext/>
+        <w:spacing w:before="120" w:after="40"/>
+        <w:jc w:val="center"/>
+      </w:pPr>
+      <w:r>
+        <w:drawing>
+          <wp:inline xmlns:a="http://schemas.openxmlformats.org/drawingml/2006/main" xmlns:pic="http://schemas.openxmlformats.org/drawingml/2006/picture">
+            <wp:extent cx="5815965" cy="3931920"/>
+            <wp:docPr id="11" name="Picture 11"/>
+            <wp:cNvGraphicFramePr>
+              <a:graphicFrameLocks noChangeAspect="1"/>
+            </wp:cNvGraphicFramePr>
+            <a:graphic>
+              <a:graphicData uri="http://schemas.openxmlformats.org/drawingml/2006/picture">
+                <pic:pic>
+                  <pic:nvPicPr>
+                    <pic:cNvPr id="0" name="23-banner-general.png"/>
+                    <pic:cNvPicPr/>
+                  </pic:nvPicPr>
+                  <pic:blipFill>
+                    <a:blip r:embed="rId19"/>
+                    <a:stretch>
+                      <a:fillRect/>
+                    </a:stretch>
+                  </pic:blipFill>
+                  <pic:spPr>
+                    <a:xfrm>
+                      <a:off x="0" y="0"/>
+                      <a:ext cx="5815965" cy="3931920"/>
+                    </a:xfrm>
+                    <a:prstGeom prst="rect"/>
+                  </pic:spPr>
+                </pic:pic>
+              </a:graphicData>
+            </a:graphic>
+          </wp:inline>
+        </w:drawing>
+      </w:r>
+    </w:p>
+    <w:p>
+      <w:pPr>
+        <w:pStyle w:val="Caption"/>
+        <w:spacing w:after="240"/>
+        <w:jc w:val="center"/>
+      </w:pPr>
+      <w:r>
+        <w:rPr>
+          <w:i/>
+          <w:color w:val="555F6D"/>
+        </w:rPr>
+        <w:t>The Banners tab: your banners on the left, the selected banner’s settings on the right.</w:t>
+      </w:r>
+      <w:r>
+        <w:br/>
+      </w:r>
+      <w:r>
+        <w:rPr>
+          <w:b/>
+          <w:color w:val="555F6D"/>
+          <w:sz w:val="16"/>
+        </w:rPr>
+        <w:t xml:space="preserve">Image: </w:t>
+      </w:r>
+      <w:r>
+        <w:rPr>
+          <w:rFonts w:ascii="Consolas" w:hAnsi="Consolas"/>
+          <w:color w:val="555F6D"/>
+          <w:sz w:val="16"/>
+        </w:rPr>
+        <w:t>submission/docs-media/23-banner-general.png</w:t>
+      </w:r>
+    </w:p>
+    <w:p>
+      <w:r>
+        <w:t xml:space="preserve">Switch on </w:t>
+      </w:r>
+      <w:r>
+        <w:rPr>
+          <w:b/>
+        </w:rPr>
+        <w:t>Personal coupon</w:t>
+      </w:r>
+      <w:r>
+        <w:t xml:space="preserve"> on the </w:t>
+      </w:r>
+      <w:r>
+        <w:rPr>
+          <w:b/>
+        </w:rPr>
+        <w:t>Offer</w:t>
+      </w:r>
+      <w:r>
+        <w:t xml:space="preserve"> tab and each customer who sees the banner gets a one-use code of their own (percent or amount off, valid for N days, optional minimum spend and free shipping). The banner shows the code with </w:t>
+      </w:r>
+      <w:r>
+        <w:rPr>
+          <w:b/>
+        </w:rPr>
+        <w:t>Copy</w:t>
+      </w:r>
+      <w:r>
+        <w:t xml:space="preserve"> and </w:t>
+      </w:r>
+      <w:r>
+        <w:rPr>
+          <w:b/>
+        </w:rPr>
+        <w:t>Use it now</w:t>
+      </w:r>
+      <w:r>
+        <w:t>. Codes are ordinary WooCommerce coupons.</w:t>
+      </w:r>
+    </w:p>
+    <w:p>
+      <w:pPr>
+        <w:keepNext/>
+        <w:spacing w:before="120" w:after="40"/>
+        <w:jc w:val="center"/>
+      </w:pPr>
+      <w:r>
+        <w:drawing>
+          <wp:inline xmlns:a="http://schemas.openxmlformats.org/drawingml/2006/main" xmlns:pic="http://schemas.openxmlformats.org/drawingml/2006/picture">
+            <wp:extent cx="4023360" cy="1427064"/>
+            <wp:docPr id="12" name="Picture 12"/>
+            <wp:cNvGraphicFramePr>
+              <a:graphicFrameLocks noChangeAspect="1"/>
+            </wp:cNvGraphicFramePr>
+            <a:graphic>
+              <a:graphicData uri="http://schemas.openxmlformats.org/drawingml/2006/picture">
+                <pic:pic>
+                  <pic:nvPicPr>
+                    <pic:cNvPr id="0" name="26-front-offer-banner.png"/>
+                    <pic:cNvPicPr/>
+                  </pic:nvPicPr>
+                  <pic:blipFill>
+                    <a:blip r:embed="rId20"/>
+                    <a:stretch>
+                      <a:fillRect/>
+                    </a:stretch>
+                  </pic:blipFill>
+                  <pic:spPr>
+                    <a:xfrm>
+                      <a:off x="0" y="0"/>
+                      <a:ext cx="4023360" cy="1427064"/>
+                    </a:xfrm>
+                    <a:prstGeom prst="rect"/>
+                  </pic:spPr>
+                </pic:pic>
+              </a:graphicData>
+            </a:graphic>
+          </wp:inline>
+        </w:drawing>
+      </w:r>
+    </w:p>
+    <w:p>
+      <w:pPr>
+        <w:pStyle w:val="Caption"/>
+        <w:spacing w:after="240"/>
+        <w:jc w:val="center"/>
+      </w:pPr>
+      <w:r>
+        <w:rPr>
+          <w:i/>
+          <w:color w:val="555F6D"/>
+        </w:rPr>
+        <w:t>What the customer sees: their own code, Copy and Use it now.</w:t>
+      </w:r>
+      <w:r>
+        <w:br/>
+      </w:r>
+      <w:r>
+        <w:rPr>
+          <w:b/>
+          <w:color w:val="555F6D"/>
+          <w:sz w:val="16"/>
+        </w:rPr>
+        <w:t xml:space="preserve">Image: </w:t>
+      </w:r>
+      <w:r>
+        <w:rPr>
+          <w:rFonts w:ascii="Consolas" w:hAnsi="Consolas"/>
+          <w:color w:val="555F6D"/>
+          <w:sz w:val="16"/>
+        </w:rPr>
+        <w:t>submission/docs-media/26-front-offer-banner.png</w:t>
+      </w:r>
+    </w:p>
+    <w:p>
+      <w:pPr>
+        <w:pStyle w:val="Heading3"/>
+      </w:pPr>
+      <w:r>
+        <w:t>Customer Fields</w:t>
+      </w:r>
+    </w:p>
+    <w:p>
+      <w:r>
+        <w:t xml:space="preserve">On </w:t>
+      </w:r>
+      <w:r>
+        <w:rPr>
+          <w:b/>
+        </w:rPr>
+        <w:t>Fields</w:t>
+      </w:r>
+      <w:r>
+        <w:t xml:space="preserve">, add your own questions — VAT number, company, birthday, "How did you hear about us?" — as text, number, date, dropdown, choices or a tick box. Show each one on the </w:t>
+      </w:r>
+      <w:r>
+        <w:rPr>
+          <w:b/>
+        </w:rPr>
+        <w:t>Registration form</w:t>
+      </w:r>
+      <w:r>
+        <w:t xml:space="preserve">, </w:t>
+      </w:r>
+      <w:r>
+        <w:rPr>
+          <w:b/>
+        </w:rPr>
+        <w:t>Account details</w:t>
+      </w:r>
+      <w:r>
+        <w:t xml:space="preserve"> and the </w:t>
+      </w:r>
+      <w:r>
+        <w:rPr>
+          <w:b/>
+        </w:rPr>
+        <w:t>admin order screen</w:t>
+      </w:r>
+      <w:r>
+        <w:t xml:space="preserve">. Answers work as smart tags, e.g. </w:t>
+      </w:r>
+      <w:r>
+        <w:rPr>
+          <w:rFonts w:ascii="Consolas" w:hAnsi="Consolas"/>
+          <w:sz w:val="19"/>
+        </w:rPr>
+        <w:t>{field_vat}</w:t>
+      </w:r>
+      <w:r>
+        <w:t>.</w:t>
+      </w:r>
+    </w:p>
+    <w:p>
+      <w:pPr>
+        <w:keepNext/>
+        <w:spacing w:before="120" w:after="40"/>
+        <w:jc w:val="center"/>
+      </w:pPr>
+      <w:r>
+        <w:drawing>
+          <wp:inline xmlns:a="http://schemas.openxmlformats.org/drawingml/2006/main" xmlns:pic="http://schemas.openxmlformats.org/drawingml/2006/picture">
+            <wp:extent cx="2990716" cy="3931919"/>
+            <wp:docPr id="13" name="Picture 13"/>
+            <wp:cNvGraphicFramePr>
+              <a:graphicFrameLocks noChangeAspect="1"/>
+            </wp:cNvGraphicFramePr>
+            <a:graphic>
+              <a:graphicData uri="http://schemas.openxmlformats.org/drawingml/2006/picture">
+                <pic:pic>
+                  <pic:nvPicPr>
+                    <pic:cNvPr id="0" name="27-fields-admin.png"/>
+                    <pic:cNvPicPr/>
+                  </pic:nvPicPr>
+                  <pic:blipFill>
+                    <a:blip r:embed="rId21"/>
+                    <a:stretch>
+                      <a:fillRect/>
+                    </a:stretch>
+                  </pic:blipFill>
+                  <pic:spPr>
+                    <a:xfrm>
+                      <a:off x="0" y="0"/>
+                      <a:ext cx="2990716" cy="3931919"/>
+                    </a:xfrm>
+                    <a:prstGeom prst="rect"/>
+                  </pic:spPr>
+                </pic:pic>
+              </a:graphicData>
+            </a:graphic>
+          </wp:inline>
+        </w:drawing>
+      </w:r>
+    </w:p>
+    <w:p>
+      <w:pPr>
+        <w:pStyle w:val="Caption"/>
+        <w:spacing w:after="240"/>
+        <w:jc w:val="center"/>
+      </w:pPr>
+      <w:r>
+        <w:rPr>
+          <w:i/>
+          <w:color w:val="555F6D"/>
+        </w:rPr>
+        <w:t>The Fields tab.</w:t>
+      </w:r>
+      <w:r>
+        <w:br/>
+      </w:r>
+      <w:r>
+        <w:rPr>
+          <w:b/>
+          <w:color w:val="555F6D"/>
+          <w:sz w:val="16"/>
+        </w:rPr>
+        <w:t xml:space="preserve">Image: </w:t>
+      </w:r>
+      <w:r>
+        <w:rPr>
+          <w:rFonts w:ascii="Consolas" w:hAnsi="Consolas"/>
+          <w:color w:val="555F6D"/>
+          <w:sz w:val="16"/>
+        </w:rPr>
+        <w:t>submission/docs-media/27-fields-admin.png</w:t>
+      </w:r>
+    </w:p>
+    <w:p>
+      <w:pPr>
+        <w:pStyle w:val="Heading3"/>
+      </w:pPr>
+      <w:r>
+        <w:t>Returns and Cancelling Orders</w:t>
+      </w:r>
+    </w:p>
+    <w:p>
+      <w:r>
+        <w:t xml:space="preserve">Switch both on under </w:t>
+      </w:r>
+      <w:r>
+        <w:rPr>
+          <w:b/>
+        </w:rPr>
+        <w:t>Settings → Orders &amp; privacy</w:t>
+      </w:r>
+      <w:r>
+        <w:t>.</w:t>
+      </w:r>
+    </w:p>
+    <w:p>
+      <w:pPr>
+        <w:pStyle w:val="ListBullet"/>
+      </w:pPr>
+      <w:r>
+        <w:rPr>
+          <w:b/>
+        </w:rPr>
+        <w:t>Cancel orders</w:t>
+      </w:r>
+      <w:r>
+        <w:t xml:space="preserve"> — customers cancel an order that has not shipped, for the number of hours you allow. Stock goes back.</w:t>
+      </w:r>
+    </w:p>
+    <w:p>
+      <w:pPr>
+        <w:pStyle w:val="ListBullet"/>
+      </w:pPr>
+      <w:r>
+        <w:rPr>
+          <w:b/>
+        </w:rPr>
+        <w:t>Returns</w:t>
+      </w:r>
+      <w:r>
+        <w:t xml:space="preserve"> — customers pick items from a completed order, a reason and an optional photo. You answer on the </w:t>
+      </w:r>
+      <w:r>
+        <w:rPr>
+          <w:b/>
+        </w:rPr>
+        <w:t>Returns</w:t>
+      </w:r>
+      <w:r>
+        <w:t xml:space="preserve"> tab; each status change emails the customer.</w:t>
+      </w:r>
+    </w:p>
+    <w:p>
+      <w:pPr>
+        <w:keepNext/>
+        <w:spacing w:before="120" w:after="40"/>
+        <w:jc w:val="center"/>
+      </w:pPr>
+      <w:r>
+        <w:drawing>
+          <wp:inline xmlns:a="http://schemas.openxmlformats.org/drawingml/2006/main" xmlns:pic="http://schemas.openxmlformats.org/drawingml/2006/picture">
+            <wp:extent cx="3155821" cy="3931919"/>
+            <wp:docPr id="14" name="Picture 14"/>
+            <wp:cNvGraphicFramePr>
+              <a:graphicFrameLocks noChangeAspect="1"/>
+            </wp:cNvGraphicFramePr>
+            <a:graphic>
+              <a:graphicData uri="http://schemas.openxmlformats.org/drawingml/2006/picture">
+                <pic:pic>
+                  <pic:nvPicPr>
+                    <pic:cNvPr id="0" name="29-front-order-actions.png"/>
+                    <pic:cNvPicPr/>
+                  </pic:nvPicPr>
+                  <pic:blipFill>
+                    <a:blip r:embed="rId22"/>
+                    <a:stretch>
+                      <a:fillRect/>
+                    </a:stretch>
+                  </pic:blipFill>
+                  <pic:spPr>
+                    <a:xfrm>
+                      <a:off x="0" y="0"/>
+                      <a:ext cx="3155821" cy="3931919"/>
+                    </a:xfrm>
+                    <a:prstGeom prst="rect"/>
+                  </pic:spPr>
+                </pic:pic>
+              </a:graphicData>
+            </a:graphic>
+          </wp:inline>
+        </w:drawing>
+      </w:r>
+    </w:p>
+    <w:p>
+      <w:pPr>
+        <w:pStyle w:val="Caption"/>
+        <w:spacing w:after="240"/>
+        <w:jc w:val="center"/>
+      </w:pPr>
+      <w:r>
+        <w:rPr>
+          <w:i/>
+          <w:color w:val="555F6D"/>
+        </w:rPr>
+        <w:t>The Orders list: Cancel on orders that have not shipped, Return items on completed ones.</w:t>
+      </w:r>
+      <w:r>
+        <w:br/>
+      </w:r>
+      <w:r>
+        <w:rPr>
+          <w:b/>
+          <w:color w:val="555F6D"/>
+          <w:sz w:val="16"/>
+        </w:rPr>
+        <w:t xml:space="preserve">Image: </w:t>
+      </w:r>
+      <w:r>
+        <w:rPr>
+          <w:rFonts w:ascii="Consolas" w:hAnsi="Consolas"/>
+          <w:color w:val="555F6D"/>
+          <w:sz w:val="16"/>
+        </w:rPr>
+        <w:t>submission/docs-media/29-front-order-actions.png</w:t>
+      </w:r>
+    </w:p>
+    <w:p>
+      <w:pPr>
+        <w:keepNext/>
+        <w:spacing w:before="120" w:after="40"/>
+        <w:jc w:val="center"/>
+      </w:pPr>
+      <w:r>
+        <w:drawing>
+          <wp:inline xmlns:a="http://schemas.openxmlformats.org/drawingml/2006/main" xmlns:pic="http://schemas.openxmlformats.org/drawingml/2006/picture">
+            <wp:extent cx="5583326" cy="3931920"/>
+            <wp:docPr id="15" name="Picture 15"/>
+            <wp:cNvGraphicFramePr>
+              <a:graphicFrameLocks noChangeAspect="1"/>
+            </wp:cNvGraphicFramePr>
+            <a:graphic>
+              <a:graphicData uri="http://schemas.openxmlformats.org/drawingml/2006/picture">
+                <pic:pic>
+                  <pic:nvPicPr>
+                    <pic:cNvPr id="0" name="32-returns-admin.png"/>
+                    <pic:cNvPicPr/>
+                  </pic:nvPicPr>
+                  <pic:blipFill>
+                    <a:blip r:embed="rId23"/>
+                    <a:stretch>
+                      <a:fillRect/>
+                    </a:stretch>
+                  </pic:blipFill>
+                  <pic:spPr>
+                    <a:xfrm>
+                      <a:off x="0" y="0"/>
+                      <a:ext cx="5583326" cy="3931920"/>
+                    </a:xfrm>
+                    <a:prstGeom prst="rect"/>
+                  </pic:spPr>
+                </pic:pic>
+              </a:graphicData>
+            </a:graphic>
+          </wp:inline>
+        </w:drawing>
+      </w:r>
+    </w:p>
+    <w:p>
+      <w:pPr>
+        <w:pStyle w:val="Caption"/>
+        <w:spacing w:after="240"/>
+        <w:jc w:val="center"/>
+      </w:pPr>
+      <w:r>
+        <w:rPr>
+          <w:i/>
+          <w:color w:val="555F6D"/>
+        </w:rPr>
+        <w:t>The Returns tab: set a status, add a message, and the customer is emailed.</w:t>
+      </w:r>
+      <w:r>
+        <w:br/>
+      </w:r>
+      <w:r>
+        <w:rPr>
+          <w:b/>
+          <w:color w:val="555F6D"/>
+          <w:sz w:val="16"/>
+        </w:rPr>
+        <w:t xml:space="preserve">Image: </w:t>
+      </w:r>
+      <w:r>
+        <w:rPr>
+          <w:rFonts w:ascii="Consolas" w:hAnsi="Consolas"/>
+          <w:color w:val="555F6D"/>
+          <w:sz w:val="16"/>
+        </w:rPr>
+        <w:t>submission/docs-media/32-returns-admin.png</w:t>
+      </w:r>
+    </w:p>
+    <w:p>
+      <w:pPr>
+        <w:pStyle w:val="Heading3"/>
+      </w:pPr>
+      <w:r>
+        <w:t>Insights</w:t>
+      </w:r>
+    </w:p>
+    <w:p>
+      <w:r>
+        <w:rPr>
+          <w:b/>
+        </w:rPr>
+        <w:t>Insights</w:t>
+      </w:r>
+      <w:r>
+        <w:t xml:space="preserve"> shows account page views, banner clicks and click rates, and how personal offers convert, over 7, 30 or 90 days. Switch on </w:t>
+      </w:r>
+      <w:r>
+        <w:rPr>
+          <w:b/>
+        </w:rPr>
+        <w:t>Record usage</w:t>
+      </w:r>
+      <w:r>
+        <w:t xml:space="preserve"> under </w:t>
+      </w:r>
+      <w:r>
+        <w:rPr>
+          <w:b/>
+        </w:rPr>
+        <w:t>Settings → General</w:t>
+      </w:r>
+      <w:r>
+        <w:t>. Only customers are counted, as daily totals.</w:t>
+      </w:r>
+    </w:p>
+    <w:p>
+      <w:pPr>
+        <w:keepNext/>
+        <w:spacing w:before="120" w:after="40"/>
+        <w:jc w:val="center"/>
+      </w:pPr>
+      <w:r>
+        <w:drawing>
+          <wp:inline xmlns:a="http://schemas.openxmlformats.org/drawingml/2006/main" xmlns:pic="http://schemas.openxmlformats.org/drawingml/2006/picture">
+            <wp:extent cx="4148087" cy="3931919"/>
+            <wp:docPr id="16" name="Picture 16"/>
+            <wp:cNvGraphicFramePr>
+              <a:graphicFrameLocks noChangeAspect="1"/>
+            </wp:cNvGraphicFramePr>
+            <a:graphic>
+              <a:graphicData uri="http://schemas.openxmlformats.org/drawingml/2006/picture">
+                <pic:pic>
+                  <pic:nvPicPr>
+                    <pic:cNvPr id="0" name="33-insights.png"/>
+                    <pic:cNvPicPr/>
+                  </pic:nvPicPr>
+                  <pic:blipFill>
+                    <a:blip r:embed="rId24"/>
+                    <a:stretch>
+                      <a:fillRect/>
+                    </a:stretch>
+                  </pic:blipFill>
+                  <pic:spPr>
+                    <a:xfrm>
+                      <a:off x="0" y="0"/>
+                      <a:ext cx="4148087" cy="3931919"/>
+                    </a:xfrm>
+                    <a:prstGeom prst="rect"/>
+                  </pic:spPr>
+                </pic:pic>
+              </a:graphicData>
+            </a:graphic>
+          </wp:inline>
+        </w:drawing>
+      </w:r>
+    </w:p>
+    <w:p>
+      <w:pPr>
+        <w:pStyle w:val="Caption"/>
+        <w:spacing w:after="240"/>
+        <w:jc w:val="center"/>
+      </w:pPr>
+      <w:r>
+        <w:rPr>
+          <w:i/>
+          <w:color w:val="555F6D"/>
+        </w:rPr>
+        <w:t>Insights over the last 30 days.</w:t>
+      </w:r>
+      <w:r>
+        <w:br/>
+      </w:r>
+      <w:r>
+        <w:rPr>
+          <w:b/>
+          <w:color w:val="555F6D"/>
+          <w:sz w:val="16"/>
+        </w:rPr>
+        <w:t xml:space="preserve">Image: </w:t>
+      </w:r>
+      <w:r>
+        <w:rPr>
+          <w:rFonts w:ascii="Consolas" w:hAnsi="Consolas"/>
+          <w:color w:val="555F6D"/>
+          <w:sz w:val="16"/>
+        </w:rPr>
+        <w:t>submission/docs-media/33-insights.png</w:t>
+      </w:r>
+    </w:p>
+    <w:p>
+      <w:pPr>
+        <w:pStyle w:val="Heading3"/>
+      </w:pPr>
+      <w:r>
+        <w:t>Settings</w:t>
+      </w:r>
+    </w:p>
+    <w:p>
+      <w:pPr>
+        <w:pStyle w:val="ListBullet"/>
+      </w:pPr>
+      <w:r>
+        <w:rPr>
+          <w:b/>
+        </w:rPr>
+        <w:t>General</w:t>
+      </w:r>
+      <w:r>
+        <w:t xml:space="preserve"> — AJAX navigation, the default endpoint, login and logout redirects, a guest message, a dashboard notice, Record usage, and Buy again / Recently viewed / Order tracking.</w:t>
+      </w:r>
+    </w:p>
+    <w:p>
+      <w:pPr>
+        <w:pStyle w:val="ListBullet"/>
+      </w:pPr>
+      <w:r>
+        <w:rPr>
+          <w:b/>
+        </w:rPr>
+        <w:t>Orders &amp; privacy</w:t>
+      </w:r>
+      <w:r>
+        <w:t xml:space="preserve"> — cancelling, returns and their reasons, address book, privacy page.</w:t>
+      </w:r>
+    </w:p>
+    <w:p>
+      <w:pPr>
+        <w:pStyle w:val="ListBullet"/>
+      </w:pPr>
+      <w:r>
+        <w:rPr>
+          <w:b/>
+        </w:rPr>
+        <w:t>Presets &amp; Reset</w:t>
+      </w:r>
+      <w:r>
+        <w:t xml:space="preserve"> — save the design as a named preset, or reset everything to defaults.</w:t>
+      </w:r>
+    </w:p>
+    <w:p>
+      <w:pPr>
+        <w:pStyle w:val="ListBullet"/>
+      </w:pPr>
+      <w:r>
+        <w:rPr>
+          <w:b/>
+        </w:rPr>
+        <w:t>Import / Export</w:t>
+      </w:r>
+      <w:r>
+        <w:t xml:space="preserve"> — move the whole configuration to another site as a JSON file.</w:t>
+      </w:r>
+    </w:p>
+    <w:p>
+      <w:pPr>
+        <w:keepNext/>
+        <w:spacing w:before="120" w:after="40"/>
+        <w:jc w:val="center"/>
+      </w:pPr>
+      <w:r>
+        <w:drawing>
+          <wp:inline xmlns:a="http://schemas.openxmlformats.org/drawingml/2006/main" xmlns:pic="http://schemas.openxmlformats.org/drawingml/2006/picture">
+            <wp:extent cx="4223393" cy="3931919"/>
+            <wp:docPr id="17" name="Picture 17"/>
+            <wp:cNvGraphicFramePr>
+              <a:graphicFrameLocks noChangeAspect="1"/>
+            </wp:cNvGraphicFramePr>
+            <a:graphic>
+              <a:graphicData uri="http://schemas.openxmlformats.org/drawingml/2006/picture">
+                <pic:pic>
+                  <pic:nvPicPr>
+                    <pic:cNvPr id="0" name="34-settings-general.png"/>
+                    <pic:cNvPicPr/>
+                  </pic:nvPicPr>
+                  <pic:blipFill>
+                    <a:blip r:embed="rId25"/>
+                    <a:stretch>
+                      <a:fillRect/>
+                    </a:stretch>
+                  </pic:blipFill>
+                  <pic:spPr>
+                    <a:xfrm>
+                      <a:off x="0" y="0"/>
+                      <a:ext cx="4223393" cy="3931919"/>
+                    </a:xfrm>
+                    <a:prstGeom prst="rect"/>
+                  </pic:spPr>
+                </pic:pic>
+              </a:graphicData>
+            </a:graphic>
+          </wp:inline>
+        </w:drawing>
+      </w:r>
+    </w:p>
+    <w:p>
+      <w:pPr>
+        <w:pStyle w:val="Caption"/>
+        <w:spacing w:after="240"/>
+        <w:jc w:val="center"/>
+      </w:pPr>
+      <w:r>
+        <w:rPr>
+          <w:i/>
+          <w:color w:val="555F6D"/>
+        </w:rPr>
+        <w:t>Settings → General.</w:t>
+      </w:r>
+      <w:r>
+        <w:br/>
+      </w:r>
+      <w:r>
+        <w:rPr>
+          <w:b/>
+          <w:color w:val="555F6D"/>
+          <w:sz w:val="16"/>
+        </w:rPr>
+        <w:t xml:space="preserve">Image: </w:t>
+      </w:r>
+      <w:r>
+        <w:rPr>
+          <w:rFonts w:ascii="Consolas" w:hAnsi="Consolas"/>
+          <w:color w:val="555F6D"/>
+          <w:sz w:val="16"/>
+        </w:rPr>
+        <w:t>submission/docs-media/34-settings-general.png</w:t>
+      </w:r>
+    </w:p>
+    <w:p>
+      <w:pPr>
+        <w:pStyle w:val="Heading3"/>
+      </w:pPr>
+      <w:r>
+        <w:t>Smart Tags</w:t>
+      </w:r>
+    </w:p>
+    <w:p>
+      <w:r>
+        <w:t xml:space="preserve">Use these in content, the dashboard heading, badges and banners: </w:t>
+      </w:r>
+      <w:r>
+        <w:rPr>
+          <w:rFonts w:ascii="Consolas" w:hAnsi="Consolas"/>
+          <w:sz w:val="19"/>
+        </w:rPr>
+        <w:t>{first_name}</w:t>
+      </w:r>
+      <w:r>
+        <w:t xml:space="preserve">, </w:t>
+      </w:r>
+      <w:r>
+        <w:rPr>
+          <w:rFonts w:ascii="Consolas" w:hAnsi="Consolas"/>
+          <w:sz w:val="19"/>
+        </w:rPr>
+        <w:t>{last_name}</w:t>
+      </w:r>
+      <w:r>
+        <w:t xml:space="preserve">, </w:t>
+      </w:r>
+      <w:r>
+        <w:rPr>
+          <w:rFonts w:ascii="Consolas" w:hAnsi="Consolas"/>
+          <w:sz w:val="19"/>
+        </w:rPr>
+        <w:t>{display_name}</w:t>
+      </w:r>
+      <w:r>
+        <w:t xml:space="preserve">, </w:t>
+      </w:r>
+      <w:r>
+        <w:rPr>
+          <w:rFonts w:ascii="Consolas" w:hAnsi="Consolas"/>
+          <w:sz w:val="19"/>
+        </w:rPr>
+        <w:t>{user_email}</w:t>
+      </w:r>
+      <w:r>
+        <w:t xml:space="preserve">, </w:t>
+      </w:r>
+      <w:r>
+        <w:rPr>
+          <w:rFonts w:ascii="Consolas" w:hAnsi="Consolas"/>
+          <w:sz w:val="19"/>
+        </w:rPr>
+        <w:t>{order_count}</w:t>
+      </w:r>
+      <w:r>
+        <w:t xml:space="preserve">, </w:t>
+      </w:r>
+      <w:r>
+        <w:rPr>
+          <w:rFonts w:ascii="Consolas" w:hAnsi="Consolas"/>
+          <w:sz w:val="19"/>
+        </w:rPr>
+        <w:t>{total_spent}</w:t>
+      </w:r>
+      <w:r>
+        <w:t xml:space="preserve">, </w:t>
+      </w:r>
+      <w:r>
+        <w:rPr>
+          <w:rFonts w:ascii="Consolas" w:hAnsi="Consolas"/>
+          <w:sz w:val="19"/>
+        </w:rPr>
+        <w:t>{download_count}</w:t>
+      </w:r>
+      <w:r>
+        <w:t xml:space="preserve">, </w:t>
+      </w:r>
+      <w:r>
+        <w:rPr>
+          <w:rFonts w:ascii="Consolas" w:hAnsi="Consolas"/>
+          <w:sz w:val="19"/>
+        </w:rPr>
+        <w:t>{member_since}</w:t>
+      </w:r>
+      <w:r>
+        <w:t xml:space="preserve">, </w:t>
+      </w:r>
+      <w:r>
+        <w:rPr>
+          <w:rFonts w:ascii="Consolas" w:hAnsi="Consolas"/>
+          <w:sz w:val="19"/>
+        </w:rPr>
+        <w:t>{last_login}</w:t>
+      </w:r>
+      <w:r>
+        <w:t xml:space="preserve">, </w:t>
+      </w:r>
+      <w:r>
+        <w:rPr>
+          <w:rFonts w:ascii="Consolas" w:hAnsi="Consolas"/>
+          <w:sz w:val="19"/>
+        </w:rPr>
+        <w:t>{cart_count}</w:t>
+      </w:r>
+      <w:r>
+        <w:t xml:space="preserve">, </w:t>
+      </w:r>
+      <w:r>
+        <w:rPr>
+          <w:rFonts w:ascii="Consolas" w:hAnsi="Consolas"/>
+          <w:sz w:val="19"/>
+        </w:rPr>
+        <w:t>{site_title}</w:t>
+      </w:r>
+      <w:r>
+        <w:t xml:space="preserve">, </w:t>
+      </w:r>
+      <w:r>
+        <w:rPr>
+          <w:rFonts w:ascii="Consolas" w:hAnsi="Consolas"/>
+          <w:sz w:val="19"/>
+        </w:rPr>
+        <w:t>{shop_url}</w:t>
+      </w:r>
+      <w:r>
+        <w:t xml:space="preserve">, </w:t>
+      </w:r>
+      <w:r>
+        <w:rPr>
+          <w:rFonts w:ascii="Consolas" w:hAnsi="Consolas"/>
+          <w:sz w:val="19"/>
+        </w:rPr>
+        <w:t>{points_balance}</w:t>
+      </w:r>
+      <w:r>
+        <w:t xml:space="preserve">, </w:t>
+      </w:r>
+      <w:r>
+        <w:rPr>
+          <w:rFonts w:ascii="Consolas" w:hAnsi="Consolas"/>
+          <w:sz w:val="19"/>
+        </w:rPr>
+        <w:t>{membership_plan}</w:t>
+      </w:r>
+      <w:r>
+        <w:t xml:space="preserve">, </w:t>
+      </w:r>
+      <w:r>
+        <w:rPr>
+          <w:rFonts w:ascii="Consolas" w:hAnsi="Consolas"/>
+          <w:sz w:val="19"/>
+        </w:rPr>
+        <w:t>{field_…}</w:t>
+      </w:r>
+      <w:r>
+        <w:t xml:space="preserve"> and, in a banner, </w:t>
+      </w:r>
+      <w:r>
+        <w:rPr>
+          <w:rFonts w:ascii="Consolas" w:hAnsi="Consolas"/>
+          <w:sz w:val="19"/>
+        </w:rPr>
+        <w:t>{offer_code}</w:t>
+      </w:r>
+      <w:r>
+        <w:t xml:space="preserve">, </w:t>
+      </w:r>
+      <w:r>
+        <w:rPr>
+          <w:rFonts w:ascii="Consolas" w:hAnsi="Consolas"/>
+          <w:sz w:val="19"/>
+        </w:rPr>
+        <w:t>{offer_amount}</w:t>
+      </w:r>
+      <w:r>
+        <w:t xml:space="preserve">, </w:t>
+      </w:r>
+      <w:r>
+        <w:rPr>
+          <w:rFonts w:ascii="Consolas" w:hAnsi="Consolas"/>
+          <w:sz w:val="19"/>
+        </w:rPr>
+        <w:t>{offer_expiry}</w:t>
+      </w:r>
+      <w:r>
+        <w:t xml:space="preserve">. In the Classic editor, use </w:t>
+      </w:r>
+      <w:r>
+        <w:rPr>
+          <w:b/>
+        </w:rPr>
+        <w:t>Add smart tags</w:t>
+      </w:r>
+      <w:r>
+        <w:t>.</w:t>
+      </w:r>
+    </w:p>
+    <w:p>
+      <w:pPr>
+        <w:pStyle w:val="Heading3"/>
+      </w:pPr>
+      <w:r>
+        <w:t>Developer Options</w:t>
+      </w:r>
+    </w:p>
+    <w:p>
+      <w:pPr>
+        <w:pStyle w:val="ListBullet"/>
+      </w:pPr>
+      <w:r>
+        <w:t xml:space="preserve">Show the account menu anywhere with the </w:t>
+      </w:r>
+      <w:r>
+        <w:rPr>
+          <w:rFonts w:ascii="Consolas" w:hAnsi="Consolas"/>
+          <w:sz w:val="19"/>
+        </w:rPr>
+        <w:t>[acfw_account_menu]</w:t>
+      </w:r>
+      <w:r>
+        <w:t xml:space="preserve"> shortcode, the </w:t>
+      </w:r>
+      <w:r>
+        <w:rPr>
+          <w:b/>
+        </w:rPr>
+        <w:t>Account Menu</w:t>
+      </w:r>
+      <w:r>
+        <w:t xml:space="preserve"> block or widget. Classic themes also get a </w:t>
+      </w:r>
+      <w:r>
+        <w:rPr>
+          <w:b/>
+        </w:rPr>
+        <w:t>My Account</w:t>
+      </w:r>
+      <w:r>
+        <w:t xml:space="preserve"> box under </w:t>
+      </w:r>
+      <w:r>
+        <w:rPr>
+          <w:b/>
+        </w:rPr>
+        <w:t>Appearance → Menus</w:t>
+      </w:r>
+      <w:r>
+        <w:t>.</w:t>
+      </w:r>
+    </w:p>
+    <w:p>
+      <w:pPr>
+        <w:pStyle w:val="ListBullet"/>
+      </w:pPr>
+      <w:r>
+        <w:t xml:space="preserve">Override templates by copying files from </w:t>
+      </w:r>
+      <w:r>
+        <w:rPr>
+          <w:rFonts w:ascii="Consolas" w:hAnsi="Consolas"/>
+          <w:sz w:val="19"/>
+        </w:rPr>
+        <w:t>templates/</w:t>
+      </w:r>
+      <w:r>
+        <w:t xml:space="preserve"> to </w:t>
+      </w:r>
+      <w:r>
+        <w:rPr>
+          <w:rFonts w:ascii="Consolas" w:hAnsi="Consolas"/>
+          <w:sz w:val="19"/>
+        </w:rPr>
+        <w:t>yourtheme/my-account-dashboard-builder/</w:t>
+      </w:r>
+      <w:r>
+        <w:t>.</w:t>
+      </w:r>
+    </w:p>
+    <w:p>
+      <w:pPr>
+        <w:pStyle w:val="ListBullet"/>
+      </w:pPr>
+      <w:r>
+        <w:t xml:space="preserve">Filters include </w:t>
+      </w:r>
+      <w:r>
+        <w:rPr>
+          <w:rFonts w:ascii="Consolas" w:hAnsi="Consolas"/>
+          <w:sz w:val="19"/>
+        </w:rPr>
+        <w:t>acfw_status_badges</w:t>
+      </w:r>
+      <w:r>
+        <w:t xml:space="preserve">, </w:t>
+      </w:r>
+      <w:r>
+        <w:rPr>
+          <w:rFonts w:ascii="Consolas" w:hAnsi="Consolas"/>
+          <w:sz w:val="19"/>
+        </w:rPr>
+        <w:t>acfw_dashboard_blocks</w:t>
+      </w:r>
+      <w:r>
+        <w:t xml:space="preserve">, </w:t>
+      </w:r>
+      <w:r>
+        <w:rPr>
+          <w:rFonts w:ascii="Consolas" w:hAnsi="Consolas"/>
+          <w:sz w:val="19"/>
+        </w:rPr>
+        <w:t>acfw_smart_tag_values</w:t>
+      </w:r>
+      <w:r>
+        <w:t xml:space="preserve">, </w:t>
+      </w:r>
+      <w:r>
+        <w:rPr>
+          <w:rFonts w:ascii="Consolas" w:hAnsi="Consolas"/>
+          <w:sz w:val="19"/>
+        </w:rPr>
+        <w:t>acfw_item_is_visible</w:t>
+      </w:r>
+      <w:r>
+        <w:t xml:space="preserve"> and </w:t>
+      </w:r>
+      <w:r>
+        <w:rPr>
+          <w:rFonts w:ascii="Consolas" w:hAnsi="Consolas"/>
+          <w:sz w:val="19"/>
+        </w:rPr>
+        <w:t>acfw_endpoint_content</w:t>
+      </w:r>
+      <w:r>
+        <w:t>.</w:t>
+      </w:r>
+    </w:p>
+    <w:p>
+      <w:pPr>
+        <w:pStyle w:val="Heading3"/>
+      </w:pPr>
+      <w:r>
+        <w:t>Compatibility with Third-Party WooCommerce Plugins</w:t>
+      </w:r>
+    </w:p>
+    <w:p>
+      <w:pPr>
+        <w:pStyle w:val="ListBullet"/>
+      </w:pPr>
+      <w:r>
+        <w:t xml:space="preserve">Account pages added by </w:t>
+      </w:r>
+      <w:r>
+        <w:rPr>
+          <w:b/>
+        </w:rPr>
+        <w:t>Subscriptions</w:t>
+      </w:r>
+      <w:r>
+        <w:t xml:space="preserve">, </w:t>
+      </w:r>
+      <w:r>
+        <w:rPr>
+          <w:b/>
+        </w:rPr>
+        <w:t>Memberships</w:t>
+      </w:r>
+      <w:r>
+        <w:t xml:space="preserve">, </w:t>
+      </w:r>
+      <w:r>
+        <w:rPr>
+          <w:b/>
+        </w:rPr>
+        <w:t>Bookings</w:t>
+      </w:r>
+      <w:r>
+        <w:t>, points and wallet plugins appear in the menu with fitting icons; arrange them like any other item.</w:t>
+      </w:r>
+    </w:p>
+    <w:p>
+      <w:pPr>
+        <w:pStyle w:val="ListBullet"/>
+      </w:pPr>
+      <w:r>
+        <w:rPr>
+          <w:b/>
+        </w:rPr>
+        <w:t>YITH</w:t>
+      </w:r>
+      <w:r>
+        <w:t xml:space="preserve"> and </w:t>
+      </w:r>
+      <w:r>
+        <w:rPr>
+          <w:b/>
+        </w:rPr>
+        <w:t>TI WooCommerce Wishlist</w:t>
+      </w:r>
+      <w:r>
+        <w:t xml:space="preserve"> get a Wishlist page inside My Account.</w:t>
+      </w:r>
+    </w:p>
+    <w:p>
+      <w:pPr>
+        <w:pStyle w:val="ListBullet"/>
+      </w:pPr>
+      <w:r>
+        <w:rPr>
+          <w:b/>
+        </w:rPr>
+        <w:t>Points &amp; Rewards</w:t>
+      </w:r>
+      <w:r>
+        <w:t xml:space="preserve">, </w:t>
+      </w:r>
+      <w:r>
+        <w:rPr>
+          <w:b/>
+        </w:rPr>
+        <w:t>YITH Points</w:t>
+      </w:r>
+      <w:r>
+        <w:t xml:space="preserve"> and </w:t>
+      </w:r>
+      <w:r>
+        <w:rPr>
+          <w:b/>
+        </w:rPr>
+        <w:t>myCred</w:t>
+      </w:r>
+      <w:r>
+        <w:t xml:space="preserve"> feed </w:t>
+      </w:r>
+      <w:r>
+        <w:rPr>
+          <w:rFonts w:ascii="Consolas" w:hAnsi="Consolas"/>
+          <w:sz w:val="19"/>
+        </w:rPr>
+        <w:t>{points_balance}</w:t>
+      </w:r>
+      <w:r>
+        <w:t xml:space="preserve"> and the Reward points stat; </w:t>
+      </w:r>
+      <w:r>
+        <w:rPr>
+          <w:b/>
+        </w:rPr>
+        <w:t>Memberships</w:t>
+      </w:r>
+      <w:r>
+        <w:t xml:space="preserve"> feeds </w:t>
+      </w:r>
+      <w:r>
+        <w:rPr>
+          <w:rFonts w:ascii="Consolas" w:hAnsi="Consolas"/>
+          <w:sz w:val="19"/>
+        </w:rPr>
+        <w:t>{membership_plan}</w:t>
+      </w:r>
+      <w:r>
+        <w:t>.</w:t>
+      </w:r>
+    </w:p>
+    <w:p>
+      <w:pPr>
+        <w:pStyle w:val="ListBullet"/>
+      </w:pPr>
+      <w:r>
+        <w:t xml:space="preserve">HPOS, the Cart and Checkout blocks, </w:t>
+      </w:r>
+      <w:r>
+        <w:rPr>
+          <w:b/>
+        </w:rPr>
+        <w:t>WPML</w:t>
+      </w:r>
+      <w:r>
+        <w:t xml:space="preserve"> and </w:t>
+      </w:r>
+      <w:r>
+        <w:rPr>
+          <w:b/>
+        </w:rPr>
+        <w:t>Polylang</w:t>
+      </w:r>
+      <w:r>
+        <w:t xml:space="preserve"> are supported.</w:t>
       </w:r>
     </w:p>
     <w:p>
@@ -371,52 +2993,196 @@
         <w:pStyle w:val="Heading2"/>
       </w:pPr>
       <w:r>
-        <w:rPr>
-          <w:color w:val="2563EB"/>
-        </w:rPr>
-        <w:t>2. Left Panel</w:t>
+        <w:t>Usage</w:t>
       </w:r>
     </w:p>
     <w:p>
       <w:r>
-        <w:t xml:space="preserve">On </w:t>
+        <w:t>What customers see on the front end.</w:t>
+      </w:r>
+    </w:p>
+    <w:p>
+      <w:pPr>
+        <w:pStyle w:val="Heading3"/>
+      </w:pPr>
+      <w:r>
+        <w:t>Customer Self-Service</w:t>
+      </w:r>
+    </w:p>
+    <w:p>
+      <w:r>
+        <w:t xml:space="preserve">Switch these on under </w:t>
       </w:r>
       <w:r>
         <w:rPr>
           <w:b/>
         </w:rPr>
-        <w:t>Menu Items</w:t>
-      </w:r>
-      <w:r>
-        <w:t xml:space="preserve"> and </w:t>
-      </w:r>
+        <w:t>Settings</w:t>
+      </w:r>
+      <w:r>
+        <w:t>; each adds a menu item and a dashboard part.</w:t>
+      </w:r>
+    </w:p>
+    <w:p>
+      <w:pPr>
+        <w:pStyle w:val="ListBullet"/>
+      </w:pPr>
       <w:r>
         <w:rPr>
           <w:b/>
         </w:rPr>
-        <w:t>Banners</w:t>
-      </w:r>
-      <w:r>
-        <w:t xml:space="preserve">, the left panel is the </w:t>
+        <w:t>Buy again</w:t>
+      </w:r>
+      <w:r>
+        <w:t xml:space="preserve"> — past purchases with </w:t>
       </w:r>
       <w:r>
         <w:rPr>
           <w:b/>
         </w:rPr>
-        <w:t>ordered list</w:t>
-      </w:r>
-      <w:r>
-        <w:t xml:space="preserve"> of items.</w:t>
+        <w:t>Add to cart</w:t>
+      </w:r>
+      <w:r>
+        <w:t xml:space="preserve">, and </w:t>
+      </w:r>
+      <w:r>
+        <w:rPr>
+          <w:b/>
+        </w:rPr>
+        <w:t>Reorder my last order</w:t>
+      </w:r>
+      <w:r>
+        <w:t>.</w:t>
       </w:r>
     </w:p>
     <w:p>
-      <w:r>
-        <w:t>Each row shows the icon, label, a type badge, an enable/disable switch, and</w:t>
+      <w:pPr>
+        <w:pStyle w:val="ListBullet"/>
+      </w:pPr>
+      <w:r>
+        <w:rPr>
+          <w:b/>
+        </w:rPr>
+        <w:t>Recently viewed</w:t>
+      </w:r>
+      <w:r>
+        <w:t xml:space="preserve"> — the products the customer looked at last.</w:t>
       </w:r>
     </w:p>
     <w:p>
-      <w:r>
-        <w:t>duplicate/delete controls. Drag the handle to reorder or to nest items into groups.</w:t>
+      <w:pPr>
+        <w:pStyle w:val="ListBullet"/>
+      </w:pPr>
+      <w:r>
+        <w:rPr>
+          <w:b/>
+        </w:rPr>
+        <w:t>Order tracking</w:t>
+      </w:r>
+      <w:r>
+        <w:t xml:space="preserve"> — recent orders on the dashboard, with numbers from WooCommerce Shipment Tracking.</w:t>
+      </w:r>
+    </w:p>
+    <w:p>
+      <w:pPr>
+        <w:pStyle w:val="ListBullet"/>
+      </w:pPr>
+      <w:r>
+        <w:rPr>
+          <w:b/>
+        </w:rPr>
+        <w:t>Address book</w:t>
+      </w:r>
+      <w:r>
+        <w:t xml:space="preserve"> — more saved addresses, used for shipping or billing in a click.</w:t>
+      </w:r>
+    </w:p>
+    <w:p>
+      <w:pPr>
+        <w:pStyle w:val="ListBullet"/>
+      </w:pPr>
+      <w:r>
+        <w:rPr>
+          <w:b/>
+        </w:rPr>
+        <w:t>Privacy page</w:t>
+      </w:r>
+      <w:r>
+        <w:t xml:space="preserve"> — customers ask for a copy of their data, or for it to be erased.</w:t>
+      </w:r>
+    </w:p>
+    <w:p>
+      <w:pPr>
+        <w:keepNext/>
+        <w:spacing w:before="120" w:after="40"/>
+        <w:jc w:val="center"/>
+      </w:pPr>
+      <w:r>
+        <w:drawing>
+          <wp:inline xmlns:a="http://schemas.openxmlformats.org/drawingml/2006/main" xmlns:pic="http://schemas.openxmlformats.org/drawingml/2006/picture">
+            <wp:extent cx="4805680" cy="3931920"/>
+            <wp:docPr id="18" name="Picture 18"/>
+            <wp:cNvGraphicFramePr>
+              <a:graphicFrameLocks noChangeAspect="1"/>
+            </wp:cNvGraphicFramePr>
+            <a:graphic>
+              <a:graphicData uri="http://schemas.openxmlformats.org/drawingml/2006/picture">
+                <pic:pic>
+                  <pic:nvPicPr>
+                    <pic:cNvPr id="0" name="38-buy-again.png"/>
+                    <pic:cNvPicPr/>
+                  </pic:nvPicPr>
+                  <pic:blipFill>
+                    <a:blip r:embed="rId26"/>
+                    <a:stretch>
+                      <a:fillRect/>
+                    </a:stretch>
+                  </pic:blipFill>
+                  <pic:spPr>
+                    <a:xfrm>
+                      <a:off x="0" y="0"/>
+                      <a:ext cx="4805680" cy="3931920"/>
+                    </a:xfrm>
+                    <a:prstGeom prst="rect"/>
+                  </pic:spPr>
+                </pic:pic>
+              </a:graphicData>
+            </a:graphic>
+          </wp:inline>
+        </w:drawing>
+      </w:r>
+    </w:p>
+    <w:p>
+      <w:pPr>
+        <w:pStyle w:val="Caption"/>
+        <w:spacing w:after="240"/>
+        <w:jc w:val="center"/>
+      </w:pPr>
+      <w:r>
+        <w:rPr>
+          <w:i/>
+          <w:color w:val="555F6D"/>
+        </w:rPr>
+        <w:t>Buy again: one click puts a past purchase back in the cart.</w:t>
+      </w:r>
+      <w:r>
+        <w:br/>
+      </w:r>
+      <w:r>
+        <w:rPr>
+          <w:b/>
+          <w:color w:val="555F6D"/>
+          <w:sz w:val="16"/>
+        </w:rPr>
+        <w:t xml:space="preserve">Image: </w:t>
+      </w:r>
+      <w:r>
+        <w:rPr>
+          <w:rFonts w:ascii="Consolas" w:hAnsi="Consolas"/>
+          <w:color w:val="555F6D"/>
+          <w:sz w:val="16"/>
+        </w:rPr>
+        <w:t>submission/docs-media/38-buy-again.png</w:t>
       </w:r>
     </w:p>
     <w:p>
@@ -424,38 +3190,92 @@
         <w:pStyle w:val="Heading2"/>
       </w:pPr>
       <w:r>
-        <w:rPr>
-          <w:color w:val="2563EB"/>
-        </w:rPr>
-        <w:t>3. Main Content Area</w:t>
+        <w:t>Troubleshooting</w:t>
       </w:r>
     </w:p>
     <w:p>
       <w:r>
-        <w:t xml:space="preserve">Selecting a row opens its </w:t>
+        <w:t>Known errors or issues and how to solve them.</w:t>
+      </w:r>
+    </w:p>
+    <w:p>
+      <w:pPr>
+        <w:pStyle w:val="Heading3"/>
+      </w:pPr>
+      <w:r>
+        <w:t>Personal offer codes do not appear</w:t>
+      </w:r>
+    </w:p>
+    <w:p>
+      <w:r>
+        <w:t xml:space="preserve">Coupons must be switched on in </w:t>
       </w:r>
       <w:r>
         <w:rPr>
           <w:b/>
         </w:rPr>
-        <w:t>options</w:t>
-      </w:r>
-      <w:r>
-        <w:t xml:space="preserve"> in the main area on the right — labels, icon,</w:t>
+        <w:t>WooCommerce → Settings → General</w:t>
+      </w:r>
+      <w:r>
+        <w:t xml:space="preserve">. Shop managers see a </w:t>
+      </w:r>
+      <w:r>
+        <w:rPr>
+          <w:rFonts w:ascii="Consolas" w:hAnsi="Consolas"/>
+          <w:sz w:val="19"/>
+        </w:rPr>
+        <w:t>PREFIX-PREVIEW</w:t>
+      </w:r>
+      <w:r>
+        <w:t xml:space="preserve"> code instead of a real one; check with </w:t>
+      </w:r>
+      <w:r>
+        <w:rPr>
+          <w:b/>
+        </w:rPr>
+        <w:t>View as a Customer</w:t>
+      </w:r>
+      <w:r>
+        <w:t>.</w:t>
       </w:r>
     </w:p>
     <w:p>
-      <w:r>
-        <w:t xml:space="preserve">content, visibility, banners and more (see </w:t>
-      </w:r>
-      <w:r>
-        <w:rPr>
-          <w:i/>
-        </w:rPr>
-        <w:t>Endpoints Customization Options</w:t>
-      </w:r>
-      <w:r>
-        <w:t>).</w:t>
+      <w:pPr>
+        <w:pStyle w:val="Heading3"/>
+      </w:pPr>
+      <w:r>
+        <w:t>"Free shipping too" has no effect on an offer</w:t>
+      </w:r>
+    </w:p>
+    <w:p>
+      <w:r>
+        <w:t>The store needs a free shipping method that accepts a coupon.</w:t>
+      </w:r>
+    </w:p>
+    <w:p>
+      <w:pPr>
+        <w:pStyle w:val="Heading3"/>
+      </w:pPr>
+      <w:r>
+        <w:t>The menu looks doubled or items jump around</w:t>
+      </w:r>
+    </w:p>
+    <w:p>
+      <w:r>
+        <w:t>Use only one My Account menu builder at a time. Two plugins rewriting the same menu will conflict; deactivate the other customizer.</w:t>
+      </w:r>
+    </w:p>
+    <w:p>
+      <w:pPr>
+        <w:pStyle w:val="Heading3"/>
+      </w:pPr>
+      <w:r>
+        <w:t>Saved addresses are missing at checkout</w:t>
+      </w:r>
+    </w:p>
+    <w:p>
+      <w:r>
+        <w:t>The address book picker shows on the classic checkout. The Checkout block does not list the saved addresses.</w:t>
       </w:r>
     </w:p>
     <w:p>
@@ -463,142 +3283,126 @@
         <w:pStyle w:val="Heading2"/>
       </w:pPr>
       <w:r>
-        <w:rPr>
-          <w:color w:val="2563EB"/>
-        </w:rPr>
-        <w:t>4. Bottom Section</w:t>
+        <w:t>FAQs</w:t>
       </w:r>
     </w:p>
     <w:p>
-      <w:r>
-        <w:t xml:space="preserve">Each editor ends with a </w:t>
+      <w:pPr>
+        <w:pStyle w:val="Heading3"/>
+      </w:pPr>
+      <w:r>
+        <w:t>Do I need to edit theme templates?</w:t>
+      </w:r>
+    </w:p>
+    <w:p>
+      <w:r>
+        <w:t>No. The plugin replaces the WooCommerce account menu and endpoint output through the hooks WooCommerce already provides. Nothing is copied into your theme.</w:t>
+      </w:r>
+    </w:p>
+    <w:p>
+      <w:pPr>
+        <w:pStyle w:val="Heading3"/>
+      </w:pPr>
+      <w:r>
+        <w:t>What happens if I deactivate the plugin?</w:t>
+      </w:r>
+    </w:p>
+    <w:p>
+      <w:r>
+        <w:t>My Account falls back to the standard WooCommerce menu. Your configuration is kept, so reactivating restores everything. Uninstall from the Plugins screen removes only this plugin’s data.</w:t>
+      </w:r>
+    </w:p>
+    <w:p>
+      <w:pPr>
+        <w:pStyle w:val="Heading3"/>
+      </w:pPr>
+      <w:r>
+        <w:t>Can different customers get different menus?</w:t>
+      </w:r>
+    </w:p>
+    <w:p>
+      <w:r>
+        <w:t>Yes. On Menu Items, add a menu for a customer group (for example wholesale or members). It starts as a copy of the main menu; remove or reorder items as needed. Item settings stay shared, and everyone else keeps the main menu.</w:t>
+      </w:r>
+    </w:p>
+    <w:p>
+      <w:pPr>
+        <w:pStyle w:val="Heading3"/>
+      </w:pPr>
+      <w:r>
+        <w:t>Are personal offer codes ordinary WooCommerce coupons?</w:t>
+      </w:r>
+    </w:p>
+    <w:p>
+      <w:r>
+        <w:t xml:space="preserve">Yes. They appear under </w:t>
       </w:r>
       <w:r>
         <w:rPr>
           <w:b/>
         </w:rPr>
-        <w:t>Save changes</w:t>
-      </w:r>
-      <w:r>
-        <w:t xml:space="preserve"> action. A </w:t>
+        <w:t>Marketing → Coupons</w:t>
+      </w:r>
+      <w:r>
+        <w:t xml:space="preserve">, limited to one use and to the customer’s email. Coupons must be enabled in </w:t>
       </w:r>
       <w:r>
         <w:rPr>
           <w:b/>
         </w:rPr>
-        <w:t>toast</w:t>
-      </w:r>
-      <w:r>
-        <w:t xml:space="preserve"> notification confirms</w:t>
+        <w:t>WooCommerce → Settings → General</w:t>
+      </w:r>
+      <w:r>
+        <w:t>.</w:t>
       </w:r>
     </w:p>
     <w:p>
-      <w:r>
-        <w:t xml:space="preserve">the save. On the Settings tab you’ll also find </w:t>
+      <w:pPr>
+        <w:pStyle w:val="Heading3"/>
+      </w:pPr>
+      <w:r>
+        <w:t>Is it compatible with HPOS and the block cart/checkout?</w:t>
+      </w:r>
+    </w:p>
+    <w:p>
+      <w:r>
+        <w:t>Yes. Compatibility with High-Performance Order Storage and the block-based cart and checkout is declared. Orders are read through the WooCommerce CRUD API only.</w:t>
+      </w:r>
+    </w:p>
+    <w:p>
+      <w:pPr>
+        <w:pStyle w:val="Heading3"/>
+      </w:pPr>
+      <w:r>
+        <w:t>Can I move my setup from staging to the live site?</w:t>
+      </w:r>
+    </w:p>
+    <w:p>
+      <w:r>
+        <w:t xml:space="preserve">Yes. Use </w:t>
       </w:r>
       <w:r>
         <w:rPr>
           <w:b/>
         </w:rPr>
-        <w:t>Design presets</w:t>
-      </w:r>
-      <w:r>
-        <w:t xml:space="preserve"> and </w:t>
+        <w:t>Settings → Import / Export</w:t>
+      </w:r>
+      <w:r>
+        <w:t xml:space="preserve"> to download a JSON file of the configuration, then </w:t>
       </w:r>
       <w:r>
         <w:rPr>
           <w:b/>
         </w:rPr>
-        <w:t>Reset all settings</w:t>
-      </w:r>
-      <w:r>
-        <w:t>.</w:t>
+        <w:t>Import</w:t>
+      </w:r>
+      <w:r>
+        <w:t xml:space="preserve"> it on the other site.</w:t>
       </w:r>
     </w:p>
     <w:p>
       <w:r>
-        <w:br/>
-      </w:r>
-    </w:p>
-    <w:p>
-      <w:pPr>
-        <w:pStyle w:val="Heading1"/>
-      </w:pPr>
-      <w:r>
-        <w:rPr>
-          <w:color w:val="2563EB"/>
-        </w:rPr>
-        <w:t>Endpoints Setup and Configuration</w:t>
-      </w:r>
-    </w:p>
-    <w:p>
-      <w:r>
-        <w:t xml:space="preserve">Menu items are managed on the </w:t>
-      </w:r>
-      <w:r>
-        <w:rPr>
-          <w:b/>
-        </w:rPr>
-        <w:t>Menu Items</w:t>
-      </w:r>
-      <w:r>
-        <w:t xml:space="preserve"> tab. There are four item types:</w:t>
-      </w:r>
-    </w:p>
-    <w:p>
-      <w:pPr>
-        <w:pStyle w:val="ListBullet"/>
-      </w:pPr>
-      <w:r>
-        <w:rPr>
-          <w:b/>
-        </w:rPr>
-        <w:t>Endpoint</w:t>
-      </w:r>
-      <w:r>
-        <w:t xml:space="preserve"> — a real My Account endpoint (Dashboard, Orders, …) or a custom one, with optional custom content and a banner.</w:t>
-      </w:r>
-    </w:p>
-    <w:p>
-      <w:pPr>
-        <w:pStyle w:val="ListBullet"/>
-      </w:pPr>
-      <w:r>
-        <w:rPr>
-          <w:b/>
-        </w:rPr>
-        <w:t>Group</w:t>
-      </w:r>
-      <w:r>
-        <w:t xml:space="preserve"> — a collapsible heading that contains child items.</w:t>
-      </w:r>
-    </w:p>
-    <w:p>
-      <w:pPr>
-        <w:pStyle w:val="ListBullet"/>
-      </w:pPr>
-      <w:r>
-        <w:rPr>
-          <w:b/>
-        </w:rPr>
-        <w:t>Link</w:t>
-      </w:r>
-      <w:r>
-        <w:t xml:space="preserve"> — points to any URL.</w:t>
-      </w:r>
-    </w:p>
-    <w:p>
-      <w:pPr>
-        <w:pStyle w:val="ListBullet"/>
-      </w:pPr>
-      <w:r>
-        <w:rPr>
-          <w:b/>
-        </w:rPr>
-        <w:t>Page</w:t>
-      </w:r>
-      <w:r>
-        <w:t xml:space="preserve"> — points to an existing WordPress Page.</w:t>
+        <w:br w:type="page"/>
       </w:r>
     </w:p>
     <w:p>
@@ -606,2780 +3410,1344 @@
         <w:pStyle w:val="Heading2"/>
       </w:pPr>
       <w:r>
-        <w:rPr>
-          <w:color w:val="2563EB"/>
-        </w:rPr>
-        <w:t>Endpoint Controls</w:t>
+        <w:t>Image and GIF Placement</w:t>
       </w:r>
     </w:p>
     <w:p>
       <w:r>
-        <w:t>For each item in the left list:</w:t>
-      </w:r>
-    </w:p>
-    <w:p>
-      <w:pPr>
-        <w:pStyle w:val="ListBullet"/>
-      </w:pPr>
-      <w:r>
-        <w:rPr>
-          <w:b/>
-        </w:rPr>
-        <w:t>Drag handle</w:t>
-      </w:r>
-      <w:r>
-        <w:t xml:space="preserve"> — reorder items, or drag an item onto a group to nest it (one level deep).</w:t>
-      </w:r>
-    </w:p>
-    <w:p>
-      <w:pPr>
-        <w:pStyle w:val="ListBullet"/>
-      </w:pPr>
-      <w:r>
-        <w:rPr>
-          <w:b/>
-        </w:rPr>
-        <w:t>Enable/disable switch</w:t>
-      </w:r>
-      <w:r>
-        <w:t xml:space="preserve"> — show or hide the item without deleting it.</w:t>
-      </w:r>
-    </w:p>
-    <w:p>
-      <w:pPr>
-        <w:pStyle w:val="ListBullet"/>
-      </w:pPr>
-      <w:r>
-        <w:rPr>
-          <w:b/>
-        </w:rPr>
-        <w:t>Duplicate</w:t>
-      </w:r>
-      <w:r>
-        <w:t xml:space="preserve"> — copy an item.</w:t>
-      </w:r>
-    </w:p>
-    <w:p>
-      <w:pPr>
-        <w:pStyle w:val="ListBullet"/>
-      </w:pPr>
-      <w:r>
-        <w:rPr>
-          <w:b/>
-        </w:rPr>
-        <w:t>Delete</w:t>
-      </w:r>
-      <w:r>
-        <w:t xml:space="preserve"> — remove a custom item. </w:t>
-      </w:r>
-      <w:r>
-        <w:rPr>
-          <w:i/>
-        </w:rPr>
-        <w:t>Default WooCommerce items can be disabled but not deleted.</w:t>
-      </w:r>
-    </w:p>
-    <w:p>
-      <w:pPr>
-        <w:pStyle w:val="Heading2"/>
-      </w:pPr>
-      <w:r>
-        <w:rPr>
-          <w:color w:val="2563EB"/>
-        </w:rPr>
-        <w:t>Endpoints Customization Options</w:t>
-      </w:r>
-    </w:p>
-    <w:p>
-      <w:r>
-        <w:t>Selecting an endpoint reveals these options:</w:t>
-      </w:r>
-    </w:p>
-    <w:p>
-      <w:pPr>
-        <w:pStyle w:val="ListBullet"/>
-      </w:pPr>
-      <w:r>
-        <w:rPr>
-          <w:b/>
-        </w:rPr>
-        <w:t>Endpoint label</w:t>
-      </w:r>
-      <w:r>
-        <w:t xml:space="preserve"> — the text shown in the menu.</w:t>
-      </w:r>
-    </w:p>
-    <w:p>
-      <w:pPr>
-        <w:pStyle w:val="ListBullet"/>
-      </w:pPr>
-      <w:r>
-        <w:rPr>
-          <w:b/>
-        </w:rPr>
-        <w:t>Endpoint icon</w:t>
-      </w:r>
-      <w:r>
-        <w:t xml:space="preserve"> — </w:t>
-      </w:r>
-      <w:r>
-        <w:rPr>
-          <w:b/>
-        </w:rPr>
-        <w:t>Choose icon</w:t>
-      </w:r>
-      <w:r>
-        <w:t xml:space="preserve"> (searchable FontAwesome picker) or </w:t>
-      </w:r>
-      <w:r>
-        <w:rPr>
-          <w:b/>
-        </w:rPr>
-        <w:t>Upload icon</w:t>
-      </w:r>
-      <w:r>
-        <w:t xml:space="preserve"> (image from the Media Library).</w:t>
-      </w:r>
-    </w:p>
-    <w:p>
-      <w:pPr>
-        <w:pStyle w:val="ListBullet"/>
-      </w:pPr>
-      <w:r>
-        <w:rPr>
-          <w:b/>
-        </w:rPr>
-        <w:t>CSS class</w:t>
-      </w:r>
-      <w:r>
-        <w:t xml:space="preserve"> — extra class on the menu item.</w:t>
-      </w:r>
-    </w:p>
-    <w:p>
-      <w:pPr>
-        <w:pStyle w:val="ListBullet"/>
-      </w:pPr>
-      <w:r>
-        <w:rPr>
-          <w:b/>
-        </w:rPr>
-        <w:t>User roles</w:t>
-      </w:r>
-      <w:r>
-        <w:t xml:space="preserve"> — restrict the item to selected roles (empty = everyone).</w:t>
-      </w:r>
-    </w:p>
-    <w:p>
-      <w:pPr>
-        <w:pStyle w:val="ListBullet"/>
-      </w:pPr>
-      <w:r>
-        <w:rPr>
-          <w:b/>
-        </w:rPr>
-        <w:t>Show from / Show until</w:t>
-      </w:r>
-      <w:r>
-        <w:t xml:space="preserve"> — date window during which the item appears.</w:t>
-      </w:r>
-    </w:p>
-    <w:p>
-      <w:pPr>
-        <w:pStyle w:val="ListBullet"/>
-      </w:pPr>
-      <w:r>
-        <w:rPr>
-          <w:b/>
-        </w:rPr>
-        <w:t>Purchased product</w:t>
-      </w:r>
-      <w:r>
-        <w:t xml:space="preserve"> — only show to customers who bought a given product ID.</w:t>
-      </w:r>
-    </w:p>
-    <w:p>
-      <w:pPr>
-        <w:pStyle w:val="ListBullet"/>
-      </w:pPr>
-      <w:r>
-        <w:rPr>
-          <w:b/>
-        </w:rPr>
-        <w:t>Content editor</w:t>
-      </w:r>
-      <w:r>
-        <w:t xml:space="preserve"> — </w:t>
-      </w:r>
-      <w:r>
-        <w:rPr>
-          <w:b/>
-        </w:rPr>
-        <w:t>Classic</w:t>
-      </w:r>
-      <w:r>
-        <w:t xml:space="preserve"> (TinyMCE) or </w:t>
-      </w:r>
-      <w:r>
-        <w:rPr>
-          <w:b/>
-        </w:rPr>
-        <w:t>Block</w:t>
-      </w:r>
-      <w:r>
-        <w:t xml:space="preserve"> (Gutenberg) editor for custom content.</w:t>
-      </w:r>
-    </w:p>
-    <w:p>
-      <w:pPr>
-        <w:pStyle w:val="ListBullet"/>
-      </w:pPr>
-      <w:r>
-        <w:rPr>
-          <w:b/>
-        </w:rPr>
-        <w:t>Custom content</w:t>
-      </w:r>
-      <w:r>
-        <w:t xml:space="preserve"> — extra content for this endpoint (supports smart tags and shortcodes; block content is rendered with the block engine).</w:t>
-      </w:r>
-    </w:p>
-    <w:p>
-      <w:pPr>
-        <w:pStyle w:val="ListBullet"/>
-      </w:pPr>
-      <w:r>
-        <w:rPr>
-          <w:b/>
-        </w:rPr>
-        <w:t>Custom content position</w:t>
-      </w:r>
-      <w:r>
-        <w:t xml:space="preserve"> — </w:t>
-      </w:r>
-      <w:r>
-        <w:rPr>
-          <w:i/>
-        </w:rPr>
-        <w:t>Before</w:t>
-      </w:r>
-      <w:r>
-        <w:t xml:space="preserve"> / </w:t>
-      </w:r>
-      <w:r>
-        <w:rPr>
-          <w:i/>
-        </w:rPr>
-        <w:t>After</w:t>
-      </w:r>
-      <w:r>
-        <w:t xml:space="preserve"> the default content, or </w:t>
-      </w:r>
-      <w:r>
-        <w:rPr>
-          <w:i/>
-        </w:rPr>
-        <w:t>Replace</w:t>
-      </w:r>
-      <w:r>
-        <w:t xml:space="preserve"> it.</w:t>
-      </w:r>
-    </w:p>
-    <w:p>
-      <w:pPr>
-        <w:pStyle w:val="ListBullet"/>
-      </w:pPr>
-      <w:r>
-        <w:rPr>
-          <w:b/>
-        </w:rPr>
-        <w:t>Banner</w:t>
-      </w:r>
-      <w:r>
-        <w:t xml:space="preserve"> + </w:t>
-      </w:r>
-      <w:r>
-        <w:rPr>
-          <w:b/>
-        </w:rPr>
-        <w:t>Banner position</w:t>
-      </w:r>
-      <w:r>
-        <w:t xml:space="preserve"> — attach a saved banner at the top or bottom.</w:t>
-      </w:r>
-    </w:p>
-    <w:p>
-      <w:pPr>
-        <w:pStyle w:val="Heading2"/>
-      </w:pPr>
-      <w:r>
-        <w:rPr>
-          <w:color w:val="2563EB"/>
-        </w:rPr>
-        <w:t>How to Add a New Endpoint?</w:t>
-      </w:r>
-    </w:p>
-    <w:p>
-      <w:pPr>
-        <w:pStyle w:val="ListNumber"/>
-      </w:pPr>
-      <w:r>
-        <w:t xml:space="preserve">On </w:t>
-      </w:r>
-      <w:r>
-        <w:rPr>
-          <w:b/>
-        </w:rPr>
-        <w:t>Menu Items</w:t>
-      </w:r>
-      <w:r>
-        <w:t xml:space="preserve">, click </w:t>
-      </w:r>
-      <w:r>
-        <w:rPr>
-          <w:b/>
-        </w:rPr>
-        <w:t>Add endpoint</w:t>
-      </w:r>
-      <w:r>
-        <w:t xml:space="preserve"> (top‑right).</w:t>
-      </w:r>
-    </w:p>
-    <w:p>
-      <w:pPr>
-        <w:pStyle w:val="ListNumber"/>
-      </w:pPr>
-      <w:r>
-        <w:t xml:space="preserve">Enter a label and click </w:t>
-      </w:r>
-      <w:r>
-        <w:rPr>
-          <w:b/>
-        </w:rPr>
-        <w:t>Create</w:t>
-      </w:r>
-      <w:r>
-        <w:t>. The new endpoint is added at the end of the list.</w:t>
-      </w:r>
-    </w:p>
-    <w:p>
-      <w:pPr>
-        <w:pStyle w:val="ListNumber"/>
-      </w:pPr>
-      <w:r>
-        <w:t>Select it to set its icon, content, visibility and banner.</w:t>
-      </w:r>
-    </w:p>
-    <w:p>
-      <w:pPr>
-        <w:pStyle w:val="ListNumber"/>
-      </w:pPr>
-      <w:r>
-        <w:t xml:space="preserve">Click </w:t>
-      </w:r>
-      <w:r>
-        <w:rPr>
-          <w:b/>
-        </w:rPr>
-        <w:t>Save changes</w:t>
-      </w:r>
-      <w:r>
-        <w:t>.</w:t>
-      </w:r>
-    </w:p>
-    <w:p>
-      <w:pPr>
-        <w:pStyle w:val="Heading2"/>
-      </w:pPr>
-      <w:r>
-        <w:rPr>
-          <w:color w:val="2563EB"/>
-        </w:rPr>
-        <w:t>Add Group</w:t>
-      </w:r>
-    </w:p>
-    <w:p>
-      <w:pPr>
-        <w:pStyle w:val="ListNumber"/>
-      </w:pPr>
-      <w:r>
-        <w:t xml:space="preserve">Click </w:t>
-      </w:r>
-      <w:r>
-        <w:rPr>
-          <w:b/>
-        </w:rPr>
-        <w:t>Add group</w:t>
-      </w:r>
-      <w:r>
-        <w:t xml:space="preserve">, enter a name, and </w:t>
-      </w:r>
-      <w:r>
-        <w:rPr>
-          <w:b/>
-        </w:rPr>
-        <w:t>Create</w:t>
-      </w:r>
-      <w:r>
-        <w:t>.</w:t>
-      </w:r>
-    </w:p>
-    <w:p>
-      <w:pPr>
-        <w:pStyle w:val="ListNumber"/>
-      </w:pPr>
-      <w:r>
-        <w:t>Drag other items onto the group to nest them.</w:t>
-      </w:r>
-    </w:p>
-    <w:p>
-      <w:pPr>
-        <w:pStyle w:val="ListNumber"/>
-      </w:pPr>
-      <w:r>
-        <w:t xml:space="preserve">Groups expand/collapse on the front end (default folder icon). Use </w:t>
-      </w:r>
-      <w:r>
-        <w:rPr>
-          <w:b/>
-        </w:rPr>
-        <w:t>Expand groups by default</w:t>
-      </w:r>
-      <w:r>
-        <w:t xml:space="preserve"> in the Customizer to keep them open.</w:t>
-      </w:r>
-    </w:p>
-    <w:p>
-      <w:pPr>
-        <w:pStyle w:val="Heading2"/>
-      </w:pPr>
-      <w:r>
-        <w:rPr>
-          <w:color w:val="2563EB"/>
-        </w:rPr>
-        <w:t>Add Link</w:t>
-      </w:r>
-    </w:p>
-    <w:p>
-      <w:pPr>
-        <w:pStyle w:val="ListNumber"/>
-      </w:pPr>
-      <w:r>
-        <w:t xml:space="preserve">Click </w:t>
-      </w:r>
-      <w:r>
-        <w:rPr>
-          <w:b/>
-        </w:rPr>
-        <w:t>Add link</w:t>
-      </w:r>
-      <w:r>
-        <w:t xml:space="preserve">, enter a label, and </w:t>
-      </w:r>
-      <w:r>
-        <w:rPr>
-          <w:b/>
-        </w:rPr>
-        <w:t>Create</w:t>
-      </w:r>
-      <w:r>
-        <w:t>.</w:t>
-      </w:r>
-    </w:p>
-    <w:p>
-      <w:pPr>
-        <w:pStyle w:val="ListNumber"/>
-      </w:pPr>
-      <w:r>
-        <w:t xml:space="preserve">Set the </w:t>
-      </w:r>
-      <w:r>
-        <w:rPr>
-          <w:b/>
-        </w:rPr>
-        <w:t>URL</w:t>
-      </w:r>
-      <w:r>
-        <w:t xml:space="preserve"> and optionally </w:t>
-      </w:r>
-      <w:r>
-        <w:rPr>
-          <w:b/>
-        </w:rPr>
-        <w:t>Open in new tab</w:t>
-      </w:r>
-      <w:r>
-        <w:t>.</w:t>
-      </w:r>
-    </w:p>
-    <w:p>
-      <w:pPr>
-        <w:pStyle w:val="Heading2"/>
-      </w:pPr>
-      <w:r>
-        <w:rPr>
-          <w:color w:val="2563EB"/>
-        </w:rPr>
-        <w:t>Add Page</w:t>
-      </w:r>
-    </w:p>
-    <w:p>
-      <w:pPr>
-        <w:pStyle w:val="ListNumber"/>
-      </w:pPr>
-      <w:r>
-        <w:t xml:space="preserve">Click </w:t>
-      </w:r>
-      <w:r>
-        <w:rPr>
-          <w:b/>
-        </w:rPr>
-        <w:t>Add page</w:t>
-      </w:r>
-      <w:r>
-        <w:t xml:space="preserve">, enter a label, and </w:t>
-      </w:r>
-      <w:r>
-        <w:rPr>
-          <w:b/>
-        </w:rPr>
-        <w:t>Create</w:t>
-      </w:r>
-      <w:r>
-        <w:t>.</w:t>
-      </w:r>
-    </w:p>
-    <w:p>
-      <w:pPr>
-        <w:pStyle w:val="ListNumber"/>
-      </w:pPr>
-      <w:r>
-        <w:t xml:space="preserve">Choose an existing WordPress </w:t>
-      </w:r>
-      <w:r>
-        <w:rPr>
-          <w:b/>
-        </w:rPr>
-        <w:t>Page</w:t>
-      </w:r>
-      <w:r>
-        <w:t xml:space="preserve"> from the dropdown (links to that page’s permalink). Optionally </w:t>
-      </w:r>
-      <w:r>
-        <w:rPr>
-          <w:b/>
-        </w:rPr>
-        <w:t>Open in new tab</w:t>
-      </w:r>
-      <w:r>
-        <w:t>.</w:t>
-      </w:r>
-    </w:p>
-    <w:p>
-      <w:r>
-        <w:br/>
-      </w:r>
-    </w:p>
-    <w:p>
-      <w:pPr>
-        <w:pStyle w:val="Heading1"/>
-      </w:pPr>
-      <w:r>
-        <w:rPr>
-          <w:color w:val="2563EB"/>
-        </w:rPr>
-        <w:t>Starter Templates</w:t>
-      </w:r>
-    </w:p>
-    <w:p>
-      <w:r>
-        <w:t xml:space="preserve">Ready‑made designs applied in one click, on the </w:t>
-      </w:r>
-      <w:r>
-        <w:rPr>
-          <w:b/>
-        </w:rPr>
-        <w:t>Templates</w:t>
-      </w:r>
-      <w:r>
-        <w:t xml:space="preserve"> tab.</w:t>
-      </w:r>
-    </w:p>
-    <w:p>
-      <w:pPr>
-        <w:pStyle w:val="ListNumber"/>
-      </w:pPr>
-      <w:r>
-        <w:t xml:space="preserve">Open </w:t>
-      </w:r>
-      <w:r>
-        <w:rPr>
-          <w:b/>
-        </w:rPr>
-        <w:t>My Account → Templates</w:t>
-      </w:r>
-      <w:r>
-        <w:t>.</w:t>
-      </w:r>
-    </w:p>
-    <w:p>
-      <w:pPr>
-        <w:pStyle w:val="ListNumber"/>
-      </w:pPr>
-      <w:r>
-        <w:t>Each card shows a live mini‑preview of the real menu plus a short description.</w:t>
-      </w:r>
-    </w:p>
-    <w:p>
-      <w:pPr>
-        <w:pStyle w:val="ListNumber"/>
-      </w:pPr>
-      <w:r>
-        <w:t xml:space="preserve">Click </w:t>
-      </w:r>
-      <w:r>
-        <w:rPr>
-          <w:b/>
-        </w:rPr>
-        <w:t>Apply template</w:t>
-      </w:r>
-      <w:r>
-        <w:t xml:space="preserve">. The applied card shows an </w:t>
-      </w:r>
-      <w:r>
-        <w:rPr>
-          <w:b/>
-        </w:rPr>
-        <w:t>Applied</w:t>
-      </w:r>
-      <w:r>
-        <w:t xml:space="preserve"> badge and a disabled button.</w:t>
-      </w:r>
-    </w:p>
-    <w:p>
-      <w:r>
-        <w:t xml:space="preserve">Applying a template </w:t>
-      </w:r>
-      <w:r>
-        <w:rPr>
-          <w:b/>
-        </w:rPr>
-        <w:t>resets all design options to defaults first</w:t>
-      </w:r>
-      <w:r>
-        <w:t>, then applies the</w:t>
-      </w:r>
-    </w:p>
-    <w:p>
-      <w:r>
-        <w:t>template’s values, so the result exactly matches the preview. You can fine‑tune</w:t>
-      </w:r>
-    </w:p>
-    <w:p>
-      <w:r>
-        <w:t>anything afterwards in the Customizer; your tweaks persist until you apply another template.</w:t>
-      </w:r>
-    </w:p>
-    <w:p>
-      <w:r>
-        <w:rPr>
-          <w:b/>
-        </w:rPr>
-        <w:t>Included templates:</w:t>
-      </w:r>
-      <w:r>
-        <w:t xml:space="preserve"> Classic Sidebar · Modern Cards · Rounded Pills · Tabbed Top · Minimal · Theme Native.</w:t>
-      </w:r>
-    </w:p>
-    <w:p>
-      <w:r>
-        <w:br/>
-      </w:r>
-    </w:p>
-    <w:p>
-      <w:pPr>
-        <w:pStyle w:val="Heading1"/>
-      </w:pPr>
-      <w:r>
-        <w:rPr>
-          <w:color w:val="2563EB"/>
-        </w:rPr>
-        <w:t>My Account Page Style Customizer</w:t>
-      </w:r>
-    </w:p>
-    <w:p>
-      <w:r>
-        <w:t>All visual styling is done live in the WordPress Customizer. Open **My Account →</w:t>
-      </w:r>
-    </w:p>
-    <w:p>
-      <w:r>
-        <w:t>Customizer*</w:t>
-      </w:r>
-      <w:r>
-        <w:rPr>
-          <w:i/>
-        </w:rPr>
-        <w:t xml:space="preserve"> (or </w:t>
-      </w:r>
-      <w:r>
-        <w:t>Appearance → Customize → My Account* panel). Changes preview</w:t>
-      </w:r>
-    </w:p>
-    <w:p>
-      <w:r>
-        <w:t xml:space="preserve">instantly. The panel has three sections: </w:t>
-      </w:r>
-      <w:r>
-        <w:rPr>
-          <w:b/>
-        </w:rPr>
-        <w:t>Avatar</w:t>
-      </w:r>
-      <w:r>
-        <w:t xml:space="preserve">, </w:t>
-      </w:r>
-      <w:r>
-        <w:rPr>
-          <w:b/>
-        </w:rPr>
-        <w:t>Navigation</w:t>
-      </w:r>
-      <w:r>
-        <w:t xml:space="preserve">, </w:t>
-      </w:r>
-      <w:r>
-        <w:rPr>
-          <w:b/>
-        </w:rPr>
-        <w:t>Layout &amp; Colors</w:t>
-      </w:r>
-      <w:r>
-        <w:t>.</w:t>
-      </w:r>
-    </w:p>
-    <w:p>
-      <w:pPr>
-        <w:pStyle w:val="Heading2"/>
-      </w:pPr>
-      <w:r>
-        <w:rPr>
-          <w:color w:val="2563EB"/>
-        </w:rPr>
-        <w:t>Layout &amp; Design</w:t>
-      </w:r>
-    </w:p>
-    <w:p>
-      <w:pPr>
-        <w:pStyle w:val="ListBullet"/>
-      </w:pPr>
-      <w:r>
-        <w:rPr>
-          <w:b/>
-        </w:rPr>
-        <w:t>Menu style</w:t>
-      </w:r>
-      <w:r>
-        <w:t xml:space="preserve"> — the single control for the overall look: </w:t>
-      </w:r>
-      <w:r>
-        <w:rPr>
-          <w:b/>
-        </w:rPr>
-        <w:t>Theme style, Simple, Classic, Modern cards, Minimal, Pills, Tabs</w:t>
-      </w:r>
-      <w:r>
-        <w:t>.</w:t>
-      </w:r>
-    </w:p>
-    <w:p>
-      <w:pPr>
-        <w:pStyle w:val="ListBullet"/>
-      </w:pPr>
-      <w:r>
-        <w:rPr>
-          <w:b/>
-        </w:rPr>
-        <w:t>Menu position</w:t>
-      </w:r>
-      <w:r>
-        <w:t xml:space="preserve"> — </w:t>
-      </w:r>
-      <w:r>
-        <w:rPr>
-          <w:b/>
-        </w:rPr>
-        <w:t>Left</w:t>
-      </w:r>
-      <w:r>
-        <w:t xml:space="preserve">, </w:t>
-      </w:r>
-      <w:r>
-        <w:rPr>
-          <w:b/>
-        </w:rPr>
-        <w:t>Right</w:t>
-      </w:r>
-      <w:r>
-        <w:t xml:space="preserve">, or </w:t>
-      </w:r>
-      <w:r>
-        <w:rPr>
-          <w:b/>
-        </w:rPr>
-        <w:t>Top (horizontal)</w:t>
-      </w:r>
-      <w:r>
-        <w:t>.</w:t>
-      </w:r>
-    </w:p>
-    <w:p>
-      <w:pPr>
-        <w:pStyle w:val="ListBullet"/>
-      </w:pPr>
-      <w:r>
-        <w:rPr>
-          <w:b/>
-        </w:rPr>
-        <w:t>Accent color</w:t>
-      </w:r>
-      <w:r>
-        <w:t xml:space="preserve">, </w:t>
-      </w:r>
-      <w:r>
-        <w:rPr>
-          <w:b/>
-        </w:rPr>
-        <w:t>Text color</w:t>
-      </w:r>
-      <w:r>
-        <w:t xml:space="preserve">, </w:t>
-      </w:r>
-      <w:r>
-        <w:rPr>
-          <w:b/>
-        </w:rPr>
-        <w:t>Active color</w:t>
-      </w:r>
-      <w:r>
-        <w:t xml:space="preserve">, </w:t>
-      </w:r>
-      <w:r>
-        <w:rPr>
-          <w:b/>
-        </w:rPr>
-        <w:t>Menu item background</w:t>
-      </w:r>
-      <w:r>
-        <w:t xml:space="preserve">, </w:t>
-      </w:r>
-      <w:r>
-        <w:rPr>
-          <w:b/>
-        </w:rPr>
-        <w:t>Hover background</w:t>
-      </w:r>
-      <w:r>
-        <w:t>.</w:t>
-      </w:r>
-    </w:p>
-    <w:p>
-      <w:pPr>
-        <w:pStyle w:val="ListBullet"/>
-      </w:pPr>
-      <w:r>
-        <w:rPr>
-          <w:b/>
-        </w:rPr>
-        <w:t>Color scheme</w:t>
-      </w:r>
-      <w:r>
-        <w:t xml:space="preserve"> — </w:t>
-      </w:r>
-      <w:r>
-        <w:rPr>
-          <w:b/>
-        </w:rPr>
-        <w:t>Light</w:t>
-      </w:r>
-      <w:r>
-        <w:t xml:space="preserve"> (default), </w:t>
-      </w:r>
-      <w:r>
-        <w:rPr>
-          <w:b/>
-        </w:rPr>
-        <w:t>Dark</w:t>
-      </w:r>
-      <w:r>
-        <w:t xml:space="preserve">, or </w:t>
-      </w:r>
-      <w:r>
-        <w:rPr>
-          <w:b/>
-        </w:rPr>
-        <w:t>Auto</w:t>
-      </w:r>
-      <w:r>
-        <w:t xml:space="preserve"> (follows the visitor’s OS). Dark is opt‑in so it never clashes with a light theme.</w:t>
-      </w:r>
-    </w:p>
-    <w:p>
-      <w:pPr>
-        <w:pStyle w:val="Heading2"/>
-      </w:pPr>
-      <w:r>
-        <w:rPr>
-          <w:color w:val="2563EB"/>
-        </w:rPr>
-        <w:t>Customizing Navigation Menu</w:t>
-      </w:r>
-    </w:p>
-    <w:p>
-      <w:pPr>
-        <w:pStyle w:val="ListBullet"/>
-      </w:pPr>
-      <w:r>
-        <w:rPr>
-          <w:b/>
-        </w:rPr>
-        <w:t>Show menu icons</w:t>
-      </w:r>
-      <w:r>
-        <w:t xml:space="preserve"> / </w:t>
-      </w:r>
-      <w:r>
-        <w:rPr>
-          <w:b/>
-        </w:rPr>
-        <w:t>Show item counts</w:t>
-      </w:r>
-      <w:r>
-        <w:t xml:space="preserve"> (order/download count badges).</w:t>
-      </w:r>
-    </w:p>
-    <w:p>
-      <w:pPr>
-        <w:pStyle w:val="ListBullet"/>
-      </w:pPr>
-      <w:r>
-        <w:rPr>
-          <w:b/>
-        </w:rPr>
-        <w:t>Active indicator</w:t>
-      </w:r>
-      <w:r>
-        <w:t xml:space="preserve"> — </w:t>
-      </w:r>
-      <w:r>
-        <w:rPr>
-          <w:b/>
-        </w:rPr>
-        <w:t>Bar</w:t>
-      </w:r>
-      <w:r>
-        <w:t xml:space="preserve">, </w:t>
-      </w:r>
-      <w:r>
-        <w:rPr>
-          <w:b/>
-        </w:rPr>
-        <w:t>Underline</w:t>
-      </w:r>
-      <w:r>
-        <w:t xml:space="preserve">, </w:t>
-      </w:r>
-      <w:r>
-        <w:rPr>
-          <w:b/>
-        </w:rPr>
-        <w:t>Dot</w:t>
-      </w:r>
-      <w:r>
-        <w:t xml:space="preserve">, or </w:t>
-      </w:r>
-      <w:r>
-        <w:rPr>
-          <w:b/>
-        </w:rPr>
-        <w:t>None</w:t>
-      </w:r>
-      <w:r>
-        <w:t xml:space="preserve"> (how the current item is marked).</w:t>
-      </w:r>
-    </w:p>
-    <w:p>
-      <w:pPr>
-        <w:pStyle w:val="ListBullet"/>
-      </w:pPr>
-      <w:r>
-        <w:rPr>
-          <w:b/>
-        </w:rPr>
-        <w:t>Hover animation</w:t>
-      </w:r>
-      <w:r>
-        <w:t xml:space="preserve"> — </w:t>
-      </w:r>
-      <w:r>
-        <w:rPr>
-          <w:b/>
-        </w:rPr>
-        <w:t>None</w:t>
-      </w:r>
-      <w:r>
-        <w:t xml:space="preserve">, </w:t>
-      </w:r>
-      <w:r>
-        <w:rPr>
-          <w:b/>
-        </w:rPr>
-        <w:t>Slide</w:t>
-      </w:r>
-      <w:r>
-        <w:t xml:space="preserve">, or </w:t>
-      </w:r>
-      <w:r>
-        <w:rPr>
-          <w:b/>
-        </w:rPr>
-        <w:t>Grow</w:t>
-      </w:r>
-      <w:r>
-        <w:t>.</w:t>
-      </w:r>
-    </w:p>
-    <w:p>
-      <w:pPr>
-        <w:pStyle w:val="ListBullet"/>
-      </w:pPr>
-      <w:r>
-        <w:rPr>
-          <w:b/>
-        </w:rPr>
-        <w:t>Menu search box</w:t>
-      </w:r>
-      <w:r>
-        <w:t xml:space="preserve"> — a live filter above the menu.</w:t>
-      </w:r>
-    </w:p>
-    <w:p>
-      <w:pPr>
-        <w:pStyle w:val="ListBullet"/>
-      </w:pPr>
-      <w:r>
-        <w:rPr>
-          <w:b/>
-        </w:rPr>
-        <w:t>Collapsible icon rail</w:t>
-      </w:r>
-      <w:r>
-        <w:t xml:space="preserve"> — collapse the menu to icons only.</w:t>
-      </w:r>
-    </w:p>
-    <w:p>
-      <w:pPr>
-        <w:pStyle w:val="ListBullet"/>
-      </w:pPr>
-      <w:r>
-        <w:rPr>
-          <w:b/>
-        </w:rPr>
-        <w:t>Let customers pin favorites</w:t>
-      </w:r>
-      <w:r>
-        <w:t xml:space="preserve"> — a star to pin items to the top.</w:t>
-      </w:r>
-    </w:p>
-    <w:p>
-      <w:pPr>
-        <w:pStyle w:val="ListBullet"/>
-      </w:pPr>
-      <w:r>
-        <w:rPr>
-          <w:b/>
-        </w:rPr>
-        <w:t>Sticky menu</w:t>
-      </w:r>
-      <w:r>
-        <w:t xml:space="preserve"> — keeps the menu in view on scroll.</w:t>
-      </w:r>
-    </w:p>
-    <w:p>
-      <w:pPr>
-        <w:pStyle w:val="ListBullet"/>
-      </w:pPr>
-      <w:r>
-        <w:rPr>
-          <w:b/>
-        </w:rPr>
-        <w:t>Confirm before logout</w:t>
-      </w:r>
-      <w:r>
-        <w:t xml:space="preserve"> — confirm dialog on Log out.</w:t>
-      </w:r>
-    </w:p>
-    <w:p>
-      <w:pPr>
-        <w:pStyle w:val="ListBullet"/>
-      </w:pPr>
-      <w:r>
-        <w:rPr>
-          <w:b/>
-        </w:rPr>
-        <w:t>Expand groups by default</w:t>
-      </w:r>
-      <w:r>
-        <w:t>.</w:t>
-      </w:r>
-    </w:p>
-    <w:p>
-      <w:pPr>
-        <w:pStyle w:val="ListBullet"/>
-      </w:pPr>
-      <w:r>
-        <w:rPr>
-          <w:b/>
-        </w:rPr>
-        <w:t>AJAX navigation</w:t>
-      </w:r>
-      <w:r>
-        <w:t xml:space="preserve"> — load endpoints without a full page reload.</w:t>
-      </w:r>
-    </w:p>
-    <w:p>
-      <w:pPr>
-        <w:pStyle w:val="Heading2"/>
-      </w:pPr>
-      <w:r>
-        <w:rPr>
-          <w:color w:val="2563EB"/>
-        </w:rPr>
-        <w:t>Customizing Profile Settings</w:t>
-      </w:r>
-    </w:p>
-    <w:p>
-      <w:r>
-        <w:t xml:space="preserve">The </w:t>
-      </w:r>
-      <w:r>
-        <w:rPr>
-          <w:b/>
-        </w:rPr>
-        <w:t>Avatar</w:t>
-      </w:r>
-      <w:r>
-        <w:t xml:space="preserve"> section adds a customer card above the menu.</w:t>
-      </w:r>
-    </w:p>
-    <w:p>
-      <w:pPr>
-        <w:pStyle w:val="ListBullet"/>
-      </w:pPr>
-      <w:r>
-        <w:rPr>
-          <w:b/>
-        </w:rPr>
-        <w:t>Show avatar</w:t>
-      </w:r>
-      <w:r>
-        <w:t xml:space="preserve"> — enable the block. Its sub‑options appear when enabled:</w:t>
-      </w:r>
-    </w:p>
-    <w:p>
-      <w:pPr>
-        <w:pStyle w:val="ListBullet"/>
-        <w:ind w:left="720"/>
-      </w:pPr>
-      <w:r>
-        <w:rPr>
-          <w:b/>
-        </w:rPr>
-        <w:t>Custom avatar image</w:t>
-      </w:r>
-      <w:r>
-        <w:t xml:space="preserve"> (overrides the gravatar), </w:t>
-      </w:r>
-      <w:r>
-        <w:rPr>
-          <w:b/>
-        </w:rPr>
-        <w:t>Shape</w:t>
-      </w:r>
-      <w:r>
-        <w:t xml:space="preserve"> (circle/square), </w:t>
-      </w:r>
-      <w:r>
-        <w:rPr>
-          <w:b/>
-        </w:rPr>
-        <w:t>Alignment</w:t>
-      </w:r>
-      <w:r>
-        <w:t xml:space="preserve">, </w:t>
-      </w:r>
-      <w:r>
-        <w:rPr>
-          <w:b/>
-        </w:rPr>
-        <w:t>Size</w:t>
-      </w:r>
-      <w:r>
-        <w:t xml:space="preserve">, </w:t>
-      </w:r>
-      <w:r>
-        <w:rPr>
-          <w:b/>
-        </w:rPr>
-        <w:t>Show display name</w:t>
-      </w:r>
-      <w:r>
-        <w:t xml:space="preserve">, </w:t>
-      </w:r>
-      <w:r>
-        <w:rPr>
-          <w:b/>
-        </w:rPr>
-        <w:t>Show user role</w:t>
-      </w:r>
-      <w:r>
-        <w:t>.</w:t>
-      </w:r>
-    </w:p>
-    <w:p>
-      <w:pPr>
-        <w:pStyle w:val="Heading2"/>
-      </w:pPr>
-      <w:r>
-        <w:rPr>
-          <w:color w:val="2563EB"/>
-        </w:rPr>
-        <w:t>Spacing</w:t>
-      </w:r>
-    </w:p>
-    <w:p>
-      <w:r>
-        <w:t xml:space="preserve">Fine‑tune metrics under </w:t>
-      </w:r>
-      <w:r>
-        <w:rPr>
-          <w:b/>
-        </w:rPr>
-        <w:t>Layout &amp; Colors</w:t>
-      </w:r>
-      <w:r>
-        <w:t>:</w:t>
-      </w:r>
-    </w:p>
-    <w:p>
-      <w:pPr>
-        <w:pStyle w:val="ListBullet"/>
-      </w:pPr>
-      <w:r>
-        <w:rPr>
-          <w:b/>
-        </w:rPr>
-        <w:t>Corner radius</w:t>
-      </w:r>
-      <w:r>
-        <w:t xml:space="preserve"> — item rounding.</w:t>
-      </w:r>
-    </w:p>
-    <w:p>
-      <w:pPr>
-        <w:pStyle w:val="ListBullet"/>
-      </w:pPr>
-      <w:r>
-        <w:rPr>
-          <w:b/>
-        </w:rPr>
-        <w:t>Item spacing</w:t>
-      </w:r>
-      <w:r>
-        <w:t xml:space="preserve"> — gap between items.</w:t>
-      </w:r>
-    </w:p>
-    <w:p>
-      <w:pPr>
-        <w:pStyle w:val="ListBullet"/>
-      </w:pPr>
-      <w:r>
-        <w:rPr>
-          <w:b/>
-        </w:rPr>
-        <w:t>Item padding</w:t>
-      </w:r>
-      <w:r>
-        <w:t xml:space="preserve"> — inner padding.</w:t>
-      </w:r>
-    </w:p>
-    <w:p>
-      <w:pPr>
-        <w:pStyle w:val="ListBullet"/>
-      </w:pPr>
-      <w:r>
-        <w:rPr>
-          <w:b/>
-        </w:rPr>
-        <w:t>Font size</w:t>
-      </w:r>
-      <w:r>
-        <w:t xml:space="preserve">, </w:t>
-      </w:r>
-      <w:r>
-        <w:rPr>
-          <w:b/>
-        </w:rPr>
-        <w:t>Font weight</w:t>
-      </w:r>
-      <w:r>
-        <w:t xml:space="preserve">, </w:t>
-      </w:r>
-      <w:r>
-        <w:rPr>
-          <w:b/>
-        </w:rPr>
-        <w:t>Font family</w:t>
-      </w:r>
-      <w:r>
-        <w:t>.</w:t>
-      </w:r>
-    </w:p>
-    <w:p>
-      <w:pPr>
-        <w:pStyle w:val="Heading2"/>
-      </w:pPr>
-      <w:r>
-        <w:rPr>
-          <w:color w:val="2563EB"/>
-        </w:rPr>
-        <w:t>Customizing Additional CSS</w:t>
-      </w:r>
-    </w:p>
-    <w:p>
-      <w:pPr>
-        <w:pStyle w:val="ListBullet"/>
-      </w:pPr>
-      <w:r>
-        <w:rPr>
-          <w:b/>
-        </w:rPr>
-        <w:t>Custom CSS</w:t>
-      </w:r>
-      <w:r>
-        <w:t xml:space="preserve"> — a code field in </w:t>
-      </w:r>
-      <w:r>
-        <w:rPr>
-          <w:b/>
-        </w:rPr>
-        <w:t>Layout &amp; Colors</w:t>
-      </w:r>
-      <w:r>
-        <w:t xml:space="preserve"> for your own rules, injected on the account page.</w:t>
-      </w:r>
-    </w:p>
-    <w:p>
-      <w:pPr>
-        <w:pStyle w:val="Heading2"/>
-      </w:pPr>
-      <w:r>
-        <w:rPr>
-          <w:color w:val="2563EB"/>
-        </w:rPr>
-        <w:t>Dashboard Widgets</w:t>
-      </w:r>
-    </w:p>
-    <w:p>
-      <w:r>
-        <w:t>On the Dashboard endpoint you can add (from the Navigation section):</w:t>
-      </w:r>
-    </w:p>
-    <w:p>
-      <w:pPr>
-        <w:pStyle w:val="ListBullet"/>
-      </w:pPr>
-      <w:r>
-        <w:rPr>
-          <w:b/>
-        </w:rPr>
-        <w:t>Dashboard title</w:t>
-      </w:r>
-      <w:r>
-        <w:t xml:space="preserve"> — a custom heading (supports smart tags, e.g. </w:t>
-      </w:r>
-      <w:r>
-        <w:rPr>
-          <w:rFonts w:ascii="Consolas" w:hAnsi="Consolas"/>
-          <w:color w:val="B32D2E"/>
-          <w:sz w:val="19"/>
-        </w:rPr>
-        <w:t>Welcome, {first_name}!</w:t>
-      </w:r>
-      <w:r>
-        <w:t>).</w:t>
-      </w:r>
-    </w:p>
-    <w:p>
-      <w:pPr>
-        <w:pStyle w:val="ListBullet"/>
-      </w:pPr>
-      <w:r>
-        <w:rPr>
-          <w:b/>
-        </w:rPr>
-        <w:t>Dashboard content position</w:t>
-      </w:r>
-      <w:r>
-        <w:t xml:space="preserve"> — Left / Middle / Right.</w:t>
-      </w:r>
-    </w:p>
-    <w:p>
-      <w:pPr>
-        <w:pStyle w:val="ListBullet"/>
-      </w:pPr>
-      <w:r>
-        <w:rPr>
-          <w:b/>
-        </w:rPr>
-        <w:t>Dashboard stat widgets</w:t>
-      </w:r>
-      <w:r>
-        <w:t xml:space="preserve"> — a master toggle plus individual cards: </w:t>
-      </w:r>
-      <w:r>
-        <w:rPr>
-          <w:b/>
-        </w:rPr>
-        <w:t>Total orders, Pending orders, Total spent, Downloads, Refunds, Reward points, Latest order,</w:t>
-      </w:r>
-      <w:r>
-        <w:t xml:space="preserve"> and an </w:t>
-      </w:r>
-      <w:r>
-        <w:rPr>
-          <w:b/>
-        </w:rPr>
-        <w:t>Orders pie chart</w:t>
-      </w:r>
-      <w:r>
-        <w:t xml:space="preserve"> (SVG donut).</w:t>
-      </w:r>
-    </w:p>
-    <w:p>
-      <w:pPr>
-        <w:pStyle w:val="ListBullet"/>
-      </w:pPr>
-      <w:r>
-        <w:rPr>
-          <w:b/>
-        </w:rPr>
-        <w:t>Quick‑link tiles</w:t>
-      </w:r>
-      <w:r>
-        <w:t xml:space="preserve"> — a grid of shortcuts to your endpoints.</w:t>
-      </w:r>
-    </w:p>
-    <w:p>
-      <w:pPr>
-        <w:pStyle w:val="ListBullet"/>
-      </w:pPr>
-      <w:r>
-        <w:rPr>
-          <w:b/>
-        </w:rPr>
-        <w:t>Profile completeness meter</w:t>
-      </w:r>
-      <w:r>
-        <w:t xml:space="preserve"> — a progress bar.</w:t>
-      </w:r>
-    </w:p>
-    <w:p>
-      <w:pPr>
-        <w:pStyle w:val="Heading2"/>
-      </w:pPr>
-      <w:r>
-        <w:rPr>
-          <w:color w:val="2563EB"/>
-        </w:rPr>
-        <w:t>Preview Controls</w:t>
-      </w:r>
-    </w:p>
-    <w:p>
-      <w:pPr>
-        <w:pStyle w:val="ListBullet"/>
-      </w:pPr>
-      <w:r>
-        <w:rPr>
-          <w:b/>
-        </w:rPr>
-        <w:t>Preview</w:t>
-      </w:r>
-      <w:r>
-        <w:t xml:space="preserve"> (floating button) — an in‑page overlay of the live page.</w:t>
-      </w:r>
-    </w:p>
-    <w:p>
-      <w:pPr>
-        <w:pStyle w:val="ListBullet"/>
-      </w:pPr>
-      <w:r>
-        <w:rPr>
-          <w:b/>
-        </w:rPr>
-        <w:t>View My Account</w:t>
-      </w:r>
-      <w:r>
-        <w:t xml:space="preserve"> (floating button) — opens the live page in a new tab.</w:t>
-      </w:r>
-    </w:p>
-    <w:p>
-      <w:pPr>
-        <w:pStyle w:val="ListBullet"/>
-      </w:pPr>
-      <w:r>
-        <w:t>The Customizer itself previews all design changes live before you publish.</w:t>
-      </w:r>
-    </w:p>
-    <w:p>
-      <w:pPr>
-        <w:pStyle w:val="Heading2"/>
-      </w:pPr>
-      <w:r>
-        <w:rPr>
-          <w:color w:val="2563EB"/>
-        </w:rPr>
-        <w:t>Restoring the Settings and Customization</w:t>
-      </w:r>
-    </w:p>
-    <w:p>
-      <w:pPr>
-        <w:pStyle w:val="ListBullet"/>
-      </w:pPr>
-      <w:r>
-        <w:rPr>
-          <w:b/>
-        </w:rPr>
-        <w:t>Design presets</w:t>
-      </w:r>
-      <w:r>
-        <w:t xml:space="preserve"> (Settings tab) — save the current design as a named preset and re‑apply it anytime.</w:t>
-      </w:r>
-    </w:p>
-    <w:p>
-      <w:pPr>
-        <w:pStyle w:val="ListBullet"/>
-      </w:pPr>
-      <w:r>
-        <w:rPr>
-          <w:b/>
-        </w:rPr>
-        <w:t>Reset all settings</w:t>
-      </w:r>
-      <w:r>
-        <w:t xml:space="preserve"> (Settings tab) — restore endpoints, design and banners to defaults. </w:t>
-      </w:r>
-      <w:r>
-        <w:rPr>
-          <w:i/>
-        </w:rPr>
-        <w:t>This cannot be undone.</w:t>
-      </w:r>
-    </w:p>
-    <w:p>
-      <w:r>
-        <w:br/>
-      </w:r>
-    </w:p>
-    <w:p>
-      <w:pPr>
-        <w:pStyle w:val="Heading1"/>
-      </w:pPr>
-      <w:r>
-        <w:rPr>
-          <w:color w:val="2563EB"/>
-        </w:rPr>
-        <w:t>Banners</w:t>
-      </w:r>
-    </w:p>
-    <w:p>
-      <w:r>
-        <w:t xml:space="preserve">Reusable promotional blocks attached to endpoints, on the </w:t>
-      </w:r>
-      <w:r>
-        <w:rPr>
-          <w:b/>
-        </w:rPr>
-        <w:t>Banners</w:t>
-      </w:r>
-      <w:r>
-        <w:t xml:space="preserve"> tab.</w:t>
-      </w:r>
-    </w:p>
-    <w:p>
-      <w:pPr>
-        <w:pStyle w:val="ListNumber"/>
-      </w:pPr>
-      <w:r>
-        <w:t xml:space="preserve">Click </w:t>
-      </w:r>
-      <w:r>
-        <w:rPr>
-          <w:b/>
-        </w:rPr>
-        <w:t>Add banner</w:t>
-      </w:r>
-      <w:r>
-        <w:t xml:space="preserve"> (header, or below the list).</w:t>
-      </w:r>
-    </w:p>
-    <w:p>
-      <w:pPr>
-        <w:pStyle w:val="ListNumber"/>
-      </w:pPr>
-      <w:r>
-        <w:t xml:space="preserve">Choose a </w:t>
-      </w:r>
-      <w:r>
-        <w:rPr>
-          <w:b/>
-        </w:rPr>
-        <w:t>Banner type</w:t>
-      </w:r>
-      <w:r>
-        <w:t xml:space="preserve"> — the form shows only the relevant fields:</w:t>
-      </w:r>
-    </w:p>
-    <w:p>
-      <w:pPr>
-        <w:pStyle w:val="ListBullet"/>
-        <w:ind w:left="720"/>
-      </w:pPr>
-      <w:r>
-        <w:rPr>
-          <w:b/>
-        </w:rPr>
-        <w:t>Widget</w:t>
-      </w:r>
-      <w:r>
-        <w:t xml:space="preserve"> — icon, title, text, colors (hex or rgba), optional item‑count badge, link.</w:t>
-      </w:r>
-    </w:p>
-    <w:p>
-      <w:pPr>
-        <w:pStyle w:val="ListBullet"/>
-        <w:ind w:left="720"/>
-      </w:pPr>
-      <w:r>
-        <w:rPr>
-          <w:b/>
-        </w:rPr>
-        <w:t>Image</w:t>
-      </w:r>
-      <w:r>
-        <w:t xml:space="preserve"> — an uploaded image with an optional link.</w:t>
-      </w:r>
-    </w:p>
-    <w:p>
-      <w:pPr>
-        <w:pStyle w:val="ListNumber"/>
-      </w:pPr>
-      <w:r>
-        <w:rPr>
-          <w:b/>
-        </w:rPr>
-        <w:t>Banner link</w:t>
-      </w:r>
-      <w:r>
-        <w:t xml:space="preserve"> — </w:t>
-      </w:r>
-      <w:r>
-        <w:rPr>
-          <w:b/>
-        </w:rPr>
-        <w:t>None</w:t>
-      </w:r>
-      <w:r>
-        <w:t xml:space="preserve">, </w:t>
-      </w:r>
-      <w:r>
-        <w:rPr>
-          <w:b/>
-        </w:rPr>
-        <w:t>Endpoint</w:t>
-      </w:r>
-      <w:r>
-        <w:t xml:space="preserve"> (choose one), or </w:t>
-      </w:r>
-      <w:r>
-        <w:rPr>
-          <w:b/>
-        </w:rPr>
-        <w:t>External URL</w:t>
-      </w:r>
-      <w:r>
-        <w:t>.</w:t>
-      </w:r>
-    </w:p>
-    <w:p>
-      <w:pPr>
-        <w:pStyle w:val="ListNumber"/>
-      </w:pPr>
-      <w:r>
-        <w:rPr>
-          <w:b/>
-        </w:rPr>
-        <w:t>Show banner to</w:t>
-      </w:r>
-      <w:r>
-        <w:t xml:space="preserve"> — restrict by role.</w:t>
-      </w:r>
-    </w:p>
-    <w:p>
-      <w:pPr>
-        <w:pStyle w:val="ListNumber"/>
-      </w:pPr>
-      <w:r>
-        <w:t xml:space="preserve">Click </w:t>
-      </w:r>
-      <w:r>
-        <w:rPr>
-          <w:b/>
-        </w:rPr>
-        <w:t>Create / Save banner</w:t>
-      </w:r>
-      <w:r>
-        <w:t>.</w:t>
-      </w:r>
-    </w:p>
-    <w:p>
-      <w:pPr>
-        <w:pStyle w:val="ListNumber"/>
-      </w:pPr>
-      <w:r>
-        <w:t xml:space="preserve">Attach it to an endpoint via the endpoint’s </w:t>
-      </w:r>
-      <w:r>
-        <w:rPr>
-          <w:b/>
-        </w:rPr>
-        <w:t>Banner</w:t>
-      </w:r>
-      <w:r>
-        <w:t xml:space="preserve"> + </w:t>
-      </w:r>
-      <w:r>
-        <w:rPr>
-          <w:b/>
-        </w:rPr>
-        <w:t>Banner position</w:t>
-      </w:r>
-      <w:r>
-        <w:t xml:space="preserve"> options.</w:t>
-      </w:r>
-    </w:p>
-    <w:p>
-      <w:r>
-        <w:br/>
-      </w:r>
-    </w:p>
-    <w:p>
-      <w:pPr>
-        <w:pStyle w:val="Heading1"/>
-      </w:pPr>
-      <w:r>
-        <w:rPr>
-          <w:color w:val="2563EB"/>
-        </w:rPr>
-        <w:t>Settings</w:t>
-      </w:r>
-    </w:p>
-    <w:p>
-      <w:r>
-        <w:t xml:space="preserve">The </w:t>
-      </w:r>
-      <w:r>
-        <w:rPr>
-          <w:b/>
-        </w:rPr>
-        <w:t>Settings</w:t>
-      </w:r>
-      <w:r>
-        <w:t xml:space="preserve"> tab holds behaviour options and maintenance tools.</w:t>
-      </w:r>
-    </w:p>
-    <w:p>
-      <w:pPr>
-        <w:pStyle w:val="Heading2"/>
-      </w:pPr>
-      <w:r>
-        <w:rPr>
-          <w:color w:val="2563EB"/>
-        </w:rPr>
-        <w:t>General Settings</w:t>
-      </w:r>
-    </w:p>
-    <w:p>
-      <w:pPr>
-        <w:pStyle w:val="ListBullet"/>
-      </w:pPr>
-      <w:r>
-        <w:rPr>
-          <w:b/>
-        </w:rPr>
-        <w:t>AJAX navigation</w:t>
-      </w:r>
-      <w:r>
-        <w:t xml:space="preserve"> — load endpoints without reloading the page.</w:t>
-      </w:r>
-    </w:p>
-    <w:p>
-      <w:pPr>
-        <w:pStyle w:val="ListBullet"/>
-      </w:pPr>
-      <w:r>
-        <w:rPr>
-          <w:b/>
-        </w:rPr>
-        <w:t>Default endpoint</w:t>
-      </w:r>
-      <w:r>
-        <w:t xml:space="preserve"> — which endpoint opens first.</w:t>
-      </w:r>
-    </w:p>
-    <w:p>
-      <w:pPr>
-        <w:pStyle w:val="ListBullet"/>
-      </w:pPr>
-      <w:r>
-        <w:rPr>
-          <w:b/>
-        </w:rPr>
-        <w:t>After‑login redirect</w:t>
-      </w:r>
-      <w:r>
-        <w:t xml:space="preserve"> / </w:t>
-      </w:r>
-      <w:r>
-        <w:rPr>
-          <w:b/>
-        </w:rPr>
-        <w:t>After‑logout redirect</w:t>
-      </w:r>
-      <w:r>
-        <w:t>.</w:t>
-      </w:r>
-    </w:p>
-    <w:p>
-      <w:pPr>
-        <w:pStyle w:val="ListBullet"/>
-      </w:pPr>
-      <w:r>
-        <w:rPr>
-          <w:b/>
-        </w:rPr>
-        <w:t>Guest message</w:t>
-      </w:r>
-      <w:r>
-        <w:t xml:space="preserve"> — shown above the login form for logged‑out visitors.</w:t>
-      </w:r>
-    </w:p>
-    <w:p>
-      <w:pPr>
-        <w:pStyle w:val="ListBullet"/>
-      </w:pPr>
-      <w:r>
-        <w:rPr>
-          <w:b/>
-        </w:rPr>
-        <w:t>Track endpoint views</w:t>
-      </w:r>
-      <w:r>
-        <w:t xml:space="preserve"> — count how often each endpoint is viewed.</w:t>
-      </w:r>
-    </w:p>
-    <w:p>
-      <w:pPr>
-        <w:pStyle w:val="Heading2"/>
-      </w:pPr>
-      <w:r>
-        <w:rPr>
-          <w:color w:val="2563EB"/>
-        </w:rPr>
-        <w:t>Import / Export</w:t>
-      </w:r>
-    </w:p>
-    <w:p>
-      <w:r>
-        <w:t xml:space="preserve">On the </w:t>
-      </w:r>
-      <w:r>
-        <w:rPr>
-          <w:b/>
-        </w:rPr>
-        <w:t>Import / Export</w:t>
-      </w:r>
-      <w:r>
-        <w:t xml:space="preserve"> tab:</w:t>
-      </w:r>
-    </w:p>
-    <w:p>
-      <w:pPr>
-        <w:pStyle w:val="ListBullet"/>
-      </w:pPr>
-      <w:r>
-        <w:rPr>
-          <w:b/>
-        </w:rPr>
-        <w:t>Export</w:t>
-      </w:r>
-      <w:r>
-        <w:t xml:space="preserve"> — download all endpoints, design settings and banners as a JSON file.</w:t>
-      </w:r>
-    </w:p>
-    <w:p>
-      <w:pPr>
-        <w:pStyle w:val="ListBullet"/>
-      </w:pPr>
-      <w:r>
-        <w:rPr>
-          <w:b/>
-        </w:rPr>
-        <w:t>Import</w:t>
-      </w:r>
-      <w:r>
-        <w:t xml:space="preserve"> — upload (or paste) a JSON file to restore or clone a configuration.</w:t>
-      </w:r>
-    </w:p>
-    <w:p>
-      <w:pPr>
-        <w:pStyle w:val="Heading2"/>
-      </w:pPr>
-      <w:r>
-        <w:rPr>
-          <w:color w:val="2563EB"/>
-        </w:rPr>
-        <w:t>Developer Options</w:t>
-      </w:r>
-    </w:p>
-    <w:p>
-      <w:r>
-        <w:t xml:space="preserve">Source styles/scripts are compiled with </w:t>
-      </w:r>
-      <w:r>
-        <w:rPr>
-          <w:b/>
-        </w:rPr>
-        <w:t>Gulp</w:t>
-      </w:r>
-      <w:r>
-        <w:t xml:space="preserve"> (SCSS→CSS + JS minify) and</w:t>
-      </w:r>
-    </w:p>
-    <w:p>
-      <w:r>
-        <w:rPr>
-          <w:b/>
-        </w:rPr>
-        <w:t>@wordpress/scripts</w:t>
-      </w:r>
-      <w:r>
-        <w:t xml:space="preserve"> (block editor bundle); package manager is </w:t>
-      </w:r>
-      <w:r>
-        <w:rPr>
-          <w:b/>
-        </w:rPr>
-        <w:t>pnpm</w:t>
-      </w:r>
-      <w:r>
-        <w:t>.</w:t>
-      </w:r>
-    </w:p>
-    <w:p>
-      <w:pPr>
-        <w:spacing w:after="160"/>
-        <w:ind w:left="288"/>
-      </w:pPr>
+        <w:t xml:space="preserve">Every screenshot and GIF in this guide, in order, with the section it belongs to. The files are in </w:t>
+      </w:r>
       <w:r>
         <w:rPr>
           <w:rFonts w:ascii="Consolas" w:hAnsi="Consolas"/>
           <w:sz w:val="19"/>
         </w:rPr>
-        <w:t>pnpm install          # install toolchain</w:t>
-        <w:br/>
-        <w:t>pnpm build            # compile SCSS→CSS, minify JS, build block editor bundle</w:t>
-        <w:br/>
-        <w:t>npx gulp watch        # rebuild on change</w:t>
-        <w:br/>
-        <w:t>pnpm zip              # build + package the distributable ZIP</w:t>
+        <w:t>submission/docs-media/</w:t>
+      </w:r>
+      <w:r>
+        <w:t xml:space="preserve"> in the plugin repository; each one is also named under its caption above. GIFs animate in Word and in browsers; a PDF shows their first frame.</w:t>
       </w:r>
     </w:p>
+    <w:tbl>
+      <w:tblPr>
+        <w:tblStyle w:val="TableGrid"/>
+        <w:tblW w:type="auto" w:w="0"/>
+        <w:tblLayout w:type="fixed"/>
+        <w:tblLook w:firstColumn="1" w:firstRow="1" w:lastColumn="0" w:lastRow="0" w:noHBand="0" w:noVBand="1" w:val="04A0"/>
+      </w:tblPr>
+      <w:tblGrid>
+        <w:gridCol w:w="2340"/>
+        <w:gridCol w:w="2340"/>
+        <w:gridCol w:w="2340"/>
+        <w:gridCol w:w="2340"/>
+      </w:tblGrid>
+      <w:tr>
+        <w:trPr>
+          <w:tblHeader w:val="true"/>
+        </w:trPr>
+        <w:tc>
+          <w:tcPr>
+            <w:tcW w:type="dxa" w:w="504"/>
+            <w:shd w:val="clear" w:color="auto" w:fill="E8EEFB"/>
+          </w:tcPr>
+          <w:p>
+            <w:pPr>
+              <w:spacing w:after="0"/>
+            </w:pPr>
+            <w:r>
+              <w:rPr>
+                <w:b/>
+                <w:sz w:val="17"/>
+              </w:rPr>
+              <w:t>#</w:t>
+            </w:r>
+          </w:p>
+        </w:tc>
+        <w:tc>
+          <w:tcPr>
+            <w:tcW w:type="dxa" w:w="2736"/>
+            <w:shd w:val="clear" w:color="auto" w:fill="E8EEFB"/>
+          </w:tcPr>
+          <w:p>
+            <w:pPr>
+              <w:spacing w:after="0"/>
+            </w:pPr>
+            <w:r>
+              <w:rPr>
+                <w:b/>
+                <w:sz w:val="17"/>
+              </w:rPr>
+              <w:t>Where it goes</w:t>
+            </w:r>
+          </w:p>
+        </w:tc>
+        <w:tc>
+          <w:tcPr>
+            <w:tcW w:type="dxa" w:w="2952"/>
+            <w:shd w:val="clear" w:color="auto" w:fill="E8EEFB"/>
+          </w:tcPr>
+          <w:p>
+            <w:pPr>
+              <w:spacing w:after="0"/>
+            </w:pPr>
+            <w:r>
+              <w:rPr>
+                <w:b/>
+                <w:sz w:val="17"/>
+              </w:rPr>
+              <w:t>File</w:t>
+            </w:r>
+          </w:p>
+        </w:tc>
+        <w:tc>
+          <w:tcPr>
+            <w:tcW w:type="dxa" w:w="3168"/>
+            <w:shd w:val="clear" w:color="auto" w:fill="E8EEFB"/>
+          </w:tcPr>
+          <w:p>
+            <w:pPr>
+              <w:spacing w:after="0"/>
+            </w:pPr>
+            <w:r>
+              <w:rPr>
+                <w:b/>
+                <w:sz w:val="17"/>
+              </w:rPr>
+              <w:t>What it shows</w:t>
+            </w:r>
+          </w:p>
+        </w:tc>
+      </w:tr>
+      <w:tr>
+        <w:tc>
+          <w:tcPr>
+            <w:tcW w:type="dxa" w:w="504"/>
+          </w:tcPr>
+          <w:p>
+            <w:pPr>
+              <w:spacing w:after="0"/>
+            </w:pPr>
+            <w:r>
+              <w:rPr>
+                <w:sz w:val="17"/>
+              </w:rPr>
+              <w:t>1</w:t>
+            </w:r>
+          </w:p>
+        </w:tc>
+        <w:tc>
+          <w:tcPr>
+            <w:tcW w:type="dxa" w:w="2736"/>
+          </w:tcPr>
+          <w:p>
+            <w:pPr>
+              <w:spacing w:after="0"/>
+            </w:pPr>
+            <w:r>
+              <w:rPr>
+                <w:sz w:val="17"/>
+              </w:rPr>
+            </w:r>
+          </w:p>
+        </w:tc>
+        <w:tc>
+          <w:tcPr>
+            <w:tcW w:type="dxa" w:w="2952"/>
+          </w:tcPr>
+          <w:p>
+            <w:pPr>
+              <w:spacing w:after="0"/>
+            </w:pPr>
+            <w:r>
+              <w:rPr>
+                <w:rFonts w:ascii="Consolas" w:hAnsi="Consolas"/>
+                <w:sz w:val="16"/>
+              </w:rPr>
+              <w:t>Image: 01-my-account-dashboard.png</w:t>
+            </w:r>
+          </w:p>
+        </w:tc>
+        <w:tc>
+          <w:tcPr>
+            <w:tcW w:type="dxa" w:w="3168"/>
+          </w:tcPr>
+          <w:p>
+            <w:pPr>
+              <w:spacing w:after="0"/>
+            </w:pPr>
+            <w:r>
+              <w:rPr>
+                <w:sz w:val="17"/>
+              </w:rPr>
+              <w:t>A customer’s My Account dashboard: a personal offer, the icon menu with status badges, account numbers, the profile meter, shortcut tiles and order tracking.</w:t>
+            </w:r>
+          </w:p>
+        </w:tc>
+      </w:tr>
+      <w:tr>
+        <w:tc>
+          <w:tcPr>
+            <w:tcW w:type="dxa" w:w="504"/>
+          </w:tcPr>
+          <w:p>
+            <w:pPr>
+              <w:spacing w:after="0"/>
+            </w:pPr>
+            <w:r>
+              <w:rPr>
+                <w:sz w:val="17"/>
+              </w:rPr>
+              <w:t>2</w:t>
+            </w:r>
+          </w:p>
+        </w:tc>
+        <w:tc>
+          <w:tcPr>
+            <w:tcW w:type="dxa" w:w="2736"/>
+          </w:tcPr>
+          <w:p>
+            <w:pPr>
+              <w:spacing w:after="0"/>
+            </w:pPr>
+            <w:r>
+              <w:rPr>
+                <w:sz w:val="17"/>
+              </w:rPr>
+              <w:t>Setup and Configuration</w:t>
+            </w:r>
+          </w:p>
+        </w:tc>
+        <w:tc>
+          <w:tcPr>
+            <w:tcW w:type="dxa" w:w="2952"/>
+          </w:tcPr>
+          <w:p>
+            <w:pPr>
+              <w:spacing w:after="0"/>
+            </w:pPr>
+            <w:r>
+              <w:rPr>
+                <w:rFonts w:ascii="Consolas" w:hAnsi="Consolas"/>
+                <w:sz w:val="16"/>
+              </w:rPr>
+              <w:t>Image: 02-admin-overview.png</w:t>
+            </w:r>
+          </w:p>
+        </w:tc>
+        <w:tc>
+          <w:tcPr>
+            <w:tcW w:type="dxa" w:w="3168"/>
+          </w:tcPr>
+          <w:p>
+            <w:pPr>
+              <w:spacing w:after="0"/>
+            </w:pPr>
+            <w:r>
+              <w:rPr>
+                <w:sz w:val="17"/>
+              </w:rPr>
+              <w:t>WooCommerce → Account Dashboard, on the Menu Items tab.</w:t>
+            </w:r>
+          </w:p>
+        </w:tc>
+      </w:tr>
+      <w:tr>
+        <w:tc>
+          <w:tcPr>
+            <w:tcW w:type="dxa" w:w="504"/>
+            <w:shd w:val="clear" w:color="auto" w:fill="FFF7E6"/>
+          </w:tcPr>
+          <w:p>
+            <w:pPr>
+              <w:spacing w:after="0"/>
+            </w:pPr>
+            <w:r>
+              <w:rPr>
+                <w:sz w:val="17"/>
+              </w:rPr>
+              <w:t>3</w:t>
+            </w:r>
+          </w:p>
+        </w:tc>
+        <w:tc>
+          <w:tcPr>
+            <w:tcW w:type="dxa" w:w="2736"/>
+            <w:shd w:val="clear" w:color="auto" w:fill="FFF7E6"/>
+          </w:tcPr>
+          <w:p>
+            <w:pPr>
+              <w:spacing w:after="0"/>
+            </w:pPr>
+            <w:r>
+              <w:rPr>
+                <w:sz w:val="17"/>
+              </w:rPr>
+              <w:t>Setup and Configuration › Menu Items</w:t>
+            </w:r>
+          </w:p>
+        </w:tc>
+        <w:tc>
+          <w:tcPr>
+            <w:tcW w:type="dxa" w:w="2952"/>
+            <w:shd w:val="clear" w:color="auto" w:fill="FFF7E6"/>
+          </w:tcPr>
+          <w:p>
+            <w:pPr>
+              <w:spacing w:after="0"/>
+            </w:pPr>
+            <w:r>
+              <w:rPr>
+                <w:rFonts w:ascii="Consolas" w:hAnsi="Consolas"/>
+                <w:sz w:val="16"/>
+              </w:rPr>
+              <w:t>GIF: 05-drag-menu-items.gif</w:t>
+            </w:r>
+          </w:p>
+        </w:tc>
+        <w:tc>
+          <w:tcPr>
+            <w:tcW w:type="dxa" w:w="3168"/>
+            <w:shd w:val="clear" w:color="auto" w:fill="FFF7E6"/>
+          </w:tcPr>
+          <w:p>
+            <w:pPr>
+              <w:spacing w:after="0"/>
+            </w:pPr>
+            <w:r>
+              <w:rPr>
+                <w:sz w:val="17"/>
+              </w:rPr>
+              <w:t>Drag an item to reorder the menu, or drop it into a group.</w:t>
+            </w:r>
+          </w:p>
+        </w:tc>
+      </w:tr>
+      <w:tr>
+        <w:tc>
+          <w:tcPr>
+            <w:tcW w:type="dxa" w:w="504"/>
+          </w:tcPr>
+          <w:p>
+            <w:pPr>
+              <w:spacing w:after="0"/>
+            </w:pPr>
+            <w:r>
+              <w:rPr>
+                <w:sz w:val="17"/>
+              </w:rPr>
+              <w:t>4</w:t>
+            </w:r>
+          </w:p>
+        </w:tc>
+        <w:tc>
+          <w:tcPr>
+            <w:tcW w:type="dxa" w:w="2736"/>
+          </w:tcPr>
+          <w:p>
+            <w:pPr>
+              <w:spacing w:after="0"/>
+            </w:pPr>
+            <w:r>
+              <w:rPr>
+                <w:sz w:val="17"/>
+              </w:rPr>
+              <w:t>Setup and Configuration › Menu Items</w:t>
+            </w:r>
+          </w:p>
+        </w:tc>
+        <w:tc>
+          <w:tcPr>
+            <w:tcW w:type="dxa" w:w="2952"/>
+          </w:tcPr>
+          <w:p>
+            <w:pPr>
+              <w:spacing w:after="0"/>
+            </w:pPr>
+            <w:r>
+              <w:rPr>
+                <w:rFonts w:ascii="Consolas" w:hAnsi="Consolas"/>
+                <w:sz w:val="16"/>
+              </w:rPr>
+              <w:t>Image: 08-item-visibility.png</w:t>
+            </w:r>
+          </w:p>
+        </w:tc>
+        <w:tc>
+          <w:tcPr>
+            <w:tcW w:type="dxa" w:w="3168"/>
+          </w:tcPr>
+          <w:p>
+            <w:pPr>
+              <w:spacing w:after="0"/>
+            </w:pPr>
+            <w:r>
+              <w:rPr>
+                <w:sz w:val="17"/>
+              </w:rPr>
+              <w:t>The Visibility tab: the VIP lounge item shows only to customers who have spent $500 or more.</w:t>
+            </w:r>
+          </w:p>
+        </w:tc>
+      </w:tr>
+      <w:tr>
+        <w:tc>
+          <w:tcPr>
+            <w:tcW w:type="dxa" w:w="504"/>
+          </w:tcPr>
+          <w:p>
+            <w:pPr>
+              <w:spacing w:after="0"/>
+            </w:pPr>
+            <w:r>
+              <w:rPr>
+                <w:sz w:val="17"/>
+              </w:rPr>
+              <w:t>5</w:t>
+            </w:r>
+          </w:p>
+        </w:tc>
+        <w:tc>
+          <w:tcPr>
+            <w:tcW w:type="dxa" w:w="2736"/>
+          </w:tcPr>
+          <w:p>
+            <w:pPr>
+              <w:spacing w:after="0"/>
+            </w:pPr>
+            <w:r>
+              <w:rPr>
+                <w:sz w:val="17"/>
+              </w:rPr>
+              <w:t>Setup and Configuration › Menu Items</w:t>
+            </w:r>
+          </w:p>
+        </w:tc>
+        <w:tc>
+          <w:tcPr>
+            <w:tcW w:type="dxa" w:w="2952"/>
+          </w:tcPr>
+          <w:p>
+            <w:pPr>
+              <w:spacing w:after="0"/>
+            </w:pPr>
+            <w:r>
+              <w:rPr>
+                <w:rFonts w:ascii="Consolas" w:hAnsi="Consolas"/>
+                <w:sz w:val="16"/>
+              </w:rPr>
+              <w:t>Image: 10-add-to-menu.png</w:t>
+            </w:r>
+          </w:p>
+        </w:tc>
+        <w:tc>
+          <w:tcPr>
+            <w:tcW w:type="dxa" w:w="3168"/>
+          </w:tcPr>
+          <w:p>
+            <w:pPr>
+              <w:spacing w:after="0"/>
+            </w:pPr>
+            <w:r>
+              <w:rPr>
+                <w:sz w:val="17"/>
+              </w:rPr>
+              <w:t>Add to menu: pick the type, type a label, Add item.</w:t>
+            </w:r>
+          </w:p>
+        </w:tc>
+      </w:tr>
+      <w:tr>
+        <w:tc>
+          <w:tcPr>
+            <w:tcW w:type="dxa" w:w="504"/>
+          </w:tcPr>
+          <w:p>
+            <w:pPr>
+              <w:spacing w:after="0"/>
+            </w:pPr>
+            <w:r>
+              <w:rPr>
+                <w:sz w:val="17"/>
+              </w:rPr>
+              <w:t>6</w:t>
+            </w:r>
+          </w:p>
+        </w:tc>
+        <w:tc>
+          <w:tcPr>
+            <w:tcW w:type="dxa" w:w="2736"/>
+          </w:tcPr>
+          <w:p>
+            <w:pPr>
+              <w:spacing w:after="0"/>
+            </w:pPr>
+            <w:r>
+              <w:rPr>
+                <w:sz w:val="17"/>
+              </w:rPr>
+              <w:t>Setup and Configuration › Menu Items</w:t>
+            </w:r>
+          </w:p>
+        </w:tc>
+        <w:tc>
+          <w:tcPr>
+            <w:tcW w:type="dxa" w:w="2952"/>
+          </w:tcPr>
+          <w:p>
+            <w:pPr>
+              <w:spacing w:after="0"/>
+            </w:pPr>
+            <w:r>
+              <w:rPr>
+                <w:rFonts w:ascii="Consolas" w:hAnsi="Consolas"/>
+                <w:sz w:val="16"/>
+              </w:rPr>
+              <w:t>Image: 11-customer-group-menu.png</w:t>
+            </w:r>
+          </w:p>
+        </w:tc>
+        <w:tc>
+          <w:tcPr>
+            <w:tcW w:type="dxa" w:w="3168"/>
+          </w:tcPr>
+          <w:p>
+            <w:pPr>
+              <w:spacing w:after="0"/>
+            </w:pPr>
+            <w:r>
+              <w:rPr>
+                <w:sz w:val="17"/>
+              </w:rPr>
+              <w:t>The Wholesale menu: Recently viewed and VIP lounge are taken out.</w:t>
+            </w:r>
+          </w:p>
+        </w:tc>
+      </w:tr>
+      <w:tr>
+        <w:tc>
+          <w:tcPr>
+            <w:tcW w:type="dxa" w:w="504"/>
+          </w:tcPr>
+          <w:p>
+            <w:pPr>
+              <w:spacing w:after="0"/>
+            </w:pPr>
+            <w:r>
+              <w:rPr>
+                <w:sz w:val="17"/>
+              </w:rPr>
+              <w:t>7</w:t>
+            </w:r>
+          </w:p>
+        </w:tc>
+        <w:tc>
+          <w:tcPr>
+            <w:tcW w:type="dxa" w:w="2736"/>
+          </w:tcPr>
+          <w:p>
+            <w:pPr>
+              <w:spacing w:after="0"/>
+            </w:pPr>
+            <w:r>
+              <w:rPr>
+                <w:sz w:val="17"/>
+              </w:rPr>
+              <w:t>Setup and Configuration › Design Studio</w:t>
+            </w:r>
+          </w:p>
+        </w:tc>
+        <w:tc>
+          <w:tcPr>
+            <w:tcW w:type="dxa" w:w="2952"/>
+          </w:tcPr>
+          <w:p>
+            <w:pPr>
+              <w:spacing w:after="0"/>
+            </w:pPr>
+            <w:r>
+              <w:rPr>
+                <w:rFonts w:ascii="Consolas" w:hAnsi="Consolas"/>
+                <w:sz w:val="16"/>
+              </w:rPr>
+              <w:t>Image: 16-design-studio.png</w:t>
+            </w:r>
+          </w:p>
+        </w:tc>
+        <w:tc>
+          <w:tcPr>
+            <w:tcW w:type="dxa" w:w="3168"/>
+          </w:tcPr>
+          <w:p>
+            <w:pPr>
+              <w:spacing w:after="0"/>
+            </w:pPr>
+            <w:r>
+              <w:rPr>
+                <w:sz w:val="17"/>
+              </w:rPr>
+              <w:t>The Design Studio: ready-made looks on top, controls on the left, the live account page on the right.</w:t>
+            </w:r>
+          </w:p>
+        </w:tc>
+      </w:tr>
+      <w:tr>
+        <w:tc>
+          <w:tcPr>
+            <w:tcW w:type="dxa" w:w="504"/>
+            <w:shd w:val="clear" w:color="auto" w:fill="FFF7E6"/>
+          </w:tcPr>
+          <w:p>
+            <w:pPr>
+              <w:spacing w:after="0"/>
+            </w:pPr>
+            <w:r>
+              <w:rPr>
+                <w:sz w:val="17"/>
+              </w:rPr>
+              <w:t>8</w:t>
+            </w:r>
+          </w:p>
+        </w:tc>
+        <w:tc>
+          <w:tcPr>
+            <w:tcW w:type="dxa" w:w="2736"/>
+            <w:shd w:val="clear" w:color="auto" w:fill="FFF7E6"/>
+          </w:tcPr>
+          <w:p>
+            <w:pPr>
+              <w:spacing w:after="0"/>
+            </w:pPr>
+            <w:r>
+              <w:rPr>
+                <w:sz w:val="17"/>
+              </w:rPr>
+              <w:t>Setup and Configuration › Design Studio</w:t>
+            </w:r>
+          </w:p>
+        </w:tc>
+        <w:tc>
+          <w:tcPr>
+            <w:tcW w:type="dxa" w:w="2952"/>
+            <w:shd w:val="clear" w:color="auto" w:fill="FFF7E6"/>
+          </w:tcPr>
+          <w:p>
+            <w:pPr>
+              <w:spacing w:after="0"/>
+            </w:pPr>
+            <w:r>
+              <w:rPr>
+                <w:rFonts w:ascii="Consolas" w:hAnsi="Consolas"/>
+                <w:sz w:val="16"/>
+              </w:rPr>
+              <w:t>GIF: 14-design-looks.gif</w:t>
+            </w:r>
+          </w:p>
+        </w:tc>
+        <w:tc>
+          <w:tcPr>
+            <w:tcW w:type="dxa" w:w="3168"/>
+            <w:shd w:val="clear" w:color="auto" w:fill="FFF7E6"/>
+          </w:tcPr>
+          <w:p>
+            <w:pPr>
+              <w:spacing w:after="0"/>
+            </w:pPr>
+            <w:r>
+              <w:rPr>
+                <w:sz w:val="17"/>
+              </w:rPr>
+              <w:t>Click a look to try it in the preview.</w:t>
+            </w:r>
+          </w:p>
+        </w:tc>
+      </w:tr>
+      <w:tr>
+        <w:tc>
+          <w:tcPr>
+            <w:tcW w:type="dxa" w:w="504"/>
+            <w:shd w:val="clear" w:color="auto" w:fill="FFF7E6"/>
+          </w:tcPr>
+          <w:p>
+            <w:pPr>
+              <w:spacing w:after="0"/>
+            </w:pPr>
+            <w:r>
+              <w:rPr>
+                <w:sz w:val="17"/>
+              </w:rPr>
+              <w:t>9</w:t>
+            </w:r>
+          </w:p>
+        </w:tc>
+        <w:tc>
+          <w:tcPr>
+            <w:tcW w:type="dxa" w:w="2736"/>
+            <w:shd w:val="clear" w:color="auto" w:fill="FFF7E6"/>
+          </w:tcPr>
+          <w:p>
+            <w:pPr>
+              <w:spacing w:after="0"/>
+            </w:pPr>
+            <w:r>
+              <w:rPr>
+                <w:sz w:val="17"/>
+              </w:rPr>
+              <w:t>Setup and Configuration › Design Studio</w:t>
+            </w:r>
+          </w:p>
+        </w:tc>
+        <w:tc>
+          <w:tcPr>
+            <w:tcW w:type="dxa" w:w="2952"/>
+            <w:shd w:val="clear" w:color="auto" w:fill="FFF7E6"/>
+          </w:tcPr>
+          <w:p>
+            <w:pPr>
+              <w:spacing w:after="0"/>
+            </w:pPr>
+            <w:r>
+              <w:rPr>
+                <w:rFonts w:ascii="Consolas" w:hAnsi="Consolas"/>
+                <w:sz w:val="16"/>
+              </w:rPr>
+              <w:t>GIF: 18-arrange-dashboard.gif</w:t>
+            </w:r>
+          </w:p>
+        </w:tc>
+        <w:tc>
+          <w:tcPr>
+            <w:tcW w:type="dxa" w:w="3168"/>
+            <w:shd w:val="clear" w:color="auto" w:fill="FFF7E6"/>
+          </w:tcPr>
+          <w:p>
+            <w:pPr>
+              <w:spacing w:after="0"/>
+            </w:pPr>
+            <w:r>
+              <w:rPr>
+                <w:sz w:val="17"/>
+              </w:rPr>
+              <w:t>Arrange the dashboard: the preview follows as parts are hidden and moved.</w:t>
+            </w:r>
+          </w:p>
+        </w:tc>
+      </w:tr>
+      <w:tr>
+        <w:tc>
+          <w:tcPr>
+            <w:tcW w:type="dxa" w:w="504"/>
+          </w:tcPr>
+          <w:p>
+            <w:pPr>
+              <w:spacing w:after="0"/>
+            </w:pPr>
+            <w:r>
+              <w:rPr>
+                <w:sz w:val="17"/>
+              </w:rPr>
+              <w:t>10</w:t>
+            </w:r>
+          </w:p>
+        </w:tc>
+        <w:tc>
+          <w:tcPr>
+            <w:tcW w:type="dxa" w:w="2736"/>
+          </w:tcPr>
+          <w:p>
+            <w:pPr>
+              <w:spacing w:after="0"/>
+            </w:pPr>
+            <w:r>
+              <w:rPr>
+                <w:sz w:val="17"/>
+              </w:rPr>
+              <w:t>Setup and Configuration › Design Studio</w:t>
+            </w:r>
+          </w:p>
+        </w:tc>
+        <w:tc>
+          <w:tcPr>
+            <w:tcW w:type="dxa" w:w="2952"/>
+          </w:tcPr>
+          <w:p>
+            <w:pPr>
+              <w:spacing w:after="0"/>
+            </w:pPr>
+            <w:r>
+              <w:rPr>
+                <w:rFonts w:ascii="Consolas" w:hAnsi="Consolas"/>
+                <w:sz w:val="16"/>
+              </w:rPr>
+              <w:t>Image: 22-view-as-hidden.png</w:t>
+            </w:r>
+          </w:p>
+        </w:tc>
+        <w:tc>
+          <w:tcPr>
+            <w:tcW w:type="dxa" w:w="3168"/>
+          </w:tcPr>
+          <w:p>
+            <w:pPr>
+              <w:spacing w:after="0"/>
+            </w:pPr>
+            <w:r>
+              <w:rPr>
+                <w:sz w:val="17"/>
+              </w:rPr>
+              <w:t>The bar lists what this customer does not see, and why.</w:t>
+            </w:r>
+          </w:p>
+        </w:tc>
+      </w:tr>
+      <w:tr>
+        <w:tc>
+          <w:tcPr>
+            <w:tcW w:type="dxa" w:w="504"/>
+          </w:tcPr>
+          <w:p>
+            <w:pPr>
+              <w:spacing w:after="0"/>
+            </w:pPr>
+            <w:r>
+              <w:rPr>
+                <w:sz w:val="17"/>
+              </w:rPr>
+              <w:t>11</w:t>
+            </w:r>
+          </w:p>
+        </w:tc>
+        <w:tc>
+          <w:tcPr>
+            <w:tcW w:type="dxa" w:w="2736"/>
+          </w:tcPr>
+          <w:p>
+            <w:pPr>
+              <w:spacing w:after="0"/>
+            </w:pPr>
+            <w:r>
+              <w:rPr>
+                <w:sz w:val="17"/>
+              </w:rPr>
+              <w:t>Setup and Configuration › Banners and Personal Offers</w:t>
+            </w:r>
+          </w:p>
+        </w:tc>
+        <w:tc>
+          <w:tcPr>
+            <w:tcW w:type="dxa" w:w="2952"/>
+          </w:tcPr>
+          <w:p>
+            <w:pPr>
+              <w:spacing w:after="0"/>
+            </w:pPr>
+            <w:r>
+              <w:rPr>
+                <w:rFonts w:ascii="Consolas" w:hAnsi="Consolas"/>
+                <w:sz w:val="16"/>
+              </w:rPr>
+              <w:t>Image: 23-banner-general.png</w:t>
+            </w:r>
+          </w:p>
+        </w:tc>
+        <w:tc>
+          <w:tcPr>
+            <w:tcW w:type="dxa" w:w="3168"/>
+          </w:tcPr>
+          <w:p>
+            <w:pPr>
+              <w:spacing w:after="0"/>
+            </w:pPr>
+            <w:r>
+              <w:rPr>
+                <w:sz w:val="17"/>
+              </w:rPr>
+              <w:t>The Banners tab: your banners on the left, the selected banner’s settings on the right.</w:t>
+            </w:r>
+          </w:p>
+        </w:tc>
+      </w:tr>
+      <w:tr>
+        <w:tc>
+          <w:tcPr>
+            <w:tcW w:type="dxa" w:w="504"/>
+          </w:tcPr>
+          <w:p>
+            <w:pPr>
+              <w:spacing w:after="0"/>
+            </w:pPr>
+            <w:r>
+              <w:rPr>
+                <w:sz w:val="17"/>
+              </w:rPr>
+              <w:t>12</w:t>
+            </w:r>
+          </w:p>
+        </w:tc>
+        <w:tc>
+          <w:tcPr>
+            <w:tcW w:type="dxa" w:w="2736"/>
+          </w:tcPr>
+          <w:p>
+            <w:pPr>
+              <w:spacing w:after="0"/>
+            </w:pPr>
+            <w:r>
+              <w:rPr>
+                <w:sz w:val="17"/>
+              </w:rPr>
+              <w:t>Setup and Configuration › Banners and Personal Offers</w:t>
+            </w:r>
+          </w:p>
+        </w:tc>
+        <w:tc>
+          <w:tcPr>
+            <w:tcW w:type="dxa" w:w="2952"/>
+          </w:tcPr>
+          <w:p>
+            <w:pPr>
+              <w:spacing w:after="0"/>
+            </w:pPr>
+            <w:r>
+              <w:rPr>
+                <w:rFonts w:ascii="Consolas" w:hAnsi="Consolas"/>
+                <w:sz w:val="16"/>
+              </w:rPr>
+              <w:t>Image: 26-front-offer-banner.png</w:t>
+            </w:r>
+          </w:p>
+        </w:tc>
+        <w:tc>
+          <w:tcPr>
+            <w:tcW w:type="dxa" w:w="3168"/>
+          </w:tcPr>
+          <w:p>
+            <w:pPr>
+              <w:spacing w:after="0"/>
+            </w:pPr>
+            <w:r>
+              <w:rPr>
+                <w:sz w:val="17"/>
+              </w:rPr>
+              <w:t>What the customer sees: their own code, Copy and Use it now.</w:t>
+            </w:r>
+          </w:p>
+        </w:tc>
+      </w:tr>
+      <w:tr>
+        <w:tc>
+          <w:tcPr>
+            <w:tcW w:type="dxa" w:w="504"/>
+          </w:tcPr>
+          <w:p>
+            <w:pPr>
+              <w:spacing w:after="0"/>
+            </w:pPr>
+            <w:r>
+              <w:rPr>
+                <w:sz w:val="17"/>
+              </w:rPr>
+              <w:t>13</w:t>
+            </w:r>
+          </w:p>
+        </w:tc>
+        <w:tc>
+          <w:tcPr>
+            <w:tcW w:type="dxa" w:w="2736"/>
+          </w:tcPr>
+          <w:p>
+            <w:pPr>
+              <w:spacing w:after="0"/>
+            </w:pPr>
+            <w:r>
+              <w:rPr>
+                <w:sz w:val="17"/>
+              </w:rPr>
+              <w:t>Setup and Configuration › Customer Fields</w:t>
+            </w:r>
+          </w:p>
+        </w:tc>
+        <w:tc>
+          <w:tcPr>
+            <w:tcW w:type="dxa" w:w="2952"/>
+          </w:tcPr>
+          <w:p>
+            <w:pPr>
+              <w:spacing w:after="0"/>
+            </w:pPr>
+            <w:r>
+              <w:rPr>
+                <w:rFonts w:ascii="Consolas" w:hAnsi="Consolas"/>
+                <w:sz w:val="16"/>
+              </w:rPr>
+              <w:t>Image: 27-fields-admin.png</w:t>
+            </w:r>
+          </w:p>
+        </w:tc>
+        <w:tc>
+          <w:tcPr>
+            <w:tcW w:type="dxa" w:w="3168"/>
+          </w:tcPr>
+          <w:p>
+            <w:pPr>
+              <w:spacing w:after="0"/>
+            </w:pPr>
+            <w:r>
+              <w:rPr>
+                <w:sz w:val="17"/>
+              </w:rPr>
+              <w:t>The Fields tab.</w:t>
+            </w:r>
+          </w:p>
+        </w:tc>
+      </w:tr>
+      <w:tr>
+        <w:tc>
+          <w:tcPr>
+            <w:tcW w:type="dxa" w:w="504"/>
+          </w:tcPr>
+          <w:p>
+            <w:pPr>
+              <w:spacing w:after="0"/>
+            </w:pPr>
+            <w:r>
+              <w:rPr>
+                <w:sz w:val="17"/>
+              </w:rPr>
+              <w:t>14</w:t>
+            </w:r>
+          </w:p>
+        </w:tc>
+        <w:tc>
+          <w:tcPr>
+            <w:tcW w:type="dxa" w:w="2736"/>
+          </w:tcPr>
+          <w:p>
+            <w:pPr>
+              <w:spacing w:after="0"/>
+            </w:pPr>
+            <w:r>
+              <w:rPr>
+                <w:sz w:val="17"/>
+              </w:rPr>
+              <w:t>Setup and Configuration › Returns and Cancelling Orders</w:t>
+            </w:r>
+          </w:p>
+        </w:tc>
+        <w:tc>
+          <w:tcPr>
+            <w:tcW w:type="dxa" w:w="2952"/>
+          </w:tcPr>
+          <w:p>
+            <w:pPr>
+              <w:spacing w:after="0"/>
+            </w:pPr>
+            <w:r>
+              <w:rPr>
+                <w:rFonts w:ascii="Consolas" w:hAnsi="Consolas"/>
+                <w:sz w:val="16"/>
+              </w:rPr>
+              <w:t>Image: 29-front-order-actions.png</w:t>
+            </w:r>
+          </w:p>
+        </w:tc>
+        <w:tc>
+          <w:tcPr>
+            <w:tcW w:type="dxa" w:w="3168"/>
+          </w:tcPr>
+          <w:p>
+            <w:pPr>
+              <w:spacing w:after="0"/>
+            </w:pPr>
+            <w:r>
+              <w:rPr>
+                <w:sz w:val="17"/>
+              </w:rPr>
+              <w:t>The Orders list: Cancel on orders that have not shipped, Return items on completed ones.</w:t>
+            </w:r>
+          </w:p>
+        </w:tc>
+      </w:tr>
+      <w:tr>
+        <w:tc>
+          <w:tcPr>
+            <w:tcW w:type="dxa" w:w="504"/>
+          </w:tcPr>
+          <w:p>
+            <w:pPr>
+              <w:spacing w:after="0"/>
+            </w:pPr>
+            <w:r>
+              <w:rPr>
+                <w:sz w:val="17"/>
+              </w:rPr>
+              <w:t>15</w:t>
+            </w:r>
+          </w:p>
+        </w:tc>
+        <w:tc>
+          <w:tcPr>
+            <w:tcW w:type="dxa" w:w="2736"/>
+          </w:tcPr>
+          <w:p>
+            <w:pPr>
+              <w:spacing w:after="0"/>
+            </w:pPr>
+            <w:r>
+              <w:rPr>
+                <w:sz w:val="17"/>
+              </w:rPr>
+              <w:t>Setup and Configuration › Returns and Cancelling Orders</w:t>
+            </w:r>
+          </w:p>
+        </w:tc>
+        <w:tc>
+          <w:tcPr>
+            <w:tcW w:type="dxa" w:w="2952"/>
+          </w:tcPr>
+          <w:p>
+            <w:pPr>
+              <w:spacing w:after="0"/>
+            </w:pPr>
+            <w:r>
+              <w:rPr>
+                <w:rFonts w:ascii="Consolas" w:hAnsi="Consolas"/>
+                <w:sz w:val="16"/>
+              </w:rPr>
+              <w:t>Image: 32-returns-admin.png</w:t>
+            </w:r>
+          </w:p>
+        </w:tc>
+        <w:tc>
+          <w:tcPr>
+            <w:tcW w:type="dxa" w:w="3168"/>
+          </w:tcPr>
+          <w:p>
+            <w:pPr>
+              <w:spacing w:after="0"/>
+            </w:pPr>
+            <w:r>
+              <w:rPr>
+                <w:sz w:val="17"/>
+              </w:rPr>
+              <w:t>The Returns tab: set a status, add a message, and the customer is emailed.</w:t>
+            </w:r>
+          </w:p>
+        </w:tc>
+      </w:tr>
+      <w:tr>
+        <w:tc>
+          <w:tcPr>
+            <w:tcW w:type="dxa" w:w="504"/>
+          </w:tcPr>
+          <w:p>
+            <w:pPr>
+              <w:spacing w:after="0"/>
+            </w:pPr>
+            <w:r>
+              <w:rPr>
+                <w:sz w:val="17"/>
+              </w:rPr>
+              <w:t>16</w:t>
+            </w:r>
+          </w:p>
+        </w:tc>
+        <w:tc>
+          <w:tcPr>
+            <w:tcW w:type="dxa" w:w="2736"/>
+          </w:tcPr>
+          <w:p>
+            <w:pPr>
+              <w:spacing w:after="0"/>
+            </w:pPr>
+            <w:r>
+              <w:rPr>
+                <w:sz w:val="17"/>
+              </w:rPr>
+              <w:t>Setup and Configuration › Insights</w:t>
+            </w:r>
+          </w:p>
+        </w:tc>
+        <w:tc>
+          <w:tcPr>
+            <w:tcW w:type="dxa" w:w="2952"/>
+          </w:tcPr>
+          <w:p>
+            <w:pPr>
+              <w:spacing w:after="0"/>
+            </w:pPr>
+            <w:r>
+              <w:rPr>
+                <w:rFonts w:ascii="Consolas" w:hAnsi="Consolas"/>
+                <w:sz w:val="16"/>
+              </w:rPr>
+              <w:t>Image: 33-insights.png</w:t>
+            </w:r>
+          </w:p>
+        </w:tc>
+        <w:tc>
+          <w:tcPr>
+            <w:tcW w:type="dxa" w:w="3168"/>
+          </w:tcPr>
+          <w:p>
+            <w:pPr>
+              <w:spacing w:after="0"/>
+            </w:pPr>
+            <w:r>
+              <w:rPr>
+                <w:sz w:val="17"/>
+              </w:rPr>
+              <w:t>Insights over the last 30 days.</w:t>
+            </w:r>
+          </w:p>
+        </w:tc>
+      </w:tr>
+      <w:tr>
+        <w:tc>
+          <w:tcPr>
+            <w:tcW w:type="dxa" w:w="504"/>
+          </w:tcPr>
+          <w:p>
+            <w:pPr>
+              <w:spacing w:after="0"/>
+            </w:pPr>
+            <w:r>
+              <w:rPr>
+                <w:sz w:val="17"/>
+              </w:rPr>
+              <w:t>17</w:t>
+            </w:r>
+          </w:p>
+        </w:tc>
+        <w:tc>
+          <w:tcPr>
+            <w:tcW w:type="dxa" w:w="2736"/>
+          </w:tcPr>
+          <w:p>
+            <w:pPr>
+              <w:spacing w:after="0"/>
+            </w:pPr>
+            <w:r>
+              <w:rPr>
+                <w:sz w:val="17"/>
+              </w:rPr>
+              <w:t>Setup and Configuration › Settings</w:t>
+            </w:r>
+          </w:p>
+        </w:tc>
+        <w:tc>
+          <w:tcPr>
+            <w:tcW w:type="dxa" w:w="2952"/>
+          </w:tcPr>
+          <w:p>
+            <w:pPr>
+              <w:spacing w:after="0"/>
+            </w:pPr>
+            <w:r>
+              <w:rPr>
+                <w:rFonts w:ascii="Consolas" w:hAnsi="Consolas"/>
+                <w:sz w:val="16"/>
+              </w:rPr>
+              <w:t>Image: 34-settings-general.png</w:t>
+            </w:r>
+          </w:p>
+        </w:tc>
+        <w:tc>
+          <w:tcPr>
+            <w:tcW w:type="dxa" w:w="3168"/>
+          </w:tcPr>
+          <w:p>
+            <w:pPr>
+              <w:spacing w:after="0"/>
+            </w:pPr>
+            <w:r>
+              <w:rPr>
+                <w:sz w:val="17"/>
+              </w:rPr>
+              <w:t>Settings → General.</w:t>
+            </w:r>
+          </w:p>
+        </w:tc>
+      </w:tr>
+      <w:tr>
+        <w:tc>
+          <w:tcPr>
+            <w:tcW w:type="dxa" w:w="504"/>
+          </w:tcPr>
+          <w:p>
+            <w:pPr>
+              <w:spacing w:after="0"/>
+            </w:pPr>
+            <w:r>
+              <w:rPr>
+                <w:sz w:val="17"/>
+              </w:rPr>
+              <w:t>18</w:t>
+            </w:r>
+          </w:p>
+        </w:tc>
+        <w:tc>
+          <w:tcPr>
+            <w:tcW w:type="dxa" w:w="2736"/>
+          </w:tcPr>
+          <w:p>
+            <w:pPr>
+              <w:spacing w:after="0"/>
+            </w:pPr>
+            <w:r>
+              <w:rPr>
+                <w:sz w:val="17"/>
+              </w:rPr>
+              <w:t>Usage › Customer Self-Service</w:t>
+            </w:r>
+          </w:p>
+        </w:tc>
+        <w:tc>
+          <w:tcPr>
+            <w:tcW w:type="dxa" w:w="2952"/>
+          </w:tcPr>
+          <w:p>
+            <w:pPr>
+              <w:spacing w:after="0"/>
+            </w:pPr>
+            <w:r>
+              <w:rPr>
+                <w:rFonts w:ascii="Consolas" w:hAnsi="Consolas"/>
+                <w:sz w:val="16"/>
+              </w:rPr>
+              <w:t>Image: 38-buy-again.png</w:t>
+            </w:r>
+          </w:p>
+        </w:tc>
+        <w:tc>
+          <w:tcPr>
+            <w:tcW w:type="dxa" w:w="3168"/>
+          </w:tcPr>
+          <w:p>
+            <w:pPr>
+              <w:spacing w:after="0"/>
+            </w:pPr>
+            <w:r>
+              <w:rPr>
+                <w:sz w:val="17"/>
+              </w:rPr>
+              <w:t>Buy again: one click puts a past purchase back in the cart.</w:t>
+            </w:r>
+          </w:p>
+        </w:tc>
+      </w:tr>
+    </w:tbl>
     <w:p>
-      <w:pPr>
-        <w:pStyle w:val="ListBullet"/>
-      </w:pPr>
-      <w:r>
-        <w:t xml:space="preserve">Edit </w:t>
-      </w:r>
-      <w:r>
-        <w:rPr>
-          <w:rFonts w:ascii="Consolas" w:hAnsi="Consolas"/>
-          <w:color w:val="B32D2E"/>
-          <w:sz w:val="19"/>
-        </w:rPr>
-        <w:t>assets/scss/*.scss</w:t>
-      </w:r>
-      <w:r>
-        <w:t xml:space="preserve"> and </w:t>
-      </w:r>
-      <w:r>
-        <w:rPr>
-          <w:rFonts w:ascii="Consolas" w:hAnsi="Consolas"/>
-          <w:color w:val="B32D2E"/>
-          <w:sz w:val="19"/>
-        </w:rPr>
-        <w:t>assets/js/*.js</w:t>
-      </w:r>
-      <w:r>
-        <w:t xml:space="preserve"> sources — not the compiled </w:t>
-      </w:r>
-      <w:r>
-        <w:rPr>
-          <w:rFonts w:ascii="Consolas" w:hAnsi="Consolas"/>
-          <w:color w:val="B32D2E"/>
-          <w:sz w:val="19"/>
-        </w:rPr>
-        <w:t>assets/css/*.css</w:t>
-      </w:r>
-      <w:r>
-        <w:t>.</w:t>
-      </w:r>
-    </w:p>
-    <w:p>
-      <w:pPr>
-        <w:pStyle w:val="ListBullet"/>
-      </w:pPr>
-      <w:r>
-        <w:t xml:space="preserve">Assets enqueue minified with a filemtime cache‑buster; define </w:t>
-      </w:r>
-      <w:r>
-        <w:rPr>
-          <w:rFonts w:ascii="Consolas" w:hAnsi="Consolas"/>
-          <w:color w:val="B32D2E"/>
-          <w:sz w:val="19"/>
-        </w:rPr>
-        <w:t>SCRIPT_DEBUG</w:t>
-      </w:r>
-      <w:r>
-        <w:t xml:space="preserve"> for unminified.</w:t>
-      </w:r>
-    </w:p>
-    <w:p>
-      <w:pPr>
-        <w:pStyle w:val="ListBullet"/>
-      </w:pPr>
-      <w:r>
-        <w:rPr>
-          <w:b/>
-        </w:rPr>
-        <w:t>Template overrides:</w:t>
-      </w:r>
-      <w:r>
-        <w:t xml:space="preserve"> copy files from </w:t>
-      </w:r>
-      <w:r>
-        <w:rPr>
-          <w:rFonts w:ascii="Consolas" w:hAnsi="Consolas"/>
-          <w:color w:val="B32D2E"/>
-          <w:sz w:val="19"/>
-        </w:rPr>
-        <w:t>templates/</w:t>
-      </w:r>
-      <w:r>
-        <w:t xml:space="preserve"> into </w:t>
-      </w:r>
-      <w:r>
-        <w:rPr>
-          <w:rFonts w:ascii="Consolas" w:hAnsi="Consolas"/>
-          <w:color w:val="B32D2E"/>
-          <w:sz w:val="19"/>
-        </w:rPr>
-        <w:t>yourtheme/account-customizer-for-woocommerce/</w:t>
-      </w:r>
-      <w:r>
-        <w:t>.</w:t>
-      </w:r>
-    </w:p>
-    <w:p>
-      <w:pPr>
-        <w:pStyle w:val="ListBullet"/>
-      </w:pPr>
-      <w:r>
-        <w:rPr>
-          <w:b/>
-        </w:rPr>
-        <w:t>Filters:</w:t>
-      </w:r>
-      <w:r>
-        <w:t xml:space="preserve"> </w:t>
-      </w:r>
-      <w:r>
-        <w:rPr>
-          <w:rFonts w:ascii="Consolas" w:hAnsi="Consolas"/>
-          <w:color w:val="B32D2E"/>
-          <w:sz w:val="19"/>
-        </w:rPr>
-        <w:t>acfw_prebuilt_templates</w:t>
-      </w:r>
-      <w:r>
-        <w:t xml:space="preserve">, </w:t>
-      </w:r>
-      <w:r>
-        <w:rPr>
-          <w:rFonts w:ascii="Consolas" w:hAnsi="Consolas"/>
-          <w:color w:val="B32D2E"/>
-          <w:sz w:val="19"/>
-        </w:rPr>
-        <w:t>acfw_design_option_keys</w:t>
-      </w:r>
-      <w:r>
-        <w:t xml:space="preserve">, </w:t>
-      </w:r>
-      <w:r>
-        <w:rPr>
-          <w:rFonts w:ascii="Consolas" w:hAnsi="Consolas"/>
-          <w:color w:val="B32D2E"/>
-          <w:sz w:val="19"/>
-        </w:rPr>
-        <w:t>acfw_design_option_defaults</w:t>
-      </w:r>
-      <w:r>
-        <w:t xml:space="preserve">, </w:t>
-      </w:r>
-      <w:r>
-        <w:rPr>
-          <w:rFonts w:ascii="Consolas" w:hAnsi="Consolas"/>
-          <w:color w:val="B32D2E"/>
-          <w:sz w:val="19"/>
-        </w:rPr>
-        <w:t>acfw_menu_styles</w:t>
-      </w:r>
-      <w:r>
-        <w:t xml:space="preserve">, </w:t>
-      </w:r>
-      <w:r>
-        <w:rPr>
-          <w:rFonts w:ascii="Consolas" w:hAnsi="Consolas"/>
-          <w:color w:val="B32D2E"/>
-          <w:sz w:val="19"/>
-        </w:rPr>
-        <w:t>acfw_default_type_icon</w:t>
-      </w:r>
-      <w:r>
-        <w:t xml:space="preserve">, </w:t>
-      </w:r>
-      <w:r>
-        <w:rPr>
-          <w:rFonts w:ascii="Consolas" w:hAnsi="Consolas"/>
-          <w:color w:val="B32D2E"/>
-          <w:sz w:val="19"/>
-        </w:rPr>
-        <w:t>acfw_smart_tags</w:t>
-      </w:r>
-      <w:r>
-        <w:t xml:space="preserve">, </w:t>
-      </w:r>
-      <w:r>
-        <w:rPr>
-          <w:rFonts w:ascii="Consolas" w:hAnsi="Consolas"/>
-          <w:color w:val="B32D2E"/>
-          <w:sz w:val="19"/>
-        </w:rPr>
-        <w:t>acfw_item_is_visible</w:t>
-      </w:r>
-      <w:r>
-        <w:t xml:space="preserve">, </w:t>
-      </w:r>
-      <w:r>
-        <w:rPr>
-          <w:rFonts w:ascii="Consolas" w:hAnsi="Consolas"/>
-          <w:color w:val="B32D2E"/>
-          <w:sz w:val="19"/>
-        </w:rPr>
-        <w:t>acfw_item_classes</w:t>
-      </w:r>
-      <w:r>
-        <w:t xml:space="preserve">, </w:t>
-      </w:r>
-      <w:r>
-        <w:rPr>
-          <w:rFonts w:ascii="Consolas" w:hAnsi="Consolas"/>
-          <w:color w:val="B32D2E"/>
-          <w:sz w:val="19"/>
-        </w:rPr>
-        <w:t>acfw_endpoint_content</w:t>
-      </w:r>
-      <w:r>
-        <w:t xml:space="preserve">, </w:t>
-      </w:r>
-      <w:r>
-        <w:rPr>
-          <w:rFonts w:ascii="Consolas" w:hAnsi="Consolas"/>
-          <w:color w:val="B32D2E"/>
-          <w:sz w:val="19"/>
-        </w:rPr>
-        <w:t>acfw_is_account_page</w:t>
-      </w:r>
-      <w:r>
-        <w:t>.</w:t>
-      </w:r>
-    </w:p>
-    <w:p>
-      <w:r>
-        <w:rPr>
-          <w:b/>
-        </w:rPr>
-        <w:t>Embedding the menu elsewhere:</w:t>
-      </w:r>
-    </w:p>
-    <w:p>
-      <w:pPr>
-        <w:pStyle w:val="ListBullet"/>
-      </w:pPr>
-      <w:r>
-        <w:t xml:space="preserve">Shortcode — </w:t>
-      </w:r>
-      <w:r>
-        <w:rPr>
-          <w:rFonts w:ascii="Consolas" w:hAnsi="Consolas"/>
-          <w:color w:val="B32D2E"/>
-          <w:sz w:val="19"/>
-        </w:rPr>
-        <w:t>[acfw_account_menu]</w:t>
-      </w:r>
-    </w:p>
-    <w:p>
-      <w:pPr>
-        <w:pStyle w:val="ListBullet"/>
-      </w:pPr>
-      <w:r>
-        <w:t xml:space="preserve">Block — </w:t>
-      </w:r>
-      <w:r>
-        <w:rPr>
-          <w:b/>
-        </w:rPr>
-        <w:t>Account Menu</w:t>
-      </w:r>
-      <w:r>
-        <w:t xml:space="preserve"> (</w:t>
-      </w:r>
-      <w:r>
-        <w:rPr>
-          <w:rFonts w:ascii="Consolas" w:hAnsi="Consolas"/>
-          <w:color w:val="B32D2E"/>
-          <w:sz w:val="19"/>
-        </w:rPr>
-        <w:t>acfw/account-menu</w:t>
-      </w:r>
-      <w:r>
-        <w:t>)</w:t>
-      </w:r>
-    </w:p>
-    <w:p>
-      <w:pPr>
-        <w:pStyle w:val="ListBullet"/>
-      </w:pPr>
-      <w:r>
-        <w:t xml:space="preserve">Widget — </w:t>
-      </w:r>
-      <w:r>
-        <w:rPr>
-          <w:b/>
-        </w:rPr>
-        <w:t>Account Menu</w:t>
-      </w:r>
-      <w:r>
-        <w:t xml:space="preserve"> classic widget</w:t>
-      </w:r>
-    </w:p>
-    <w:p>
-      <w:pPr>
-        <w:pStyle w:val="Heading2"/>
-      </w:pPr>
-      <w:r>
-        <w:rPr>
-          <w:color w:val="2563EB"/>
-        </w:rPr>
-        <w:t>Save Changes</w:t>
-      </w:r>
-    </w:p>
-    <w:p>
-      <w:pPr>
-        <w:pStyle w:val="ListBullet"/>
-      </w:pPr>
-      <w:r>
-        <w:rPr>
-          <w:b/>
-        </w:rPr>
-        <w:t>Menu Items</w:t>
-      </w:r>
-      <w:r>
-        <w:t xml:space="preserve"> — one </w:t>
-      </w:r>
-      <w:r>
-        <w:rPr>
-          <w:b/>
-        </w:rPr>
-        <w:t>Save changes</w:t>
-      </w:r>
-      <w:r>
-        <w:t xml:space="preserve"> button saves the entire list + order.</w:t>
-      </w:r>
-    </w:p>
-    <w:p>
-      <w:pPr>
-        <w:pStyle w:val="ListBullet"/>
-      </w:pPr>
-      <w:r>
-        <w:rPr>
-          <w:b/>
-        </w:rPr>
-        <w:t>Settings</w:t>
-      </w:r>
-      <w:r>
-        <w:t xml:space="preserve"> — </w:t>
-      </w:r>
-      <w:r>
-        <w:rPr>
-          <w:b/>
-        </w:rPr>
-        <w:t>Save changes</w:t>
-      </w:r>
-      <w:r>
-        <w:t xml:space="preserve"> stores the general options.</w:t>
-      </w:r>
-    </w:p>
-    <w:p>
-      <w:pPr>
-        <w:pStyle w:val="ListBullet"/>
-      </w:pPr>
-      <w:r>
-        <w:rPr>
-          <w:b/>
-        </w:rPr>
-        <w:t>Banners</w:t>
-      </w:r>
-      <w:r>
-        <w:t xml:space="preserve"> — </w:t>
-      </w:r>
-      <w:r>
-        <w:rPr>
-          <w:b/>
-        </w:rPr>
-        <w:t>Create / Save banner</w:t>
-      </w:r>
-      <w:r>
-        <w:t xml:space="preserve"> per banner.</w:t>
-      </w:r>
-    </w:p>
-    <w:p>
-      <w:pPr>
-        <w:pStyle w:val="ListBullet"/>
-      </w:pPr>
-      <w:r>
-        <w:t>All saves confirm with a toast notification.</w:t>
-      </w:r>
-    </w:p>
-    <w:p>
-      <w:r>
-        <w:br/>
-      </w:r>
-    </w:p>
-    <w:p>
-      <w:pPr>
-        <w:pStyle w:val="Heading1"/>
-      </w:pPr>
-      <w:r>
-        <w:rPr>
-          <w:color w:val="2563EB"/>
-        </w:rPr>
-        <w:t>Smart Tags</w:t>
-      </w:r>
-    </w:p>
-    <w:p>
-      <w:r>
-        <w:t>Dynamic placeholders usable in custom content, the dashboard title and banners:</w:t>
-      </w:r>
-    </w:p>
-    <w:p>
-      <w:pPr>
-        <w:pStyle w:val="ListBullet"/>
-      </w:pPr>
-      <w:r>
-        <w:rPr>
-          <w:rFonts w:ascii="Consolas" w:hAnsi="Consolas"/>
-          <w:color w:val="B32D2E"/>
-          <w:sz w:val="19"/>
-        </w:rPr>
-        <w:t>{display_name}</w:t>
-      </w:r>
-      <w:r>
-        <w:t xml:space="preserve"> — Display name</w:t>
-      </w:r>
-    </w:p>
-    <w:p>
-      <w:pPr>
-        <w:pStyle w:val="ListBullet"/>
-      </w:pPr>
-      <w:r>
-        <w:rPr>
-          <w:rFonts w:ascii="Consolas" w:hAnsi="Consolas"/>
-          <w:color w:val="B32D2E"/>
-          <w:sz w:val="19"/>
-        </w:rPr>
-        <w:t>{first_name}</w:t>
-      </w:r>
-      <w:r>
-        <w:t xml:space="preserve"> — First name</w:t>
-      </w:r>
-    </w:p>
-    <w:p>
-      <w:pPr>
-        <w:pStyle w:val="ListBullet"/>
-      </w:pPr>
-      <w:r>
-        <w:rPr>
-          <w:rFonts w:ascii="Consolas" w:hAnsi="Consolas"/>
-          <w:color w:val="B32D2E"/>
-          <w:sz w:val="19"/>
-        </w:rPr>
-        <w:t>{last_name}</w:t>
-      </w:r>
-      <w:r>
-        <w:t xml:space="preserve"> — Last name</w:t>
-      </w:r>
-    </w:p>
-    <w:p>
-      <w:pPr>
-        <w:pStyle w:val="ListBullet"/>
-      </w:pPr>
-      <w:r>
-        <w:rPr>
-          <w:rFonts w:ascii="Consolas" w:hAnsi="Consolas"/>
-          <w:color w:val="B32D2E"/>
-          <w:sz w:val="19"/>
-        </w:rPr>
-        <w:t>{username}</w:t>
-      </w:r>
-      <w:r>
-        <w:t xml:space="preserve"> — Username</w:t>
-      </w:r>
-    </w:p>
-    <w:p>
-      <w:pPr>
-        <w:pStyle w:val="ListBullet"/>
-      </w:pPr>
-      <w:r>
-        <w:rPr>
-          <w:rFonts w:ascii="Consolas" w:hAnsi="Consolas"/>
-          <w:color w:val="B32D2E"/>
-          <w:sz w:val="19"/>
-        </w:rPr>
-        <w:t>{user_email}</w:t>
-      </w:r>
-      <w:r>
-        <w:t xml:space="preserve"> — Email address</w:t>
-      </w:r>
-    </w:p>
-    <w:p>
-      <w:pPr>
-        <w:pStyle w:val="ListBullet"/>
-      </w:pPr>
-      <w:r>
-        <w:rPr>
-          <w:rFonts w:ascii="Consolas" w:hAnsi="Consolas"/>
-          <w:color w:val="B32D2E"/>
-          <w:sz w:val="19"/>
-        </w:rPr>
-        <w:t>{site_title}</w:t>
-      </w:r>
-      <w:r>
-        <w:t xml:space="preserve"> — Site title</w:t>
-      </w:r>
-    </w:p>
-    <w:p>
-      <w:pPr>
-        <w:pStyle w:val="ListBullet"/>
-      </w:pPr>
-      <w:r>
-        <w:rPr>
-          <w:rFonts w:ascii="Consolas" w:hAnsi="Consolas"/>
-          <w:color w:val="B32D2E"/>
-          <w:sz w:val="19"/>
-        </w:rPr>
-        <w:t>{order_count}</w:t>
-      </w:r>
-      <w:r>
-        <w:t xml:space="preserve"> — Order count</w:t>
-      </w:r>
-    </w:p>
-    <w:p>
-      <w:pPr>
-        <w:pStyle w:val="ListBullet"/>
-      </w:pPr>
-      <w:r>
-        <w:rPr>
-          <w:rFonts w:ascii="Consolas" w:hAnsi="Consolas"/>
-          <w:color w:val="B32D2E"/>
-          <w:sz w:val="19"/>
-        </w:rPr>
-        <w:t>{download_count}</w:t>
-      </w:r>
-      <w:r>
-        <w:t xml:space="preserve"> — Download count</w:t>
-      </w:r>
-    </w:p>
-    <w:p>
-      <w:pPr>
-        <w:pStyle w:val="ListBullet"/>
-      </w:pPr>
-      <w:r>
-        <w:rPr>
-          <w:rFonts w:ascii="Consolas" w:hAnsi="Consolas"/>
-          <w:color w:val="B32D2E"/>
-          <w:sz w:val="19"/>
-        </w:rPr>
-        <w:t>{last_login}</w:t>
-      </w:r>
-      <w:r>
-        <w:t xml:space="preserve"> — Last login date</w:t>
-      </w:r>
-    </w:p>
-    <w:p>
-      <w:pPr>
-        <w:pStyle w:val="ListBullet"/>
-      </w:pPr>
-      <w:r>
-        <w:rPr>
-          <w:rFonts w:ascii="Consolas" w:hAnsi="Consolas"/>
-          <w:color w:val="B32D2E"/>
-          <w:sz w:val="19"/>
-        </w:rPr>
-        <w:t>{points_balance}</w:t>
-      </w:r>
-      <w:r>
-        <w:t xml:space="preserve"> — Points balance </w:t>
-      </w:r>
       <w:r>
         <w:rPr>
           <w:i/>
+          <w:color w:val="555F6D"/>
         </w:rPr>
-        <w:t>(WooCommerce Points &amp; Rewards)</w:t>
-      </w:r>
-    </w:p>
-    <w:p>
-      <w:pPr>
-        <w:pStyle w:val="ListBullet"/>
-      </w:pPr>
-      <w:r>
-        <w:rPr>
-          <w:rFonts w:ascii="Consolas" w:hAnsi="Consolas"/>
-          <w:color w:val="B32D2E"/>
-          <w:sz w:val="19"/>
-        </w:rPr>
-        <w:t>{membership_plan}</w:t>
-      </w:r>
-      <w:r>
-        <w:t xml:space="preserve"> — Membership plan </w:t>
-      </w:r>
-      <w:r>
-        <w:rPr>
-          <w:i/>
-        </w:rPr>
-        <w:t>(WooCommerce Memberships)</w:t>
-      </w:r>
-    </w:p>
-    <w:p>
-      <w:r>
-        <w:t xml:space="preserve">In the Classic editor, use the </w:t>
-      </w:r>
-      <w:r>
-        <w:rPr>
-          <w:b/>
-        </w:rPr>
-        <w:t>Add smart tags</w:t>
-      </w:r>
-      <w:r>
-        <w:t xml:space="preserve"> button beside </w:t>
-      </w:r>
-      <w:r>
-        <w:rPr>
-          <w:b/>
-        </w:rPr>
-        <w:t>Add Media</w:t>
-      </w:r>
-      <w:r>
-        <w:t>.</w:t>
-      </w:r>
-    </w:p>
-    <w:p>
-      <w:r>
-        <w:br/>
-      </w:r>
-    </w:p>
-    <w:p>
-      <w:pPr>
-        <w:pStyle w:val="Heading1"/>
-      </w:pPr>
-      <w:r>
-        <w:rPr>
-          <w:color w:val="2563EB"/>
-        </w:rPr>
-        <w:t>Compatibility with Third‑Party WooCommerce Plugins</w:t>
-      </w:r>
-    </w:p>
-    <w:p>
-      <w:pPr>
-        <w:pStyle w:val="ListBullet"/>
-      </w:pPr>
-      <w:r>
-        <w:rPr>
-          <w:b/>
-        </w:rPr>
-        <w:t>WooCommerce Points &amp; Rewards</w:t>
-      </w:r>
-      <w:r>
-        <w:t xml:space="preserve"> — the </w:t>
-      </w:r>
-      <w:r>
-        <w:rPr>
-          <w:rFonts w:ascii="Consolas" w:hAnsi="Consolas"/>
-          <w:color w:val="B32D2E"/>
-          <w:sz w:val="19"/>
-        </w:rPr>
-        <w:t>{points_balance}</w:t>
-      </w:r>
-      <w:r>
-        <w:t xml:space="preserve"> smart tag and the </w:t>
-      </w:r>
-      <w:r>
-        <w:rPr>
-          <w:b/>
-        </w:rPr>
-        <w:t>Reward points</w:t>
-      </w:r>
-      <w:r>
-        <w:t xml:space="preserve"> dashboard stat read the customer’s balance.</w:t>
-      </w:r>
-    </w:p>
-    <w:p>
-      <w:pPr>
-        <w:pStyle w:val="ListBullet"/>
-      </w:pPr>
-      <w:r>
-        <w:rPr>
-          <w:b/>
-        </w:rPr>
-        <w:t>WooCommerce Memberships</w:t>
-      </w:r>
-      <w:r>
-        <w:t xml:space="preserve"> — the </w:t>
-      </w:r>
-      <w:r>
-        <w:rPr>
-          <w:rFonts w:ascii="Consolas" w:hAnsi="Consolas"/>
-          <w:color w:val="B32D2E"/>
-          <w:sz w:val="19"/>
-        </w:rPr>
-        <w:t>{membership_plan}</w:t>
-      </w:r>
-      <w:r>
-        <w:t xml:space="preserve"> smart tag shows the active plan.</w:t>
-      </w:r>
-    </w:p>
-    <w:p>
-      <w:pPr>
-        <w:pStyle w:val="ListBullet"/>
-      </w:pPr>
-      <w:r>
-        <w:rPr>
-          <w:b/>
-        </w:rPr>
-        <w:t>Themes</w:t>
-      </w:r>
-      <w:r>
-        <w:t xml:space="preserve"> — the menu neutralises common theme interference on list rows; the </w:t>
-      </w:r>
-      <w:r>
-        <w:rPr>
-          <w:b/>
-        </w:rPr>
-        <w:t>Theme style</w:t>
-      </w:r>
-      <w:r>
-        <w:t xml:space="preserve"> menu style intentionally inherits the active theme’s look. Block content pulls in core block styles so blocks render correctly on the account page.</w:t>
-      </w:r>
-    </w:p>
-    <w:p>
-      <w:pPr>
-        <w:pStyle w:val="ListBullet"/>
-      </w:pPr>
-      <w:r>
-        <w:rPr>
-          <w:b/>
-        </w:rPr>
-        <w:t>Block editor</w:t>
-      </w:r>
-      <w:r>
-        <w:t xml:space="preserve"> — custom endpoint content can use the standalone Gutenberg editor (core blocks, media, embeds, patterns).</w:t>
-      </w:r>
-    </w:p>
-    <w:p>
-      <w:r>
-        <w:br/>
-      </w:r>
-    </w:p>
-    <w:p>
-      <w:r>
-        <w:t>*Front‑end behaviours (group toggle, search filter, pin, collapsible rail, logout</w:t>
-      </w:r>
-    </w:p>
-    <w:p>
-      <w:r>
-        <w:t xml:space="preserve">confirm, mobile drawer, AJAX) are handled in </w:t>
-      </w:r>
-      <w:r>
-        <w:rPr>
-          <w:rFonts w:ascii="Consolas" w:hAnsi="Consolas"/>
-          <w:color w:val="B32D2E"/>
-          <w:sz w:val="19"/>
-        </w:rPr>
-        <w:t>assets/js/frontend.js</w:t>
-      </w:r>
-      <w:r>
-        <w:t>. For a full</w:t>
-      </w:r>
-    </w:p>
-    <w:p>
-      <w:r>
-        <w:t xml:space="preserve">option‑key reference and contributor notes, see </w:t>
-      </w:r>
-      <w:r>
-        <w:rPr>
-          <w:rFonts w:ascii="Consolas" w:hAnsi="Consolas"/>
-          <w:color w:val="B32D2E"/>
-          <w:sz w:val="19"/>
-        </w:rPr>
-        <w:t>CLAUDE.md</w:t>
-      </w:r>
-      <w:r>
-        <w:t>.*</w:t>
+        <w:t>GIF rows are shaded.</w:t>
       </w:r>
     </w:p>
     <w:sectPr>
       <w:pgSz w:w="12240" w:h="15840"/>
-      <w:pgMar w:top="1440" w:right="1800" w:bottom="1440" w:left="1800" w:header="720" w:footer="720" w:gutter="0"/>
+      <w:pgMar w:top="1296" w:right="1440" w:bottom="1296" w:left="1440" w:header="720" w:footer="720" w:gutter="0"/>
       <w:cols w:space="720"/>
       <w:docGrid w:linePitch="360"/>
     </w:sectPr>
@@ -3586,6 +4954,30 @@
   </w:num>
   <w:num w:numId="9">
     <w:abstractNumId w:val="0"/>
+  </w:num>
+  <w:num w:numId="10">
+    <w:abstractNumId w:val="7"/>
+    <w:lvlOverride w:ilvl="0">
+      <w:startOverride w:val="1"/>
+    </w:lvlOverride>
+  </w:num>
+  <w:num w:numId="11">
+    <w:abstractNumId w:val="7"/>
+    <w:lvlOverride w:ilvl="0">
+      <w:startOverride w:val="1"/>
+    </w:lvlOverride>
+  </w:num>
+  <w:num w:numId="12">
+    <w:abstractNumId w:val="7"/>
+    <w:lvlOverride w:ilvl="0">
+      <w:startOverride w:val="1"/>
+    </w:lvlOverride>
+  </w:num>
+  <w:num w:numId="13">
+    <w:abstractNumId w:val="7"/>
+    <w:lvlOverride w:ilvl="0">
+      <w:startOverride w:val="1"/>
+    </w:lvlOverride>
   </w:num>
 </w:numbering>
 </file>
@@ -3751,7 +5143,7 @@
     <w:qFormat/>
     <w:rsid w:val="00FC693F"/>
     <w:rPr>
-      <w:rFonts w:ascii="Calibri" w:hAnsi="Calibri"/>
+      <w:rFonts w:ascii="Calibri" w:hAnsi="Calibri" w:eastAsia="Calibri"/>
       <w:sz w:val="22"/>
     </w:rPr>
   </w:style>
@@ -3814,10 +5206,10 @@
       <w:outlineLvl w:val="0"/>
     </w:pPr>
     <w:rPr>
-      <w:rFonts w:asciiTheme="majorHAnsi" w:eastAsiaTheme="majorEastAsia" w:hAnsiTheme="majorHAnsi" w:cstheme="majorBidi"/>
+      <w:rFonts w:asciiTheme="majorHAnsi" w:eastAsiaTheme="majorEastAsia" w:hAnsiTheme="majorHAnsi" w:cstheme="majorBidi" w:ascii="Calibri" w:hAnsi="Calibri"/>
       <w:b/>
       <w:bCs/>
-      <w:color w:val="365F91" w:themeColor="accent1" w:themeShade="BF"/>
+      <w:color w:val="1D232F"/>
       <w:sz w:val="28"/>
       <w:szCs w:val="28"/>
     </w:rPr>
@@ -3838,10 +5230,10 @@
       <w:outlineLvl w:val="1"/>
     </w:pPr>
     <w:rPr>
-      <w:rFonts w:asciiTheme="majorHAnsi" w:eastAsiaTheme="majorEastAsia" w:hAnsiTheme="majorHAnsi" w:cstheme="majorBidi"/>
+      <w:rFonts w:asciiTheme="majorHAnsi" w:eastAsiaTheme="majorEastAsia" w:hAnsiTheme="majorHAnsi" w:cstheme="majorBidi" w:ascii="Calibri" w:hAnsi="Calibri"/>
       <w:b/>
       <w:bCs/>
-      <w:color w:val="4F81BD" w:themeColor="accent1"/>
+      <w:color w:val="1D232F"/>
       <w:sz w:val="26"/>
       <w:szCs w:val="26"/>
     </w:rPr>
@@ -3862,10 +5254,10 @@
       <w:outlineLvl w:val="2"/>
     </w:pPr>
     <w:rPr>
-      <w:rFonts w:asciiTheme="majorHAnsi" w:eastAsiaTheme="majorEastAsia" w:hAnsiTheme="majorHAnsi" w:cstheme="majorBidi"/>
+      <w:rFonts w:asciiTheme="majorHAnsi" w:eastAsiaTheme="majorEastAsia" w:hAnsiTheme="majorHAnsi" w:cstheme="majorBidi" w:ascii="Calibri" w:hAnsi="Calibri"/>
       <w:b/>
       <w:bCs/>
-      <w:color w:val="4F81BD" w:themeColor="accent1"/>
+      <w:color w:val="1D232F"/>
     </w:rPr>
   </w:style>
   <w:style w:type="paragraph" w:styleId="Heading4">
